--- a/Documentazione/Piano di riconciliazione.docx
+++ b/Documentazione/Piano di riconciliazione.docx
@@ -612,38 +612,234 @@
     <w:p>
       <w:pPr>
         <w:spacing w:before="100" w:beforeAutospacing="1" w:after="100" w:afterAutospacing="1" w:line="240" w:lineRule="auto"/>
-        <w:outlineLvl w:val="1"/>
-        <w:rPr>
-          <w:rFonts w:ascii="Times New Roman" w:eastAsia="Times New Roman" w:hAnsi="Times New Roman" w:cs="Times New Roman"/>
-          <w:b/>
-          <w:bCs/>
-          <w:kern w:val="0"/>
-          <w:sz w:val="36"/>
-          <w:szCs w:val="36"/>
-          <w:lang w:eastAsia="it-IT"/>
-          <w14:ligatures w14:val="none"/>
-        </w:rPr>
-      </w:pPr>
-      <w:r>
-        <w:rPr>
-          <w:rFonts w:ascii="Times New Roman" w:eastAsia="Times New Roman" w:hAnsi="Times New Roman" w:cs="Times New Roman"/>
-          <w:b/>
-          <w:bCs/>
-          <w:kern w:val="0"/>
-          <w:sz w:val="36"/>
-          <w:szCs w:val="36"/>
+        <w:outlineLvl w:val="0"/>
+        <w:rPr>
+          <w:rFonts w:ascii="Times New Roman" w:eastAsia="Times New Roman" w:hAnsi="Times New Roman" w:cs="Times New Roman"/>
+          <w:b/>
+          <w:bCs/>
+          <w:kern w:val="36"/>
+          <w:sz w:val="48"/>
+          <w:szCs w:val="48"/>
+          <w:lang w:eastAsia="it-IT"/>
+          <w14:ligatures w14:val="none"/>
+        </w:rPr>
+      </w:pPr>
+      <w:r>
+        <w:rPr>
+          <w:rFonts w:ascii="Times New Roman" w:eastAsia="Times New Roman" w:hAnsi="Times New Roman" w:cs="Times New Roman"/>
+          <w:b/>
+          <w:bCs/>
+          <w:kern w:val="36"/>
+          <w:sz w:val="48"/>
+          <w:szCs w:val="48"/>
           <w:lang w:eastAsia="it-IT"/>
           <w14:ligatures w14:val="none"/>
         </w:rPr>
         <w:lastRenderedPageBreak/>
-        <w:t>Pipeline consigliata con top 50</w:t>
+        <w:t>1. Obiettivo del sistema</w:t>
+      </w:r>
+    </w:p>
+    <w:p>
+      <w:pPr>
+        <w:spacing w:before="100" w:beforeAutospacing="1" w:after="100" w:afterAutospacing="1" w:line="240" w:lineRule="auto"/>
+        <w:rPr>
+          <w:rFonts w:ascii="Times New Roman" w:eastAsia="Times New Roman" w:hAnsi="Times New Roman" w:cs="Times New Roman"/>
+          <w:kern w:val="0"/>
+          <w:sz w:val="24"/>
+          <w:szCs w:val="24"/>
+          <w:lang w:eastAsia="it-IT"/>
+          <w14:ligatures w14:val="none"/>
+        </w:rPr>
+      </w:pPr>
+      <w:r>
+        <w:rPr>
+          <w:rFonts w:ascii="Times New Roman" w:eastAsia="Times New Roman" w:hAnsi="Times New Roman" w:cs="Times New Roman"/>
+          <w:kern w:val="0"/>
+          <w:sz w:val="24"/>
+          <w:szCs w:val="24"/>
+          <w:lang w:eastAsia="it-IT"/>
+          <w14:ligatures w14:val="none"/>
+        </w:rPr>
+        <w:t xml:space="preserve">Lo scopo del sistema è </w:t>
+      </w:r>
+      <w:r>
+        <w:rPr>
+          <w:rFonts w:ascii="Times New Roman" w:eastAsia="Times New Roman" w:hAnsi="Times New Roman" w:cs="Times New Roman"/>
+          <w:b/>
+          <w:bCs/>
+          <w:kern w:val="0"/>
+          <w:sz w:val="24"/>
+          <w:szCs w:val="24"/>
+          <w:lang w:eastAsia="it-IT"/>
+          <w14:ligatures w14:val="none"/>
+        </w:rPr>
+        <w:t>riconciliare automaticamente i documenti storici MDR</w:t>
+      </w:r>
+      <w:r>
+        <w:rPr>
+          <w:rFonts w:ascii="Times New Roman" w:eastAsia="Times New Roman" w:hAnsi="Times New Roman" w:cs="Times New Roman"/>
+          <w:kern w:val="0"/>
+          <w:sz w:val="24"/>
+          <w:szCs w:val="24"/>
+          <w:lang w:eastAsia="it-IT"/>
+          <w14:ligatures w14:val="none"/>
+        </w:rPr>
+        <w:t xml:space="preserve"> con i </w:t>
+      </w:r>
+      <w:r>
+        <w:rPr>
+          <w:rFonts w:ascii="Times New Roman" w:eastAsia="Times New Roman" w:hAnsi="Times New Roman" w:cs="Times New Roman"/>
+          <w:b/>
+          <w:bCs/>
+          <w:kern w:val="0"/>
+          <w:sz w:val="24"/>
+          <w:szCs w:val="24"/>
+          <w:lang w:eastAsia="it-IT"/>
+          <w14:ligatures w14:val="none"/>
+        </w:rPr>
+        <w:t>documenti standard della RACI Matrix</w:t>
+      </w:r>
+      <w:r>
+        <w:rPr>
+          <w:rFonts w:ascii="Times New Roman" w:eastAsia="Times New Roman" w:hAnsi="Times New Roman" w:cs="Times New Roman"/>
+          <w:kern w:val="0"/>
+          <w:sz w:val="24"/>
+          <w:szCs w:val="24"/>
+          <w:lang w:eastAsia="it-IT"/>
+          <w14:ligatures w14:val="none"/>
+        </w:rPr>
+        <w:t>.</w:t>
+      </w:r>
+    </w:p>
+    <w:p>
+      <w:pPr>
+        <w:spacing w:before="100" w:beforeAutospacing="1" w:after="100" w:afterAutospacing="1" w:line="240" w:lineRule="auto"/>
+        <w:rPr>
+          <w:rFonts w:ascii="Times New Roman" w:eastAsia="Times New Roman" w:hAnsi="Times New Roman" w:cs="Times New Roman"/>
+          <w:kern w:val="0"/>
+          <w:sz w:val="24"/>
+          <w:szCs w:val="24"/>
+          <w:lang w:eastAsia="it-IT"/>
+          <w14:ligatures w14:val="none"/>
+        </w:rPr>
+      </w:pPr>
+      <w:r>
+        <w:rPr>
+          <w:rFonts w:ascii="Times New Roman" w:eastAsia="Times New Roman" w:hAnsi="Times New Roman" w:cs="Times New Roman"/>
+          <w:kern w:val="0"/>
+          <w:sz w:val="24"/>
+          <w:szCs w:val="24"/>
+          <w:lang w:eastAsia="it-IT"/>
+          <w14:ligatures w14:val="none"/>
+        </w:rPr>
+        <w:t>In pratica:</w:t>
+      </w:r>
+    </w:p>
+    <w:p>
+      <w:pPr>
+        <w:spacing w:before="100" w:beforeAutospacing="1" w:after="100" w:afterAutospacing="1" w:line="240" w:lineRule="auto"/>
+        <w:rPr>
+          <w:rFonts w:ascii="Times New Roman" w:eastAsia="Times New Roman" w:hAnsi="Times New Roman" w:cs="Times New Roman"/>
+          <w:kern w:val="0"/>
+          <w:sz w:val="24"/>
+          <w:szCs w:val="24"/>
+          <w:lang w:eastAsia="it-IT"/>
+          <w14:ligatures w14:val="none"/>
+        </w:rPr>
+      </w:pPr>
+      <w:r>
+        <w:rPr>
+          <w:rFonts w:ascii="Times New Roman" w:eastAsia="Times New Roman" w:hAnsi="Times New Roman" w:cs="Times New Roman"/>
+          <w:b/>
+          <w:bCs/>
+          <w:kern w:val="0"/>
+          <w:sz w:val="24"/>
+          <w:szCs w:val="24"/>
+          <w:lang w:eastAsia="it-IT"/>
+          <w14:ligatures w14:val="none"/>
+        </w:rPr>
+        <w:t>Input</w:t>
+      </w:r>
+    </w:p>
+    <w:p>
+      <w:pPr>
+        <w:spacing w:before="100" w:beforeAutospacing="1" w:after="100" w:afterAutospacing="1" w:line="240" w:lineRule="auto"/>
+        <w:rPr>
+          <w:rFonts w:ascii="Times New Roman" w:eastAsia="Times New Roman" w:hAnsi="Times New Roman" w:cs="Times New Roman"/>
+          <w:kern w:val="0"/>
+          <w:sz w:val="24"/>
+          <w:szCs w:val="24"/>
+          <w:lang w:eastAsia="it-IT"/>
+          <w14:ligatures w14:val="none"/>
+        </w:rPr>
+      </w:pPr>
+      <w:r>
+        <w:rPr>
+          <w:rFonts w:ascii="Times New Roman" w:eastAsia="Times New Roman" w:hAnsi="Times New Roman" w:cs="Times New Roman"/>
+          <w:kern w:val="0"/>
+          <w:sz w:val="24"/>
+          <w:szCs w:val="24"/>
+          <w:lang w:eastAsia="it-IT"/>
+          <w14:ligatures w14:val="none"/>
+        </w:rPr>
+        <w:t>Documenti storici MDR (titoli spesso sporchi o non standardizzati)</w:t>
+      </w:r>
+    </w:p>
+    <w:p>
+      <w:pPr>
+        <w:spacing w:before="100" w:beforeAutospacing="1" w:after="100" w:afterAutospacing="1" w:line="240" w:lineRule="auto"/>
+        <w:rPr>
+          <w:rFonts w:ascii="Times New Roman" w:eastAsia="Times New Roman" w:hAnsi="Times New Roman" w:cs="Times New Roman"/>
+          <w:kern w:val="0"/>
+          <w:sz w:val="24"/>
+          <w:szCs w:val="24"/>
+          <w:lang w:eastAsia="it-IT"/>
+          <w14:ligatures w14:val="none"/>
+        </w:rPr>
+      </w:pPr>
+      <w:r>
+        <w:rPr>
+          <w:rFonts w:ascii="Times New Roman" w:eastAsia="Times New Roman" w:hAnsi="Times New Roman" w:cs="Times New Roman"/>
+          <w:b/>
+          <w:bCs/>
+          <w:kern w:val="0"/>
+          <w:sz w:val="24"/>
+          <w:szCs w:val="24"/>
+          <w:lang w:eastAsia="it-IT"/>
+          <w14:ligatures w14:val="none"/>
+        </w:rPr>
+        <w:t>Output</w:t>
+      </w:r>
+    </w:p>
+    <w:p>
+      <w:pPr>
+        <w:spacing w:before="100" w:beforeAutospacing="1" w:after="100" w:afterAutospacing="1" w:line="240" w:lineRule="auto"/>
+        <w:rPr>
+          <w:rFonts w:ascii="Times New Roman" w:eastAsia="Times New Roman" w:hAnsi="Times New Roman" w:cs="Times New Roman"/>
+          <w:kern w:val="0"/>
+          <w:sz w:val="24"/>
+          <w:szCs w:val="24"/>
+          <w:lang w:eastAsia="it-IT"/>
+          <w14:ligatures w14:val="none"/>
+        </w:rPr>
+      </w:pPr>
+      <w:r>
+        <w:rPr>
+          <w:rFonts w:ascii="Times New Roman" w:eastAsia="Times New Roman" w:hAnsi="Times New Roman" w:cs="Times New Roman"/>
+          <w:kern w:val="0"/>
+          <w:sz w:val="24"/>
+          <w:szCs w:val="24"/>
+          <w:lang w:eastAsia="it-IT"/>
+          <w14:ligatures w14:val="none"/>
+        </w:rPr>
+        <w:t>Per ogni titolo MDR storico viene stabilito:</w:t>
       </w:r>
     </w:p>
     <w:p>
       <w:pPr>
         <w:numPr>
           <w:ilvl w:val="0"/>
-          <w:numId w:val="4"/>
+          <w:numId w:val="5"/>
         </w:numPr>
         <w:spacing w:before="100" w:beforeAutospacing="1" w:after="100" w:afterAutospacing="1" w:line="240" w:lineRule="auto"/>
         <w:rPr>
@@ -658,22 +854,56 @@
       <w:r>
         <w:rPr>
           <w:rFonts w:ascii="Times New Roman" w:eastAsia="Times New Roman" w:hAnsi="Times New Roman" w:cs="Times New Roman"/>
-          <w:b/>
-          <w:bCs/>
-          <w:kern w:val="0"/>
-          <w:sz w:val="24"/>
-          <w:szCs w:val="24"/>
-          <w:lang w:eastAsia="it-IT"/>
-          <w14:ligatures w14:val="none"/>
-        </w:rPr>
-        <w:t>Embedding retrieval</w:t>
+          <w:kern w:val="0"/>
+          <w:sz w:val="24"/>
+          <w:szCs w:val="24"/>
+          <w:lang w:eastAsia="it-IT"/>
+          <w14:ligatures w14:val="none"/>
+        </w:rPr>
+        <w:t xml:space="preserve">il documento standard della </w:t>
+      </w:r>
+      <w:r>
+        <w:rPr>
+          <w:rFonts w:ascii="Times New Roman" w:eastAsia="Times New Roman" w:hAnsi="Times New Roman" w:cs="Times New Roman"/>
+          <w:b/>
+          <w:bCs/>
+          <w:kern w:val="0"/>
+          <w:sz w:val="24"/>
+          <w:szCs w:val="24"/>
+          <w:lang w:eastAsia="it-IT"/>
+          <w14:ligatures w14:val="none"/>
+        </w:rPr>
+        <w:t>RACI Matrix</w:t>
+      </w:r>
+      <w:r>
+        <w:rPr>
+          <w:rFonts w:ascii="Times New Roman" w:eastAsia="Times New Roman" w:hAnsi="Times New Roman" w:cs="Times New Roman"/>
+          <w:kern w:val="0"/>
+          <w:sz w:val="24"/>
+          <w:szCs w:val="24"/>
+          <w:lang w:eastAsia="it-IT"/>
+          <w14:ligatures w14:val="none"/>
+        </w:rPr>
+        <w:t xml:space="preserve"> corrispondente</w:t>
+      </w:r>
+      <w:r>
+        <w:rPr>
+          <w:rFonts w:ascii="Times New Roman" w:eastAsia="Times New Roman" w:hAnsi="Times New Roman" w:cs="Times New Roman"/>
+          <w:kern w:val="0"/>
+          <w:sz w:val="24"/>
+          <w:szCs w:val="24"/>
+          <w:lang w:eastAsia="it-IT"/>
+          <w14:ligatures w14:val="none"/>
+        </w:rPr>
+        <w:br/>
+        <w:t>oppure</w:t>
       </w:r>
     </w:p>
     <w:p>
       <w:pPr>
         <w:numPr>
-          <w:ilvl w:val="1"/>
-          <w:numId w:val="4"/>
+          <w:ilvl w:val="0"/>
+          <w:numId w:val="5"/>
         </w:numPr>
         <w:spacing w:before="100" w:beforeAutospacing="1" w:after="100" w:afterAutospacing="1" w:line="240" w:lineRule="auto"/>
         <w:rPr>
@@ -694,9 +924,204 @@
           <w:lang w:eastAsia="it-IT"/>
           <w14:ligatures w14:val="none"/>
         </w:rPr>
-        <w:t xml:space="preserve">per ogni </w:t>
-      </w:r>
-      <w:r>
+        <w:t xml:space="preserve">che </w:t>
+      </w:r>
+      <w:r>
+        <w:rPr>
+          <w:rFonts w:ascii="Times New Roman" w:eastAsia="Times New Roman" w:hAnsi="Times New Roman" w:cs="Times New Roman"/>
+          <w:b/>
+          <w:bCs/>
+          <w:kern w:val="0"/>
+          <w:sz w:val="24"/>
+          <w:szCs w:val="24"/>
+          <w:lang w:eastAsia="it-IT"/>
+          <w14:ligatures w14:val="none"/>
+        </w:rPr>
+        <w:t>non esiste un documento equivalente</w:t>
+      </w:r>
+      <w:r>
+        <w:rPr>
+          <w:rFonts w:ascii="Times New Roman" w:eastAsia="Times New Roman" w:hAnsi="Times New Roman" w:cs="Times New Roman"/>
+          <w:kern w:val="0"/>
+          <w:sz w:val="24"/>
+          <w:szCs w:val="24"/>
+          <w:lang w:eastAsia="it-IT"/>
+          <w14:ligatures w14:val="none"/>
+        </w:rPr>
+        <w:br/>
+        <w:t>oppure</w:t>
+      </w:r>
+    </w:p>
+    <w:p>
+      <w:pPr>
+        <w:numPr>
+          <w:ilvl w:val="0"/>
+          <w:numId w:val="5"/>
+        </w:numPr>
+        <w:spacing w:before="100" w:beforeAutospacing="1" w:after="100" w:afterAutospacing="1" w:line="240" w:lineRule="auto"/>
+        <w:rPr>
+          <w:rFonts w:ascii="Times New Roman" w:eastAsia="Times New Roman" w:hAnsi="Times New Roman" w:cs="Times New Roman"/>
+          <w:kern w:val="0"/>
+          <w:sz w:val="24"/>
+          <w:szCs w:val="24"/>
+          <w:lang w:eastAsia="it-IT"/>
+          <w14:ligatures w14:val="none"/>
+        </w:rPr>
+      </w:pPr>
+      <w:r>
+        <w:rPr>
+          <w:rFonts w:ascii="Times New Roman" w:eastAsia="Times New Roman" w:hAnsi="Times New Roman" w:cs="Times New Roman"/>
+          <w:kern w:val="0"/>
+          <w:sz w:val="24"/>
+          <w:szCs w:val="24"/>
+          <w:lang w:eastAsia="it-IT"/>
+          <w14:ligatures w14:val="none"/>
+        </w:rPr>
+        <w:t xml:space="preserve">che serve </w:t>
+      </w:r>
+      <w:r>
+        <w:rPr>
+          <w:rFonts w:ascii="Times New Roman" w:eastAsia="Times New Roman" w:hAnsi="Times New Roman" w:cs="Times New Roman"/>
+          <w:b/>
+          <w:bCs/>
+          <w:kern w:val="0"/>
+          <w:sz w:val="24"/>
+          <w:szCs w:val="24"/>
+          <w:lang w:eastAsia="it-IT"/>
+          <w14:ligatures w14:val="none"/>
+        </w:rPr>
+        <w:t>review manuale</w:t>
+      </w:r>
+    </w:p>
+    <w:p>
+      <w:pPr>
+        <w:spacing w:after="0" w:line="240" w:lineRule="auto"/>
+        <w:rPr>
+          <w:rFonts w:ascii="Times New Roman" w:eastAsia="Times New Roman" w:hAnsi="Times New Roman" w:cs="Times New Roman"/>
+          <w:kern w:val="0"/>
+          <w:sz w:val="24"/>
+          <w:szCs w:val="24"/>
+          <w:lang w:eastAsia="it-IT"/>
+          <w14:ligatures w14:val="none"/>
+        </w:rPr>
+      </w:pPr>
+      <w:r>
+        <w:rPr>
+          <w:rFonts w:ascii="Times New Roman" w:eastAsia="Times New Roman" w:hAnsi="Times New Roman" w:cs="Times New Roman"/>
+          <w:kern w:val="0"/>
+          <w:sz w:val="24"/>
+          <w:szCs w:val="24"/>
+          <w:lang w:eastAsia="it-IT"/>
+          <w14:ligatures w14:val="none"/>
+        </w:rPr>
+        <w:pict w14:anchorId="0845352C">
+          <v:rect id="_x0000_i1025" style="width:0;height:1.5pt" o:hralign="center" o:hrstd="t" o:hr="t" fillcolor="#a0a0a0" stroked="f"/>
+        </w:pict>
+      </w:r>
+    </w:p>
+    <w:p>
+      <w:pPr>
+        <w:spacing w:before="100" w:beforeAutospacing="1" w:after="100" w:afterAutospacing="1" w:line="240" w:lineRule="auto"/>
+        <w:outlineLvl w:val="0"/>
+        <w:rPr>
+          <w:rFonts w:ascii="Times New Roman" w:eastAsia="Times New Roman" w:hAnsi="Times New Roman" w:cs="Times New Roman"/>
+          <w:b/>
+          <w:bCs/>
+          <w:kern w:val="36"/>
+          <w:sz w:val="48"/>
+          <w:szCs w:val="48"/>
+          <w:lang w:eastAsia="it-IT"/>
+          <w14:ligatures w14:val="none"/>
+        </w:rPr>
+      </w:pPr>
+      <w:r>
+        <w:rPr>
+          <w:rFonts w:ascii="Times New Roman" w:eastAsia="Times New Roman" w:hAnsi="Times New Roman" w:cs="Times New Roman"/>
+          <w:b/>
+          <w:bCs/>
+          <w:kern w:val="36"/>
+          <w:sz w:val="48"/>
+          <w:szCs w:val="48"/>
+          <w:lang w:eastAsia="it-IT"/>
+          <w14:ligatures w14:val="none"/>
+        </w:rPr>
+        <w:t>2. Dati di input</w:t>
+      </w:r>
+    </w:p>
+    <w:p>
+      <w:pPr>
+        <w:spacing w:before="100" w:beforeAutospacing="1" w:after="100" w:afterAutospacing="1" w:line="240" w:lineRule="auto"/>
+        <w:outlineLvl w:val="2"/>
+        <w:rPr>
+          <w:rFonts w:ascii="Times New Roman" w:eastAsia="Times New Roman" w:hAnsi="Times New Roman" w:cs="Times New Roman"/>
+          <w:b/>
+          <w:bCs/>
+          <w:kern w:val="0"/>
+          <w:sz w:val="27"/>
+          <w:szCs w:val="27"/>
+          <w:lang w:eastAsia="it-IT"/>
+          <w14:ligatures w14:val="none"/>
+        </w:rPr>
+      </w:pPr>
+      <w:r>
+        <w:rPr>
+          <w:rFonts w:ascii="Times New Roman" w:eastAsia="Times New Roman" w:hAnsi="Times New Roman" w:cs="Times New Roman"/>
+          <w:b/>
+          <w:bCs/>
+          <w:kern w:val="0"/>
+          <w:sz w:val="27"/>
+          <w:szCs w:val="27"/>
+          <w:lang w:eastAsia="it-IT"/>
+          <w14:ligatures w14:val="none"/>
+        </w:rPr>
+        <w:t>Documenti standard (RACI)</w:t>
+      </w:r>
+    </w:p>
+    <w:p>
+      <w:pPr>
+        <w:spacing w:before="100" w:beforeAutospacing="1" w:after="100" w:afterAutospacing="1" w:line="240" w:lineRule="auto"/>
+        <w:rPr>
+          <w:rFonts w:ascii="Times New Roman" w:eastAsia="Times New Roman" w:hAnsi="Times New Roman" w:cs="Times New Roman"/>
+          <w:kern w:val="0"/>
+          <w:sz w:val="24"/>
+          <w:szCs w:val="24"/>
+          <w:lang w:eastAsia="it-IT"/>
+          <w14:ligatures w14:val="none"/>
+        </w:rPr>
+      </w:pPr>
+      <w:r>
+        <w:rPr>
+          <w:rFonts w:ascii="Times New Roman" w:eastAsia="Times New Roman" w:hAnsi="Times New Roman" w:cs="Times New Roman"/>
+          <w:kern w:val="0"/>
+          <w:sz w:val="24"/>
+          <w:szCs w:val="24"/>
+          <w:lang w:eastAsia="it-IT"/>
+          <w14:ligatures w14:val="none"/>
+        </w:rPr>
+        <w:t>Tabella principale:</w:t>
+      </w:r>
+    </w:p>
+    <w:p>
+      <w:pPr>
+        <w:tabs>
+          <w:tab w:val="left" w:pos="916"/>
+          <w:tab w:val="left" w:pos="1832"/>
+          <w:tab w:val="left" w:pos="2748"/>
+          <w:tab w:val="left" w:pos="3664"/>
+          <w:tab w:val="left" w:pos="4580"/>
+          <w:tab w:val="left" w:pos="5496"/>
+          <w:tab w:val="left" w:pos="6412"/>
+          <w:tab w:val="left" w:pos="7328"/>
+          <w:tab w:val="left" w:pos="8244"/>
+          <w:tab w:val="left" w:pos="9160"/>
+          <w:tab w:val="left" w:pos="10076"/>
+          <w:tab w:val="left" w:pos="10992"/>
+          <w:tab w:val="left" w:pos="11908"/>
+          <w:tab w:val="left" w:pos="12824"/>
+          <w:tab w:val="left" w:pos="13740"/>
+          <w:tab w:val="left" w:pos="14656"/>
+        </w:tabs>
+        <w:spacing w:after="0" w:line="240" w:lineRule="auto"/>
         <w:rPr>
           <w:rFonts w:ascii="Courier New" w:eastAsia="Times New Roman" w:hAnsi="Courier New" w:cs="Courier New"/>
           <w:kern w:val="0"/>
@@ -705,43 +1130,7 @@
           <w:lang w:eastAsia="it-IT"/>
           <w14:ligatures w14:val="none"/>
         </w:rPr>
-        <w:t>Document_title</w:t>
-      </w:r>
-      <w:r>
-        <w:rPr>
-          <w:rFonts w:ascii="Times New Roman" w:eastAsia="Times New Roman" w:hAnsi="Times New Roman" w:cs="Times New Roman"/>
-          <w:kern w:val="0"/>
-          <w:sz w:val="24"/>
-          <w:szCs w:val="24"/>
-          <w:lang w:eastAsia="it-IT"/>
-          <w14:ligatures w14:val="none"/>
-        </w:rPr>
-        <w:t xml:space="preserve"> MDR prendi i </w:t>
-      </w:r>
-      <w:r>
-        <w:rPr>
-          <w:rFonts w:ascii="Times New Roman" w:eastAsia="Times New Roman" w:hAnsi="Times New Roman" w:cs="Times New Roman"/>
-          <w:b/>
-          <w:bCs/>
-          <w:kern w:val="0"/>
-          <w:sz w:val="24"/>
-          <w:szCs w:val="24"/>
-          <w:lang w:eastAsia="it-IT"/>
-          <w14:ligatures w14:val="none"/>
-        </w:rPr>
-        <w:t>top 50</w:t>
-      </w:r>
-      <w:r>
-        <w:rPr>
-          <w:rFonts w:ascii="Times New Roman" w:eastAsia="Times New Roman" w:hAnsi="Times New Roman" w:cs="Times New Roman"/>
-          <w:kern w:val="0"/>
-          <w:sz w:val="24"/>
-          <w:szCs w:val="24"/>
-          <w:lang w:eastAsia="it-IT"/>
-          <w14:ligatures w14:val="none"/>
-        </w:rPr>
-        <w:t xml:space="preserve"> da </w:t>
-      </w:r>
+      </w:pPr>
       <w:r>
         <w:rPr>
           <w:rFonts w:ascii="Courier New" w:eastAsia="Times New Roman" w:hAnsi="Courier New" w:cs="Courier New"/>
@@ -751,14 +1140,51 @@
           <w:lang w:eastAsia="it-IT"/>
           <w14:ligatures w14:val="none"/>
         </w:rPr>
-        <w:t>MdrTitleSemanticMatches</w:t>
+        <w:t>raci_</w:t>
+      </w:r>
+      <w:proofErr w:type="gramStart"/>
+      <w:r>
+        <w:rPr>
+          <w:rFonts w:ascii="Courier New" w:eastAsia="Times New Roman" w:hAnsi="Courier New" w:cs="Courier New"/>
+          <w:kern w:val="0"/>
+          <w:sz w:val="20"/>
+          <w:szCs w:val="20"/>
+          <w:lang w:eastAsia="it-IT"/>
+          <w14:ligatures w14:val="none"/>
+        </w:rPr>
+        <w:t>matrix.Documents</w:t>
+      </w:r>
+      <w:proofErr w:type="gramEnd"/>
+    </w:p>
+    <w:p>
+      <w:pPr>
+        <w:spacing w:before="100" w:beforeAutospacing="1" w:after="100" w:afterAutospacing="1" w:line="240" w:lineRule="auto"/>
+        <w:rPr>
+          <w:rFonts w:ascii="Times New Roman" w:eastAsia="Times New Roman" w:hAnsi="Times New Roman" w:cs="Times New Roman"/>
+          <w:kern w:val="0"/>
+          <w:sz w:val="24"/>
+          <w:szCs w:val="24"/>
+          <w:lang w:eastAsia="it-IT"/>
+          <w14:ligatures w14:val="none"/>
+        </w:rPr>
+      </w:pPr>
+      <w:r>
+        <w:rPr>
+          <w:rFonts w:ascii="Times New Roman" w:eastAsia="Times New Roman" w:hAnsi="Times New Roman" w:cs="Times New Roman"/>
+          <w:kern w:val="0"/>
+          <w:sz w:val="24"/>
+          <w:szCs w:val="24"/>
+          <w:lang w:eastAsia="it-IT"/>
+          <w14:ligatures w14:val="none"/>
+        </w:rPr>
+        <w:t>Per ogni documento abbiamo:</w:t>
       </w:r>
     </w:p>
     <w:p>
       <w:pPr>
         <w:numPr>
           <w:ilvl w:val="0"/>
-          <w:numId w:val="4"/>
+          <w:numId w:val="6"/>
         </w:numPr>
         <w:spacing w:before="100" w:beforeAutospacing="1" w:after="100" w:afterAutospacing="1" w:line="240" w:lineRule="auto"/>
         <w:rPr>
@@ -773,22 +1199,20 @@
       <w:r>
         <w:rPr>
           <w:rFonts w:ascii="Times New Roman" w:eastAsia="Times New Roman" w:hAnsi="Times New Roman" w:cs="Times New Roman"/>
-          <w:b/>
-          <w:bCs/>
-          <w:kern w:val="0"/>
-          <w:sz w:val="24"/>
-          <w:szCs w:val="24"/>
-          <w:lang w:eastAsia="it-IT"/>
-          <w14:ligatures w14:val="none"/>
-        </w:rPr>
-        <w:t>Agente 1 (GPT-5 mini)</w:t>
+          <w:kern w:val="0"/>
+          <w:sz w:val="24"/>
+          <w:szCs w:val="24"/>
+          <w:lang w:eastAsia="it-IT"/>
+          <w14:ligatures w14:val="none"/>
+        </w:rPr>
+        <w:t>TitleKey</w:t>
       </w:r>
     </w:p>
     <w:p>
       <w:pPr>
         <w:numPr>
-          <w:ilvl w:val="1"/>
-          <w:numId w:val="4"/>
+          <w:ilvl w:val="0"/>
+          <w:numId w:val="6"/>
         </w:numPr>
         <w:spacing w:before="100" w:beforeAutospacing="1" w:after="100" w:afterAutospacing="1" w:line="240" w:lineRule="auto"/>
         <w:rPr>
@@ -809,14 +1233,14 @@
           <w:lang w:eastAsia="it-IT"/>
           <w14:ligatures w14:val="none"/>
         </w:rPr>
-        <w:t>riceve:</w:t>
+        <w:t>Title</w:t>
       </w:r>
     </w:p>
     <w:p>
       <w:pPr>
         <w:numPr>
-          <w:ilvl w:val="2"/>
-          <w:numId w:val="4"/>
+          <w:ilvl w:val="0"/>
+          <w:numId w:val="6"/>
         </w:numPr>
         <w:spacing w:before="100" w:beforeAutospacing="1" w:after="100" w:afterAutospacing="1" w:line="240" w:lineRule="auto"/>
         <w:rPr>
@@ -837,14 +1261,14 @@
           <w:lang w:eastAsia="it-IT"/>
           <w14:ligatures w14:val="none"/>
         </w:rPr>
-        <w:t>titolo MDR</w:t>
+        <w:t>Discipline</w:t>
       </w:r>
     </w:p>
     <w:p>
       <w:pPr>
         <w:numPr>
-          <w:ilvl w:val="2"/>
-          <w:numId w:val="4"/>
+          <w:ilvl w:val="0"/>
+          <w:numId w:val="6"/>
         </w:numPr>
         <w:spacing w:before="100" w:beforeAutospacing="1" w:after="100" w:afterAutospacing="1" w:line="240" w:lineRule="auto"/>
         <w:rPr>
@@ -865,14 +1289,14 @@
           <w:lang w:eastAsia="it-IT"/>
           <w14:ligatures w14:val="none"/>
         </w:rPr>
-        <w:t>metadati utili MDR</w:t>
+        <w:t>Type</w:t>
       </w:r>
     </w:p>
     <w:p>
       <w:pPr>
         <w:numPr>
-          <w:ilvl w:val="2"/>
-          <w:numId w:val="4"/>
+          <w:ilvl w:val="0"/>
+          <w:numId w:val="6"/>
         </w:numPr>
         <w:spacing w:before="100" w:beforeAutospacing="1" w:after="100" w:afterAutospacing="1" w:line="240" w:lineRule="auto"/>
         <w:rPr>
@@ -893,14 +1317,14 @@
           <w:lang w:eastAsia="it-IT"/>
           <w14:ligatures w14:val="none"/>
         </w:rPr>
-        <w:t>tutti i 50 candidati RACI</w:t>
+        <w:t>Category</w:t>
       </w:r>
     </w:p>
     <w:p>
       <w:pPr>
         <w:numPr>
-          <w:ilvl w:val="1"/>
-          <w:numId w:val="4"/>
+          <w:ilvl w:val="0"/>
+          <w:numId w:val="6"/>
         </w:numPr>
         <w:spacing w:before="100" w:beforeAutospacing="1" w:after="100" w:afterAutospacing="1" w:line="240" w:lineRule="auto"/>
         <w:rPr>
@@ -921,26 +1345,181 @@
           <w:lang w:eastAsia="it-IT"/>
           <w14:ligatures w14:val="none"/>
         </w:rPr>
-        <w:t>deve restituire:</w:t>
-      </w:r>
-    </w:p>
-    <w:p>
-      <w:pPr>
-        <w:numPr>
-          <w:ilvl w:val="2"/>
-          <w:numId w:val="4"/>
-        </w:numPr>
-        <w:spacing w:before="100" w:beforeAutospacing="1" w:after="100" w:afterAutospacing="1" w:line="240" w:lineRule="auto"/>
-        <w:rPr>
-          <w:rFonts w:ascii="Times New Roman" w:eastAsia="Times New Roman" w:hAnsi="Times New Roman" w:cs="Times New Roman"/>
-          <w:kern w:val="0"/>
-          <w:sz w:val="24"/>
-          <w:szCs w:val="24"/>
-          <w:lang w:eastAsia="it-IT"/>
-          <w14:ligatures w14:val="none"/>
-        </w:rPr>
-      </w:pPr>
-      <w:r>
+        <w:t>Description (manual review)</w:t>
+      </w:r>
+    </w:p>
+    <w:p>
+      <w:pPr>
+        <w:spacing w:before="100" w:beforeAutospacing="1" w:after="100" w:afterAutospacing="1" w:line="240" w:lineRule="auto"/>
+        <w:rPr>
+          <w:rFonts w:ascii="Times New Roman" w:eastAsia="Times New Roman" w:hAnsi="Times New Roman" w:cs="Times New Roman"/>
+          <w:kern w:val="0"/>
+          <w:sz w:val="24"/>
+          <w:szCs w:val="24"/>
+          <w:lang w:eastAsia="it-IT"/>
+          <w14:ligatures w14:val="none"/>
+        </w:rPr>
+      </w:pPr>
+      <w:r>
+        <w:rPr>
+          <w:rFonts w:ascii="Times New Roman" w:eastAsia="Times New Roman" w:hAnsi="Times New Roman" w:cs="Times New Roman"/>
+          <w:kern w:val="0"/>
+          <w:sz w:val="24"/>
+          <w:szCs w:val="24"/>
+          <w:lang w:eastAsia="it-IT"/>
+          <w14:ligatures w14:val="none"/>
+        </w:rPr>
+        <w:t xml:space="preserve">Le descrizioni sono state </w:t>
+      </w:r>
+      <w:r>
+        <w:rPr>
+          <w:rFonts w:ascii="Times New Roman" w:eastAsia="Times New Roman" w:hAnsi="Times New Roman" w:cs="Times New Roman"/>
+          <w:b/>
+          <w:bCs/>
+          <w:kern w:val="0"/>
+          <w:sz w:val="24"/>
+          <w:szCs w:val="24"/>
+          <w:lang w:eastAsia="it-IT"/>
+          <w14:ligatures w14:val="none"/>
+        </w:rPr>
+        <w:t>generate con AI e poi revisionate manualmente</w:t>
+      </w:r>
+      <w:r>
+        <w:rPr>
+          <w:rFonts w:ascii="Times New Roman" w:eastAsia="Times New Roman" w:hAnsi="Times New Roman" w:cs="Times New Roman"/>
+          <w:kern w:val="0"/>
+          <w:sz w:val="24"/>
+          <w:szCs w:val="24"/>
+          <w:lang w:eastAsia="it-IT"/>
+          <w14:ligatures w14:val="none"/>
+        </w:rPr>
+        <w:t>.</w:t>
+      </w:r>
+    </w:p>
+    <w:p>
+      <w:pPr>
+        <w:spacing w:before="100" w:beforeAutospacing="1" w:after="100" w:afterAutospacing="1" w:line="240" w:lineRule="auto"/>
+        <w:rPr>
+          <w:rFonts w:ascii="Times New Roman" w:eastAsia="Times New Roman" w:hAnsi="Times New Roman" w:cs="Times New Roman"/>
+          <w:kern w:val="0"/>
+          <w:sz w:val="24"/>
+          <w:szCs w:val="24"/>
+          <w:lang w:eastAsia="it-IT"/>
+          <w14:ligatures w14:val="none"/>
+        </w:rPr>
+      </w:pPr>
+      <w:r>
+        <w:rPr>
+          <w:rFonts w:ascii="Times New Roman" w:eastAsia="Times New Roman" w:hAnsi="Times New Roman" w:cs="Times New Roman"/>
+          <w:kern w:val="0"/>
+          <w:sz w:val="24"/>
+          <w:szCs w:val="24"/>
+          <w:lang w:eastAsia="it-IT"/>
+          <w14:ligatures w14:val="none"/>
+        </w:rPr>
+        <w:t>Queste descrizioni servono per il confronto semantico.</w:t>
+      </w:r>
+    </w:p>
+    <w:p>
+      <w:pPr>
+        <w:spacing w:after="0" w:line="240" w:lineRule="auto"/>
+        <w:rPr>
+          <w:rFonts w:ascii="Times New Roman" w:eastAsia="Times New Roman" w:hAnsi="Times New Roman" w:cs="Times New Roman"/>
+          <w:kern w:val="0"/>
+          <w:sz w:val="24"/>
+          <w:szCs w:val="24"/>
+          <w:lang w:eastAsia="it-IT"/>
+          <w14:ligatures w14:val="none"/>
+        </w:rPr>
+      </w:pPr>
+      <w:r>
+        <w:rPr>
+          <w:rFonts w:ascii="Times New Roman" w:eastAsia="Times New Roman" w:hAnsi="Times New Roman" w:cs="Times New Roman"/>
+          <w:kern w:val="0"/>
+          <w:sz w:val="24"/>
+          <w:szCs w:val="24"/>
+          <w:lang w:eastAsia="it-IT"/>
+          <w14:ligatures w14:val="none"/>
+        </w:rPr>
+        <w:pict w14:anchorId="62158A83">
+          <v:rect id="_x0000_i1026" style="width:0;height:1.5pt" o:hralign="center" o:hrstd="t" o:hr="t" fillcolor="#a0a0a0" stroked="f"/>
+        </w:pict>
+      </w:r>
+    </w:p>
+    <w:p>
+      <w:pPr>
+        <w:spacing w:before="100" w:beforeAutospacing="1" w:after="100" w:afterAutospacing="1" w:line="240" w:lineRule="auto"/>
+        <w:outlineLvl w:val="2"/>
+        <w:rPr>
+          <w:rFonts w:ascii="Times New Roman" w:eastAsia="Times New Roman" w:hAnsi="Times New Roman" w:cs="Times New Roman"/>
+          <w:b/>
+          <w:bCs/>
+          <w:kern w:val="0"/>
+          <w:sz w:val="27"/>
+          <w:szCs w:val="27"/>
+          <w:lang w:eastAsia="it-IT"/>
+          <w14:ligatures w14:val="none"/>
+        </w:rPr>
+      </w:pPr>
+      <w:r>
+        <w:rPr>
+          <w:rFonts w:ascii="Times New Roman" w:eastAsia="Times New Roman" w:hAnsi="Times New Roman" w:cs="Times New Roman"/>
+          <w:b/>
+          <w:bCs/>
+          <w:kern w:val="0"/>
+          <w:sz w:val="27"/>
+          <w:szCs w:val="27"/>
+          <w:lang w:eastAsia="it-IT"/>
+          <w14:ligatures w14:val="none"/>
+        </w:rPr>
+        <w:t>Documenti storici MDR</w:t>
+      </w:r>
+    </w:p>
+    <w:p>
+      <w:pPr>
+        <w:spacing w:before="100" w:beforeAutospacing="1" w:after="100" w:afterAutospacing="1" w:line="240" w:lineRule="auto"/>
+        <w:rPr>
+          <w:rFonts w:ascii="Times New Roman" w:eastAsia="Times New Roman" w:hAnsi="Times New Roman" w:cs="Times New Roman"/>
+          <w:kern w:val="0"/>
+          <w:sz w:val="24"/>
+          <w:szCs w:val="24"/>
+          <w:lang w:eastAsia="it-IT"/>
+          <w14:ligatures w14:val="none"/>
+        </w:rPr>
+      </w:pPr>
+      <w:r>
+        <w:rPr>
+          <w:rFonts w:ascii="Times New Roman" w:eastAsia="Times New Roman" w:hAnsi="Times New Roman" w:cs="Times New Roman"/>
+          <w:kern w:val="0"/>
+          <w:sz w:val="24"/>
+          <w:szCs w:val="24"/>
+          <w:lang w:eastAsia="it-IT"/>
+          <w14:ligatures w14:val="none"/>
+        </w:rPr>
+        <w:t>Fonte:</w:t>
+      </w:r>
+    </w:p>
+    <w:p>
+      <w:pPr>
+        <w:tabs>
+          <w:tab w:val="left" w:pos="916"/>
+          <w:tab w:val="left" w:pos="1832"/>
+          <w:tab w:val="left" w:pos="2748"/>
+          <w:tab w:val="left" w:pos="3664"/>
+          <w:tab w:val="left" w:pos="4580"/>
+          <w:tab w:val="left" w:pos="5496"/>
+          <w:tab w:val="left" w:pos="6412"/>
+          <w:tab w:val="left" w:pos="7328"/>
+          <w:tab w:val="left" w:pos="8244"/>
+          <w:tab w:val="left" w:pos="9160"/>
+          <w:tab w:val="left" w:pos="10076"/>
+          <w:tab w:val="left" w:pos="10992"/>
+          <w:tab w:val="left" w:pos="11908"/>
+          <w:tab w:val="left" w:pos="12824"/>
+          <w:tab w:val="left" w:pos="13740"/>
+          <w:tab w:val="left" w:pos="14656"/>
+        </w:tabs>
+        <w:spacing w:after="0" w:line="240" w:lineRule="auto"/>
         <w:rPr>
           <w:rFonts w:ascii="Courier New" w:eastAsia="Times New Roman" w:hAnsi="Courier New" w:cs="Courier New"/>
           <w:kern w:val="0"/>
@@ -949,24 +1528,6 @@
           <w:lang w:eastAsia="it-IT"/>
           <w14:ligatures w14:val="none"/>
         </w:rPr>
-        <w:t>selected_titlekey</w:t>
-      </w:r>
-    </w:p>
-    <w:p>
-      <w:pPr>
-        <w:numPr>
-          <w:ilvl w:val="2"/>
-          <w:numId w:val="4"/>
-        </w:numPr>
-        <w:spacing w:before="100" w:beforeAutospacing="1" w:after="100" w:afterAutospacing="1" w:line="240" w:lineRule="auto"/>
-        <w:rPr>
-          <w:rFonts w:ascii="Times New Roman" w:eastAsia="Times New Roman" w:hAnsi="Times New Roman" w:cs="Times New Roman"/>
-          <w:kern w:val="0"/>
-          <w:sz w:val="24"/>
-          <w:szCs w:val="24"/>
-          <w:lang w:eastAsia="it-IT"/>
-          <w14:ligatures w14:val="none"/>
-        </w:rPr>
       </w:pPr>
       <w:r>
         <w:rPr>
@@ -977,25 +1538,10 @@
           <w:lang w:eastAsia="it-IT"/>
           <w14:ligatures w14:val="none"/>
         </w:rPr>
-        <w:t>selected_title</w:t>
-      </w:r>
-    </w:p>
-    <w:p>
-      <w:pPr>
-        <w:numPr>
-          <w:ilvl w:val="2"/>
-          <w:numId w:val="4"/>
-        </w:numPr>
-        <w:spacing w:before="100" w:beforeAutospacing="1" w:after="100" w:afterAutospacing="1" w:line="240" w:lineRule="auto"/>
-        <w:rPr>
-          <w:rFonts w:ascii="Times New Roman" w:eastAsia="Times New Roman" w:hAnsi="Times New Roman" w:cs="Times New Roman"/>
-          <w:kern w:val="0"/>
-          <w:sz w:val="24"/>
-          <w:szCs w:val="24"/>
-          <w:lang w:eastAsia="it-IT"/>
-          <w14:ligatures w14:val="none"/>
-        </w:rPr>
-      </w:pPr>
+        <w:lastRenderedPageBreak/>
+        <w:t>historical_mdr_</w:t>
+      </w:r>
+      <w:proofErr w:type="gramStart"/>
       <w:r>
         <w:rPr>
           <w:rFonts w:ascii="Courier New" w:eastAsia="Times New Roman" w:hAnsi="Courier New" w:cs="Courier New"/>
@@ -1005,25 +1551,9 @@
           <w:lang w:eastAsia="it-IT"/>
           <w14:ligatures w14:val="none"/>
         </w:rPr>
-        <w:t>confidence</w:t>
-      </w:r>
-    </w:p>
-    <w:p>
-      <w:pPr>
-        <w:numPr>
-          <w:ilvl w:val="2"/>
-          <w:numId w:val="4"/>
-        </w:numPr>
-        <w:spacing w:before="100" w:beforeAutospacing="1" w:after="100" w:afterAutospacing="1" w:line="240" w:lineRule="auto"/>
-        <w:rPr>
-          <w:rFonts w:ascii="Times New Roman" w:eastAsia="Times New Roman" w:hAnsi="Times New Roman" w:cs="Times New Roman"/>
-          <w:kern w:val="0"/>
-          <w:sz w:val="24"/>
-          <w:szCs w:val="24"/>
-          <w:lang w:eastAsia="it-IT"/>
-          <w14:ligatures w14:val="none"/>
-        </w:rPr>
-      </w:pPr>
+        <w:t>normalization.v</w:t>
+      </w:r>
+      <w:proofErr w:type="gramEnd"/>
       <w:r>
         <w:rPr>
           <w:rFonts w:ascii="Courier New" w:eastAsia="Times New Roman" w:hAnsi="Courier New" w:cs="Courier New"/>
@@ -1033,14 +1563,88 @@
           <w:lang w:eastAsia="it-IT"/>
           <w14:ligatures w14:val="none"/>
         </w:rPr>
-        <w:t>reason</w:t>
+        <w:t>_MdrPreviousRecords_Normalized_All</w:t>
+      </w:r>
+    </w:p>
+    <w:p>
+      <w:pPr>
+        <w:spacing w:before="100" w:beforeAutospacing="1" w:after="100" w:afterAutospacing="1" w:line="240" w:lineRule="auto"/>
+        <w:rPr>
+          <w:rFonts w:ascii="Times New Roman" w:eastAsia="Times New Roman" w:hAnsi="Times New Roman" w:cs="Times New Roman"/>
+          <w:kern w:val="0"/>
+          <w:sz w:val="24"/>
+          <w:szCs w:val="24"/>
+          <w:lang w:eastAsia="it-IT"/>
+          <w14:ligatures w14:val="none"/>
+        </w:rPr>
+      </w:pPr>
+      <w:r>
+        <w:rPr>
+          <w:rFonts w:ascii="Times New Roman" w:eastAsia="Times New Roman" w:hAnsi="Times New Roman" w:cs="Times New Roman"/>
+          <w:kern w:val="0"/>
+          <w:sz w:val="24"/>
+          <w:szCs w:val="24"/>
+          <w:lang w:eastAsia="it-IT"/>
+          <w14:ligatures w14:val="none"/>
+        </w:rPr>
+        <w:t>Contiene circa:</w:t>
+      </w:r>
+    </w:p>
+    <w:p>
+      <w:pPr>
+        <w:spacing w:before="100" w:beforeAutospacing="1" w:after="100" w:afterAutospacing="1" w:line="240" w:lineRule="auto"/>
+        <w:rPr>
+          <w:rFonts w:ascii="Times New Roman" w:eastAsia="Times New Roman" w:hAnsi="Times New Roman" w:cs="Times New Roman"/>
+          <w:kern w:val="0"/>
+          <w:sz w:val="24"/>
+          <w:szCs w:val="24"/>
+          <w:lang w:eastAsia="it-IT"/>
+          <w14:ligatures w14:val="none"/>
+        </w:rPr>
+      </w:pPr>
+      <w:r>
+        <w:rPr>
+          <w:rFonts w:ascii="Times New Roman" w:eastAsia="Times New Roman" w:hAnsi="Times New Roman" w:cs="Times New Roman"/>
+          <w:b/>
+          <w:bCs/>
+          <w:kern w:val="0"/>
+          <w:sz w:val="24"/>
+          <w:szCs w:val="24"/>
+          <w:lang w:eastAsia="it-IT"/>
+          <w14:ligatures w14:val="none"/>
+        </w:rPr>
+        <w:t>15.000+ record</w:t>
+      </w:r>
+    </w:p>
+    <w:p>
+      <w:pPr>
+        <w:spacing w:before="100" w:beforeAutospacing="1" w:after="100" w:afterAutospacing="1" w:line="240" w:lineRule="auto"/>
+        <w:rPr>
+          <w:rFonts w:ascii="Times New Roman" w:eastAsia="Times New Roman" w:hAnsi="Times New Roman" w:cs="Times New Roman"/>
+          <w:kern w:val="0"/>
+          <w:sz w:val="24"/>
+          <w:szCs w:val="24"/>
+          <w:lang w:eastAsia="it-IT"/>
+          <w14:ligatures w14:val="none"/>
+        </w:rPr>
+      </w:pPr>
+      <w:r>
+        <w:rPr>
+          <w:rFonts w:ascii="Times New Roman" w:eastAsia="Times New Roman" w:hAnsi="Times New Roman" w:cs="Times New Roman"/>
+          <w:kern w:val="0"/>
+          <w:sz w:val="24"/>
+          <w:szCs w:val="24"/>
+          <w:lang w:eastAsia="it-IT"/>
+          <w14:ligatures w14:val="none"/>
+        </w:rPr>
+        <w:t>Campi principali:</w:t>
       </w:r>
     </w:p>
     <w:p>
       <w:pPr>
         <w:numPr>
-          <w:ilvl w:val="2"/>
-          <w:numId w:val="4"/>
+          <w:ilvl w:val="0"/>
+          <w:numId w:val="7"/>
         </w:numPr>
         <w:spacing w:before="100" w:beforeAutospacing="1" w:after="100" w:afterAutospacing="1" w:line="240" w:lineRule="auto"/>
         <w:rPr>
@@ -1048,11 +1652,526 @@
           <w:kern w:val="0"/>
           <w:sz w:val="24"/>
           <w:szCs w:val="24"/>
-          <w:lang w:val="en-US" w:eastAsia="it-IT"/>
-          <w14:ligatures w14:val="none"/>
-        </w:rPr>
-      </w:pPr>
-      <w:r>
+          <w:lang w:eastAsia="it-IT"/>
+          <w14:ligatures w14:val="none"/>
+        </w:rPr>
+      </w:pPr>
+      <w:r>
+        <w:rPr>
+          <w:rFonts w:ascii="Times New Roman" w:eastAsia="Times New Roman" w:hAnsi="Times New Roman" w:cs="Times New Roman"/>
+          <w:kern w:val="0"/>
+          <w:sz w:val="24"/>
+          <w:szCs w:val="24"/>
+          <w:lang w:eastAsia="it-IT"/>
+          <w14:ligatures w14:val="none"/>
+        </w:rPr>
+        <w:t>Document_title</w:t>
+      </w:r>
+    </w:p>
+    <w:p>
+      <w:pPr>
+        <w:numPr>
+          <w:ilvl w:val="0"/>
+          <w:numId w:val="7"/>
+        </w:numPr>
+        <w:spacing w:before="100" w:beforeAutospacing="1" w:after="100" w:afterAutospacing="1" w:line="240" w:lineRule="auto"/>
+        <w:rPr>
+          <w:rFonts w:ascii="Times New Roman" w:eastAsia="Times New Roman" w:hAnsi="Times New Roman" w:cs="Times New Roman"/>
+          <w:kern w:val="0"/>
+          <w:sz w:val="24"/>
+          <w:szCs w:val="24"/>
+          <w:lang w:eastAsia="it-IT"/>
+          <w14:ligatures w14:val="none"/>
+        </w:rPr>
+      </w:pPr>
+      <w:r>
+        <w:rPr>
+          <w:rFonts w:ascii="Times New Roman" w:eastAsia="Times New Roman" w:hAnsi="Times New Roman" w:cs="Times New Roman"/>
+          <w:kern w:val="0"/>
+          <w:sz w:val="24"/>
+          <w:szCs w:val="24"/>
+          <w:lang w:eastAsia="it-IT"/>
+          <w14:ligatures w14:val="none"/>
+        </w:rPr>
+        <w:t>Discipline_Normalized</w:t>
+      </w:r>
+    </w:p>
+    <w:p>
+      <w:pPr>
+        <w:numPr>
+          <w:ilvl w:val="0"/>
+          <w:numId w:val="7"/>
+        </w:numPr>
+        <w:spacing w:before="100" w:beforeAutospacing="1" w:after="100" w:afterAutospacing="1" w:line="240" w:lineRule="auto"/>
+        <w:rPr>
+          <w:rFonts w:ascii="Times New Roman" w:eastAsia="Times New Roman" w:hAnsi="Times New Roman" w:cs="Times New Roman"/>
+          <w:kern w:val="0"/>
+          <w:sz w:val="24"/>
+          <w:szCs w:val="24"/>
+          <w:lang w:eastAsia="it-IT"/>
+          <w14:ligatures w14:val="none"/>
+        </w:rPr>
+      </w:pPr>
+      <w:r>
+        <w:rPr>
+          <w:rFonts w:ascii="Times New Roman" w:eastAsia="Times New Roman" w:hAnsi="Times New Roman" w:cs="Times New Roman"/>
+          <w:kern w:val="0"/>
+          <w:sz w:val="24"/>
+          <w:szCs w:val="24"/>
+          <w:lang w:eastAsia="it-IT"/>
+          <w14:ligatures w14:val="none"/>
+        </w:rPr>
+        <w:t>Type_L1 / L2 / L3</w:t>
+      </w:r>
+    </w:p>
+    <w:p>
+      <w:pPr>
+        <w:numPr>
+          <w:ilvl w:val="0"/>
+          <w:numId w:val="7"/>
+        </w:numPr>
+        <w:spacing w:before="100" w:beforeAutospacing="1" w:after="100" w:afterAutospacing="1" w:line="240" w:lineRule="auto"/>
+        <w:rPr>
+          <w:rFonts w:ascii="Times New Roman" w:eastAsia="Times New Roman" w:hAnsi="Times New Roman" w:cs="Times New Roman"/>
+          <w:kern w:val="0"/>
+          <w:sz w:val="24"/>
+          <w:szCs w:val="24"/>
+          <w:lang w:eastAsia="it-IT"/>
+          <w14:ligatures w14:val="none"/>
+        </w:rPr>
+      </w:pPr>
+      <w:r>
+        <w:rPr>
+          <w:rFonts w:ascii="Times New Roman" w:eastAsia="Times New Roman" w:hAnsi="Times New Roman" w:cs="Times New Roman"/>
+          <w:kern w:val="0"/>
+          <w:sz w:val="24"/>
+          <w:szCs w:val="24"/>
+          <w:lang w:eastAsia="it-IT"/>
+          <w14:ligatures w14:val="none"/>
+        </w:rPr>
+        <w:t>metadata normalizzati</w:t>
+      </w:r>
+    </w:p>
+    <w:p>
+      <w:pPr>
+        <w:spacing w:after="0" w:line="240" w:lineRule="auto"/>
+        <w:rPr>
+          <w:rFonts w:ascii="Times New Roman" w:eastAsia="Times New Roman" w:hAnsi="Times New Roman" w:cs="Times New Roman"/>
+          <w:kern w:val="0"/>
+          <w:sz w:val="24"/>
+          <w:szCs w:val="24"/>
+          <w:lang w:eastAsia="it-IT"/>
+          <w14:ligatures w14:val="none"/>
+        </w:rPr>
+      </w:pPr>
+      <w:r>
+        <w:rPr>
+          <w:rFonts w:ascii="Times New Roman" w:eastAsia="Times New Roman" w:hAnsi="Times New Roman" w:cs="Times New Roman"/>
+          <w:kern w:val="0"/>
+          <w:sz w:val="24"/>
+          <w:szCs w:val="24"/>
+          <w:lang w:eastAsia="it-IT"/>
+          <w14:ligatures w14:val="none"/>
+        </w:rPr>
+        <w:pict w14:anchorId="6F6F9FE6">
+          <v:rect id="_x0000_i1027" style="width:0;height:1.5pt" o:hralign="center" o:hrstd="t" o:hr="t" fillcolor="#a0a0a0" stroked="f"/>
+        </w:pict>
+      </w:r>
+    </w:p>
+    <w:p>
+      <w:pPr>
+        <w:spacing w:before="100" w:beforeAutospacing="1" w:after="100" w:afterAutospacing="1" w:line="240" w:lineRule="auto"/>
+        <w:outlineLvl w:val="0"/>
+        <w:rPr>
+          <w:rFonts w:ascii="Times New Roman" w:eastAsia="Times New Roman" w:hAnsi="Times New Roman" w:cs="Times New Roman"/>
+          <w:b/>
+          <w:bCs/>
+          <w:kern w:val="36"/>
+          <w:sz w:val="48"/>
+          <w:szCs w:val="48"/>
+          <w:lang w:eastAsia="it-IT"/>
+          <w14:ligatures w14:val="none"/>
+        </w:rPr>
+      </w:pPr>
+      <w:r>
+        <w:rPr>
+          <w:rFonts w:ascii="Times New Roman" w:eastAsia="Times New Roman" w:hAnsi="Times New Roman" w:cs="Times New Roman"/>
+          <w:b/>
+          <w:bCs/>
+          <w:kern w:val="36"/>
+          <w:sz w:val="48"/>
+          <w:szCs w:val="48"/>
+          <w:lang w:eastAsia="it-IT"/>
+          <w14:ligatures w14:val="none"/>
+        </w:rPr>
+        <w:t>3. Fase 1 — Candidate retrieval (embedding)</w:t>
+      </w:r>
+    </w:p>
+    <w:p>
+      <w:pPr>
+        <w:spacing w:before="100" w:beforeAutospacing="1" w:after="100" w:afterAutospacing="1" w:line="240" w:lineRule="auto"/>
+        <w:rPr>
+          <w:rFonts w:ascii="Times New Roman" w:eastAsia="Times New Roman" w:hAnsi="Times New Roman" w:cs="Times New Roman"/>
+          <w:kern w:val="0"/>
+          <w:sz w:val="24"/>
+          <w:szCs w:val="24"/>
+          <w:lang w:eastAsia="it-IT"/>
+          <w14:ligatures w14:val="none"/>
+        </w:rPr>
+      </w:pPr>
+      <w:r>
+        <w:rPr>
+          <w:rFonts w:ascii="Times New Roman" w:eastAsia="Times New Roman" w:hAnsi="Times New Roman" w:cs="Times New Roman"/>
+          <w:kern w:val="0"/>
+          <w:sz w:val="24"/>
+          <w:szCs w:val="24"/>
+          <w:lang w:eastAsia="it-IT"/>
+          <w14:ligatures w14:val="none"/>
+        </w:rPr>
+        <w:t xml:space="preserve">Prima di usare gli agenti AI, il sistema restringe il problema usando </w:t>
+      </w:r>
+      <w:r>
+        <w:rPr>
+          <w:rFonts w:ascii="Times New Roman" w:eastAsia="Times New Roman" w:hAnsi="Times New Roman" w:cs="Times New Roman"/>
+          <w:b/>
+          <w:bCs/>
+          <w:kern w:val="0"/>
+          <w:sz w:val="24"/>
+          <w:szCs w:val="24"/>
+          <w:lang w:eastAsia="it-IT"/>
+          <w14:ligatures w14:val="none"/>
+        </w:rPr>
+        <w:t>similarità semantica</w:t>
+      </w:r>
+      <w:r>
+        <w:rPr>
+          <w:rFonts w:ascii="Times New Roman" w:eastAsia="Times New Roman" w:hAnsi="Times New Roman" w:cs="Times New Roman"/>
+          <w:kern w:val="0"/>
+          <w:sz w:val="24"/>
+          <w:szCs w:val="24"/>
+          <w:lang w:eastAsia="it-IT"/>
+          <w14:ligatures w14:val="none"/>
+        </w:rPr>
+        <w:t>.</w:t>
+      </w:r>
+    </w:p>
+    <w:p>
+      <w:pPr>
+        <w:spacing w:before="100" w:beforeAutospacing="1" w:after="100" w:afterAutospacing="1" w:line="240" w:lineRule="auto"/>
+        <w:outlineLvl w:val="2"/>
+        <w:rPr>
+          <w:rFonts w:ascii="Times New Roman" w:eastAsia="Times New Roman" w:hAnsi="Times New Roman" w:cs="Times New Roman"/>
+          <w:b/>
+          <w:bCs/>
+          <w:kern w:val="0"/>
+          <w:sz w:val="27"/>
+          <w:szCs w:val="27"/>
+          <w:lang w:eastAsia="it-IT"/>
+          <w14:ligatures w14:val="none"/>
+        </w:rPr>
+      </w:pPr>
+      <w:r>
+        <w:rPr>
+          <w:rFonts w:ascii="Times New Roman" w:eastAsia="Times New Roman" w:hAnsi="Times New Roman" w:cs="Times New Roman"/>
+          <w:b/>
+          <w:bCs/>
+          <w:kern w:val="0"/>
+          <w:sz w:val="27"/>
+          <w:szCs w:val="27"/>
+          <w:lang w:eastAsia="it-IT"/>
+          <w14:ligatures w14:val="none"/>
+        </w:rPr>
+        <w:t>Step</w:t>
+      </w:r>
+    </w:p>
+    <w:p>
+      <w:pPr>
+        <w:spacing w:before="100" w:beforeAutospacing="1" w:after="100" w:afterAutospacing="1" w:line="240" w:lineRule="auto"/>
+        <w:rPr>
+          <w:rFonts w:ascii="Times New Roman" w:eastAsia="Times New Roman" w:hAnsi="Times New Roman" w:cs="Times New Roman"/>
+          <w:kern w:val="0"/>
+          <w:sz w:val="24"/>
+          <w:szCs w:val="24"/>
+          <w:lang w:eastAsia="it-IT"/>
+          <w14:ligatures w14:val="none"/>
+        </w:rPr>
+      </w:pPr>
+      <w:r>
+        <w:rPr>
+          <w:rFonts w:ascii="Times New Roman" w:eastAsia="Times New Roman" w:hAnsi="Times New Roman" w:cs="Times New Roman"/>
+          <w:kern w:val="0"/>
+          <w:sz w:val="24"/>
+          <w:szCs w:val="24"/>
+          <w:lang w:eastAsia="it-IT"/>
+          <w14:ligatures w14:val="none"/>
+        </w:rPr>
+        <w:t>1️</w:t>
+      </w:r>
+      <w:r>
+        <w:rPr>
+          <w:rFonts w:ascii="Segoe UI Symbol" w:eastAsia="Times New Roman" w:hAnsi="Segoe UI Symbol" w:cs="Segoe UI Symbol"/>
+          <w:kern w:val="0"/>
+          <w:sz w:val="24"/>
+          <w:szCs w:val="24"/>
+          <w:lang w:eastAsia="it-IT"/>
+          <w14:ligatures w14:val="none"/>
+        </w:rPr>
+        <w:t>⃣</w:t>
+      </w:r>
+      <w:r>
+        <w:rPr>
+          <w:rFonts w:ascii="Times New Roman" w:eastAsia="Times New Roman" w:hAnsi="Times New Roman" w:cs="Times New Roman"/>
+          <w:kern w:val="0"/>
+          <w:sz w:val="24"/>
+          <w:szCs w:val="24"/>
+          <w:lang w:eastAsia="it-IT"/>
+          <w14:ligatures w14:val="none"/>
+        </w:rPr>
+        <w:t xml:space="preserve"> Per ogni documento RACI</w:t>
+      </w:r>
+      <w:r>
+        <w:rPr>
+          <w:rFonts w:ascii="Times New Roman" w:eastAsia="Times New Roman" w:hAnsi="Times New Roman" w:cs="Times New Roman"/>
+          <w:kern w:val="0"/>
+          <w:sz w:val="24"/>
+          <w:szCs w:val="24"/>
+          <w:lang w:eastAsia="it-IT"/>
+          <w14:ligatures w14:val="none"/>
+        </w:rPr>
+        <w:br/>
+        <w:t xml:space="preserve">viene creato un </w:t>
+      </w:r>
+      <w:r>
+        <w:rPr>
+          <w:rFonts w:ascii="Times New Roman" w:eastAsia="Times New Roman" w:hAnsi="Times New Roman" w:cs="Times New Roman"/>
+          <w:b/>
+          <w:bCs/>
+          <w:kern w:val="0"/>
+          <w:sz w:val="24"/>
+          <w:szCs w:val="24"/>
+          <w:lang w:eastAsia="it-IT"/>
+          <w14:ligatures w14:val="none"/>
+        </w:rPr>
+        <w:t>embedding della descrizione</w:t>
+      </w:r>
+    </w:p>
+    <w:p>
+      <w:pPr>
+        <w:tabs>
+          <w:tab w:val="left" w:pos="916"/>
+          <w:tab w:val="left" w:pos="1832"/>
+          <w:tab w:val="left" w:pos="2748"/>
+          <w:tab w:val="left" w:pos="3664"/>
+          <w:tab w:val="left" w:pos="4580"/>
+          <w:tab w:val="left" w:pos="5496"/>
+          <w:tab w:val="left" w:pos="6412"/>
+          <w:tab w:val="left" w:pos="7328"/>
+          <w:tab w:val="left" w:pos="8244"/>
+          <w:tab w:val="left" w:pos="9160"/>
+          <w:tab w:val="left" w:pos="10076"/>
+          <w:tab w:val="left" w:pos="10992"/>
+          <w:tab w:val="left" w:pos="11908"/>
+          <w:tab w:val="left" w:pos="12824"/>
+          <w:tab w:val="left" w:pos="13740"/>
+          <w:tab w:val="left" w:pos="14656"/>
+        </w:tabs>
+        <w:spacing w:after="0" w:line="240" w:lineRule="auto"/>
+        <w:rPr>
+          <w:rFonts w:ascii="Courier New" w:eastAsia="Times New Roman" w:hAnsi="Courier New" w:cs="Courier New"/>
+          <w:kern w:val="0"/>
+          <w:sz w:val="20"/>
+          <w:szCs w:val="20"/>
+          <w:lang w:eastAsia="it-IT"/>
+          <w14:ligatures w14:val="none"/>
+        </w:rPr>
+      </w:pPr>
+      <w:r>
+        <w:rPr>
+          <w:rFonts w:ascii="Courier New" w:eastAsia="Times New Roman" w:hAnsi="Courier New" w:cs="Courier New"/>
+          <w:kern w:val="0"/>
+          <w:sz w:val="20"/>
+          <w:szCs w:val="20"/>
+          <w:lang w:eastAsia="it-IT"/>
+          <w14:ligatures w14:val="none"/>
+        </w:rPr>
+        <w:t>DocumentTitleDescriptions_Final</w:t>
+      </w:r>
+    </w:p>
+    <w:p>
+      <w:pPr>
+        <w:spacing w:before="100" w:beforeAutospacing="1" w:after="100" w:afterAutospacing="1" w:line="240" w:lineRule="auto"/>
+        <w:rPr>
+          <w:rFonts w:ascii="Times New Roman" w:eastAsia="Times New Roman" w:hAnsi="Times New Roman" w:cs="Times New Roman"/>
+          <w:kern w:val="0"/>
+          <w:sz w:val="24"/>
+          <w:szCs w:val="24"/>
+          <w:lang w:eastAsia="it-IT"/>
+          <w14:ligatures w14:val="none"/>
+        </w:rPr>
+      </w:pPr>
+      <w:r>
+        <w:rPr>
+          <w:rFonts w:ascii="Times New Roman" w:eastAsia="Times New Roman" w:hAnsi="Times New Roman" w:cs="Times New Roman"/>
+          <w:kern w:val="0"/>
+          <w:sz w:val="24"/>
+          <w:szCs w:val="24"/>
+          <w:lang w:eastAsia="it-IT"/>
+          <w14:ligatures w14:val="none"/>
+        </w:rPr>
+        <w:t>2️</w:t>
+      </w:r>
+      <w:r>
+        <w:rPr>
+          <w:rFonts w:ascii="Segoe UI Symbol" w:eastAsia="Times New Roman" w:hAnsi="Segoe UI Symbol" w:cs="Segoe UI Symbol"/>
+          <w:kern w:val="0"/>
+          <w:sz w:val="24"/>
+          <w:szCs w:val="24"/>
+          <w:lang w:eastAsia="it-IT"/>
+          <w14:ligatures w14:val="none"/>
+        </w:rPr>
+        <w:t>⃣</w:t>
+      </w:r>
+      <w:r>
+        <w:rPr>
+          <w:rFonts w:ascii="Times New Roman" w:eastAsia="Times New Roman" w:hAnsi="Times New Roman" w:cs="Times New Roman"/>
+          <w:kern w:val="0"/>
+          <w:sz w:val="24"/>
+          <w:szCs w:val="24"/>
+          <w:lang w:eastAsia="it-IT"/>
+          <w14:ligatures w14:val="none"/>
+        </w:rPr>
+        <w:t xml:space="preserve"> Per ogni titolo MDR storico</w:t>
+      </w:r>
+      <w:r>
+        <w:rPr>
+          <w:rFonts w:ascii="Times New Roman" w:eastAsia="Times New Roman" w:hAnsi="Times New Roman" w:cs="Times New Roman"/>
+          <w:kern w:val="0"/>
+          <w:sz w:val="24"/>
+          <w:szCs w:val="24"/>
+          <w:lang w:eastAsia="it-IT"/>
+          <w14:ligatures w14:val="none"/>
+        </w:rPr>
+        <w:br/>
+        <w:t xml:space="preserve">viene creato un </w:t>
+      </w:r>
+      <w:r>
+        <w:rPr>
+          <w:rFonts w:ascii="Times New Roman" w:eastAsia="Times New Roman" w:hAnsi="Times New Roman" w:cs="Times New Roman"/>
+          <w:b/>
+          <w:bCs/>
+          <w:kern w:val="0"/>
+          <w:sz w:val="24"/>
+          <w:szCs w:val="24"/>
+          <w:lang w:eastAsia="it-IT"/>
+          <w14:ligatures w14:val="none"/>
+        </w:rPr>
+        <w:t>embedding del titolo</w:t>
+      </w:r>
+    </w:p>
+    <w:p>
+      <w:pPr>
+        <w:spacing w:before="100" w:beforeAutospacing="1" w:after="100" w:afterAutospacing="1" w:line="240" w:lineRule="auto"/>
+        <w:rPr>
+          <w:rFonts w:ascii="Times New Roman" w:eastAsia="Times New Roman" w:hAnsi="Times New Roman" w:cs="Times New Roman"/>
+          <w:kern w:val="0"/>
+          <w:sz w:val="24"/>
+          <w:szCs w:val="24"/>
+          <w:lang w:eastAsia="it-IT"/>
+          <w14:ligatures w14:val="none"/>
+        </w:rPr>
+      </w:pPr>
+      <w:r>
+        <w:rPr>
+          <w:rFonts w:ascii="Times New Roman" w:eastAsia="Times New Roman" w:hAnsi="Times New Roman" w:cs="Times New Roman"/>
+          <w:kern w:val="0"/>
+          <w:sz w:val="24"/>
+          <w:szCs w:val="24"/>
+          <w:lang w:eastAsia="it-IT"/>
+          <w14:ligatures w14:val="none"/>
+        </w:rPr>
+        <w:t>3️</w:t>
+      </w:r>
+      <w:r>
+        <w:rPr>
+          <w:rFonts w:ascii="Segoe UI Symbol" w:eastAsia="Times New Roman" w:hAnsi="Segoe UI Symbol" w:cs="Segoe UI Symbol"/>
+          <w:kern w:val="0"/>
+          <w:sz w:val="24"/>
+          <w:szCs w:val="24"/>
+          <w:lang w:eastAsia="it-IT"/>
+          <w14:ligatures w14:val="none"/>
+        </w:rPr>
+        <w:t>⃣</w:t>
+      </w:r>
+      <w:r>
+        <w:rPr>
+          <w:rFonts w:ascii="Times New Roman" w:eastAsia="Times New Roman" w:hAnsi="Times New Roman" w:cs="Times New Roman"/>
+          <w:kern w:val="0"/>
+          <w:sz w:val="24"/>
+          <w:szCs w:val="24"/>
+          <w:lang w:eastAsia="it-IT"/>
+          <w14:ligatures w14:val="none"/>
+        </w:rPr>
+        <w:t xml:space="preserve"> Si calcola la </w:t>
+      </w:r>
+      <w:r>
+        <w:rPr>
+          <w:rFonts w:ascii="Times New Roman" w:eastAsia="Times New Roman" w:hAnsi="Times New Roman" w:cs="Times New Roman"/>
+          <w:b/>
+          <w:bCs/>
+          <w:kern w:val="0"/>
+          <w:sz w:val="24"/>
+          <w:szCs w:val="24"/>
+          <w:lang w:eastAsia="it-IT"/>
+          <w14:ligatures w14:val="none"/>
+        </w:rPr>
+        <w:t>cosine similarity</w:t>
+      </w:r>
+    </w:p>
+    <w:p>
+      <w:pPr>
+        <w:spacing w:before="100" w:beforeAutospacing="1" w:after="100" w:afterAutospacing="1" w:line="240" w:lineRule="auto"/>
+        <w:rPr>
+          <w:rFonts w:ascii="Times New Roman" w:eastAsia="Times New Roman" w:hAnsi="Times New Roman" w:cs="Times New Roman"/>
+          <w:kern w:val="0"/>
+          <w:sz w:val="24"/>
+          <w:szCs w:val="24"/>
+          <w:lang w:eastAsia="it-IT"/>
+          <w14:ligatures w14:val="none"/>
+        </w:rPr>
+      </w:pPr>
+      <w:r>
+        <w:rPr>
+          <w:rFonts w:ascii="Times New Roman" w:eastAsia="Times New Roman" w:hAnsi="Times New Roman" w:cs="Times New Roman"/>
+          <w:kern w:val="0"/>
+          <w:sz w:val="24"/>
+          <w:szCs w:val="24"/>
+          <w:lang w:eastAsia="it-IT"/>
+          <w14:ligatures w14:val="none"/>
+        </w:rPr>
+        <w:t>tra:</w:t>
+      </w:r>
+    </w:p>
+    <w:p>
+      <w:pPr>
+        <w:tabs>
+          <w:tab w:val="left" w:pos="916"/>
+          <w:tab w:val="left" w:pos="1832"/>
+          <w:tab w:val="left" w:pos="2748"/>
+          <w:tab w:val="left" w:pos="3664"/>
+          <w:tab w:val="left" w:pos="4580"/>
+          <w:tab w:val="left" w:pos="5496"/>
+          <w:tab w:val="left" w:pos="6412"/>
+          <w:tab w:val="left" w:pos="7328"/>
+          <w:tab w:val="left" w:pos="8244"/>
+          <w:tab w:val="left" w:pos="9160"/>
+          <w:tab w:val="left" w:pos="10076"/>
+          <w:tab w:val="left" w:pos="10992"/>
+          <w:tab w:val="left" w:pos="11908"/>
+          <w:tab w:val="left" w:pos="12824"/>
+          <w:tab w:val="left" w:pos="13740"/>
+          <w:tab w:val="left" w:pos="14656"/>
+        </w:tabs>
+        <w:spacing w:after="0" w:line="240" w:lineRule="auto"/>
         <w:rPr>
           <w:rFonts w:ascii="Courier New" w:eastAsia="Times New Roman" w:hAnsi="Courier New" w:cs="Courier New"/>
           <w:kern w:val="0"/>
@@ -1061,19 +2180,7 @@
           <w:lang w:val="en-US" w:eastAsia="it-IT"/>
           <w14:ligatures w14:val="none"/>
         </w:rPr>
-        <w:t>decision_type</w:t>
-      </w:r>
-      <w:r>
-        <w:rPr>
-          <w:rFonts w:ascii="Times New Roman" w:eastAsia="Times New Roman" w:hAnsi="Times New Roman" w:cs="Times New Roman"/>
-          <w:kern w:val="0"/>
-          <w:sz w:val="24"/>
-          <w:szCs w:val="24"/>
-          <w:lang w:val="en-US" w:eastAsia="it-IT"/>
-          <w14:ligatures w14:val="none"/>
-        </w:rPr>
-        <w:t xml:space="preserve">: </w:t>
-      </w:r>
+      </w:pPr>
       <w:r>
         <w:rPr>
           <w:rFonts w:ascii="Courier New" w:eastAsia="Times New Roman" w:hAnsi="Courier New" w:cs="Courier New"/>
@@ -1083,18 +2190,7 @@
           <w:lang w:val="en-US" w:eastAsia="it-IT"/>
           <w14:ligatures w14:val="none"/>
         </w:rPr>
-        <w:t>MATCH</w:t>
-      </w:r>
-      <w:r>
-        <w:rPr>
-          <w:rFonts w:ascii="Times New Roman" w:eastAsia="Times New Roman" w:hAnsi="Times New Roman" w:cs="Times New Roman"/>
-          <w:kern w:val="0"/>
-          <w:sz w:val="24"/>
-          <w:szCs w:val="24"/>
-          <w:lang w:val="en-US" w:eastAsia="it-IT"/>
-          <w14:ligatures w14:val="none"/>
-        </w:rPr>
-        <w:t xml:space="preserve"> oppure </w:t>
+        <w:t>MDR title embedding</w:t>
       </w:r>
       <w:r>
         <w:rPr>
@@ -1105,14 +2201,1112 @@
           <w:lang w:val="en-US" w:eastAsia="it-IT"/>
           <w14:ligatures w14:val="none"/>
         </w:rPr>
-        <w:t>NO_MATCH</w:t>
+        <w:br/>
+        <w:t>RACI description embedding</w:t>
+      </w:r>
+    </w:p>
+    <w:p>
+      <w:pPr>
+        <w:spacing w:before="100" w:beforeAutospacing="1" w:after="100" w:afterAutospacing="1" w:line="240" w:lineRule="auto"/>
+        <w:rPr>
+          <w:rFonts w:ascii="Times New Roman" w:eastAsia="Times New Roman" w:hAnsi="Times New Roman" w:cs="Times New Roman"/>
+          <w:kern w:val="0"/>
+          <w:sz w:val="24"/>
+          <w:szCs w:val="24"/>
+          <w:lang w:eastAsia="it-IT"/>
+          <w14:ligatures w14:val="none"/>
+        </w:rPr>
+      </w:pPr>
+      <w:r>
+        <w:rPr>
+          <w:rFonts w:ascii="Times New Roman" w:eastAsia="Times New Roman" w:hAnsi="Times New Roman" w:cs="Times New Roman"/>
+          <w:kern w:val="0"/>
+          <w:sz w:val="24"/>
+          <w:szCs w:val="24"/>
+          <w:lang w:eastAsia="it-IT"/>
+          <w14:ligatures w14:val="none"/>
+        </w:rPr>
+        <w:t>4️</w:t>
+      </w:r>
+      <w:r>
+        <w:rPr>
+          <w:rFonts w:ascii="Segoe UI Symbol" w:eastAsia="Times New Roman" w:hAnsi="Segoe UI Symbol" w:cs="Segoe UI Symbol"/>
+          <w:kern w:val="0"/>
+          <w:sz w:val="24"/>
+          <w:szCs w:val="24"/>
+          <w:lang w:eastAsia="it-IT"/>
+          <w14:ligatures w14:val="none"/>
+        </w:rPr>
+        <w:t>⃣</w:t>
+      </w:r>
+      <w:r>
+        <w:rPr>
+          <w:rFonts w:ascii="Times New Roman" w:eastAsia="Times New Roman" w:hAnsi="Times New Roman" w:cs="Times New Roman"/>
+          <w:kern w:val="0"/>
+          <w:sz w:val="24"/>
+          <w:szCs w:val="24"/>
+          <w:lang w:eastAsia="it-IT"/>
+          <w14:ligatures w14:val="none"/>
+        </w:rPr>
+        <w:t xml:space="preserve"> Per ogni titolo MDR vengono selezionati i </w:t>
+      </w:r>
+      <w:r>
+        <w:rPr>
+          <w:rFonts w:ascii="Times New Roman" w:eastAsia="Times New Roman" w:hAnsi="Times New Roman" w:cs="Times New Roman"/>
+          <w:b/>
+          <w:bCs/>
+          <w:kern w:val="0"/>
+          <w:sz w:val="24"/>
+          <w:szCs w:val="24"/>
+          <w:lang w:eastAsia="it-IT"/>
+          <w14:ligatures w14:val="none"/>
+        </w:rPr>
+        <w:t>50 migliori candidati</w:t>
+      </w:r>
+    </w:p>
+    <w:p>
+      <w:pPr>
+        <w:spacing w:before="100" w:beforeAutospacing="1" w:after="100" w:afterAutospacing="1" w:line="240" w:lineRule="auto"/>
+        <w:rPr>
+          <w:rFonts w:ascii="Times New Roman" w:eastAsia="Times New Roman" w:hAnsi="Times New Roman" w:cs="Times New Roman"/>
+          <w:kern w:val="0"/>
+          <w:sz w:val="24"/>
+          <w:szCs w:val="24"/>
+          <w:lang w:eastAsia="it-IT"/>
+          <w14:ligatures w14:val="none"/>
+        </w:rPr>
+      </w:pPr>
+      <w:r>
+        <w:rPr>
+          <w:rFonts w:ascii="Times New Roman" w:eastAsia="Times New Roman" w:hAnsi="Times New Roman" w:cs="Times New Roman"/>
+          <w:kern w:val="0"/>
+          <w:sz w:val="24"/>
+          <w:szCs w:val="24"/>
+          <w:lang w:eastAsia="it-IT"/>
+          <w14:ligatures w14:val="none"/>
+        </w:rPr>
+        <w:t>Tabella risultante:</w:t>
+      </w:r>
+    </w:p>
+    <w:p>
+      <w:pPr>
+        <w:tabs>
+          <w:tab w:val="left" w:pos="916"/>
+          <w:tab w:val="left" w:pos="1832"/>
+          <w:tab w:val="left" w:pos="2748"/>
+          <w:tab w:val="left" w:pos="3664"/>
+          <w:tab w:val="left" w:pos="4580"/>
+          <w:tab w:val="left" w:pos="5496"/>
+          <w:tab w:val="left" w:pos="6412"/>
+          <w:tab w:val="left" w:pos="7328"/>
+          <w:tab w:val="left" w:pos="8244"/>
+          <w:tab w:val="left" w:pos="9160"/>
+          <w:tab w:val="left" w:pos="10076"/>
+          <w:tab w:val="left" w:pos="10992"/>
+          <w:tab w:val="left" w:pos="11908"/>
+          <w:tab w:val="left" w:pos="12824"/>
+          <w:tab w:val="left" w:pos="13740"/>
+          <w:tab w:val="left" w:pos="14656"/>
+        </w:tabs>
+        <w:spacing w:after="0" w:line="240" w:lineRule="auto"/>
+        <w:rPr>
+          <w:rFonts w:ascii="Courier New" w:eastAsia="Times New Roman" w:hAnsi="Courier New" w:cs="Courier New"/>
+          <w:kern w:val="0"/>
+          <w:sz w:val="20"/>
+          <w:szCs w:val="20"/>
+          <w:lang w:eastAsia="it-IT"/>
+          <w14:ligatures w14:val="none"/>
+        </w:rPr>
+      </w:pPr>
+      <w:r>
+        <w:rPr>
+          <w:rFonts w:ascii="Courier New" w:eastAsia="Times New Roman" w:hAnsi="Courier New" w:cs="Courier New"/>
+          <w:kern w:val="0"/>
+          <w:sz w:val="20"/>
+          <w:szCs w:val="20"/>
+          <w:lang w:eastAsia="it-IT"/>
+          <w14:ligatures w14:val="none"/>
+        </w:rPr>
+        <w:t>MdrToRaciCandidates</w:t>
+      </w:r>
+    </w:p>
+    <w:p>
+      <w:pPr>
+        <w:spacing w:before="100" w:beforeAutospacing="1" w:after="100" w:afterAutospacing="1" w:line="240" w:lineRule="auto"/>
+        <w:rPr>
+          <w:rFonts w:ascii="Times New Roman" w:eastAsia="Times New Roman" w:hAnsi="Times New Roman" w:cs="Times New Roman"/>
+          <w:kern w:val="0"/>
+          <w:sz w:val="24"/>
+          <w:szCs w:val="24"/>
+          <w:lang w:eastAsia="it-IT"/>
+          <w14:ligatures w14:val="none"/>
+        </w:rPr>
+      </w:pPr>
+      <w:r>
+        <w:rPr>
+          <w:rFonts w:ascii="Times New Roman" w:eastAsia="Times New Roman" w:hAnsi="Times New Roman" w:cs="Times New Roman"/>
+          <w:kern w:val="0"/>
+          <w:sz w:val="24"/>
+          <w:szCs w:val="24"/>
+          <w:lang w:eastAsia="it-IT"/>
+          <w14:ligatures w14:val="none"/>
+        </w:rPr>
+        <w:t>Contiene per ogni MDR:</w:t>
+      </w:r>
+    </w:p>
+    <w:p>
+      <w:pPr>
+        <w:tabs>
+          <w:tab w:val="left" w:pos="916"/>
+          <w:tab w:val="left" w:pos="1832"/>
+          <w:tab w:val="left" w:pos="2748"/>
+          <w:tab w:val="left" w:pos="3664"/>
+          <w:tab w:val="left" w:pos="4580"/>
+          <w:tab w:val="left" w:pos="5496"/>
+          <w:tab w:val="left" w:pos="6412"/>
+          <w:tab w:val="left" w:pos="7328"/>
+          <w:tab w:val="left" w:pos="8244"/>
+          <w:tab w:val="left" w:pos="9160"/>
+          <w:tab w:val="left" w:pos="10076"/>
+          <w:tab w:val="left" w:pos="10992"/>
+          <w:tab w:val="left" w:pos="11908"/>
+          <w:tab w:val="left" w:pos="12824"/>
+          <w:tab w:val="left" w:pos="13740"/>
+          <w:tab w:val="left" w:pos="14656"/>
+        </w:tabs>
+        <w:spacing w:after="0" w:line="240" w:lineRule="auto"/>
+        <w:rPr>
+          <w:rFonts w:ascii="Courier New" w:eastAsia="Times New Roman" w:hAnsi="Courier New" w:cs="Courier New"/>
+          <w:kern w:val="0"/>
+          <w:sz w:val="20"/>
+          <w:szCs w:val="20"/>
+          <w:lang w:val="en-US" w:eastAsia="it-IT"/>
+          <w14:ligatures w14:val="none"/>
+        </w:rPr>
+      </w:pPr>
+      <w:r>
+        <w:rPr>
+          <w:rFonts w:ascii="Courier New" w:eastAsia="Times New Roman" w:hAnsi="Courier New" w:cs="Courier New"/>
+          <w:kern w:val="0"/>
+          <w:sz w:val="20"/>
+          <w:szCs w:val="20"/>
+          <w:lang w:val="en-US" w:eastAsia="it-IT"/>
+          <w14:ligatures w14:val="none"/>
+        </w:rPr>
+        <w:t>Document_title</w:t>
+      </w:r>
+      <w:r>
+        <w:rPr>
+          <w:rFonts w:ascii="Courier New" w:eastAsia="Times New Roman" w:hAnsi="Courier New" w:cs="Courier New"/>
+          <w:kern w:val="0"/>
+          <w:sz w:val="20"/>
+          <w:szCs w:val="20"/>
+          <w:lang w:val="en-US" w:eastAsia="it-IT"/>
+          <w14:ligatures w14:val="none"/>
+        </w:rPr>
+        <w:br/>
+        <w:t>TitleKey</w:t>
+      </w:r>
+      <w:r>
+        <w:rPr>
+          <w:rFonts w:ascii="Courier New" w:eastAsia="Times New Roman" w:hAnsi="Courier New" w:cs="Courier New"/>
+          <w:kern w:val="0"/>
+          <w:sz w:val="20"/>
+          <w:szCs w:val="20"/>
+          <w:lang w:val="en-US" w:eastAsia="it-IT"/>
+          <w14:ligatures w14:val="none"/>
+        </w:rPr>
+        <w:br/>
+        <w:t>RaciTitle</w:t>
+      </w:r>
+      <w:r>
+        <w:rPr>
+          <w:rFonts w:ascii="Courier New" w:eastAsia="Times New Roman" w:hAnsi="Courier New" w:cs="Courier New"/>
+          <w:kern w:val="0"/>
+          <w:sz w:val="20"/>
+          <w:szCs w:val="20"/>
+          <w:lang w:val="en-US" w:eastAsia="it-IT"/>
+          <w14:ligatures w14:val="none"/>
+        </w:rPr>
+        <w:br/>
+        <w:t>Similarity</w:t>
+      </w:r>
+      <w:r>
+        <w:rPr>
+          <w:rFonts w:ascii="Courier New" w:eastAsia="Times New Roman" w:hAnsi="Courier New" w:cs="Courier New"/>
+          <w:kern w:val="0"/>
+          <w:sz w:val="20"/>
+          <w:szCs w:val="20"/>
+          <w:lang w:val="en-US" w:eastAsia="it-IT"/>
+          <w14:ligatures w14:val="none"/>
+        </w:rPr>
+        <w:br/>
+        <w:t>Rank</w:t>
+      </w:r>
+    </w:p>
+    <w:p>
+      <w:pPr>
+        <w:spacing w:before="100" w:beforeAutospacing="1" w:after="100" w:afterAutospacing="1" w:line="240" w:lineRule="auto"/>
+        <w:rPr>
+          <w:rFonts w:ascii="Times New Roman" w:eastAsia="Times New Roman" w:hAnsi="Times New Roman" w:cs="Times New Roman"/>
+          <w:kern w:val="0"/>
+          <w:sz w:val="24"/>
+          <w:szCs w:val="24"/>
+          <w:lang w:eastAsia="it-IT"/>
+          <w14:ligatures w14:val="none"/>
+        </w:rPr>
+      </w:pPr>
+      <w:r>
+        <w:rPr>
+          <w:rFonts w:ascii="Times New Roman" w:eastAsia="Times New Roman" w:hAnsi="Times New Roman" w:cs="Times New Roman"/>
+          <w:kern w:val="0"/>
+          <w:sz w:val="24"/>
+          <w:szCs w:val="24"/>
+          <w:lang w:eastAsia="it-IT"/>
+          <w14:ligatures w14:val="none"/>
+        </w:rPr>
+        <w:t>Questo riduce il problema da:</w:t>
+      </w:r>
+    </w:p>
+    <w:p>
+      <w:pPr>
+        <w:tabs>
+          <w:tab w:val="left" w:pos="916"/>
+          <w:tab w:val="left" w:pos="1832"/>
+          <w:tab w:val="left" w:pos="2748"/>
+          <w:tab w:val="left" w:pos="3664"/>
+          <w:tab w:val="left" w:pos="4580"/>
+          <w:tab w:val="left" w:pos="5496"/>
+          <w:tab w:val="left" w:pos="6412"/>
+          <w:tab w:val="left" w:pos="7328"/>
+          <w:tab w:val="left" w:pos="8244"/>
+          <w:tab w:val="left" w:pos="9160"/>
+          <w:tab w:val="left" w:pos="10076"/>
+          <w:tab w:val="left" w:pos="10992"/>
+          <w:tab w:val="left" w:pos="11908"/>
+          <w:tab w:val="left" w:pos="12824"/>
+          <w:tab w:val="left" w:pos="13740"/>
+          <w:tab w:val="left" w:pos="14656"/>
+        </w:tabs>
+        <w:spacing w:after="0" w:line="240" w:lineRule="auto"/>
+        <w:rPr>
+          <w:rFonts w:ascii="Courier New" w:eastAsia="Times New Roman" w:hAnsi="Courier New" w:cs="Courier New"/>
+          <w:kern w:val="0"/>
+          <w:sz w:val="20"/>
+          <w:szCs w:val="20"/>
+          <w:lang w:eastAsia="it-IT"/>
+          <w14:ligatures w14:val="none"/>
+        </w:rPr>
+      </w:pPr>
+      <w:r>
+        <w:rPr>
+          <w:rFonts w:ascii="Courier New" w:eastAsia="Times New Roman" w:hAnsi="Courier New" w:cs="Courier New"/>
+          <w:kern w:val="0"/>
+          <w:sz w:val="20"/>
+          <w:szCs w:val="20"/>
+          <w:lang w:eastAsia="it-IT"/>
+          <w14:ligatures w14:val="none"/>
+        </w:rPr>
+        <w:lastRenderedPageBreak/>
+        <w:t>15.000 × 1000 confronti</w:t>
+      </w:r>
+    </w:p>
+    <w:p>
+      <w:pPr>
+        <w:spacing w:before="100" w:beforeAutospacing="1" w:after="100" w:afterAutospacing="1" w:line="240" w:lineRule="auto"/>
+        <w:rPr>
+          <w:rFonts w:ascii="Times New Roman" w:eastAsia="Times New Roman" w:hAnsi="Times New Roman" w:cs="Times New Roman"/>
+          <w:kern w:val="0"/>
+          <w:sz w:val="24"/>
+          <w:szCs w:val="24"/>
+          <w:lang w:eastAsia="it-IT"/>
+          <w14:ligatures w14:val="none"/>
+        </w:rPr>
+      </w:pPr>
+      <w:r>
+        <w:rPr>
+          <w:rFonts w:ascii="Times New Roman" w:eastAsia="Times New Roman" w:hAnsi="Times New Roman" w:cs="Times New Roman"/>
+          <w:kern w:val="0"/>
+          <w:sz w:val="24"/>
+          <w:szCs w:val="24"/>
+          <w:lang w:eastAsia="it-IT"/>
+          <w14:ligatures w14:val="none"/>
+        </w:rPr>
+        <w:t>a:</w:t>
+      </w:r>
+    </w:p>
+    <w:p>
+      <w:pPr>
+        <w:tabs>
+          <w:tab w:val="left" w:pos="916"/>
+          <w:tab w:val="left" w:pos="1832"/>
+          <w:tab w:val="left" w:pos="2748"/>
+          <w:tab w:val="left" w:pos="3664"/>
+          <w:tab w:val="left" w:pos="4580"/>
+          <w:tab w:val="left" w:pos="5496"/>
+          <w:tab w:val="left" w:pos="6412"/>
+          <w:tab w:val="left" w:pos="7328"/>
+          <w:tab w:val="left" w:pos="8244"/>
+          <w:tab w:val="left" w:pos="9160"/>
+          <w:tab w:val="left" w:pos="10076"/>
+          <w:tab w:val="left" w:pos="10992"/>
+          <w:tab w:val="left" w:pos="11908"/>
+          <w:tab w:val="left" w:pos="12824"/>
+          <w:tab w:val="left" w:pos="13740"/>
+          <w:tab w:val="left" w:pos="14656"/>
+        </w:tabs>
+        <w:spacing w:after="0" w:line="240" w:lineRule="auto"/>
+        <w:rPr>
+          <w:rFonts w:ascii="Courier New" w:eastAsia="Times New Roman" w:hAnsi="Courier New" w:cs="Courier New"/>
+          <w:kern w:val="0"/>
+          <w:sz w:val="20"/>
+          <w:szCs w:val="20"/>
+          <w:lang w:eastAsia="it-IT"/>
+          <w14:ligatures w14:val="none"/>
+        </w:rPr>
+      </w:pPr>
+      <w:r>
+        <w:rPr>
+          <w:rFonts w:ascii="Courier New" w:eastAsia="Times New Roman" w:hAnsi="Courier New" w:cs="Courier New"/>
+          <w:kern w:val="0"/>
+          <w:sz w:val="20"/>
+          <w:szCs w:val="20"/>
+          <w:lang w:eastAsia="it-IT"/>
+          <w14:ligatures w14:val="none"/>
+        </w:rPr>
+        <w:t>15.000 × 50</w:t>
+      </w:r>
+    </w:p>
+    <w:p>
+      <w:pPr>
+        <w:spacing w:after="0" w:line="240" w:lineRule="auto"/>
+        <w:rPr>
+          <w:rFonts w:ascii="Times New Roman" w:eastAsia="Times New Roman" w:hAnsi="Times New Roman" w:cs="Times New Roman"/>
+          <w:kern w:val="0"/>
+          <w:sz w:val="24"/>
+          <w:szCs w:val="24"/>
+          <w:lang w:eastAsia="it-IT"/>
+          <w14:ligatures w14:val="none"/>
+        </w:rPr>
+      </w:pPr>
+      <w:r>
+        <w:rPr>
+          <w:rFonts w:ascii="Times New Roman" w:eastAsia="Times New Roman" w:hAnsi="Times New Roman" w:cs="Times New Roman"/>
+          <w:kern w:val="0"/>
+          <w:sz w:val="24"/>
+          <w:szCs w:val="24"/>
+          <w:lang w:eastAsia="it-IT"/>
+          <w14:ligatures w14:val="none"/>
+        </w:rPr>
+        <w:pict w14:anchorId="2856325E">
+          <v:rect id="_x0000_i1028" style="width:0;height:1.5pt" o:hralign="center" o:hrstd="t" o:hr="t" fillcolor="#a0a0a0" stroked="f"/>
+        </w:pict>
+      </w:r>
+    </w:p>
+    <w:p>
+      <w:pPr>
+        <w:spacing w:before="100" w:beforeAutospacing="1" w:after="100" w:afterAutospacing="1" w:line="240" w:lineRule="auto"/>
+        <w:outlineLvl w:val="0"/>
+        <w:rPr>
+          <w:rFonts w:ascii="Times New Roman" w:eastAsia="Times New Roman" w:hAnsi="Times New Roman" w:cs="Times New Roman"/>
+          <w:b/>
+          <w:bCs/>
+          <w:kern w:val="36"/>
+          <w:sz w:val="48"/>
+          <w:szCs w:val="48"/>
+          <w:lang w:eastAsia="it-IT"/>
+          <w14:ligatures w14:val="none"/>
+        </w:rPr>
+      </w:pPr>
+      <w:r>
+        <w:rPr>
+          <w:rFonts w:ascii="Times New Roman" w:eastAsia="Times New Roman" w:hAnsi="Times New Roman" w:cs="Times New Roman"/>
+          <w:b/>
+          <w:bCs/>
+          <w:kern w:val="36"/>
+          <w:sz w:val="48"/>
+          <w:szCs w:val="48"/>
+          <w:lang w:eastAsia="it-IT"/>
+          <w14:ligatures w14:val="none"/>
+        </w:rPr>
+        <w:t>4. Fase 2 — Valutazione con due agenti indipendenti</w:t>
+      </w:r>
+    </w:p>
+    <w:p>
+      <w:pPr>
+        <w:spacing w:before="100" w:beforeAutospacing="1" w:after="100" w:afterAutospacing="1" w:line="240" w:lineRule="auto"/>
+        <w:rPr>
+          <w:rFonts w:ascii="Times New Roman" w:eastAsia="Times New Roman" w:hAnsi="Times New Roman" w:cs="Times New Roman"/>
+          <w:kern w:val="0"/>
+          <w:sz w:val="24"/>
+          <w:szCs w:val="24"/>
+          <w:lang w:eastAsia="it-IT"/>
+          <w14:ligatures w14:val="none"/>
+        </w:rPr>
+      </w:pPr>
+      <w:r>
+        <w:rPr>
+          <w:rFonts w:ascii="Times New Roman" w:eastAsia="Times New Roman" w:hAnsi="Times New Roman" w:cs="Times New Roman"/>
+          <w:kern w:val="0"/>
+          <w:sz w:val="24"/>
+          <w:szCs w:val="24"/>
+          <w:lang w:eastAsia="it-IT"/>
+          <w14:ligatures w14:val="none"/>
+        </w:rPr>
+        <w:t xml:space="preserve">Per ogni titolo MDR viene creato un </w:t>
+      </w:r>
+      <w:r>
+        <w:rPr>
+          <w:rFonts w:ascii="Times New Roman" w:eastAsia="Times New Roman" w:hAnsi="Times New Roman" w:cs="Times New Roman"/>
+          <w:b/>
+          <w:bCs/>
+          <w:kern w:val="0"/>
+          <w:sz w:val="24"/>
+          <w:szCs w:val="24"/>
+          <w:lang w:eastAsia="it-IT"/>
+          <w14:ligatures w14:val="none"/>
+        </w:rPr>
+        <w:t>task di riconciliazione</w:t>
+      </w:r>
+      <w:r>
+        <w:rPr>
+          <w:rFonts w:ascii="Times New Roman" w:eastAsia="Times New Roman" w:hAnsi="Times New Roman" w:cs="Times New Roman"/>
+          <w:kern w:val="0"/>
+          <w:sz w:val="24"/>
+          <w:szCs w:val="24"/>
+          <w:lang w:eastAsia="it-IT"/>
+          <w14:ligatures w14:val="none"/>
+        </w:rPr>
+        <w:t>.</w:t>
+      </w:r>
+    </w:p>
+    <w:p>
+      <w:pPr>
+        <w:spacing w:before="100" w:beforeAutospacing="1" w:after="100" w:afterAutospacing="1" w:line="240" w:lineRule="auto"/>
+        <w:rPr>
+          <w:rFonts w:ascii="Times New Roman" w:eastAsia="Times New Roman" w:hAnsi="Times New Roman" w:cs="Times New Roman"/>
+          <w:kern w:val="0"/>
+          <w:sz w:val="24"/>
+          <w:szCs w:val="24"/>
+          <w:lang w:eastAsia="it-IT"/>
+          <w14:ligatures w14:val="none"/>
+        </w:rPr>
+      </w:pPr>
+      <w:r>
+        <w:rPr>
+          <w:rFonts w:ascii="Times New Roman" w:eastAsia="Times New Roman" w:hAnsi="Times New Roman" w:cs="Times New Roman"/>
+          <w:kern w:val="0"/>
+          <w:sz w:val="24"/>
+          <w:szCs w:val="24"/>
+          <w:lang w:eastAsia="it-IT"/>
+          <w14:ligatures w14:val="none"/>
+        </w:rPr>
+        <w:t>Tabella:</w:t>
+      </w:r>
+    </w:p>
+    <w:p>
+      <w:pPr>
+        <w:tabs>
+          <w:tab w:val="left" w:pos="916"/>
+          <w:tab w:val="left" w:pos="1832"/>
+          <w:tab w:val="left" w:pos="2748"/>
+          <w:tab w:val="left" w:pos="3664"/>
+          <w:tab w:val="left" w:pos="4580"/>
+          <w:tab w:val="left" w:pos="5496"/>
+          <w:tab w:val="left" w:pos="6412"/>
+          <w:tab w:val="left" w:pos="7328"/>
+          <w:tab w:val="left" w:pos="8244"/>
+          <w:tab w:val="left" w:pos="9160"/>
+          <w:tab w:val="left" w:pos="10076"/>
+          <w:tab w:val="left" w:pos="10992"/>
+          <w:tab w:val="left" w:pos="11908"/>
+          <w:tab w:val="left" w:pos="12824"/>
+          <w:tab w:val="left" w:pos="13740"/>
+          <w:tab w:val="left" w:pos="14656"/>
+        </w:tabs>
+        <w:spacing w:after="0" w:line="240" w:lineRule="auto"/>
+        <w:rPr>
+          <w:rFonts w:ascii="Courier New" w:eastAsia="Times New Roman" w:hAnsi="Courier New" w:cs="Courier New"/>
+          <w:kern w:val="0"/>
+          <w:sz w:val="20"/>
+          <w:szCs w:val="20"/>
+          <w:lang w:eastAsia="it-IT"/>
+          <w14:ligatures w14:val="none"/>
+        </w:rPr>
+      </w:pPr>
+      <w:r>
+        <w:rPr>
+          <w:rFonts w:ascii="Courier New" w:eastAsia="Times New Roman" w:hAnsi="Courier New" w:cs="Courier New"/>
+          <w:kern w:val="0"/>
+          <w:sz w:val="20"/>
+          <w:szCs w:val="20"/>
+          <w:lang w:eastAsia="it-IT"/>
+          <w14:ligatures w14:val="none"/>
+        </w:rPr>
+        <w:t>MdrReconciliationTasks</w:t>
+      </w:r>
+    </w:p>
+    <w:p>
+      <w:pPr>
+        <w:spacing w:before="100" w:beforeAutospacing="1" w:after="100" w:afterAutospacing="1" w:line="240" w:lineRule="auto"/>
+        <w:rPr>
+          <w:rFonts w:ascii="Times New Roman" w:eastAsia="Times New Roman" w:hAnsi="Times New Roman" w:cs="Times New Roman"/>
+          <w:kern w:val="0"/>
+          <w:sz w:val="24"/>
+          <w:szCs w:val="24"/>
+          <w:lang w:eastAsia="it-IT"/>
+          <w14:ligatures w14:val="none"/>
+        </w:rPr>
+      </w:pPr>
+      <w:r>
+        <w:rPr>
+          <w:rFonts w:ascii="Times New Roman" w:eastAsia="Times New Roman" w:hAnsi="Times New Roman" w:cs="Times New Roman"/>
+          <w:kern w:val="0"/>
+          <w:sz w:val="24"/>
+          <w:szCs w:val="24"/>
+          <w:lang w:eastAsia="it-IT"/>
+          <w14:ligatures w14:val="none"/>
+        </w:rPr>
+        <w:t xml:space="preserve">Ogni task viene valutato da </w:t>
+      </w:r>
+      <w:r>
+        <w:rPr>
+          <w:rFonts w:ascii="Times New Roman" w:eastAsia="Times New Roman" w:hAnsi="Times New Roman" w:cs="Times New Roman"/>
+          <w:b/>
+          <w:bCs/>
+          <w:kern w:val="0"/>
+          <w:sz w:val="24"/>
+          <w:szCs w:val="24"/>
+          <w:lang w:eastAsia="it-IT"/>
+          <w14:ligatures w14:val="none"/>
+        </w:rPr>
+        <w:t>due agenti diversi</w:t>
+      </w:r>
+      <w:r>
+        <w:rPr>
+          <w:rFonts w:ascii="Times New Roman" w:eastAsia="Times New Roman" w:hAnsi="Times New Roman" w:cs="Times New Roman"/>
+          <w:kern w:val="0"/>
+          <w:sz w:val="24"/>
+          <w:szCs w:val="24"/>
+          <w:lang w:eastAsia="it-IT"/>
+          <w14:ligatures w14:val="none"/>
+        </w:rPr>
+        <w:t>:</w:t>
+      </w:r>
+    </w:p>
+    <w:tbl>
+      <w:tblPr>
+        <w:tblW w:w="0" w:type="auto"/>
+        <w:tblCellSpacing w:w="15" w:type="dxa"/>
+        <w:tblCellMar>
+          <w:top w:w="15" w:type="dxa"/>
+          <w:left w:w="15" w:type="dxa"/>
+          <w:bottom w:w="15" w:type="dxa"/>
+          <w:right w:w="15" w:type="dxa"/>
+        </w:tblCellMar>
+        <w:tblLook w:val="04A0" w:firstRow="1" w:lastRow="0" w:firstColumn="1" w:lastColumn="0" w:noHBand="0" w:noVBand="1"/>
+      </w:tblPr>
+      <w:tblGrid>
+        <w:gridCol w:w="842"/>
+        <w:gridCol w:w="915"/>
+      </w:tblGrid>
+      <w:tr>
+        <w:trPr>
+          <w:tblHeader/>
+          <w:tblCellSpacing w:w="15" w:type="dxa"/>
+        </w:trPr>
+        <w:tc>
+          <w:tcPr>
+            <w:tcW w:w="0" w:type="auto"/>
+            <w:vAlign w:val="center"/>
+            <w:hideMark/>
+          </w:tcPr>
+          <w:p>
+            <w:pPr>
+              <w:spacing w:after="0" w:line="240" w:lineRule="auto"/>
+              <w:jc w:val="center"/>
+              <w:rPr>
+                <w:rFonts w:ascii="Times New Roman" w:eastAsia="Times New Roman" w:hAnsi="Times New Roman" w:cs="Times New Roman"/>
+                <w:b/>
+                <w:bCs/>
+                <w:kern w:val="0"/>
+                <w:sz w:val="24"/>
+                <w:szCs w:val="24"/>
+                <w:lang w:eastAsia="it-IT"/>
+                <w14:ligatures w14:val="none"/>
+              </w:rPr>
+            </w:pPr>
+            <w:r>
+              <w:rPr>
+                <w:rFonts w:ascii="Times New Roman" w:eastAsia="Times New Roman" w:hAnsi="Times New Roman" w:cs="Times New Roman"/>
+                <w:b/>
+                <w:bCs/>
+                <w:kern w:val="0"/>
+                <w:sz w:val="24"/>
+                <w:szCs w:val="24"/>
+                <w:lang w:eastAsia="it-IT"/>
+                <w14:ligatures w14:val="none"/>
+              </w:rPr>
+              <w:t>Agent</w:t>
+            </w:r>
+          </w:p>
+        </w:tc>
+        <w:tc>
+          <w:tcPr>
+            <w:tcW w:w="0" w:type="auto"/>
+            <w:vAlign w:val="center"/>
+            <w:hideMark/>
+          </w:tcPr>
+          <w:p>
+            <w:pPr>
+              <w:spacing w:after="0" w:line="240" w:lineRule="auto"/>
+              <w:jc w:val="center"/>
+              <w:rPr>
+                <w:rFonts w:ascii="Times New Roman" w:eastAsia="Times New Roman" w:hAnsi="Times New Roman" w:cs="Times New Roman"/>
+                <w:b/>
+                <w:bCs/>
+                <w:kern w:val="0"/>
+                <w:sz w:val="24"/>
+                <w:szCs w:val="24"/>
+                <w:lang w:eastAsia="it-IT"/>
+                <w14:ligatures w14:val="none"/>
+              </w:rPr>
+            </w:pPr>
+            <w:r>
+              <w:rPr>
+                <w:rFonts w:ascii="Times New Roman" w:eastAsia="Times New Roman" w:hAnsi="Times New Roman" w:cs="Times New Roman"/>
+                <w:b/>
+                <w:bCs/>
+                <w:kern w:val="0"/>
+                <w:sz w:val="24"/>
+                <w:szCs w:val="24"/>
+                <w:lang w:eastAsia="it-IT"/>
+                <w14:ligatures w14:val="none"/>
+              </w:rPr>
+              <w:t>Modello</w:t>
+            </w:r>
+          </w:p>
+        </w:tc>
+      </w:tr>
+      <w:tr>
+        <w:trPr>
+          <w:tblCellSpacing w:w="15" w:type="dxa"/>
+        </w:trPr>
+        <w:tc>
+          <w:tcPr>
+            <w:tcW w:w="0" w:type="auto"/>
+            <w:vAlign w:val="center"/>
+            <w:hideMark/>
+          </w:tcPr>
+          <w:p>
+            <w:pPr>
+              <w:spacing w:after="0" w:line="240" w:lineRule="auto"/>
+              <w:rPr>
+                <w:rFonts w:ascii="Times New Roman" w:eastAsia="Times New Roman" w:hAnsi="Times New Roman" w:cs="Times New Roman"/>
+                <w:kern w:val="0"/>
+                <w:sz w:val="24"/>
+                <w:szCs w:val="24"/>
+                <w:lang w:eastAsia="it-IT"/>
+                <w14:ligatures w14:val="none"/>
+              </w:rPr>
+            </w:pPr>
+            <w:r>
+              <w:rPr>
+                <w:rFonts w:ascii="Times New Roman" w:eastAsia="Times New Roman" w:hAnsi="Times New Roman" w:cs="Times New Roman"/>
+                <w:kern w:val="0"/>
+                <w:sz w:val="24"/>
+                <w:szCs w:val="24"/>
+                <w:lang w:eastAsia="it-IT"/>
+                <w14:ligatures w14:val="none"/>
+              </w:rPr>
+              <w:t>Agent 1</w:t>
+            </w:r>
+          </w:p>
+        </w:tc>
+        <w:tc>
+          <w:tcPr>
+            <w:tcW w:w="0" w:type="auto"/>
+            <w:vAlign w:val="center"/>
+            <w:hideMark/>
+          </w:tcPr>
+          <w:p>
+            <w:pPr>
+              <w:spacing w:after="0" w:line="240" w:lineRule="auto"/>
+              <w:rPr>
+                <w:rFonts w:ascii="Times New Roman" w:eastAsia="Times New Roman" w:hAnsi="Times New Roman" w:cs="Times New Roman"/>
+                <w:kern w:val="0"/>
+                <w:sz w:val="24"/>
+                <w:szCs w:val="24"/>
+                <w:lang w:eastAsia="it-IT"/>
+                <w14:ligatures w14:val="none"/>
+              </w:rPr>
+            </w:pPr>
+            <w:r>
+              <w:rPr>
+                <w:rFonts w:ascii="Times New Roman" w:eastAsia="Times New Roman" w:hAnsi="Times New Roman" w:cs="Times New Roman"/>
+                <w:kern w:val="0"/>
+                <w:sz w:val="24"/>
+                <w:szCs w:val="24"/>
+                <w:lang w:eastAsia="it-IT"/>
+                <w14:ligatures w14:val="none"/>
+              </w:rPr>
+              <w:t>GPT</w:t>
+            </w:r>
+          </w:p>
+        </w:tc>
+      </w:tr>
+      <w:tr>
+        <w:trPr>
+          <w:tblCellSpacing w:w="15" w:type="dxa"/>
+        </w:trPr>
+        <w:tc>
+          <w:tcPr>
+            <w:tcW w:w="0" w:type="auto"/>
+            <w:vAlign w:val="center"/>
+            <w:hideMark/>
+          </w:tcPr>
+          <w:p>
+            <w:pPr>
+              <w:spacing w:after="0" w:line="240" w:lineRule="auto"/>
+              <w:rPr>
+                <w:rFonts w:ascii="Times New Roman" w:eastAsia="Times New Roman" w:hAnsi="Times New Roman" w:cs="Times New Roman"/>
+                <w:kern w:val="0"/>
+                <w:sz w:val="24"/>
+                <w:szCs w:val="24"/>
+                <w:lang w:eastAsia="it-IT"/>
+                <w14:ligatures w14:val="none"/>
+              </w:rPr>
+            </w:pPr>
+            <w:r>
+              <w:rPr>
+                <w:rFonts w:ascii="Times New Roman" w:eastAsia="Times New Roman" w:hAnsi="Times New Roman" w:cs="Times New Roman"/>
+                <w:kern w:val="0"/>
+                <w:sz w:val="24"/>
+                <w:szCs w:val="24"/>
+                <w:lang w:eastAsia="it-IT"/>
+                <w14:ligatures w14:val="none"/>
+              </w:rPr>
+              <w:t>Agent 2</w:t>
+            </w:r>
+          </w:p>
+        </w:tc>
+        <w:tc>
+          <w:tcPr>
+            <w:tcW w:w="0" w:type="auto"/>
+            <w:vAlign w:val="center"/>
+            <w:hideMark/>
+          </w:tcPr>
+          <w:p>
+            <w:pPr>
+              <w:spacing w:after="0" w:line="240" w:lineRule="auto"/>
+              <w:rPr>
+                <w:rFonts w:ascii="Times New Roman" w:eastAsia="Times New Roman" w:hAnsi="Times New Roman" w:cs="Times New Roman"/>
+                <w:kern w:val="0"/>
+                <w:sz w:val="24"/>
+                <w:szCs w:val="24"/>
+                <w:lang w:eastAsia="it-IT"/>
+                <w14:ligatures w14:val="none"/>
+              </w:rPr>
+            </w:pPr>
+            <w:r>
+              <w:rPr>
+                <w:rFonts w:ascii="Times New Roman" w:eastAsia="Times New Roman" w:hAnsi="Times New Roman" w:cs="Times New Roman"/>
+                <w:kern w:val="0"/>
+                <w:sz w:val="24"/>
+                <w:szCs w:val="24"/>
+                <w:lang w:eastAsia="it-IT"/>
+                <w14:ligatures w14:val="none"/>
+              </w:rPr>
+              <w:t>Claude</w:t>
+            </w:r>
+          </w:p>
+        </w:tc>
+      </w:tr>
+    </w:tbl>
+    <w:p>
+      <w:pPr>
+        <w:spacing w:before="100" w:beforeAutospacing="1" w:after="100" w:afterAutospacing="1" w:line="240" w:lineRule="auto"/>
+        <w:rPr>
+          <w:rFonts w:ascii="Times New Roman" w:eastAsia="Times New Roman" w:hAnsi="Times New Roman" w:cs="Times New Roman"/>
+          <w:kern w:val="0"/>
+          <w:sz w:val="24"/>
+          <w:szCs w:val="24"/>
+          <w:lang w:eastAsia="it-IT"/>
+          <w14:ligatures w14:val="none"/>
+        </w:rPr>
+      </w:pPr>
+      <w:r>
+        <w:rPr>
+          <w:rFonts w:ascii="Times New Roman" w:eastAsia="Times New Roman" w:hAnsi="Times New Roman" w:cs="Times New Roman"/>
+          <w:kern w:val="0"/>
+          <w:sz w:val="24"/>
+          <w:szCs w:val="24"/>
+          <w:lang w:eastAsia="it-IT"/>
+          <w14:ligatures w14:val="none"/>
+        </w:rPr>
+        <w:t xml:space="preserve">Gli agenti lavorano </w:t>
+      </w:r>
+      <w:r>
+        <w:rPr>
+          <w:rFonts w:ascii="Times New Roman" w:eastAsia="Times New Roman" w:hAnsi="Times New Roman" w:cs="Times New Roman"/>
+          <w:b/>
+          <w:bCs/>
+          <w:kern w:val="0"/>
+          <w:sz w:val="24"/>
+          <w:szCs w:val="24"/>
+          <w:lang w:eastAsia="it-IT"/>
+          <w14:ligatures w14:val="none"/>
+        </w:rPr>
+        <w:t>in parallelo e indipendentemente</w:t>
+      </w:r>
+      <w:r>
+        <w:rPr>
+          <w:rFonts w:ascii="Times New Roman" w:eastAsia="Times New Roman" w:hAnsi="Times New Roman" w:cs="Times New Roman"/>
+          <w:kern w:val="0"/>
+          <w:sz w:val="24"/>
+          <w:szCs w:val="24"/>
+          <w:lang w:eastAsia="it-IT"/>
+          <w14:ligatures w14:val="none"/>
+        </w:rPr>
+        <w:t>.</w:t>
+      </w:r>
+    </w:p>
+    <w:p>
+      <w:pPr>
+        <w:spacing w:after="0" w:line="240" w:lineRule="auto"/>
+        <w:rPr>
+          <w:rFonts w:ascii="Times New Roman" w:eastAsia="Times New Roman" w:hAnsi="Times New Roman" w:cs="Times New Roman"/>
+          <w:kern w:val="0"/>
+          <w:sz w:val="24"/>
+          <w:szCs w:val="24"/>
+          <w:lang w:eastAsia="it-IT"/>
+          <w14:ligatures w14:val="none"/>
+        </w:rPr>
+      </w:pPr>
+      <w:r>
+        <w:rPr>
+          <w:rFonts w:ascii="Times New Roman" w:eastAsia="Times New Roman" w:hAnsi="Times New Roman" w:cs="Times New Roman"/>
+          <w:kern w:val="0"/>
+          <w:sz w:val="24"/>
+          <w:szCs w:val="24"/>
+          <w:lang w:eastAsia="it-IT"/>
+          <w14:ligatures w14:val="none"/>
+        </w:rPr>
+        <w:pict w14:anchorId="0DD704B6">
+          <v:rect id="_x0000_i1029" style="width:0;height:1.5pt" o:hralign="center" o:hrstd="t" o:hr="t" fillcolor="#a0a0a0" stroked="f"/>
+        </w:pict>
+      </w:r>
+    </w:p>
+    <w:p>
+      <w:pPr>
+        <w:spacing w:before="100" w:beforeAutospacing="1" w:after="100" w:afterAutospacing="1" w:line="240" w:lineRule="auto"/>
+        <w:outlineLvl w:val="1"/>
+        <w:rPr>
+          <w:rFonts w:ascii="Times New Roman" w:eastAsia="Times New Roman" w:hAnsi="Times New Roman" w:cs="Times New Roman"/>
+          <w:b/>
+          <w:bCs/>
+          <w:kern w:val="0"/>
+          <w:sz w:val="36"/>
+          <w:szCs w:val="36"/>
+          <w:lang w:eastAsia="it-IT"/>
+          <w14:ligatures w14:val="none"/>
+        </w:rPr>
+      </w:pPr>
+      <w:r>
+        <w:rPr>
+          <w:rFonts w:ascii="Times New Roman" w:eastAsia="Times New Roman" w:hAnsi="Times New Roman" w:cs="Times New Roman"/>
+          <w:b/>
+          <w:bCs/>
+          <w:kern w:val="0"/>
+          <w:sz w:val="36"/>
+          <w:szCs w:val="36"/>
+          <w:lang w:eastAsia="it-IT"/>
+          <w14:ligatures w14:val="none"/>
+        </w:rPr>
+        <w:t>Input fornito agli agenti</w:t>
+      </w:r>
+    </w:p>
+    <w:p>
+      <w:pPr>
+        <w:spacing w:before="100" w:beforeAutospacing="1" w:after="100" w:afterAutospacing="1" w:line="240" w:lineRule="auto"/>
+        <w:rPr>
+          <w:rFonts w:ascii="Times New Roman" w:eastAsia="Times New Roman" w:hAnsi="Times New Roman" w:cs="Times New Roman"/>
+          <w:kern w:val="0"/>
+          <w:sz w:val="24"/>
+          <w:szCs w:val="24"/>
+          <w:lang w:eastAsia="it-IT"/>
+          <w14:ligatures w14:val="none"/>
+        </w:rPr>
+      </w:pPr>
+      <w:r>
+        <w:rPr>
+          <w:rFonts w:ascii="Times New Roman" w:eastAsia="Times New Roman" w:hAnsi="Times New Roman" w:cs="Times New Roman"/>
+          <w:kern w:val="0"/>
+          <w:sz w:val="24"/>
+          <w:szCs w:val="24"/>
+          <w:lang w:eastAsia="it-IT"/>
+          <w14:ligatures w14:val="none"/>
+        </w:rPr>
+        <w:t>Per ogni task l'agente riceve:</w:t>
+      </w:r>
+    </w:p>
+    <w:p>
+      <w:pPr>
+        <w:spacing w:before="100" w:beforeAutospacing="1" w:after="100" w:afterAutospacing="1" w:line="240" w:lineRule="auto"/>
+        <w:outlineLvl w:val="2"/>
+        <w:rPr>
+          <w:rFonts w:ascii="Times New Roman" w:eastAsia="Times New Roman" w:hAnsi="Times New Roman" w:cs="Times New Roman"/>
+          <w:b/>
+          <w:bCs/>
+          <w:kern w:val="0"/>
+          <w:sz w:val="27"/>
+          <w:szCs w:val="27"/>
+          <w:lang w:eastAsia="it-IT"/>
+          <w14:ligatures w14:val="none"/>
+        </w:rPr>
+      </w:pPr>
+      <w:r>
+        <w:rPr>
+          <w:rFonts w:ascii="Times New Roman" w:eastAsia="Times New Roman" w:hAnsi="Times New Roman" w:cs="Times New Roman"/>
+          <w:b/>
+          <w:bCs/>
+          <w:kern w:val="0"/>
+          <w:sz w:val="27"/>
+          <w:szCs w:val="27"/>
+          <w:lang w:eastAsia="it-IT"/>
+          <w14:ligatures w14:val="none"/>
+        </w:rPr>
+        <w:t>1️</w:t>
+      </w:r>
+      <w:r>
+        <w:rPr>
+          <w:rFonts w:ascii="Segoe UI Symbol" w:eastAsia="Times New Roman" w:hAnsi="Segoe UI Symbol" w:cs="Segoe UI Symbol"/>
+          <w:b/>
+          <w:bCs/>
+          <w:kern w:val="0"/>
+          <w:sz w:val="27"/>
+          <w:szCs w:val="27"/>
+          <w:lang w:eastAsia="it-IT"/>
+          <w14:ligatures w14:val="none"/>
+        </w:rPr>
+        <w:t>⃣</w:t>
+      </w:r>
+      <w:r>
+        <w:rPr>
+          <w:rFonts w:ascii="Times New Roman" w:eastAsia="Times New Roman" w:hAnsi="Times New Roman" w:cs="Times New Roman"/>
+          <w:b/>
+          <w:bCs/>
+          <w:kern w:val="0"/>
+          <w:sz w:val="27"/>
+          <w:szCs w:val="27"/>
+          <w:lang w:eastAsia="it-IT"/>
+          <w14:ligatures w14:val="none"/>
+        </w:rPr>
+        <w:t xml:space="preserve"> Titolo MDR</w:t>
+      </w:r>
+    </w:p>
+    <w:p>
+      <w:pPr>
+        <w:tabs>
+          <w:tab w:val="left" w:pos="916"/>
+          <w:tab w:val="left" w:pos="1832"/>
+          <w:tab w:val="left" w:pos="2748"/>
+          <w:tab w:val="left" w:pos="3664"/>
+          <w:tab w:val="left" w:pos="4580"/>
+          <w:tab w:val="left" w:pos="5496"/>
+          <w:tab w:val="left" w:pos="6412"/>
+          <w:tab w:val="left" w:pos="7328"/>
+          <w:tab w:val="left" w:pos="8244"/>
+          <w:tab w:val="left" w:pos="9160"/>
+          <w:tab w:val="left" w:pos="10076"/>
+          <w:tab w:val="left" w:pos="10992"/>
+          <w:tab w:val="left" w:pos="11908"/>
+          <w:tab w:val="left" w:pos="12824"/>
+          <w:tab w:val="left" w:pos="13740"/>
+          <w:tab w:val="left" w:pos="14656"/>
+        </w:tabs>
+        <w:spacing w:after="0" w:line="240" w:lineRule="auto"/>
+        <w:rPr>
+          <w:rFonts w:ascii="Courier New" w:eastAsia="Times New Roman" w:hAnsi="Courier New" w:cs="Courier New"/>
+          <w:kern w:val="0"/>
+          <w:sz w:val="20"/>
+          <w:szCs w:val="20"/>
+          <w:lang w:eastAsia="it-IT"/>
+          <w14:ligatures w14:val="none"/>
+        </w:rPr>
+      </w:pPr>
+      <w:r>
+        <w:rPr>
+          <w:rFonts w:ascii="Courier New" w:eastAsia="Times New Roman" w:hAnsi="Courier New" w:cs="Courier New"/>
+          <w:kern w:val="0"/>
+          <w:sz w:val="20"/>
+          <w:szCs w:val="20"/>
+          <w:lang w:eastAsia="it-IT"/>
+          <w14:ligatures w14:val="none"/>
+        </w:rPr>
+        <w:t>Document_title</w:t>
+      </w:r>
+    </w:p>
+    <w:p>
+      <w:pPr>
+        <w:spacing w:before="100" w:beforeAutospacing="1" w:after="100" w:afterAutospacing="1" w:line="240" w:lineRule="auto"/>
+        <w:outlineLvl w:val="2"/>
+        <w:rPr>
+          <w:rFonts w:ascii="Times New Roman" w:eastAsia="Times New Roman" w:hAnsi="Times New Roman" w:cs="Times New Roman"/>
+          <w:b/>
+          <w:bCs/>
+          <w:kern w:val="0"/>
+          <w:sz w:val="27"/>
+          <w:szCs w:val="27"/>
+          <w:lang w:eastAsia="it-IT"/>
+          <w14:ligatures w14:val="none"/>
+        </w:rPr>
+      </w:pPr>
+      <w:r>
+        <w:rPr>
+          <w:rFonts w:ascii="Times New Roman" w:eastAsia="Times New Roman" w:hAnsi="Times New Roman" w:cs="Times New Roman"/>
+          <w:b/>
+          <w:bCs/>
+          <w:kern w:val="0"/>
+          <w:sz w:val="27"/>
+          <w:szCs w:val="27"/>
+          <w:lang w:eastAsia="it-IT"/>
+          <w14:ligatures w14:val="none"/>
+        </w:rPr>
+        <w:t>2️</w:t>
+      </w:r>
+      <w:r>
+        <w:rPr>
+          <w:rFonts w:ascii="Segoe UI Symbol" w:eastAsia="Times New Roman" w:hAnsi="Segoe UI Symbol" w:cs="Segoe UI Symbol"/>
+          <w:b/>
+          <w:bCs/>
+          <w:kern w:val="0"/>
+          <w:sz w:val="27"/>
+          <w:szCs w:val="27"/>
+          <w:lang w:eastAsia="it-IT"/>
+          <w14:ligatures w14:val="none"/>
+        </w:rPr>
+        <w:t>⃣</w:t>
+      </w:r>
+      <w:r>
+        <w:rPr>
+          <w:rFonts w:ascii="Times New Roman" w:eastAsia="Times New Roman" w:hAnsi="Times New Roman" w:cs="Times New Roman"/>
+          <w:b/>
+          <w:bCs/>
+          <w:kern w:val="0"/>
+          <w:sz w:val="27"/>
+          <w:szCs w:val="27"/>
+          <w:lang w:eastAsia="it-IT"/>
+          <w14:ligatures w14:val="none"/>
+        </w:rPr>
+        <w:t xml:space="preserve"> Metadati normalizzati</w:t>
       </w:r>
     </w:p>
     <w:p>
       <w:pPr>
         <w:numPr>
           <w:ilvl w:val="0"/>
-          <w:numId w:val="4"/>
+          <w:numId w:val="8"/>
         </w:numPr>
         <w:spacing w:before="100" w:beforeAutospacing="1" w:after="100" w:afterAutospacing="1" w:line="240" w:lineRule="auto"/>
         <w:rPr>
@@ -1127,106 +3321,20 @@
       <w:r>
         <w:rPr>
           <w:rFonts w:ascii="Times New Roman" w:eastAsia="Times New Roman" w:hAnsi="Times New Roman" w:cs="Times New Roman"/>
-          <w:b/>
-          <w:bCs/>
-          <w:kern w:val="0"/>
-          <w:sz w:val="24"/>
-          <w:szCs w:val="24"/>
-          <w:lang w:eastAsia="it-IT"/>
-          <w14:ligatures w14:val="none"/>
-        </w:rPr>
-        <w:t>Agente 2 (Claude)</w:t>
-      </w:r>
-    </w:p>
-    <w:p>
-      <w:pPr>
-        <w:numPr>
-          <w:ilvl w:val="1"/>
-          <w:numId w:val="4"/>
-        </w:numPr>
-        <w:spacing w:before="100" w:beforeAutospacing="1" w:after="100" w:afterAutospacing="1" w:line="240" w:lineRule="auto"/>
-        <w:rPr>
-          <w:rFonts w:ascii="Times New Roman" w:eastAsia="Times New Roman" w:hAnsi="Times New Roman" w:cs="Times New Roman"/>
-          <w:kern w:val="0"/>
-          <w:sz w:val="24"/>
-          <w:szCs w:val="24"/>
-          <w:lang w:eastAsia="it-IT"/>
-          <w14:ligatures w14:val="none"/>
-        </w:rPr>
-      </w:pPr>
-      <w:r>
-        <w:rPr>
-          <w:rFonts w:ascii="Times New Roman" w:eastAsia="Times New Roman" w:hAnsi="Times New Roman" w:cs="Times New Roman"/>
-          <w:kern w:val="0"/>
-          <w:sz w:val="24"/>
-          <w:szCs w:val="24"/>
-          <w:lang w:eastAsia="it-IT"/>
-          <w14:ligatures w14:val="none"/>
-        </w:rPr>
-        <w:t>stesso input</w:t>
-      </w:r>
-    </w:p>
-    <w:p>
-      <w:pPr>
-        <w:numPr>
-          <w:ilvl w:val="1"/>
-          <w:numId w:val="4"/>
-        </w:numPr>
-        <w:spacing w:before="100" w:beforeAutospacing="1" w:after="100" w:afterAutospacing="1" w:line="240" w:lineRule="auto"/>
-        <w:rPr>
-          <w:rFonts w:ascii="Times New Roman" w:eastAsia="Times New Roman" w:hAnsi="Times New Roman" w:cs="Times New Roman"/>
-          <w:kern w:val="0"/>
-          <w:sz w:val="24"/>
-          <w:szCs w:val="24"/>
-          <w:lang w:eastAsia="it-IT"/>
-          <w14:ligatures w14:val="none"/>
-        </w:rPr>
-      </w:pPr>
-      <w:r>
-        <w:rPr>
-          <w:rFonts w:ascii="Times New Roman" w:eastAsia="Times New Roman" w:hAnsi="Times New Roman" w:cs="Times New Roman"/>
-          <w:kern w:val="0"/>
-          <w:sz w:val="24"/>
-          <w:szCs w:val="24"/>
-          <w:lang w:eastAsia="it-IT"/>
-          <w14:ligatures w14:val="none"/>
-        </w:rPr>
-        <w:t>stessa struttura output</w:t>
-      </w:r>
-    </w:p>
-    <w:p>
-      <w:pPr>
-        <w:numPr>
-          <w:ilvl w:val="1"/>
-          <w:numId w:val="4"/>
-        </w:numPr>
-        <w:spacing w:before="100" w:beforeAutospacing="1" w:after="100" w:afterAutospacing="1" w:line="240" w:lineRule="auto"/>
-        <w:rPr>
-          <w:rFonts w:ascii="Times New Roman" w:eastAsia="Times New Roman" w:hAnsi="Times New Roman" w:cs="Times New Roman"/>
-          <w:kern w:val="0"/>
-          <w:sz w:val="24"/>
-          <w:szCs w:val="24"/>
-          <w:lang w:eastAsia="it-IT"/>
-          <w14:ligatures w14:val="none"/>
-        </w:rPr>
-      </w:pPr>
-      <w:r>
-        <w:rPr>
-          <w:rFonts w:ascii="Times New Roman" w:eastAsia="Times New Roman" w:hAnsi="Times New Roman" w:cs="Times New Roman"/>
-          <w:kern w:val="0"/>
-          <w:sz w:val="24"/>
-          <w:szCs w:val="24"/>
-          <w:lang w:eastAsia="it-IT"/>
-          <w14:ligatures w14:val="none"/>
-        </w:rPr>
-        <w:t>indipendente dal primo</w:t>
+          <w:kern w:val="0"/>
+          <w:sz w:val="24"/>
+          <w:szCs w:val="24"/>
+          <w:lang w:eastAsia="it-IT"/>
+          <w14:ligatures w14:val="none"/>
+        </w:rPr>
+        <w:t>disciplina</w:t>
       </w:r>
     </w:p>
     <w:p>
       <w:pPr>
         <w:numPr>
           <w:ilvl w:val="0"/>
-          <w:numId w:val="4"/>
+          <w:numId w:val="8"/>
         </w:numPr>
         <w:spacing w:before="100" w:beforeAutospacing="1" w:after="100" w:afterAutospacing="1" w:line="240" w:lineRule="auto"/>
         <w:rPr>
@@ -1241,22 +3349,20 @@
       <w:r>
         <w:rPr>
           <w:rFonts w:ascii="Times New Roman" w:eastAsia="Times New Roman" w:hAnsi="Times New Roman" w:cs="Times New Roman"/>
-          <w:b/>
-          <w:bCs/>
-          <w:kern w:val="0"/>
-          <w:sz w:val="24"/>
-          <w:szCs w:val="24"/>
-          <w:lang w:eastAsia="it-IT"/>
-          <w14:ligatures w14:val="none"/>
-        </w:rPr>
-        <w:t>Giudice</w:t>
+          <w:kern w:val="0"/>
+          <w:sz w:val="24"/>
+          <w:szCs w:val="24"/>
+          <w:lang w:eastAsia="it-IT"/>
+          <w14:ligatures w14:val="none"/>
+        </w:rPr>
+        <w:t>tipo documento</w:t>
       </w:r>
     </w:p>
     <w:p>
       <w:pPr>
         <w:numPr>
-          <w:ilvl w:val="1"/>
-          <w:numId w:val="4"/>
+          <w:ilvl w:val="0"/>
+          <w:numId w:val="8"/>
         </w:numPr>
         <w:spacing w:before="100" w:beforeAutospacing="1" w:after="100" w:afterAutospacing="1" w:line="240" w:lineRule="auto"/>
         <w:rPr>
@@ -1277,14 +3383,93 @@
           <w:lang w:eastAsia="it-IT"/>
           <w14:ligatures w14:val="none"/>
         </w:rPr>
-        <w:t>riceve:</w:t>
+        <w:t>status di normalizzazione</w:t>
+      </w:r>
+    </w:p>
+    <w:p>
+      <w:pPr>
+        <w:spacing w:before="100" w:beforeAutospacing="1" w:after="100" w:afterAutospacing="1" w:line="240" w:lineRule="auto"/>
+        <w:outlineLvl w:val="2"/>
+        <w:rPr>
+          <w:rFonts w:ascii="Times New Roman" w:eastAsia="Times New Roman" w:hAnsi="Times New Roman" w:cs="Times New Roman"/>
+          <w:b/>
+          <w:bCs/>
+          <w:kern w:val="0"/>
+          <w:sz w:val="27"/>
+          <w:szCs w:val="27"/>
+          <w:lang w:eastAsia="it-IT"/>
+          <w14:ligatures w14:val="none"/>
+        </w:rPr>
+      </w:pPr>
+      <w:r>
+        <w:rPr>
+          <w:rFonts w:ascii="Times New Roman" w:eastAsia="Times New Roman" w:hAnsi="Times New Roman" w:cs="Times New Roman"/>
+          <w:b/>
+          <w:bCs/>
+          <w:kern w:val="0"/>
+          <w:sz w:val="27"/>
+          <w:szCs w:val="27"/>
+          <w:lang w:eastAsia="it-IT"/>
+          <w14:ligatures w14:val="none"/>
+        </w:rPr>
+        <w:t>3️</w:t>
+      </w:r>
+      <w:r>
+        <w:rPr>
+          <w:rFonts w:ascii="Segoe UI Symbol" w:eastAsia="Times New Roman" w:hAnsi="Segoe UI Symbol" w:cs="Segoe UI Symbol"/>
+          <w:b/>
+          <w:bCs/>
+          <w:kern w:val="0"/>
+          <w:sz w:val="27"/>
+          <w:szCs w:val="27"/>
+          <w:lang w:eastAsia="it-IT"/>
+          <w14:ligatures w14:val="none"/>
+        </w:rPr>
+        <w:t>⃣</w:t>
+      </w:r>
+      <w:r>
+        <w:rPr>
+          <w:rFonts w:ascii="Times New Roman" w:eastAsia="Times New Roman" w:hAnsi="Times New Roman" w:cs="Times New Roman"/>
+          <w:b/>
+          <w:bCs/>
+          <w:kern w:val="0"/>
+          <w:sz w:val="27"/>
+          <w:szCs w:val="27"/>
+          <w:lang w:eastAsia="it-IT"/>
+          <w14:ligatures w14:val="none"/>
+        </w:rPr>
+        <w:t xml:space="preserve"> I 50 candidati RACI</w:t>
+      </w:r>
+    </w:p>
+    <w:p>
+      <w:pPr>
+        <w:spacing w:before="100" w:beforeAutospacing="1" w:after="100" w:afterAutospacing="1" w:line="240" w:lineRule="auto"/>
+        <w:rPr>
+          <w:rFonts w:ascii="Times New Roman" w:eastAsia="Times New Roman" w:hAnsi="Times New Roman" w:cs="Times New Roman"/>
+          <w:kern w:val="0"/>
+          <w:sz w:val="24"/>
+          <w:szCs w:val="24"/>
+          <w:lang w:eastAsia="it-IT"/>
+          <w14:ligatures w14:val="none"/>
+        </w:rPr>
+      </w:pPr>
+      <w:r>
+        <w:rPr>
+          <w:rFonts w:ascii="Times New Roman" w:eastAsia="Times New Roman" w:hAnsi="Times New Roman" w:cs="Times New Roman"/>
+          <w:kern w:val="0"/>
+          <w:sz w:val="24"/>
+          <w:szCs w:val="24"/>
+          <w:lang w:eastAsia="it-IT"/>
+          <w14:ligatures w14:val="none"/>
+        </w:rPr>
+        <w:t>Per ogni candidato:</w:t>
       </w:r>
     </w:p>
     <w:p>
       <w:pPr>
         <w:numPr>
-          <w:ilvl w:val="2"/>
-          <w:numId w:val="4"/>
+          <w:ilvl w:val="0"/>
+          <w:numId w:val="9"/>
         </w:numPr>
         <w:spacing w:before="100" w:beforeAutospacing="1" w:after="100" w:afterAutospacing="1" w:line="240" w:lineRule="auto"/>
         <w:rPr>
@@ -1305,14 +3490,14 @@
           <w:lang w:eastAsia="it-IT"/>
           <w14:ligatures w14:val="none"/>
         </w:rPr>
-        <w:t>record MDR</w:t>
+        <w:t>TitleKey</w:t>
       </w:r>
     </w:p>
     <w:p>
       <w:pPr>
         <w:numPr>
-          <w:ilvl w:val="2"/>
-          <w:numId w:val="4"/>
+          <w:ilvl w:val="0"/>
+          <w:numId w:val="9"/>
         </w:numPr>
         <w:spacing w:before="100" w:beforeAutospacing="1" w:after="100" w:afterAutospacing="1" w:line="240" w:lineRule="auto"/>
         <w:rPr>
@@ -1333,14 +3518,14 @@
           <w:lang w:eastAsia="it-IT"/>
           <w14:ligatures w14:val="none"/>
         </w:rPr>
-        <w:t>50 candidati</w:t>
+        <w:t>RaciTitle</w:t>
       </w:r>
     </w:p>
     <w:p>
       <w:pPr>
         <w:numPr>
-          <w:ilvl w:val="2"/>
-          <w:numId w:val="4"/>
+          <w:ilvl w:val="0"/>
+          <w:numId w:val="9"/>
         </w:numPr>
         <w:spacing w:before="100" w:beforeAutospacing="1" w:after="100" w:afterAutospacing="1" w:line="240" w:lineRule="auto"/>
         <w:rPr>
@@ -1361,14 +3546,14 @@
           <w:lang w:eastAsia="it-IT"/>
           <w14:ligatures w14:val="none"/>
         </w:rPr>
-        <w:t>scelta agente 1</w:t>
+        <w:t>Description</w:t>
       </w:r>
     </w:p>
     <w:p>
       <w:pPr>
         <w:numPr>
-          <w:ilvl w:val="2"/>
-          <w:numId w:val="4"/>
+          <w:ilvl w:val="0"/>
+          <w:numId w:val="9"/>
         </w:numPr>
         <w:spacing w:before="100" w:beforeAutospacing="1" w:after="100" w:afterAutospacing="1" w:line="240" w:lineRule="auto"/>
         <w:rPr>
@@ -1389,14 +3574,14 @@
           <w:lang w:eastAsia="it-IT"/>
           <w14:ligatures w14:val="none"/>
         </w:rPr>
-        <w:t>scelta agente 2</w:t>
+        <w:t>Discipline</w:t>
       </w:r>
     </w:p>
     <w:p>
       <w:pPr>
         <w:numPr>
-          <w:ilvl w:val="2"/>
-          <w:numId w:val="4"/>
+          <w:ilvl w:val="0"/>
+          <w:numId w:val="9"/>
         </w:numPr>
         <w:spacing w:before="100" w:beforeAutospacing="1" w:after="100" w:afterAutospacing="1" w:line="240" w:lineRule="auto"/>
         <w:rPr>
@@ -1417,14 +3602,15 @@
           <w:lang w:eastAsia="it-IT"/>
           <w14:ligatures w14:val="none"/>
         </w:rPr>
-        <w:t>motivazioni</w:t>
+        <w:lastRenderedPageBreak/>
+        <w:t>Type</w:t>
       </w:r>
     </w:p>
     <w:p>
       <w:pPr>
         <w:numPr>
-          <w:ilvl w:val="1"/>
-          <w:numId w:val="4"/>
+          <w:ilvl w:val="0"/>
+          <w:numId w:val="9"/>
         </w:numPr>
         <w:spacing w:before="100" w:beforeAutospacing="1" w:after="100" w:afterAutospacing="1" w:line="240" w:lineRule="auto"/>
         <w:rPr>
@@ -1445,14 +3631,14 @@
           <w:lang w:eastAsia="it-IT"/>
           <w14:ligatures w14:val="none"/>
         </w:rPr>
-        <w:t>restituisce:</w:t>
+        <w:t>Category</w:t>
       </w:r>
     </w:p>
     <w:p>
       <w:pPr>
         <w:numPr>
-          <w:ilvl w:val="2"/>
-          <w:numId w:val="4"/>
+          <w:ilvl w:val="0"/>
+          <w:numId w:val="9"/>
         </w:numPr>
         <w:spacing w:before="100" w:beforeAutospacing="1" w:after="100" w:afterAutospacing="1" w:line="240" w:lineRule="auto"/>
         <w:rPr>
@@ -1465,6 +3651,117 @@
         </w:rPr>
       </w:pPr>
       <w:r>
+        <w:rPr>
+          <w:rFonts w:ascii="Times New Roman" w:eastAsia="Times New Roman" w:hAnsi="Times New Roman" w:cs="Times New Roman"/>
+          <w:kern w:val="0"/>
+          <w:sz w:val="24"/>
+          <w:szCs w:val="24"/>
+          <w:lang w:eastAsia="it-IT"/>
+          <w14:ligatures w14:val="none"/>
+        </w:rPr>
+        <w:t>Similarity score</w:t>
+      </w:r>
+    </w:p>
+    <w:p>
+      <w:pPr>
+        <w:spacing w:after="0" w:line="240" w:lineRule="auto"/>
+        <w:rPr>
+          <w:rFonts w:ascii="Times New Roman" w:eastAsia="Times New Roman" w:hAnsi="Times New Roman" w:cs="Times New Roman"/>
+          <w:kern w:val="0"/>
+          <w:sz w:val="24"/>
+          <w:szCs w:val="24"/>
+          <w:lang w:eastAsia="it-IT"/>
+          <w14:ligatures w14:val="none"/>
+        </w:rPr>
+      </w:pPr>
+      <w:r>
+        <w:rPr>
+          <w:rFonts w:ascii="Times New Roman" w:eastAsia="Times New Roman" w:hAnsi="Times New Roman" w:cs="Times New Roman"/>
+          <w:kern w:val="0"/>
+          <w:sz w:val="24"/>
+          <w:szCs w:val="24"/>
+          <w:lang w:eastAsia="it-IT"/>
+          <w14:ligatures w14:val="none"/>
+        </w:rPr>
+        <w:pict w14:anchorId="0CDC7550">
+          <v:rect id="_x0000_i1030" style="width:0;height:1.5pt" o:hralign="center" o:hrstd="t" o:hr="t" fillcolor="#a0a0a0" stroked="f"/>
+        </w:pict>
+      </w:r>
+    </w:p>
+    <w:p>
+      <w:pPr>
+        <w:spacing w:before="100" w:beforeAutospacing="1" w:after="100" w:afterAutospacing="1" w:line="240" w:lineRule="auto"/>
+        <w:outlineLvl w:val="1"/>
+        <w:rPr>
+          <w:rFonts w:ascii="Times New Roman" w:eastAsia="Times New Roman" w:hAnsi="Times New Roman" w:cs="Times New Roman"/>
+          <w:b/>
+          <w:bCs/>
+          <w:kern w:val="0"/>
+          <w:sz w:val="36"/>
+          <w:szCs w:val="36"/>
+          <w:lang w:eastAsia="it-IT"/>
+          <w14:ligatures w14:val="none"/>
+        </w:rPr>
+      </w:pPr>
+      <w:r>
+        <w:rPr>
+          <w:rFonts w:ascii="Times New Roman" w:eastAsia="Times New Roman" w:hAnsi="Times New Roman" w:cs="Times New Roman"/>
+          <w:b/>
+          <w:bCs/>
+          <w:kern w:val="0"/>
+          <w:sz w:val="36"/>
+          <w:szCs w:val="36"/>
+          <w:lang w:eastAsia="it-IT"/>
+          <w14:ligatures w14:val="none"/>
+        </w:rPr>
+        <w:t>Output dell’agente</w:t>
+      </w:r>
+    </w:p>
+    <w:p>
+      <w:pPr>
+        <w:spacing w:before="100" w:beforeAutospacing="1" w:after="100" w:afterAutospacing="1" w:line="240" w:lineRule="auto"/>
+        <w:rPr>
+          <w:rFonts w:ascii="Times New Roman" w:eastAsia="Times New Roman" w:hAnsi="Times New Roman" w:cs="Times New Roman"/>
+          <w:kern w:val="0"/>
+          <w:sz w:val="24"/>
+          <w:szCs w:val="24"/>
+          <w:lang w:eastAsia="it-IT"/>
+          <w14:ligatures w14:val="none"/>
+        </w:rPr>
+      </w:pPr>
+      <w:r>
+        <w:rPr>
+          <w:rFonts w:ascii="Times New Roman" w:eastAsia="Times New Roman" w:hAnsi="Times New Roman" w:cs="Times New Roman"/>
+          <w:kern w:val="0"/>
+          <w:sz w:val="24"/>
+          <w:szCs w:val="24"/>
+          <w:lang w:eastAsia="it-IT"/>
+          <w14:ligatures w14:val="none"/>
+        </w:rPr>
+        <w:t>Ogni agente restituisce:</w:t>
+      </w:r>
+    </w:p>
+    <w:p>
+      <w:pPr>
+        <w:tabs>
+          <w:tab w:val="left" w:pos="916"/>
+          <w:tab w:val="left" w:pos="1832"/>
+          <w:tab w:val="left" w:pos="2748"/>
+          <w:tab w:val="left" w:pos="3664"/>
+          <w:tab w:val="left" w:pos="4580"/>
+          <w:tab w:val="left" w:pos="5496"/>
+          <w:tab w:val="left" w:pos="6412"/>
+          <w:tab w:val="left" w:pos="7328"/>
+          <w:tab w:val="left" w:pos="8244"/>
+          <w:tab w:val="left" w:pos="9160"/>
+          <w:tab w:val="left" w:pos="10076"/>
+          <w:tab w:val="left" w:pos="10992"/>
+          <w:tab w:val="left" w:pos="11908"/>
+          <w:tab w:val="left" w:pos="12824"/>
+          <w:tab w:val="left" w:pos="13740"/>
+          <w:tab w:val="left" w:pos="14656"/>
+        </w:tabs>
+        <w:spacing w:after="0" w:line="240" w:lineRule="auto"/>
         <w:rPr>
           <w:rFonts w:ascii="Courier New" w:eastAsia="Times New Roman" w:hAnsi="Courier New" w:cs="Courier New"/>
           <w:kern w:val="0"/>
@@ -1473,24 +3770,6 @@
           <w:lang w:eastAsia="it-IT"/>
           <w14:ligatures w14:val="none"/>
         </w:rPr>
-        <w:t>final_titlekey</w:t>
-      </w:r>
-    </w:p>
-    <w:p>
-      <w:pPr>
-        <w:numPr>
-          <w:ilvl w:val="2"/>
-          <w:numId w:val="4"/>
-        </w:numPr>
-        <w:spacing w:before="100" w:beforeAutospacing="1" w:after="100" w:afterAutospacing="1" w:line="240" w:lineRule="auto"/>
-        <w:rPr>
-          <w:rFonts w:ascii="Times New Roman" w:eastAsia="Times New Roman" w:hAnsi="Times New Roman" w:cs="Times New Roman"/>
-          <w:kern w:val="0"/>
-          <w:sz w:val="24"/>
-          <w:szCs w:val="24"/>
-          <w:lang w:eastAsia="it-IT"/>
-          <w14:ligatures w14:val="none"/>
-        </w:rPr>
       </w:pPr>
       <w:r>
         <w:rPr>
@@ -1498,129 +3777,1489 @@
           <w:kern w:val="0"/>
           <w:sz w:val="20"/>
           <w:szCs w:val="20"/>
-          <w:lang w:eastAsia="it-IT"/>
-          <w14:ligatures w14:val="none"/>
-        </w:rPr>
-        <w:t>final_title</w:t>
-      </w:r>
-    </w:p>
-    <w:p>
-      <w:pPr>
-        <w:numPr>
-          <w:ilvl w:val="2"/>
-          <w:numId w:val="4"/>
-        </w:numPr>
-        <w:spacing w:before="100" w:beforeAutospacing="1" w:after="100" w:afterAutospacing="1" w:line="240" w:lineRule="auto"/>
-        <w:rPr>
-          <w:rFonts w:ascii="Times New Roman" w:eastAsia="Times New Roman" w:hAnsi="Times New Roman" w:cs="Times New Roman"/>
-          <w:kern w:val="0"/>
-          <w:sz w:val="24"/>
-          <w:szCs w:val="24"/>
-          <w:lang w:eastAsia="it-IT"/>
-          <w14:ligatures w14:val="none"/>
-        </w:rPr>
-      </w:pPr>
+          <w:lang w:val="en-US" w:eastAsia="it-IT"/>
+          <w14:ligatures w14:val="none"/>
+        </w:rPr>
+        <w:t>{</w:t>
+      </w:r>
       <w:r>
         <w:rPr>
           <w:rFonts w:ascii="Courier New" w:eastAsia="Times New Roman" w:hAnsi="Courier New" w:cs="Courier New"/>
           <w:kern w:val="0"/>
           <w:sz w:val="20"/>
           <w:szCs w:val="20"/>
-          <w:lang w:eastAsia="it-IT"/>
-          <w14:ligatures w14:val="none"/>
-        </w:rPr>
-        <w:t>final_confidence</w:t>
-      </w:r>
-    </w:p>
-    <w:p>
-      <w:pPr>
-        <w:numPr>
-          <w:ilvl w:val="2"/>
-          <w:numId w:val="4"/>
-        </w:numPr>
-        <w:spacing w:before="100" w:beforeAutospacing="1" w:after="100" w:afterAutospacing="1" w:line="240" w:lineRule="auto"/>
-        <w:rPr>
-          <w:rFonts w:ascii="Times New Roman" w:eastAsia="Times New Roman" w:hAnsi="Times New Roman" w:cs="Times New Roman"/>
-          <w:kern w:val="0"/>
-          <w:sz w:val="24"/>
-          <w:szCs w:val="24"/>
-          <w:lang w:eastAsia="it-IT"/>
-          <w14:ligatures w14:val="none"/>
-        </w:rPr>
-      </w:pPr>
+          <w:lang w:val="en-US" w:eastAsia="it-IT"/>
+          <w14:ligatures w14:val="none"/>
+        </w:rPr>
+        <w:br/>
+        <w:t xml:space="preserve">  "decision_type": "MATCH | NO_MATCH",</w:t>
+      </w:r>
       <w:r>
         <w:rPr>
           <w:rFonts w:ascii="Courier New" w:eastAsia="Times New Roman" w:hAnsi="Courier New" w:cs="Courier New"/>
           <w:kern w:val="0"/>
           <w:sz w:val="20"/>
           <w:szCs w:val="20"/>
-          <w:lang w:eastAsia="it-IT"/>
-          <w14:ligatures w14:val="none"/>
-        </w:rPr>
-        <w:t>final_decision_type</w:t>
-      </w:r>
-    </w:p>
-    <w:p>
-      <w:pPr>
-        <w:numPr>
-          <w:ilvl w:val="2"/>
-          <w:numId w:val="4"/>
-        </w:numPr>
-        <w:spacing w:before="100" w:beforeAutospacing="1" w:after="100" w:afterAutospacing="1" w:line="240" w:lineRule="auto"/>
-        <w:rPr>
-          <w:rFonts w:ascii="Times New Roman" w:eastAsia="Times New Roman" w:hAnsi="Times New Roman" w:cs="Times New Roman"/>
-          <w:kern w:val="0"/>
-          <w:sz w:val="24"/>
-          <w:szCs w:val="24"/>
-          <w:lang w:eastAsia="it-IT"/>
-          <w14:ligatures w14:val="none"/>
-        </w:rPr>
-      </w:pPr>
+          <w:lang w:val="en-US" w:eastAsia="it-IT"/>
+          <w14:ligatures w14:val="none"/>
+        </w:rPr>
+        <w:br/>
+        <w:t xml:space="preserve">  "selected_titlekey": "...",</w:t>
+      </w:r>
       <w:r>
         <w:rPr>
           <w:rFonts w:ascii="Courier New" w:eastAsia="Times New Roman" w:hAnsi="Courier New" w:cs="Courier New"/>
           <w:kern w:val="0"/>
           <w:sz w:val="20"/>
           <w:szCs w:val="20"/>
-          <w:lang w:eastAsia="it-IT"/>
-          <w14:ligatures w14:val="none"/>
-        </w:rPr>
-        <w:t>final_reason</w:t>
-      </w:r>
-    </w:p>
-    <w:p>
-      <w:pPr>
-        <w:numPr>
-          <w:ilvl w:val="2"/>
-          <w:numId w:val="4"/>
-        </w:numPr>
-        <w:spacing w:before="100" w:beforeAutospacing="1" w:after="100" w:afterAutospacing="1" w:line="240" w:lineRule="auto"/>
-        <w:rPr>
-          <w:rFonts w:ascii="Times New Roman" w:eastAsia="Times New Roman" w:hAnsi="Times New Roman" w:cs="Times New Roman"/>
-          <w:kern w:val="0"/>
-          <w:sz w:val="24"/>
-          <w:szCs w:val="24"/>
-          <w:lang w:eastAsia="it-IT"/>
-          <w14:ligatures w14:val="none"/>
-        </w:rPr>
-      </w:pPr>
+          <w:lang w:val="en-US" w:eastAsia="it-IT"/>
+          <w14:ligatures w14:val="none"/>
+        </w:rPr>
+        <w:br/>
+        <w:t xml:space="preserve">  "selected_raci_title": "...",</w:t>
+      </w:r>
       <w:r>
         <w:rPr>
           <w:rFonts w:ascii="Courier New" w:eastAsia="Times New Roman" w:hAnsi="Courier New" w:cs="Courier New"/>
           <w:kern w:val="0"/>
           <w:sz w:val="20"/>
           <w:szCs w:val="20"/>
-          <w:lang w:eastAsia="it-IT"/>
-          <w14:ligatures w14:val="none"/>
-        </w:rPr>
-        <w:t>resolution_mode</w:t>
+          <w:lang w:val="en-US" w:eastAsia="it-IT"/>
+          <w14:ligatures w14:val="none"/>
+        </w:rPr>
+        <w:br/>
+        <w:t xml:space="preserve">  "confidence": 0.0-1.0,</w:t>
+      </w:r>
+      <w:r>
+        <w:rPr>
+          <w:rFonts w:ascii="Courier New" w:eastAsia="Times New Roman" w:hAnsi="Courier New" w:cs="Courier New"/>
+          <w:kern w:val="0"/>
+          <w:sz w:val="20"/>
+          <w:szCs w:val="20"/>
+          <w:lang w:val="en-US" w:eastAsia="it-IT"/>
+          <w14:ligatures w14:val="none"/>
+        </w:rPr>
+        <w:br/>
+        <w:t xml:space="preserve">  "reasoning_summary": "..."</w:t>
+      </w:r>
+      <w:r>
+        <w:rPr>
+          <w:rFonts w:ascii="Courier New" w:eastAsia="Times New Roman" w:hAnsi="Courier New" w:cs="Courier New"/>
+          <w:kern w:val="0"/>
+          <w:sz w:val="20"/>
+          <w:szCs w:val="20"/>
+          <w:lang w:val="en-US" w:eastAsia="it-IT"/>
+          <w14:ligatures w14:val="none"/>
+        </w:rPr>
+        <w:br/>
+      </w:r>
+      <w:r>
+        <w:rPr>
+          <w:rFonts w:ascii="Courier New" w:eastAsia="Times New Roman" w:hAnsi="Courier New" w:cs="Courier New"/>
+          <w:kern w:val="0"/>
+          <w:sz w:val="20"/>
+          <w:szCs w:val="20"/>
+          <w:lang w:eastAsia="it-IT"/>
+          <w14:ligatures w14:val="none"/>
+        </w:rPr>
+        <w:t>}</w:t>
+      </w:r>
+    </w:p>
+    <w:p>
+      <w:pPr>
+        <w:spacing w:before="100" w:beforeAutospacing="1" w:after="100" w:afterAutospacing="1" w:line="240" w:lineRule="auto"/>
+        <w:rPr>
+          <w:rFonts w:ascii="Times New Roman" w:eastAsia="Times New Roman" w:hAnsi="Times New Roman" w:cs="Times New Roman"/>
+          <w:kern w:val="0"/>
+          <w:sz w:val="24"/>
+          <w:szCs w:val="24"/>
+          <w:lang w:eastAsia="it-IT"/>
+          <w14:ligatures w14:val="none"/>
+        </w:rPr>
+      </w:pPr>
+      <w:r>
+        <w:rPr>
+          <w:rFonts w:ascii="Times New Roman" w:eastAsia="Times New Roman" w:hAnsi="Times New Roman" w:cs="Times New Roman"/>
+          <w:kern w:val="0"/>
+          <w:sz w:val="24"/>
+          <w:szCs w:val="24"/>
+          <w:lang w:eastAsia="it-IT"/>
+          <w14:ligatures w14:val="none"/>
+        </w:rPr>
+        <w:t>Queste decisioni vengono salvate in:</w:t>
+      </w:r>
+    </w:p>
+    <w:p>
+      <w:pPr>
+        <w:tabs>
+          <w:tab w:val="left" w:pos="916"/>
+          <w:tab w:val="left" w:pos="1832"/>
+          <w:tab w:val="left" w:pos="2748"/>
+          <w:tab w:val="left" w:pos="3664"/>
+          <w:tab w:val="left" w:pos="4580"/>
+          <w:tab w:val="left" w:pos="5496"/>
+          <w:tab w:val="left" w:pos="6412"/>
+          <w:tab w:val="left" w:pos="7328"/>
+          <w:tab w:val="left" w:pos="8244"/>
+          <w:tab w:val="left" w:pos="9160"/>
+          <w:tab w:val="left" w:pos="10076"/>
+          <w:tab w:val="left" w:pos="10992"/>
+          <w:tab w:val="left" w:pos="11908"/>
+          <w:tab w:val="left" w:pos="12824"/>
+          <w:tab w:val="left" w:pos="13740"/>
+          <w:tab w:val="left" w:pos="14656"/>
+        </w:tabs>
+        <w:spacing w:after="0" w:line="240" w:lineRule="auto"/>
+        <w:rPr>
+          <w:rFonts w:ascii="Courier New" w:eastAsia="Times New Roman" w:hAnsi="Courier New" w:cs="Courier New"/>
+          <w:kern w:val="0"/>
+          <w:sz w:val="20"/>
+          <w:szCs w:val="20"/>
+          <w:lang w:eastAsia="it-IT"/>
+          <w14:ligatures w14:val="none"/>
+        </w:rPr>
+      </w:pPr>
+      <w:r>
+        <w:rPr>
+          <w:rFonts w:ascii="Courier New" w:eastAsia="Times New Roman" w:hAnsi="Courier New" w:cs="Courier New"/>
+          <w:kern w:val="0"/>
+          <w:sz w:val="20"/>
+          <w:szCs w:val="20"/>
+          <w:lang w:eastAsia="it-IT"/>
+          <w14:ligatures w14:val="none"/>
+        </w:rPr>
+        <w:t>MdrReconciliationAgentDecisions</w:t>
+      </w:r>
+    </w:p>
+    <w:p>
+      <w:pPr>
+        <w:spacing w:before="100" w:beforeAutospacing="1" w:after="100" w:afterAutospacing="1" w:line="240" w:lineRule="auto"/>
+        <w:rPr>
+          <w:rFonts w:ascii="Times New Roman" w:eastAsia="Times New Roman" w:hAnsi="Times New Roman" w:cs="Times New Roman"/>
+          <w:kern w:val="0"/>
+          <w:sz w:val="24"/>
+          <w:szCs w:val="24"/>
+          <w:lang w:eastAsia="it-IT"/>
+          <w14:ligatures w14:val="none"/>
+        </w:rPr>
+      </w:pPr>
+      <w:r>
+        <w:rPr>
+          <w:rFonts w:ascii="Times New Roman" w:eastAsia="Times New Roman" w:hAnsi="Times New Roman" w:cs="Times New Roman"/>
+          <w:kern w:val="0"/>
+          <w:sz w:val="24"/>
+          <w:szCs w:val="24"/>
+          <w:lang w:eastAsia="it-IT"/>
+          <w14:ligatures w14:val="none"/>
+        </w:rPr>
+        <w:t xml:space="preserve">Ogni task ha quindi </w:t>
+      </w:r>
+      <w:r>
+        <w:rPr>
+          <w:rFonts w:ascii="Times New Roman" w:eastAsia="Times New Roman" w:hAnsi="Times New Roman" w:cs="Times New Roman"/>
+          <w:b/>
+          <w:bCs/>
+          <w:kern w:val="0"/>
+          <w:sz w:val="24"/>
+          <w:szCs w:val="24"/>
+          <w:lang w:eastAsia="it-IT"/>
+          <w14:ligatures w14:val="none"/>
+        </w:rPr>
+        <w:t>due decisioni indipendenti</w:t>
+      </w:r>
+      <w:r>
+        <w:rPr>
+          <w:rFonts w:ascii="Times New Roman" w:eastAsia="Times New Roman" w:hAnsi="Times New Roman" w:cs="Times New Roman"/>
+          <w:kern w:val="0"/>
+          <w:sz w:val="24"/>
+          <w:szCs w:val="24"/>
+          <w:lang w:eastAsia="it-IT"/>
+          <w14:ligatures w14:val="none"/>
+        </w:rPr>
+        <w:t>.</w:t>
+      </w:r>
+    </w:p>
+    <w:p>
+      <w:pPr>
+        <w:spacing w:after="0" w:line="240" w:lineRule="auto"/>
+        <w:rPr>
+          <w:rFonts w:ascii="Times New Roman" w:eastAsia="Times New Roman" w:hAnsi="Times New Roman" w:cs="Times New Roman"/>
+          <w:kern w:val="0"/>
+          <w:sz w:val="24"/>
+          <w:szCs w:val="24"/>
+          <w:lang w:eastAsia="it-IT"/>
+          <w14:ligatures w14:val="none"/>
+        </w:rPr>
+      </w:pPr>
+      <w:r>
+        <w:rPr>
+          <w:rFonts w:ascii="Times New Roman" w:eastAsia="Times New Roman" w:hAnsi="Times New Roman" w:cs="Times New Roman"/>
+          <w:kern w:val="0"/>
+          <w:sz w:val="24"/>
+          <w:szCs w:val="24"/>
+          <w:lang w:eastAsia="it-IT"/>
+          <w14:ligatures w14:val="none"/>
+        </w:rPr>
+        <w:pict w14:anchorId="008D4493">
+          <v:rect id="_x0000_i1031" style="width:0;height:1.5pt" o:hralign="center" o:hrstd="t" o:hr="t" fillcolor="#a0a0a0" stroked="f"/>
+        </w:pict>
+      </w:r>
+    </w:p>
+    <w:p>
+      <w:pPr>
+        <w:spacing w:before="100" w:beforeAutospacing="1" w:after="100" w:afterAutospacing="1" w:line="240" w:lineRule="auto"/>
+        <w:outlineLvl w:val="0"/>
+        <w:rPr>
+          <w:rFonts w:ascii="Times New Roman" w:eastAsia="Times New Roman" w:hAnsi="Times New Roman" w:cs="Times New Roman"/>
+          <w:b/>
+          <w:bCs/>
+          <w:kern w:val="36"/>
+          <w:sz w:val="48"/>
+          <w:szCs w:val="48"/>
+          <w:lang w:eastAsia="it-IT"/>
+          <w14:ligatures w14:val="none"/>
+        </w:rPr>
+      </w:pPr>
+      <w:r>
+        <w:rPr>
+          <w:rFonts w:ascii="Times New Roman" w:eastAsia="Times New Roman" w:hAnsi="Times New Roman" w:cs="Times New Roman"/>
+          <w:b/>
+          <w:bCs/>
+          <w:kern w:val="36"/>
+          <w:sz w:val="48"/>
+          <w:szCs w:val="48"/>
+          <w:lang w:eastAsia="it-IT"/>
+          <w14:ligatures w14:val="none"/>
+        </w:rPr>
+        <w:t>5. Fase 3 — Giudice finale</w:t>
+      </w:r>
+    </w:p>
+    <w:p>
+      <w:pPr>
+        <w:spacing w:before="100" w:beforeAutospacing="1" w:after="100" w:afterAutospacing="1" w:line="240" w:lineRule="auto"/>
+        <w:rPr>
+          <w:rFonts w:ascii="Times New Roman" w:eastAsia="Times New Roman" w:hAnsi="Times New Roman" w:cs="Times New Roman"/>
+          <w:kern w:val="0"/>
+          <w:sz w:val="24"/>
+          <w:szCs w:val="24"/>
+          <w:lang w:eastAsia="it-IT"/>
+          <w14:ligatures w14:val="none"/>
+        </w:rPr>
+      </w:pPr>
+      <w:r>
+        <w:rPr>
+          <w:rFonts w:ascii="Times New Roman" w:eastAsia="Times New Roman" w:hAnsi="Times New Roman" w:cs="Times New Roman"/>
+          <w:kern w:val="0"/>
+          <w:sz w:val="24"/>
+          <w:szCs w:val="24"/>
+          <w:lang w:eastAsia="it-IT"/>
+          <w14:ligatures w14:val="none"/>
+        </w:rPr>
+        <w:t xml:space="preserve">Dopo che entrambi gli agenti hanno deciso, interviene un </w:t>
+      </w:r>
+      <w:r>
+        <w:rPr>
+          <w:rFonts w:ascii="Times New Roman" w:eastAsia="Times New Roman" w:hAnsi="Times New Roman" w:cs="Times New Roman"/>
+          <w:b/>
+          <w:bCs/>
+          <w:kern w:val="0"/>
+          <w:sz w:val="24"/>
+          <w:szCs w:val="24"/>
+          <w:lang w:eastAsia="it-IT"/>
+          <w14:ligatures w14:val="none"/>
+        </w:rPr>
+        <w:t>terzo agente giudice</w:t>
+      </w:r>
+      <w:r>
+        <w:rPr>
+          <w:rFonts w:ascii="Times New Roman" w:eastAsia="Times New Roman" w:hAnsi="Times New Roman" w:cs="Times New Roman"/>
+          <w:kern w:val="0"/>
+          <w:sz w:val="24"/>
+          <w:szCs w:val="24"/>
+          <w:lang w:eastAsia="it-IT"/>
+          <w14:ligatures w14:val="none"/>
+        </w:rPr>
+        <w:t>.</w:t>
+      </w:r>
+    </w:p>
+    <w:p>
+      <w:pPr>
+        <w:spacing w:before="100" w:beforeAutospacing="1" w:after="100" w:afterAutospacing="1" w:line="240" w:lineRule="auto"/>
+        <w:rPr>
+          <w:rFonts w:ascii="Times New Roman" w:eastAsia="Times New Roman" w:hAnsi="Times New Roman" w:cs="Times New Roman"/>
+          <w:kern w:val="0"/>
+          <w:sz w:val="24"/>
+          <w:szCs w:val="24"/>
+          <w:lang w:eastAsia="it-IT"/>
+          <w14:ligatures w14:val="none"/>
+        </w:rPr>
+      </w:pPr>
+      <w:r>
+        <w:rPr>
+          <w:rFonts w:ascii="Times New Roman" w:eastAsia="Times New Roman" w:hAnsi="Times New Roman" w:cs="Times New Roman"/>
+          <w:kern w:val="0"/>
+          <w:sz w:val="24"/>
+          <w:szCs w:val="24"/>
+          <w:lang w:eastAsia="it-IT"/>
+          <w14:ligatures w14:val="none"/>
+        </w:rPr>
+        <w:t>Il giudice riceve:</w:t>
+      </w:r>
+    </w:p>
+    <w:p>
+      <w:pPr>
+        <w:spacing w:before="100" w:beforeAutospacing="1" w:after="100" w:afterAutospacing="1" w:line="240" w:lineRule="auto"/>
+        <w:outlineLvl w:val="2"/>
+        <w:rPr>
+          <w:rFonts w:ascii="Times New Roman" w:eastAsia="Times New Roman" w:hAnsi="Times New Roman" w:cs="Times New Roman"/>
+          <w:b/>
+          <w:bCs/>
+          <w:kern w:val="0"/>
+          <w:sz w:val="27"/>
+          <w:szCs w:val="27"/>
+          <w:lang w:eastAsia="it-IT"/>
+          <w14:ligatures w14:val="none"/>
+        </w:rPr>
+      </w:pPr>
+      <w:r>
+        <w:rPr>
+          <w:rFonts w:ascii="Times New Roman" w:eastAsia="Times New Roman" w:hAnsi="Times New Roman" w:cs="Times New Roman"/>
+          <w:b/>
+          <w:bCs/>
+          <w:kern w:val="0"/>
+          <w:sz w:val="27"/>
+          <w:szCs w:val="27"/>
+          <w:lang w:eastAsia="it-IT"/>
+          <w14:ligatures w14:val="none"/>
+        </w:rPr>
+        <w:t>1️</w:t>
+      </w:r>
+      <w:r>
+        <w:rPr>
+          <w:rFonts w:ascii="Segoe UI Symbol" w:eastAsia="Times New Roman" w:hAnsi="Segoe UI Symbol" w:cs="Segoe UI Symbol"/>
+          <w:b/>
+          <w:bCs/>
+          <w:kern w:val="0"/>
+          <w:sz w:val="27"/>
+          <w:szCs w:val="27"/>
+          <w:lang w:eastAsia="it-IT"/>
+          <w14:ligatures w14:val="none"/>
+        </w:rPr>
+        <w:t>⃣</w:t>
+      </w:r>
+      <w:r>
+        <w:rPr>
+          <w:rFonts w:ascii="Times New Roman" w:eastAsia="Times New Roman" w:hAnsi="Times New Roman" w:cs="Times New Roman"/>
+          <w:b/>
+          <w:bCs/>
+          <w:kern w:val="0"/>
+          <w:sz w:val="27"/>
+          <w:szCs w:val="27"/>
+          <w:lang w:eastAsia="it-IT"/>
+          <w14:ligatures w14:val="none"/>
+        </w:rPr>
+        <w:t xml:space="preserve"> il titolo MDR</w:t>
+      </w:r>
+    </w:p>
+    <w:p>
+      <w:pPr>
+        <w:spacing w:before="100" w:beforeAutospacing="1" w:after="100" w:afterAutospacing="1" w:line="240" w:lineRule="auto"/>
+        <w:outlineLvl w:val="2"/>
+        <w:rPr>
+          <w:rFonts w:ascii="Times New Roman" w:eastAsia="Times New Roman" w:hAnsi="Times New Roman" w:cs="Times New Roman"/>
+          <w:b/>
+          <w:bCs/>
+          <w:kern w:val="0"/>
+          <w:sz w:val="27"/>
+          <w:szCs w:val="27"/>
+          <w:lang w:eastAsia="it-IT"/>
+          <w14:ligatures w14:val="none"/>
+        </w:rPr>
+      </w:pPr>
+      <w:r>
+        <w:rPr>
+          <w:rFonts w:ascii="Times New Roman" w:eastAsia="Times New Roman" w:hAnsi="Times New Roman" w:cs="Times New Roman"/>
+          <w:b/>
+          <w:bCs/>
+          <w:kern w:val="0"/>
+          <w:sz w:val="27"/>
+          <w:szCs w:val="27"/>
+          <w:lang w:eastAsia="it-IT"/>
+          <w14:ligatures w14:val="none"/>
+        </w:rPr>
+        <w:t>2️</w:t>
+      </w:r>
+      <w:r>
+        <w:rPr>
+          <w:rFonts w:ascii="Segoe UI Symbol" w:eastAsia="Times New Roman" w:hAnsi="Segoe UI Symbol" w:cs="Segoe UI Symbol"/>
+          <w:b/>
+          <w:bCs/>
+          <w:kern w:val="0"/>
+          <w:sz w:val="27"/>
+          <w:szCs w:val="27"/>
+          <w:lang w:eastAsia="it-IT"/>
+          <w14:ligatures w14:val="none"/>
+        </w:rPr>
+        <w:t>⃣</w:t>
+      </w:r>
+      <w:r>
+        <w:rPr>
+          <w:rFonts w:ascii="Times New Roman" w:eastAsia="Times New Roman" w:hAnsi="Times New Roman" w:cs="Times New Roman"/>
+          <w:b/>
+          <w:bCs/>
+          <w:kern w:val="0"/>
+          <w:sz w:val="27"/>
+          <w:szCs w:val="27"/>
+          <w:lang w:eastAsia="it-IT"/>
+          <w14:ligatures w14:val="none"/>
+        </w:rPr>
+        <w:t xml:space="preserve"> i 50 candidati</w:t>
+      </w:r>
+    </w:p>
+    <w:p>
+      <w:pPr>
+        <w:spacing w:before="100" w:beforeAutospacing="1" w:after="100" w:afterAutospacing="1" w:line="240" w:lineRule="auto"/>
+        <w:outlineLvl w:val="2"/>
+        <w:rPr>
+          <w:rFonts w:ascii="Times New Roman" w:eastAsia="Times New Roman" w:hAnsi="Times New Roman" w:cs="Times New Roman"/>
+          <w:b/>
+          <w:bCs/>
+          <w:kern w:val="0"/>
+          <w:sz w:val="27"/>
+          <w:szCs w:val="27"/>
+          <w:lang w:eastAsia="it-IT"/>
+          <w14:ligatures w14:val="none"/>
+        </w:rPr>
+      </w:pPr>
+      <w:r>
+        <w:rPr>
+          <w:rFonts w:ascii="Times New Roman" w:eastAsia="Times New Roman" w:hAnsi="Times New Roman" w:cs="Times New Roman"/>
+          <w:b/>
+          <w:bCs/>
+          <w:kern w:val="0"/>
+          <w:sz w:val="27"/>
+          <w:szCs w:val="27"/>
+          <w:lang w:eastAsia="it-IT"/>
+          <w14:ligatures w14:val="none"/>
+        </w:rPr>
+        <w:t>3️</w:t>
+      </w:r>
+      <w:r>
+        <w:rPr>
+          <w:rFonts w:ascii="Segoe UI Symbol" w:eastAsia="Times New Roman" w:hAnsi="Segoe UI Symbol" w:cs="Segoe UI Symbol"/>
+          <w:b/>
+          <w:bCs/>
+          <w:kern w:val="0"/>
+          <w:sz w:val="27"/>
+          <w:szCs w:val="27"/>
+          <w:lang w:eastAsia="it-IT"/>
+          <w14:ligatures w14:val="none"/>
+        </w:rPr>
+        <w:t>⃣</w:t>
+      </w:r>
+      <w:r>
+        <w:rPr>
+          <w:rFonts w:ascii="Times New Roman" w:eastAsia="Times New Roman" w:hAnsi="Times New Roman" w:cs="Times New Roman"/>
+          <w:b/>
+          <w:bCs/>
+          <w:kern w:val="0"/>
+          <w:sz w:val="27"/>
+          <w:szCs w:val="27"/>
+          <w:lang w:eastAsia="it-IT"/>
+          <w14:ligatures w14:val="none"/>
+        </w:rPr>
+        <w:t xml:space="preserve"> la decisione di GPT</w:t>
+      </w:r>
+    </w:p>
+    <w:p>
+      <w:pPr>
+        <w:spacing w:before="100" w:beforeAutospacing="1" w:after="100" w:afterAutospacing="1" w:line="240" w:lineRule="auto"/>
+        <w:outlineLvl w:val="2"/>
+        <w:rPr>
+          <w:rFonts w:ascii="Times New Roman" w:eastAsia="Times New Roman" w:hAnsi="Times New Roman" w:cs="Times New Roman"/>
+          <w:b/>
+          <w:bCs/>
+          <w:kern w:val="0"/>
+          <w:sz w:val="27"/>
+          <w:szCs w:val="27"/>
+          <w:lang w:eastAsia="it-IT"/>
+          <w14:ligatures w14:val="none"/>
+        </w:rPr>
+      </w:pPr>
+      <w:r>
+        <w:rPr>
+          <w:rFonts w:ascii="Times New Roman" w:eastAsia="Times New Roman" w:hAnsi="Times New Roman" w:cs="Times New Roman"/>
+          <w:b/>
+          <w:bCs/>
+          <w:kern w:val="0"/>
+          <w:sz w:val="27"/>
+          <w:szCs w:val="27"/>
+          <w:lang w:eastAsia="it-IT"/>
+          <w14:ligatures w14:val="none"/>
+        </w:rPr>
+        <w:t>4️</w:t>
+      </w:r>
+      <w:r>
+        <w:rPr>
+          <w:rFonts w:ascii="Segoe UI Symbol" w:eastAsia="Times New Roman" w:hAnsi="Segoe UI Symbol" w:cs="Segoe UI Symbol"/>
+          <w:b/>
+          <w:bCs/>
+          <w:kern w:val="0"/>
+          <w:sz w:val="27"/>
+          <w:szCs w:val="27"/>
+          <w:lang w:eastAsia="it-IT"/>
+          <w14:ligatures w14:val="none"/>
+        </w:rPr>
+        <w:t>⃣</w:t>
+      </w:r>
+      <w:r>
+        <w:rPr>
+          <w:rFonts w:ascii="Times New Roman" w:eastAsia="Times New Roman" w:hAnsi="Times New Roman" w:cs="Times New Roman"/>
+          <w:b/>
+          <w:bCs/>
+          <w:kern w:val="0"/>
+          <w:sz w:val="27"/>
+          <w:szCs w:val="27"/>
+          <w:lang w:eastAsia="it-IT"/>
+          <w14:ligatures w14:val="none"/>
+        </w:rPr>
+        <w:t xml:space="preserve"> la decisione di Claude</w:t>
+      </w:r>
+    </w:p>
+    <w:p>
+      <w:pPr>
+        <w:spacing w:after="0" w:line="240" w:lineRule="auto"/>
+        <w:rPr>
+          <w:rFonts w:ascii="Times New Roman" w:eastAsia="Times New Roman" w:hAnsi="Times New Roman" w:cs="Times New Roman"/>
+          <w:kern w:val="0"/>
+          <w:sz w:val="24"/>
+          <w:szCs w:val="24"/>
+          <w:lang w:eastAsia="it-IT"/>
+          <w14:ligatures w14:val="none"/>
+        </w:rPr>
+      </w:pPr>
+      <w:r>
+        <w:rPr>
+          <w:rFonts w:ascii="Times New Roman" w:eastAsia="Times New Roman" w:hAnsi="Times New Roman" w:cs="Times New Roman"/>
+          <w:kern w:val="0"/>
+          <w:sz w:val="24"/>
+          <w:szCs w:val="24"/>
+          <w:lang w:eastAsia="it-IT"/>
+          <w14:ligatures w14:val="none"/>
+        </w:rPr>
+        <w:pict w14:anchorId="468C6BF5">
+          <v:rect id="_x0000_i1032" style="width:0;height:1.5pt" o:hralign="center" o:hrstd="t" o:hr="t" fillcolor="#a0a0a0" stroked="f"/>
+        </w:pict>
+      </w:r>
+    </w:p>
+    <w:p>
+      <w:pPr>
+        <w:spacing w:before="100" w:beforeAutospacing="1" w:after="100" w:afterAutospacing="1" w:line="240" w:lineRule="auto"/>
+        <w:outlineLvl w:val="1"/>
+        <w:rPr>
+          <w:rFonts w:ascii="Times New Roman" w:eastAsia="Times New Roman" w:hAnsi="Times New Roman" w:cs="Times New Roman"/>
+          <w:b/>
+          <w:bCs/>
+          <w:kern w:val="0"/>
+          <w:sz w:val="36"/>
+          <w:szCs w:val="36"/>
+          <w:lang w:val="en-US" w:eastAsia="it-IT"/>
+          <w14:ligatures w14:val="none"/>
+        </w:rPr>
+      </w:pPr>
+      <w:r>
+        <w:rPr>
+          <w:rFonts w:ascii="Times New Roman" w:eastAsia="Times New Roman" w:hAnsi="Times New Roman" w:cs="Times New Roman"/>
+          <w:b/>
+          <w:bCs/>
+          <w:kern w:val="0"/>
+          <w:sz w:val="36"/>
+          <w:szCs w:val="36"/>
+          <w:lang w:val="en-US" w:eastAsia="it-IT"/>
+          <w14:ligatures w14:val="none"/>
+        </w:rPr>
+        <w:t>Il giudice decide tra</w:t>
+      </w:r>
+    </w:p>
+    <w:p>
+      <w:pPr>
+        <w:tabs>
+          <w:tab w:val="left" w:pos="916"/>
+          <w:tab w:val="left" w:pos="1832"/>
+          <w:tab w:val="left" w:pos="2748"/>
+          <w:tab w:val="left" w:pos="3664"/>
+          <w:tab w:val="left" w:pos="4580"/>
+          <w:tab w:val="left" w:pos="5496"/>
+          <w:tab w:val="left" w:pos="6412"/>
+          <w:tab w:val="left" w:pos="7328"/>
+          <w:tab w:val="left" w:pos="8244"/>
+          <w:tab w:val="left" w:pos="9160"/>
+          <w:tab w:val="left" w:pos="10076"/>
+          <w:tab w:val="left" w:pos="10992"/>
+          <w:tab w:val="left" w:pos="11908"/>
+          <w:tab w:val="left" w:pos="12824"/>
+          <w:tab w:val="left" w:pos="13740"/>
+          <w:tab w:val="left" w:pos="14656"/>
+        </w:tabs>
+        <w:spacing w:after="0" w:line="240" w:lineRule="auto"/>
+        <w:rPr>
+          <w:rFonts w:ascii="Courier New" w:eastAsia="Times New Roman" w:hAnsi="Courier New" w:cs="Courier New"/>
+          <w:kern w:val="0"/>
+          <w:sz w:val="20"/>
+          <w:szCs w:val="20"/>
+          <w:lang w:val="en-US" w:eastAsia="it-IT"/>
+          <w14:ligatures w14:val="none"/>
+        </w:rPr>
+      </w:pPr>
+      <w:r>
+        <w:rPr>
+          <w:rFonts w:ascii="Courier New" w:eastAsia="Times New Roman" w:hAnsi="Courier New" w:cs="Courier New"/>
+          <w:kern w:val="0"/>
+          <w:sz w:val="20"/>
+          <w:szCs w:val="20"/>
+          <w:lang w:val="en-US" w:eastAsia="it-IT"/>
+          <w14:ligatures w14:val="none"/>
+        </w:rPr>
+        <w:t>MATCH</w:t>
+      </w:r>
+      <w:r>
+        <w:rPr>
+          <w:rFonts w:ascii="Courier New" w:eastAsia="Times New Roman" w:hAnsi="Courier New" w:cs="Courier New"/>
+          <w:kern w:val="0"/>
+          <w:sz w:val="20"/>
+          <w:szCs w:val="20"/>
+          <w:lang w:val="en-US" w:eastAsia="it-IT"/>
+          <w14:ligatures w14:val="none"/>
+        </w:rPr>
+        <w:br/>
+        <w:t>NO_MATCH</w:t>
+      </w:r>
+      <w:r>
+        <w:rPr>
+          <w:rFonts w:ascii="Courier New" w:eastAsia="Times New Roman" w:hAnsi="Courier New" w:cs="Courier New"/>
+          <w:kern w:val="0"/>
+          <w:sz w:val="20"/>
+          <w:szCs w:val="20"/>
+          <w:lang w:val="en-US" w:eastAsia="it-IT"/>
+          <w14:ligatures w14:val="none"/>
+        </w:rPr>
+        <w:br/>
+        <w:t>MANUAL_REVIEW</w:t>
+      </w:r>
+    </w:p>
+    <w:p>
+      <w:pPr>
+        <w:spacing w:before="100" w:beforeAutospacing="1" w:after="100" w:afterAutospacing="1" w:line="240" w:lineRule="auto"/>
+        <w:rPr>
+          <w:rFonts w:ascii="Times New Roman" w:eastAsia="Times New Roman" w:hAnsi="Times New Roman" w:cs="Times New Roman"/>
+          <w:kern w:val="0"/>
+          <w:sz w:val="24"/>
+          <w:szCs w:val="24"/>
+          <w:lang w:val="en-US" w:eastAsia="it-IT"/>
+          <w14:ligatures w14:val="none"/>
+        </w:rPr>
+      </w:pPr>
+      <w:r>
+        <w:rPr>
+          <w:rFonts w:ascii="Times New Roman" w:eastAsia="Times New Roman" w:hAnsi="Times New Roman" w:cs="Times New Roman"/>
+          <w:kern w:val="0"/>
+          <w:sz w:val="24"/>
+          <w:szCs w:val="24"/>
+          <w:lang w:val="en-US" w:eastAsia="it-IT"/>
+          <w14:ligatures w14:val="none"/>
+        </w:rPr>
+        <w:t>Output:</w:t>
+      </w:r>
+    </w:p>
+    <w:p>
+      <w:pPr>
+        <w:tabs>
+          <w:tab w:val="left" w:pos="916"/>
+          <w:tab w:val="left" w:pos="1832"/>
+          <w:tab w:val="left" w:pos="2748"/>
+          <w:tab w:val="left" w:pos="3664"/>
+          <w:tab w:val="left" w:pos="4580"/>
+          <w:tab w:val="left" w:pos="5496"/>
+          <w:tab w:val="left" w:pos="6412"/>
+          <w:tab w:val="left" w:pos="7328"/>
+          <w:tab w:val="left" w:pos="8244"/>
+          <w:tab w:val="left" w:pos="9160"/>
+          <w:tab w:val="left" w:pos="10076"/>
+          <w:tab w:val="left" w:pos="10992"/>
+          <w:tab w:val="left" w:pos="11908"/>
+          <w:tab w:val="left" w:pos="12824"/>
+          <w:tab w:val="left" w:pos="13740"/>
+          <w:tab w:val="left" w:pos="14656"/>
+        </w:tabs>
+        <w:spacing w:after="0" w:line="240" w:lineRule="auto"/>
+        <w:rPr>
+          <w:rFonts w:ascii="Courier New" w:eastAsia="Times New Roman" w:hAnsi="Courier New" w:cs="Courier New"/>
+          <w:kern w:val="0"/>
+          <w:sz w:val="20"/>
+          <w:szCs w:val="20"/>
+          <w:lang w:eastAsia="it-IT"/>
+          <w14:ligatures w14:val="none"/>
+        </w:rPr>
+      </w:pPr>
+      <w:r>
+        <w:rPr>
+          <w:rFonts w:ascii="Courier New" w:eastAsia="Times New Roman" w:hAnsi="Courier New" w:cs="Courier New"/>
+          <w:kern w:val="0"/>
+          <w:sz w:val="20"/>
+          <w:szCs w:val="20"/>
+          <w:lang w:val="en-US" w:eastAsia="it-IT"/>
+          <w14:ligatures w14:val="none"/>
+        </w:rPr>
+        <w:lastRenderedPageBreak/>
+        <w:t>{</w:t>
+      </w:r>
+      <w:r>
+        <w:rPr>
+          <w:rFonts w:ascii="Courier New" w:eastAsia="Times New Roman" w:hAnsi="Courier New" w:cs="Courier New"/>
+          <w:kern w:val="0"/>
+          <w:sz w:val="20"/>
+          <w:szCs w:val="20"/>
+          <w:lang w:val="en-US" w:eastAsia="it-IT"/>
+          <w14:ligatures w14:val="none"/>
+        </w:rPr>
+        <w:br/>
+        <w:t xml:space="preserve">  "decision_type": "...",</w:t>
+      </w:r>
+      <w:r>
+        <w:rPr>
+          <w:rFonts w:ascii="Courier New" w:eastAsia="Times New Roman" w:hAnsi="Courier New" w:cs="Courier New"/>
+          <w:kern w:val="0"/>
+          <w:sz w:val="20"/>
+          <w:szCs w:val="20"/>
+          <w:lang w:val="en-US" w:eastAsia="it-IT"/>
+          <w14:ligatures w14:val="none"/>
+        </w:rPr>
+        <w:br/>
+        <w:t xml:space="preserve">  "selected_titlekey": "...",</w:t>
+      </w:r>
+      <w:r>
+        <w:rPr>
+          <w:rFonts w:ascii="Courier New" w:eastAsia="Times New Roman" w:hAnsi="Courier New" w:cs="Courier New"/>
+          <w:kern w:val="0"/>
+          <w:sz w:val="20"/>
+          <w:szCs w:val="20"/>
+          <w:lang w:val="en-US" w:eastAsia="it-IT"/>
+          <w14:ligatures w14:val="none"/>
+        </w:rPr>
+        <w:br/>
+        <w:t xml:space="preserve">  "confidence": 0.0-1.0,</w:t>
+      </w:r>
+      <w:r>
+        <w:rPr>
+          <w:rFonts w:ascii="Courier New" w:eastAsia="Times New Roman" w:hAnsi="Courier New" w:cs="Courier New"/>
+          <w:kern w:val="0"/>
+          <w:sz w:val="20"/>
+          <w:szCs w:val="20"/>
+          <w:lang w:val="en-US" w:eastAsia="it-IT"/>
+          <w14:ligatures w14:val="none"/>
+        </w:rPr>
+        <w:br/>
+        <w:t xml:space="preserve">  "resolution_mode": "...",</w:t>
+      </w:r>
+      <w:r>
+        <w:rPr>
+          <w:rFonts w:ascii="Courier New" w:eastAsia="Times New Roman" w:hAnsi="Courier New" w:cs="Courier New"/>
+          <w:kern w:val="0"/>
+          <w:sz w:val="20"/>
+          <w:szCs w:val="20"/>
+          <w:lang w:val="en-US" w:eastAsia="it-IT"/>
+          <w14:ligatures w14:val="none"/>
+        </w:rPr>
+        <w:br/>
+        <w:t xml:space="preserve">  "reasoning_summary": "..."</w:t>
+      </w:r>
+      <w:r>
+        <w:rPr>
+          <w:rFonts w:ascii="Courier New" w:eastAsia="Times New Roman" w:hAnsi="Courier New" w:cs="Courier New"/>
+          <w:kern w:val="0"/>
+          <w:sz w:val="20"/>
+          <w:szCs w:val="20"/>
+          <w:lang w:val="en-US" w:eastAsia="it-IT"/>
+          <w14:ligatures w14:val="none"/>
+        </w:rPr>
+        <w:br/>
+      </w:r>
+      <w:r>
+        <w:rPr>
+          <w:rFonts w:ascii="Courier New" w:eastAsia="Times New Roman" w:hAnsi="Courier New" w:cs="Courier New"/>
+          <w:kern w:val="0"/>
+          <w:sz w:val="20"/>
+          <w:szCs w:val="20"/>
+          <w:lang w:eastAsia="it-IT"/>
+          <w14:ligatures w14:val="none"/>
+        </w:rPr>
+        <w:t>}</w:t>
+      </w:r>
+    </w:p>
+    <w:p>
+      <w:pPr>
+        <w:spacing w:before="100" w:beforeAutospacing="1" w:after="100" w:afterAutospacing="1" w:line="240" w:lineRule="auto"/>
+        <w:rPr>
+          <w:rFonts w:ascii="Times New Roman" w:eastAsia="Times New Roman" w:hAnsi="Times New Roman" w:cs="Times New Roman"/>
+          <w:kern w:val="0"/>
+          <w:sz w:val="24"/>
+          <w:szCs w:val="24"/>
+          <w:lang w:eastAsia="it-IT"/>
+          <w14:ligatures w14:val="none"/>
+        </w:rPr>
+      </w:pPr>
+      <w:r>
+        <w:rPr>
+          <w:rFonts w:ascii="Times New Roman" w:eastAsia="Times New Roman" w:hAnsi="Times New Roman" w:cs="Times New Roman"/>
+          <w:kern w:val="0"/>
+          <w:sz w:val="24"/>
+          <w:szCs w:val="24"/>
+          <w:lang w:eastAsia="it-IT"/>
+          <w14:ligatures w14:val="none"/>
+        </w:rPr>
+        <w:t>Il risultato finale viene salvato in:</w:t>
+      </w:r>
+    </w:p>
+    <w:p>
+      <w:pPr>
+        <w:tabs>
+          <w:tab w:val="left" w:pos="916"/>
+          <w:tab w:val="left" w:pos="1832"/>
+          <w:tab w:val="left" w:pos="2748"/>
+          <w:tab w:val="left" w:pos="3664"/>
+          <w:tab w:val="left" w:pos="4580"/>
+          <w:tab w:val="left" w:pos="5496"/>
+          <w:tab w:val="left" w:pos="6412"/>
+          <w:tab w:val="left" w:pos="7328"/>
+          <w:tab w:val="left" w:pos="8244"/>
+          <w:tab w:val="left" w:pos="9160"/>
+          <w:tab w:val="left" w:pos="10076"/>
+          <w:tab w:val="left" w:pos="10992"/>
+          <w:tab w:val="left" w:pos="11908"/>
+          <w:tab w:val="left" w:pos="12824"/>
+          <w:tab w:val="left" w:pos="13740"/>
+          <w:tab w:val="left" w:pos="14656"/>
+        </w:tabs>
+        <w:spacing w:after="0" w:line="240" w:lineRule="auto"/>
+        <w:rPr>
+          <w:rFonts w:ascii="Courier New" w:eastAsia="Times New Roman" w:hAnsi="Courier New" w:cs="Courier New"/>
+          <w:kern w:val="0"/>
+          <w:sz w:val="20"/>
+          <w:szCs w:val="20"/>
+          <w:lang w:eastAsia="it-IT"/>
+          <w14:ligatures w14:val="none"/>
+        </w:rPr>
+      </w:pPr>
+      <w:r>
+        <w:rPr>
+          <w:rFonts w:ascii="Courier New" w:eastAsia="Times New Roman" w:hAnsi="Courier New" w:cs="Courier New"/>
+          <w:kern w:val="0"/>
+          <w:sz w:val="20"/>
+          <w:szCs w:val="20"/>
+          <w:lang w:eastAsia="it-IT"/>
+          <w14:ligatures w14:val="none"/>
+        </w:rPr>
+        <w:t>MdrReconciliationResults</w:t>
+      </w:r>
+    </w:p>
+    <w:p>
+      <w:pPr>
+        <w:spacing w:after="0" w:line="240" w:lineRule="auto"/>
+        <w:rPr>
+          <w:rFonts w:ascii="Times New Roman" w:eastAsia="Times New Roman" w:hAnsi="Times New Roman" w:cs="Times New Roman"/>
+          <w:kern w:val="0"/>
+          <w:sz w:val="24"/>
+          <w:szCs w:val="24"/>
+          <w:lang w:eastAsia="it-IT"/>
+          <w14:ligatures w14:val="none"/>
+        </w:rPr>
+      </w:pPr>
+      <w:r>
+        <w:rPr>
+          <w:rFonts w:ascii="Times New Roman" w:eastAsia="Times New Roman" w:hAnsi="Times New Roman" w:cs="Times New Roman"/>
+          <w:kern w:val="0"/>
+          <w:sz w:val="24"/>
+          <w:szCs w:val="24"/>
+          <w:lang w:eastAsia="it-IT"/>
+          <w14:ligatures w14:val="none"/>
+        </w:rPr>
+        <w:pict w14:anchorId="14166475">
+          <v:rect id="_x0000_i1033" style="width:0;height:1.5pt" o:hralign="center" o:hrstd="t" o:hr="t" fillcolor="#a0a0a0" stroked="f"/>
+        </w:pict>
+      </w:r>
+    </w:p>
+    <w:p>
+      <w:pPr>
+        <w:spacing w:before="100" w:beforeAutospacing="1" w:after="100" w:afterAutospacing="1" w:line="240" w:lineRule="auto"/>
+        <w:outlineLvl w:val="0"/>
+        <w:rPr>
+          <w:rFonts w:ascii="Times New Roman" w:eastAsia="Times New Roman" w:hAnsi="Times New Roman" w:cs="Times New Roman"/>
+          <w:b/>
+          <w:bCs/>
+          <w:kern w:val="36"/>
+          <w:sz w:val="48"/>
+          <w:szCs w:val="48"/>
+          <w:lang w:eastAsia="it-IT"/>
+          <w14:ligatures w14:val="none"/>
+        </w:rPr>
+      </w:pPr>
+      <w:r>
+        <w:rPr>
+          <w:rFonts w:ascii="Times New Roman" w:eastAsia="Times New Roman" w:hAnsi="Times New Roman" w:cs="Times New Roman"/>
+          <w:b/>
+          <w:bCs/>
+          <w:kern w:val="36"/>
+          <w:sz w:val="48"/>
+          <w:szCs w:val="48"/>
+          <w:lang w:eastAsia="it-IT"/>
+          <w14:ligatures w14:val="none"/>
+        </w:rPr>
+        <w:t>6. Regole decisionali principali</w:t>
+      </w:r>
+    </w:p>
+    <w:p>
+      <w:pPr>
+        <w:spacing w:before="100" w:beforeAutospacing="1" w:after="100" w:afterAutospacing="1" w:line="240" w:lineRule="auto"/>
+        <w:rPr>
+          <w:rFonts w:ascii="Times New Roman" w:eastAsia="Times New Roman" w:hAnsi="Times New Roman" w:cs="Times New Roman"/>
+          <w:kern w:val="0"/>
+          <w:sz w:val="24"/>
+          <w:szCs w:val="24"/>
+          <w:lang w:eastAsia="it-IT"/>
+          <w14:ligatures w14:val="none"/>
+        </w:rPr>
+      </w:pPr>
+      <w:r>
+        <w:rPr>
+          <w:rFonts w:ascii="Times New Roman" w:eastAsia="Times New Roman" w:hAnsi="Times New Roman" w:cs="Times New Roman"/>
+          <w:kern w:val="0"/>
+          <w:sz w:val="24"/>
+          <w:szCs w:val="24"/>
+          <w:lang w:eastAsia="it-IT"/>
+          <w14:ligatures w14:val="none"/>
+        </w:rPr>
+        <w:t>Le regole implementate sono:</w:t>
+      </w:r>
+    </w:p>
+    <w:p>
+      <w:pPr>
+        <w:spacing w:before="100" w:beforeAutospacing="1" w:after="100" w:afterAutospacing="1" w:line="240" w:lineRule="auto"/>
+        <w:outlineLvl w:val="2"/>
+        <w:rPr>
+          <w:rFonts w:ascii="Times New Roman" w:eastAsia="Times New Roman" w:hAnsi="Times New Roman" w:cs="Times New Roman"/>
+          <w:b/>
+          <w:bCs/>
+          <w:kern w:val="0"/>
+          <w:sz w:val="27"/>
+          <w:szCs w:val="27"/>
+          <w:lang w:eastAsia="it-IT"/>
+          <w14:ligatures w14:val="none"/>
+        </w:rPr>
+      </w:pPr>
+      <w:r>
+        <w:rPr>
+          <w:rFonts w:ascii="Times New Roman" w:eastAsia="Times New Roman" w:hAnsi="Times New Roman" w:cs="Times New Roman"/>
+          <w:b/>
+          <w:bCs/>
+          <w:kern w:val="0"/>
+          <w:sz w:val="27"/>
+          <w:szCs w:val="27"/>
+          <w:lang w:eastAsia="it-IT"/>
+          <w14:ligatures w14:val="none"/>
+        </w:rPr>
+        <w:t>Caso 1 — accordo totale</w:t>
+      </w:r>
+    </w:p>
+    <w:p>
+      <w:pPr>
+        <w:spacing w:before="100" w:beforeAutospacing="1" w:after="100" w:afterAutospacing="1" w:line="240" w:lineRule="auto"/>
+        <w:rPr>
+          <w:rFonts w:ascii="Times New Roman" w:eastAsia="Times New Roman" w:hAnsi="Times New Roman" w:cs="Times New Roman"/>
+          <w:kern w:val="0"/>
+          <w:sz w:val="24"/>
+          <w:szCs w:val="24"/>
+          <w:lang w:eastAsia="it-IT"/>
+          <w14:ligatures w14:val="none"/>
+        </w:rPr>
+      </w:pPr>
+      <w:r>
+        <w:rPr>
+          <w:rFonts w:ascii="Times New Roman" w:eastAsia="Times New Roman" w:hAnsi="Times New Roman" w:cs="Times New Roman"/>
+          <w:kern w:val="0"/>
+          <w:sz w:val="24"/>
+          <w:szCs w:val="24"/>
+          <w:lang w:eastAsia="it-IT"/>
+          <w14:ligatures w14:val="none"/>
+        </w:rPr>
+        <w:t>Se</w:t>
+      </w:r>
+    </w:p>
+    <w:p>
+      <w:pPr>
+        <w:tabs>
+          <w:tab w:val="left" w:pos="916"/>
+          <w:tab w:val="left" w:pos="1832"/>
+          <w:tab w:val="left" w:pos="2748"/>
+          <w:tab w:val="left" w:pos="3664"/>
+          <w:tab w:val="left" w:pos="4580"/>
+          <w:tab w:val="left" w:pos="5496"/>
+          <w:tab w:val="left" w:pos="6412"/>
+          <w:tab w:val="left" w:pos="7328"/>
+          <w:tab w:val="left" w:pos="8244"/>
+          <w:tab w:val="left" w:pos="9160"/>
+          <w:tab w:val="left" w:pos="10076"/>
+          <w:tab w:val="left" w:pos="10992"/>
+          <w:tab w:val="left" w:pos="11908"/>
+          <w:tab w:val="left" w:pos="12824"/>
+          <w:tab w:val="left" w:pos="13740"/>
+          <w:tab w:val="left" w:pos="14656"/>
+        </w:tabs>
+        <w:spacing w:after="0" w:line="240" w:lineRule="auto"/>
+        <w:rPr>
+          <w:rFonts w:ascii="Courier New" w:eastAsia="Times New Roman" w:hAnsi="Courier New" w:cs="Courier New"/>
+          <w:kern w:val="0"/>
+          <w:sz w:val="20"/>
+          <w:szCs w:val="20"/>
+          <w:lang w:eastAsia="it-IT"/>
+          <w14:ligatures w14:val="none"/>
+        </w:rPr>
+      </w:pPr>
+      <w:r>
+        <w:rPr>
+          <w:rFonts w:ascii="Courier New" w:eastAsia="Times New Roman" w:hAnsi="Courier New" w:cs="Courier New"/>
+          <w:kern w:val="0"/>
+          <w:sz w:val="20"/>
+          <w:szCs w:val="20"/>
+          <w:lang w:eastAsia="it-IT"/>
+          <w14:ligatures w14:val="none"/>
+        </w:rPr>
+        <w:t>GPT = X</w:t>
+      </w:r>
+      <w:r>
+        <w:rPr>
+          <w:rFonts w:ascii="Courier New" w:eastAsia="Times New Roman" w:hAnsi="Courier New" w:cs="Courier New"/>
+          <w:kern w:val="0"/>
+          <w:sz w:val="20"/>
+          <w:szCs w:val="20"/>
+          <w:lang w:eastAsia="it-IT"/>
+          <w14:ligatures w14:val="none"/>
+        </w:rPr>
+        <w:br/>
+        <w:t>Claude = X</w:t>
+      </w:r>
+      <w:r>
+        <w:rPr>
+          <w:rFonts w:ascii="Courier New" w:eastAsia="Times New Roman" w:hAnsi="Courier New" w:cs="Courier New"/>
+          <w:kern w:val="0"/>
+          <w:sz w:val="20"/>
+          <w:szCs w:val="20"/>
+          <w:lang w:eastAsia="it-IT"/>
+          <w14:ligatures w14:val="none"/>
+        </w:rPr>
+        <w:br/>
+        <w:t>Judge = X</w:t>
+      </w:r>
+    </w:p>
+    <w:p>
+      <w:pPr>
+        <w:spacing w:before="100" w:beforeAutospacing="1" w:after="100" w:afterAutospacing="1" w:line="240" w:lineRule="auto"/>
+        <w:rPr>
+          <w:rFonts w:ascii="Times New Roman" w:eastAsia="Times New Roman" w:hAnsi="Times New Roman" w:cs="Times New Roman"/>
+          <w:kern w:val="0"/>
+          <w:sz w:val="24"/>
+          <w:szCs w:val="24"/>
+          <w:lang w:eastAsia="it-IT"/>
+          <w14:ligatures w14:val="none"/>
+        </w:rPr>
+      </w:pPr>
+      <w:r>
+        <w:rPr>
+          <w:rFonts w:ascii="Times New Roman" w:eastAsia="Times New Roman" w:hAnsi="Times New Roman" w:cs="Times New Roman"/>
+          <w:kern w:val="0"/>
+          <w:sz w:val="24"/>
+          <w:szCs w:val="24"/>
+          <w:lang w:eastAsia="it-IT"/>
+          <w14:ligatures w14:val="none"/>
+        </w:rPr>
+        <w:t xml:space="preserve">→ </w:t>
+      </w:r>
+      <w:r>
+        <w:rPr>
+          <w:rFonts w:ascii="Times New Roman" w:eastAsia="Times New Roman" w:hAnsi="Times New Roman" w:cs="Times New Roman"/>
+          <w:b/>
+          <w:bCs/>
+          <w:kern w:val="0"/>
+          <w:sz w:val="24"/>
+          <w:szCs w:val="24"/>
+          <w:lang w:eastAsia="it-IT"/>
+          <w14:ligatures w14:val="none"/>
+        </w:rPr>
+        <w:t>MATCH certo</w:t>
+      </w:r>
+    </w:p>
+    <w:p>
+      <w:pPr>
+        <w:spacing w:after="0" w:line="240" w:lineRule="auto"/>
+        <w:rPr>
+          <w:rFonts w:ascii="Times New Roman" w:eastAsia="Times New Roman" w:hAnsi="Times New Roman" w:cs="Times New Roman"/>
+          <w:kern w:val="0"/>
+          <w:sz w:val="24"/>
+          <w:szCs w:val="24"/>
+          <w:lang w:eastAsia="it-IT"/>
+          <w14:ligatures w14:val="none"/>
+        </w:rPr>
+      </w:pPr>
+      <w:r>
+        <w:rPr>
+          <w:rFonts w:ascii="Times New Roman" w:eastAsia="Times New Roman" w:hAnsi="Times New Roman" w:cs="Times New Roman"/>
+          <w:kern w:val="0"/>
+          <w:sz w:val="24"/>
+          <w:szCs w:val="24"/>
+          <w:lang w:eastAsia="it-IT"/>
+          <w14:ligatures w14:val="none"/>
+        </w:rPr>
+        <w:pict w14:anchorId="3A18A243">
+          <v:rect id="_x0000_i1034" style="width:0;height:1.5pt" o:hralign="center" o:hrstd="t" o:hr="t" fillcolor="#a0a0a0" stroked="f"/>
+        </w:pict>
+      </w:r>
+    </w:p>
+    <w:p>
+      <w:pPr>
+        <w:spacing w:before="100" w:beforeAutospacing="1" w:after="100" w:afterAutospacing="1" w:line="240" w:lineRule="auto"/>
+        <w:outlineLvl w:val="2"/>
+        <w:rPr>
+          <w:rFonts w:ascii="Times New Roman" w:eastAsia="Times New Roman" w:hAnsi="Times New Roman" w:cs="Times New Roman"/>
+          <w:b/>
+          <w:bCs/>
+          <w:kern w:val="0"/>
+          <w:sz w:val="27"/>
+          <w:szCs w:val="27"/>
+          <w:lang w:eastAsia="it-IT"/>
+          <w14:ligatures w14:val="none"/>
+        </w:rPr>
+      </w:pPr>
+      <w:r>
+        <w:rPr>
+          <w:rFonts w:ascii="Times New Roman" w:eastAsia="Times New Roman" w:hAnsi="Times New Roman" w:cs="Times New Roman"/>
+          <w:b/>
+          <w:bCs/>
+          <w:kern w:val="0"/>
+          <w:sz w:val="27"/>
+          <w:szCs w:val="27"/>
+          <w:lang w:eastAsia="it-IT"/>
+          <w14:ligatures w14:val="none"/>
+        </w:rPr>
+        <w:t>Caso 2 — giudice concorda con uno dei due</w:t>
+      </w:r>
+    </w:p>
+    <w:p>
+      <w:pPr>
+        <w:tabs>
+          <w:tab w:val="left" w:pos="916"/>
+          <w:tab w:val="left" w:pos="1832"/>
+          <w:tab w:val="left" w:pos="2748"/>
+          <w:tab w:val="left" w:pos="3664"/>
+          <w:tab w:val="left" w:pos="4580"/>
+          <w:tab w:val="left" w:pos="5496"/>
+          <w:tab w:val="left" w:pos="6412"/>
+          <w:tab w:val="left" w:pos="7328"/>
+          <w:tab w:val="left" w:pos="8244"/>
+          <w:tab w:val="left" w:pos="9160"/>
+          <w:tab w:val="left" w:pos="10076"/>
+          <w:tab w:val="left" w:pos="10992"/>
+          <w:tab w:val="left" w:pos="11908"/>
+          <w:tab w:val="left" w:pos="12824"/>
+          <w:tab w:val="left" w:pos="13740"/>
+          <w:tab w:val="left" w:pos="14656"/>
+        </w:tabs>
+        <w:spacing w:after="0" w:line="240" w:lineRule="auto"/>
+        <w:rPr>
+          <w:rFonts w:ascii="Courier New" w:eastAsia="Times New Roman" w:hAnsi="Courier New" w:cs="Courier New"/>
+          <w:kern w:val="0"/>
+          <w:sz w:val="20"/>
+          <w:szCs w:val="20"/>
+          <w:lang w:eastAsia="it-IT"/>
+          <w14:ligatures w14:val="none"/>
+        </w:rPr>
+      </w:pPr>
+      <w:r>
+        <w:rPr>
+          <w:rFonts w:ascii="Courier New" w:eastAsia="Times New Roman" w:hAnsi="Courier New" w:cs="Courier New"/>
+          <w:kern w:val="0"/>
+          <w:sz w:val="20"/>
+          <w:szCs w:val="20"/>
+          <w:lang w:eastAsia="it-IT"/>
+          <w14:ligatures w14:val="none"/>
+        </w:rPr>
+        <w:t>GPT = X</w:t>
+      </w:r>
+      <w:r>
+        <w:rPr>
+          <w:rFonts w:ascii="Courier New" w:eastAsia="Times New Roman" w:hAnsi="Courier New" w:cs="Courier New"/>
+          <w:kern w:val="0"/>
+          <w:sz w:val="20"/>
+          <w:szCs w:val="20"/>
+          <w:lang w:eastAsia="it-IT"/>
+          <w14:ligatures w14:val="none"/>
+        </w:rPr>
+        <w:br/>
+        <w:t>Claude = Y</w:t>
+      </w:r>
+      <w:r>
+        <w:rPr>
+          <w:rFonts w:ascii="Courier New" w:eastAsia="Times New Roman" w:hAnsi="Courier New" w:cs="Courier New"/>
+          <w:kern w:val="0"/>
+          <w:sz w:val="20"/>
+          <w:szCs w:val="20"/>
+          <w:lang w:eastAsia="it-IT"/>
+          <w14:ligatures w14:val="none"/>
+        </w:rPr>
+        <w:br/>
+        <w:t>Judge = X</w:t>
+      </w:r>
+    </w:p>
+    <w:p>
+      <w:pPr>
+        <w:spacing w:before="100" w:beforeAutospacing="1" w:after="100" w:afterAutospacing="1" w:line="240" w:lineRule="auto"/>
+        <w:rPr>
+          <w:rFonts w:ascii="Times New Roman" w:eastAsia="Times New Roman" w:hAnsi="Times New Roman" w:cs="Times New Roman"/>
+          <w:kern w:val="0"/>
+          <w:sz w:val="24"/>
+          <w:szCs w:val="24"/>
+          <w:lang w:eastAsia="it-IT"/>
+          <w14:ligatures w14:val="none"/>
+        </w:rPr>
+      </w:pPr>
+      <w:r>
+        <w:rPr>
+          <w:rFonts w:ascii="Times New Roman" w:eastAsia="Times New Roman" w:hAnsi="Times New Roman" w:cs="Times New Roman"/>
+          <w:kern w:val="0"/>
+          <w:sz w:val="24"/>
+          <w:szCs w:val="24"/>
+          <w:lang w:eastAsia="it-IT"/>
+          <w14:ligatures w14:val="none"/>
+        </w:rPr>
+        <w:t xml:space="preserve">→ </w:t>
+      </w:r>
+      <w:r>
+        <w:rPr>
+          <w:rFonts w:ascii="Times New Roman" w:eastAsia="Times New Roman" w:hAnsi="Times New Roman" w:cs="Times New Roman"/>
+          <w:b/>
+          <w:bCs/>
+          <w:kern w:val="0"/>
+          <w:sz w:val="24"/>
+          <w:szCs w:val="24"/>
+          <w:lang w:eastAsia="it-IT"/>
+          <w14:ligatures w14:val="none"/>
+        </w:rPr>
+        <w:t>MATCH valido</w:t>
+      </w:r>
+    </w:p>
+    <w:p>
+      <w:pPr>
+        <w:spacing w:after="0" w:line="240" w:lineRule="auto"/>
+        <w:rPr>
+          <w:rFonts w:ascii="Times New Roman" w:eastAsia="Times New Roman" w:hAnsi="Times New Roman" w:cs="Times New Roman"/>
+          <w:kern w:val="0"/>
+          <w:sz w:val="24"/>
+          <w:szCs w:val="24"/>
+          <w:lang w:eastAsia="it-IT"/>
+          <w14:ligatures w14:val="none"/>
+        </w:rPr>
+      </w:pPr>
+      <w:r>
+        <w:rPr>
+          <w:rFonts w:ascii="Times New Roman" w:eastAsia="Times New Roman" w:hAnsi="Times New Roman" w:cs="Times New Roman"/>
+          <w:kern w:val="0"/>
+          <w:sz w:val="24"/>
+          <w:szCs w:val="24"/>
+          <w:lang w:eastAsia="it-IT"/>
+          <w14:ligatures w14:val="none"/>
+        </w:rPr>
+        <w:pict w14:anchorId="5E15C24C">
+          <v:rect id="_x0000_i1035" style="width:0;height:1.5pt" o:hralign="center" o:hrstd="t" o:hr="t" fillcolor="#a0a0a0" stroked="f"/>
+        </w:pict>
+      </w:r>
+    </w:p>
+    <w:p>
+      <w:pPr>
+        <w:spacing w:before="100" w:beforeAutospacing="1" w:after="100" w:afterAutospacing="1" w:line="240" w:lineRule="auto"/>
+        <w:outlineLvl w:val="2"/>
+        <w:rPr>
+          <w:rFonts w:ascii="Times New Roman" w:eastAsia="Times New Roman" w:hAnsi="Times New Roman" w:cs="Times New Roman"/>
+          <w:b/>
+          <w:bCs/>
+          <w:kern w:val="0"/>
+          <w:sz w:val="27"/>
+          <w:szCs w:val="27"/>
+          <w:lang w:eastAsia="it-IT"/>
+          <w14:ligatures w14:val="none"/>
+        </w:rPr>
+      </w:pPr>
+      <w:r>
+        <w:rPr>
+          <w:rFonts w:ascii="Times New Roman" w:eastAsia="Times New Roman" w:hAnsi="Times New Roman" w:cs="Times New Roman"/>
+          <w:b/>
+          <w:bCs/>
+          <w:kern w:val="0"/>
+          <w:sz w:val="27"/>
+          <w:szCs w:val="27"/>
+          <w:lang w:eastAsia="it-IT"/>
+          <w14:ligatures w14:val="none"/>
+        </w:rPr>
+        <w:t>Caso 3 — nessun candidato valido</w:t>
+      </w:r>
+    </w:p>
+    <w:p>
+      <w:pPr>
+        <w:spacing w:before="100" w:beforeAutospacing="1" w:after="100" w:afterAutospacing="1" w:line="240" w:lineRule="auto"/>
+        <w:rPr>
+          <w:rFonts w:ascii="Times New Roman" w:eastAsia="Times New Roman" w:hAnsi="Times New Roman" w:cs="Times New Roman"/>
+          <w:kern w:val="0"/>
+          <w:sz w:val="24"/>
+          <w:szCs w:val="24"/>
+          <w:lang w:eastAsia="it-IT"/>
+          <w14:ligatures w14:val="none"/>
+        </w:rPr>
+      </w:pPr>
+      <w:r>
+        <w:rPr>
+          <w:rFonts w:ascii="Times New Roman" w:eastAsia="Times New Roman" w:hAnsi="Times New Roman" w:cs="Times New Roman"/>
+          <w:kern w:val="0"/>
+          <w:sz w:val="24"/>
+          <w:szCs w:val="24"/>
+          <w:lang w:eastAsia="it-IT"/>
+          <w14:ligatures w14:val="none"/>
+        </w:rPr>
+        <w:t>Se il giudice conclude che nessuno dei 50 candidati è corretto:</w:t>
+      </w:r>
+    </w:p>
+    <w:p>
+      <w:pPr>
+        <w:tabs>
+          <w:tab w:val="left" w:pos="916"/>
+          <w:tab w:val="left" w:pos="1832"/>
+          <w:tab w:val="left" w:pos="2748"/>
+          <w:tab w:val="left" w:pos="3664"/>
+          <w:tab w:val="left" w:pos="4580"/>
+          <w:tab w:val="left" w:pos="5496"/>
+          <w:tab w:val="left" w:pos="6412"/>
+          <w:tab w:val="left" w:pos="7328"/>
+          <w:tab w:val="left" w:pos="8244"/>
+          <w:tab w:val="left" w:pos="9160"/>
+          <w:tab w:val="left" w:pos="10076"/>
+          <w:tab w:val="left" w:pos="10992"/>
+          <w:tab w:val="left" w:pos="11908"/>
+          <w:tab w:val="left" w:pos="12824"/>
+          <w:tab w:val="left" w:pos="13740"/>
+          <w:tab w:val="left" w:pos="14656"/>
+        </w:tabs>
+        <w:spacing w:after="0" w:line="240" w:lineRule="auto"/>
+        <w:rPr>
+          <w:rFonts w:ascii="Courier New" w:eastAsia="Times New Roman" w:hAnsi="Courier New" w:cs="Courier New"/>
+          <w:kern w:val="0"/>
+          <w:sz w:val="20"/>
+          <w:szCs w:val="20"/>
+          <w:lang w:eastAsia="it-IT"/>
+          <w14:ligatures w14:val="none"/>
+        </w:rPr>
+      </w:pPr>
+      <w:r>
+        <w:rPr>
+          <w:rFonts w:ascii="Courier New" w:eastAsia="Times New Roman" w:hAnsi="Courier New" w:cs="Courier New"/>
+          <w:kern w:val="0"/>
+          <w:sz w:val="20"/>
+          <w:szCs w:val="20"/>
+          <w:lang w:eastAsia="it-IT"/>
+          <w14:ligatures w14:val="none"/>
+        </w:rPr>
+        <w:t>decision_type = NO_MATCH</w:t>
+      </w:r>
+    </w:p>
+    <w:p>
+      <w:pPr>
+        <w:spacing w:after="0" w:line="240" w:lineRule="auto"/>
+        <w:rPr>
+          <w:rFonts w:ascii="Times New Roman" w:eastAsia="Times New Roman" w:hAnsi="Times New Roman" w:cs="Times New Roman"/>
+          <w:kern w:val="0"/>
+          <w:sz w:val="24"/>
+          <w:szCs w:val="24"/>
+          <w:lang w:eastAsia="it-IT"/>
+          <w14:ligatures w14:val="none"/>
+        </w:rPr>
+      </w:pPr>
+      <w:r>
+        <w:rPr>
+          <w:rFonts w:ascii="Times New Roman" w:eastAsia="Times New Roman" w:hAnsi="Times New Roman" w:cs="Times New Roman"/>
+          <w:kern w:val="0"/>
+          <w:sz w:val="24"/>
+          <w:szCs w:val="24"/>
+          <w:lang w:eastAsia="it-IT"/>
+          <w14:ligatures w14:val="none"/>
+        </w:rPr>
+        <w:pict w14:anchorId="03CBD546">
+          <v:rect id="_x0000_i1036" style="width:0;height:1.5pt" o:hralign="center" o:hrstd="t" o:hr="t" fillcolor="#a0a0a0" stroked="f"/>
+        </w:pict>
+      </w:r>
+    </w:p>
+    <w:p>
+      <w:pPr>
+        <w:spacing w:before="100" w:beforeAutospacing="1" w:after="100" w:afterAutospacing="1" w:line="240" w:lineRule="auto"/>
+        <w:outlineLvl w:val="2"/>
+        <w:rPr>
+          <w:rFonts w:ascii="Times New Roman" w:eastAsia="Times New Roman" w:hAnsi="Times New Roman" w:cs="Times New Roman"/>
+          <w:b/>
+          <w:bCs/>
+          <w:kern w:val="0"/>
+          <w:sz w:val="27"/>
+          <w:szCs w:val="27"/>
+          <w:lang w:eastAsia="it-IT"/>
+          <w14:ligatures w14:val="none"/>
+        </w:rPr>
+      </w:pPr>
+      <w:r>
+        <w:rPr>
+          <w:rFonts w:ascii="Times New Roman" w:eastAsia="Times New Roman" w:hAnsi="Times New Roman" w:cs="Times New Roman"/>
+          <w:b/>
+          <w:bCs/>
+          <w:kern w:val="0"/>
+          <w:sz w:val="27"/>
+          <w:szCs w:val="27"/>
+          <w:lang w:eastAsia="it-IT"/>
+          <w14:ligatures w14:val="none"/>
+        </w:rPr>
+        <w:t>Caso 4 — caso ambiguo</w:t>
+      </w:r>
+    </w:p>
+    <w:p>
+      <w:pPr>
+        <w:spacing w:before="100" w:beforeAutospacing="1" w:after="100" w:afterAutospacing="1" w:line="240" w:lineRule="auto"/>
+        <w:rPr>
+          <w:rFonts w:ascii="Times New Roman" w:eastAsia="Times New Roman" w:hAnsi="Times New Roman" w:cs="Times New Roman"/>
+          <w:kern w:val="0"/>
+          <w:sz w:val="24"/>
+          <w:szCs w:val="24"/>
+          <w:lang w:eastAsia="it-IT"/>
+          <w14:ligatures w14:val="none"/>
+        </w:rPr>
+      </w:pPr>
+      <w:r>
+        <w:rPr>
+          <w:rFonts w:ascii="Times New Roman" w:eastAsia="Times New Roman" w:hAnsi="Times New Roman" w:cs="Times New Roman"/>
+          <w:kern w:val="0"/>
+          <w:sz w:val="24"/>
+          <w:szCs w:val="24"/>
+          <w:lang w:eastAsia="it-IT"/>
+          <w14:ligatures w14:val="none"/>
+        </w:rPr>
+        <w:t>Se:</w:t>
       </w:r>
     </w:p>
     <w:p>
       <w:pPr>
         <w:numPr>
           <w:ilvl w:val="0"/>
-          <w:numId w:val="4"/>
+          <w:numId w:val="10"/>
         </w:numPr>
         <w:spacing w:before="100" w:beforeAutospacing="1" w:after="100" w:afterAutospacing="1" w:line="240" w:lineRule="auto"/>
         <w:rPr>
@@ -1635,22 +5274,20 @@
       <w:r>
         <w:rPr>
           <w:rFonts w:ascii="Times New Roman" w:eastAsia="Times New Roman" w:hAnsi="Times New Roman" w:cs="Times New Roman"/>
-          <w:b/>
-          <w:bCs/>
-          <w:kern w:val="0"/>
-          <w:sz w:val="24"/>
-          <w:szCs w:val="24"/>
-          <w:lang w:eastAsia="it-IT"/>
-          <w14:ligatures w14:val="none"/>
-        </w:rPr>
-        <w:t>Regole finali</w:t>
+          <w:kern w:val="0"/>
+          <w:sz w:val="24"/>
+          <w:szCs w:val="24"/>
+          <w:lang w:eastAsia="it-IT"/>
+          <w14:ligatures w14:val="none"/>
+        </w:rPr>
+        <w:t>i tre agenti scelgono candidati diversi</w:t>
       </w:r>
     </w:p>
     <w:p>
       <w:pPr>
         <w:numPr>
-          <w:ilvl w:val="1"/>
-          <w:numId w:val="4"/>
+          <w:ilvl w:val="0"/>
+          <w:numId w:val="10"/>
         </w:numPr>
         <w:spacing w:before="100" w:beforeAutospacing="1" w:after="100" w:afterAutospacing="1" w:line="240" w:lineRule="auto"/>
         <w:rPr>
@@ -1671,33 +5308,30 @@
           <w:lang w:eastAsia="it-IT"/>
           <w14:ligatures w14:val="none"/>
         </w:rPr>
-        <w:t xml:space="preserve">se tutti e </w:t>
-      </w:r>
-      <w:proofErr w:type="gramStart"/>
-      <w:r>
-        <w:rPr>
-          <w:rFonts w:ascii="Times New Roman" w:eastAsia="Times New Roman" w:hAnsi="Times New Roman" w:cs="Times New Roman"/>
-          <w:kern w:val="0"/>
-          <w:sz w:val="24"/>
-          <w:szCs w:val="24"/>
-          <w:lang w:eastAsia="it-IT"/>
-          <w14:ligatures w14:val="none"/>
-        </w:rPr>
-        <w:t>3</w:t>
-      </w:r>
-      <w:proofErr w:type="gramEnd"/>
-      <w:r>
-        <w:rPr>
-          <w:rFonts w:ascii="Times New Roman" w:eastAsia="Times New Roman" w:hAnsi="Times New Roman" w:cs="Times New Roman"/>
-          <w:kern w:val="0"/>
-          <w:sz w:val="24"/>
-          <w:szCs w:val="24"/>
-          <w:lang w:eastAsia="it-IT"/>
-          <w14:ligatures w14:val="none"/>
-        </w:rPr>
-        <w:t xml:space="preserve"> concordano → </w:t>
-      </w:r>
-      <w:r>
+        <w:t>oppure evidenza semantica debole</w:t>
+      </w:r>
+    </w:p>
+    <w:p>
+      <w:pPr>
+        <w:tabs>
+          <w:tab w:val="left" w:pos="916"/>
+          <w:tab w:val="left" w:pos="1832"/>
+          <w:tab w:val="left" w:pos="2748"/>
+          <w:tab w:val="left" w:pos="3664"/>
+          <w:tab w:val="left" w:pos="4580"/>
+          <w:tab w:val="left" w:pos="5496"/>
+          <w:tab w:val="left" w:pos="6412"/>
+          <w:tab w:val="left" w:pos="7328"/>
+          <w:tab w:val="left" w:pos="8244"/>
+          <w:tab w:val="left" w:pos="9160"/>
+          <w:tab w:val="left" w:pos="10076"/>
+          <w:tab w:val="left" w:pos="10992"/>
+          <w:tab w:val="left" w:pos="11908"/>
+          <w:tab w:val="left" w:pos="12824"/>
+          <w:tab w:val="left" w:pos="13740"/>
+          <w:tab w:val="left" w:pos="14656"/>
+        </w:tabs>
+        <w:spacing w:after="0" w:line="240" w:lineRule="auto"/>
         <w:rPr>
           <w:rFonts w:ascii="Courier New" w:eastAsia="Times New Roman" w:hAnsi="Courier New" w:cs="Courier New"/>
           <w:kern w:val="0"/>
@@ -1706,36 +5340,7 @@
           <w:lang w:eastAsia="it-IT"/>
           <w14:ligatures w14:val="none"/>
         </w:rPr>
-        <w:t>AUTO_ACCEPT</w:t>
-      </w:r>
-    </w:p>
-    <w:p>
-      <w:pPr>
-        <w:numPr>
-          <w:ilvl w:val="1"/>
-          <w:numId w:val="4"/>
-        </w:numPr>
-        <w:spacing w:before="100" w:beforeAutospacing="1" w:after="100" w:afterAutospacing="1" w:line="240" w:lineRule="auto"/>
-        <w:rPr>
-          <w:rFonts w:ascii="Times New Roman" w:eastAsia="Times New Roman" w:hAnsi="Times New Roman" w:cs="Times New Roman"/>
-          <w:kern w:val="0"/>
-          <w:sz w:val="24"/>
-          <w:szCs w:val="24"/>
-          <w:lang w:eastAsia="it-IT"/>
-          <w14:ligatures w14:val="none"/>
-        </w:rPr>
-      </w:pPr>
-      <w:r>
-        <w:rPr>
-          <w:rFonts w:ascii="Times New Roman" w:eastAsia="Times New Roman" w:hAnsi="Times New Roman" w:cs="Times New Roman"/>
-          <w:kern w:val="0"/>
-          <w:sz w:val="24"/>
-          <w:szCs w:val="24"/>
-          <w:lang w:eastAsia="it-IT"/>
-          <w14:ligatures w14:val="none"/>
-        </w:rPr>
-        <w:t xml:space="preserve">se il giudice concorda con uno dei 2 → </w:t>
-      </w:r>
+      </w:pPr>
       <w:r>
         <w:rPr>
           <w:rFonts w:ascii="Courier New" w:eastAsia="Times New Roman" w:hAnsi="Courier New" w:cs="Courier New"/>
@@ -1745,61 +5350,115 @@
           <w:lang w:eastAsia="it-IT"/>
           <w14:ligatures w14:val="none"/>
         </w:rPr>
-        <w:t>AUTO_ACCEPT_JUDGE_MAJORITY</w:t>
-      </w:r>
-    </w:p>
-    <w:p>
-      <w:pPr>
-        <w:numPr>
-          <w:ilvl w:val="1"/>
-          <w:numId w:val="4"/>
-        </w:numPr>
-        <w:spacing w:before="100" w:beforeAutospacing="1" w:after="100" w:afterAutospacing="1" w:line="240" w:lineRule="auto"/>
-        <w:rPr>
-          <w:rFonts w:ascii="Times New Roman" w:eastAsia="Times New Roman" w:hAnsi="Times New Roman" w:cs="Times New Roman"/>
-          <w:kern w:val="0"/>
-          <w:sz w:val="24"/>
-          <w:szCs w:val="24"/>
-          <w:lang w:eastAsia="it-IT"/>
-          <w14:ligatures w14:val="none"/>
-        </w:rPr>
-      </w:pPr>
-      <w:r>
-        <w:rPr>
-          <w:rFonts w:ascii="Times New Roman" w:eastAsia="Times New Roman" w:hAnsi="Times New Roman" w:cs="Times New Roman"/>
-          <w:kern w:val="0"/>
-          <w:sz w:val="24"/>
-          <w:szCs w:val="24"/>
-          <w:lang w:eastAsia="it-IT"/>
-          <w14:ligatures w14:val="none"/>
-        </w:rPr>
-        <w:t xml:space="preserve">se tutti e </w:t>
-      </w:r>
-      <w:proofErr w:type="gramStart"/>
-      <w:r>
-        <w:rPr>
-          <w:rFonts w:ascii="Times New Roman" w:eastAsia="Times New Roman" w:hAnsi="Times New Roman" w:cs="Times New Roman"/>
-          <w:kern w:val="0"/>
-          <w:sz w:val="24"/>
-          <w:szCs w:val="24"/>
-          <w:lang w:eastAsia="it-IT"/>
-          <w14:ligatures w14:val="none"/>
-        </w:rPr>
-        <w:t>3</w:t>
-      </w:r>
-      <w:proofErr w:type="gramEnd"/>
-      <w:r>
-        <w:rPr>
-          <w:rFonts w:ascii="Times New Roman" w:eastAsia="Times New Roman" w:hAnsi="Times New Roman" w:cs="Times New Roman"/>
-          <w:kern w:val="0"/>
-          <w:sz w:val="24"/>
-          <w:szCs w:val="24"/>
-          <w:lang w:eastAsia="it-IT"/>
-          <w14:ligatures w14:val="none"/>
-        </w:rPr>
-        <w:t xml:space="preserve"> diversi → </w:t>
-      </w:r>
-      <w:r>
+        <w:lastRenderedPageBreak/>
+        <w:t>decision_type = MANUAL_REVIEW</w:t>
+      </w:r>
+    </w:p>
+    <w:p>
+      <w:pPr>
+        <w:spacing w:after="0" w:line="240" w:lineRule="auto"/>
+        <w:rPr>
+          <w:rFonts w:ascii="Times New Roman" w:eastAsia="Times New Roman" w:hAnsi="Times New Roman" w:cs="Times New Roman"/>
+          <w:kern w:val="0"/>
+          <w:sz w:val="24"/>
+          <w:szCs w:val="24"/>
+          <w:lang w:eastAsia="it-IT"/>
+          <w14:ligatures w14:val="none"/>
+        </w:rPr>
+      </w:pPr>
+      <w:r>
+        <w:rPr>
+          <w:rFonts w:ascii="Times New Roman" w:eastAsia="Times New Roman" w:hAnsi="Times New Roman" w:cs="Times New Roman"/>
+          <w:kern w:val="0"/>
+          <w:sz w:val="24"/>
+          <w:szCs w:val="24"/>
+          <w:lang w:eastAsia="it-IT"/>
+          <w14:ligatures w14:val="none"/>
+        </w:rPr>
+        <w:pict w14:anchorId="3DC194FA">
+          <v:rect id="_x0000_i1037" style="width:0;height:1.5pt" o:hralign="center" o:hrstd="t" o:hr="t" fillcolor="#a0a0a0" stroked="f"/>
+        </w:pict>
+      </w:r>
+    </w:p>
+    <w:p>
+      <w:pPr>
+        <w:spacing w:before="100" w:beforeAutospacing="1" w:after="100" w:afterAutospacing="1" w:line="240" w:lineRule="auto"/>
+        <w:outlineLvl w:val="0"/>
+        <w:rPr>
+          <w:rFonts w:ascii="Times New Roman" w:eastAsia="Times New Roman" w:hAnsi="Times New Roman" w:cs="Times New Roman"/>
+          <w:b/>
+          <w:bCs/>
+          <w:kern w:val="36"/>
+          <w:sz w:val="48"/>
+          <w:szCs w:val="48"/>
+          <w:lang w:eastAsia="it-IT"/>
+          <w14:ligatures w14:val="none"/>
+        </w:rPr>
+      </w:pPr>
+      <w:r>
+        <w:rPr>
+          <w:rFonts w:ascii="Times New Roman" w:eastAsia="Times New Roman" w:hAnsi="Times New Roman" w:cs="Times New Roman"/>
+          <w:b/>
+          <w:bCs/>
+          <w:kern w:val="36"/>
+          <w:sz w:val="48"/>
+          <w:szCs w:val="48"/>
+          <w:lang w:eastAsia="it-IT"/>
+          <w14:ligatures w14:val="none"/>
+        </w:rPr>
+        <w:t>7. Tabelle prodotte dal sistema</w:t>
+      </w:r>
+    </w:p>
+    <w:p>
+      <w:pPr>
+        <w:spacing w:before="100" w:beforeAutospacing="1" w:after="100" w:afterAutospacing="1" w:line="240" w:lineRule="auto"/>
+        <w:outlineLvl w:val="2"/>
+        <w:rPr>
+          <w:rFonts w:ascii="Times New Roman" w:eastAsia="Times New Roman" w:hAnsi="Times New Roman" w:cs="Times New Roman"/>
+          <w:b/>
+          <w:bCs/>
+          <w:kern w:val="0"/>
+          <w:sz w:val="27"/>
+          <w:szCs w:val="27"/>
+          <w:lang w:eastAsia="it-IT"/>
+          <w14:ligatures w14:val="none"/>
+        </w:rPr>
+      </w:pPr>
+      <w:r>
+        <w:rPr>
+          <w:rFonts w:ascii="Times New Roman" w:eastAsia="Times New Roman" w:hAnsi="Times New Roman" w:cs="Times New Roman"/>
+          <w:b/>
+          <w:bCs/>
+          <w:kern w:val="0"/>
+          <w:sz w:val="27"/>
+          <w:szCs w:val="27"/>
+          <w:lang w:eastAsia="it-IT"/>
+          <w14:ligatures w14:val="none"/>
+        </w:rPr>
+        <w:t>Candidate retrieval</w:t>
+      </w:r>
+    </w:p>
+    <w:p>
+      <w:pPr>
+        <w:tabs>
+          <w:tab w:val="left" w:pos="916"/>
+          <w:tab w:val="left" w:pos="1832"/>
+          <w:tab w:val="left" w:pos="2748"/>
+          <w:tab w:val="left" w:pos="3664"/>
+          <w:tab w:val="left" w:pos="4580"/>
+          <w:tab w:val="left" w:pos="5496"/>
+          <w:tab w:val="left" w:pos="6412"/>
+          <w:tab w:val="left" w:pos="7328"/>
+          <w:tab w:val="left" w:pos="8244"/>
+          <w:tab w:val="left" w:pos="9160"/>
+          <w:tab w:val="left" w:pos="10076"/>
+          <w:tab w:val="left" w:pos="10992"/>
+          <w:tab w:val="left" w:pos="11908"/>
+          <w:tab w:val="left" w:pos="12824"/>
+          <w:tab w:val="left" w:pos="13740"/>
+          <w:tab w:val="left" w:pos="14656"/>
+        </w:tabs>
+        <w:spacing w:after="0" w:line="240" w:lineRule="auto"/>
         <w:rPr>
           <w:rFonts w:ascii="Courier New" w:eastAsia="Times New Roman" w:hAnsi="Courier New" w:cs="Courier New"/>
           <w:kern w:val="0"/>
@@ -1808,36 +5467,7 @@
           <w:lang w:eastAsia="it-IT"/>
           <w14:ligatures w14:val="none"/>
         </w:rPr>
-        <w:t>MANUAL_REVIEW</w:t>
-      </w:r>
-    </w:p>
-    <w:p>
-      <w:pPr>
-        <w:numPr>
-          <w:ilvl w:val="1"/>
-          <w:numId w:val="4"/>
-        </w:numPr>
-        <w:spacing w:before="100" w:beforeAutospacing="1" w:after="100" w:afterAutospacing="1" w:line="240" w:lineRule="auto"/>
-        <w:rPr>
-          <w:rFonts w:ascii="Times New Roman" w:eastAsia="Times New Roman" w:hAnsi="Times New Roman" w:cs="Times New Roman"/>
-          <w:kern w:val="0"/>
-          <w:sz w:val="24"/>
-          <w:szCs w:val="24"/>
-          <w:lang w:eastAsia="it-IT"/>
-          <w14:ligatures w14:val="none"/>
-        </w:rPr>
-      </w:pPr>
-      <w:r>
-        <w:rPr>
-          <w:rFonts w:ascii="Times New Roman" w:eastAsia="Times New Roman" w:hAnsi="Times New Roman" w:cs="Times New Roman"/>
-          <w:kern w:val="0"/>
-          <w:sz w:val="24"/>
-          <w:szCs w:val="24"/>
-          <w:lang w:eastAsia="it-IT"/>
-          <w14:ligatures w14:val="none"/>
-        </w:rPr>
-        <w:t xml:space="preserve">se prevale </w:t>
-      </w:r>
+      </w:pPr>
       <w:r>
         <w:rPr>
           <w:rFonts w:ascii="Courier New" w:eastAsia="Times New Roman" w:hAnsi="Courier New" w:cs="Courier New"/>
@@ -1847,20 +5477,109 @@
           <w:lang w:eastAsia="it-IT"/>
           <w14:ligatures w14:val="none"/>
         </w:rPr>
-        <w:t>NO_MATCH</w:t>
-      </w:r>
-      <w:r>
-        <w:rPr>
-          <w:rFonts w:ascii="Times New Roman" w:eastAsia="Times New Roman" w:hAnsi="Times New Roman" w:cs="Times New Roman"/>
-          <w:kern w:val="0"/>
-          <w:sz w:val="24"/>
-          <w:szCs w:val="24"/>
-          <w:lang w:eastAsia="it-IT"/>
-          <w14:ligatures w14:val="none"/>
-        </w:rPr>
-        <w:t xml:space="preserve"> → </w:t>
-      </w:r>
-      <w:r>
+        <w:t>MdrToRaciCandidates</w:t>
+      </w:r>
+    </w:p>
+    <w:p>
+      <w:pPr>
+        <w:spacing w:before="100" w:beforeAutospacing="1" w:after="100" w:afterAutospacing="1" w:line="240" w:lineRule="auto"/>
+        <w:rPr>
+          <w:rFonts w:ascii="Times New Roman" w:eastAsia="Times New Roman" w:hAnsi="Times New Roman" w:cs="Times New Roman"/>
+          <w:kern w:val="0"/>
+          <w:sz w:val="24"/>
+          <w:szCs w:val="24"/>
+          <w:lang w:eastAsia="it-IT"/>
+          <w14:ligatures w14:val="none"/>
+        </w:rPr>
+      </w:pPr>
+      <w:r>
+        <w:rPr>
+          <w:rFonts w:ascii="Times New Roman" w:eastAsia="Times New Roman" w:hAnsi="Times New Roman" w:cs="Times New Roman"/>
+          <w:kern w:val="0"/>
+          <w:sz w:val="24"/>
+          <w:szCs w:val="24"/>
+          <w:lang w:eastAsia="it-IT"/>
+          <w14:ligatures w14:val="none"/>
+        </w:rPr>
+        <w:t>Top 50 candidati per ogni titolo MDR.</w:t>
+      </w:r>
+    </w:p>
+    <w:p>
+      <w:pPr>
+        <w:spacing w:after="0" w:line="240" w:lineRule="auto"/>
+        <w:rPr>
+          <w:rFonts w:ascii="Times New Roman" w:eastAsia="Times New Roman" w:hAnsi="Times New Roman" w:cs="Times New Roman"/>
+          <w:kern w:val="0"/>
+          <w:sz w:val="24"/>
+          <w:szCs w:val="24"/>
+          <w:lang w:eastAsia="it-IT"/>
+          <w14:ligatures w14:val="none"/>
+        </w:rPr>
+      </w:pPr>
+      <w:r>
+        <w:rPr>
+          <w:rFonts w:ascii="Times New Roman" w:eastAsia="Times New Roman" w:hAnsi="Times New Roman" w:cs="Times New Roman"/>
+          <w:kern w:val="0"/>
+          <w:sz w:val="24"/>
+          <w:szCs w:val="24"/>
+          <w:lang w:eastAsia="it-IT"/>
+          <w14:ligatures w14:val="none"/>
+        </w:rPr>
+        <w:pict w14:anchorId="467D1DA7">
+          <v:rect id="_x0000_i1038" style="width:0;height:1.5pt" o:hralign="center" o:hrstd="t" o:hr="t" fillcolor="#a0a0a0" stroked="f"/>
+        </w:pict>
+      </w:r>
+    </w:p>
+    <w:p>
+      <w:pPr>
+        <w:spacing w:before="100" w:beforeAutospacing="1" w:after="100" w:afterAutospacing="1" w:line="240" w:lineRule="auto"/>
+        <w:outlineLvl w:val="2"/>
+        <w:rPr>
+          <w:rFonts w:ascii="Times New Roman" w:eastAsia="Times New Roman" w:hAnsi="Times New Roman" w:cs="Times New Roman"/>
+          <w:b/>
+          <w:bCs/>
+          <w:kern w:val="0"/>
+          <w:sz w:val="27"/>
+          <w:szCs w:val="27"/>
+          <w:lang w:eastAsia="it-IT"/>
+          <w14:ligatures w14:val="none"/>
+        </w:rPr>
+      </w:pPr>
+      <w:r>
+        <w:rPr>
+          <w:rFonts w:ascii="Times New Roman" w:eastAsia="Times New Roman" w:hAnsi="Times New Roman" w:cs="Times New Roman"/>
+          <w:b/>
+          <w:bCs/>
+          <w:kern w:val="0"/>
+          <w:sz w:val="27"/>
+          <w:szCs w:val="27"/>
+          <w:lang w:eastAsia="it-IT"/>
+          <w14:ligatures w14:val="none"/>
+        </w:rPr>
+        <w:t>Task workflow</w:t>
+      </w:r>
+    </w:p>
+    <w:p>
+      <w:pPr>
+        <w:tabs>
+          <w:tab w:val="left" w:pos="916"/>
+          <w:tab w:val="left" w:pos="1832"/>
+          <w:tab w:val="left" w:pos="2748"/>
+          <w:tab w:val="left" w:pos="3664"/>
+          <w:tab w:val="left" w:pos="4580"/>
+          <w:tab w:val="left" w:pos="5496"/>
+          <w:tab w:val="left" w:pos="6412"/>
+          <w:tab w:val="left" w:pos="7328"/>
+          <w:tab w:val="left" w:pos="8244"/>
+          <w:tab w:val="left" w:pos="9160"/>
+          <w:tab w:val="left" w:pos="10076"/>
+          <w:tab w:val="left" w:pos="10992"/>
+          <w:tab w:val="left" w:pos="11908"/>
+          <w:tab w:val="left" w:pos="12824"/>
+          <w:tab w:val="left" w:pos="13740"/>
+          <w:tab w:val="left" w:pos="14656"/>
+        </w:tabs>
+        <w:spacing w:after="0" w:line="240" w:lineRule="auto"/>
         <w:rPr>
           <w:rFonts w:ascii="Courier New" w:eastAsia="Times New Roman" w:hAnsi="Courier New" w:cs="Courier New"/>
           <w:kern w:val="0"/>
@@ -1869,19 +5588,7 @@
           <w:lang w:eastAsia="it-IT"/>
           <w14:ligatures w14:val="none"/>
         </w:rPr>
-        <w:t>NO_MATCH_CONFIRMED</w:t>
-      </w:r>
-      <w:r>
-        <w:rPr>
-          <w:rFonts w:ascii="Times New Roman" w:eastAsia="Times New Roman" w:hAnsi="Times New Roman" w:cs="Times New Roman"/>
-          <w:kern w:val="0"/>
-          <w:sz w:val="24"/>
-          <w:szCs w:val="24"/>
-          <w:lang w:eastAsia="it-IT"/>
-          <w14:ligatures w14:val="none"/>
-        </w:rPr>
-        <w:t xml:space="preserve"> o </w:t>
-      </w:r>
+      </w:pPr>
       <w:r>
         <w:rPr>
           <w:rFonts w:ascii="Courier New" w:eastAsia="Times New Roman" w:hAnsi="Courier New" w:cs="Courier New"/>
@@ -1891,7 +5598,1038 @@
           <w:lang w:eastAsia="it-IT"/>
           <w14:ligatures w14:val="none"/>
         </w:rPr>
-        <w:t>MANUAL_REVIEW</w:t>
+        <w:t>MdrReconciliationTasks</w:t>
+      </w:r>
+    </w:p>
+    <w:p>
+      <w:pPr>
+        <w:spacing w:before="100" w:beforeAutospacing="1" w:after="100" w:afterAutospacing="1" w:line="240" w:lineRule="auto"/>
+        <w:rPr>
+          <w:rFonts w:ascii="Times New Roman" w:eastAsia="Times New Roman" w:hAnsi="Times New Roman" w:cs="Times New Roman"/>
+          <w:kern w:val="0"/>
+          <w:sz w:val="24"/>
+          <w:szCs w:val="24"/>
+          <w:lang w:eastAsia="it-IT"/>
+          <w14:ligatures w14:val="none"/>
+        </w:rPr>
+      </w:pPr>
+      <w:r>
+        <w:rPr>
+          <w:rFonts w:ascii="Times New Roman" w:eastAsia="Times New Roman" w:hAnsi="Times New Roman" w:cs="Times New Roman"/>
+          <w:kern w:val="0"/>
+          <w:sz w:val="24"/>
+          <w:szCs w:val="24"/>
+          <w:lang w:eastAsia="it-IT"/>
+          <w14:ligatures w14:val="none"/>
+        </w:rPr>
+        <w:t>Gestisce lo stato dei task:</w:t>
+      </w:r>
+    </w:p>
+    <w:p>
+      <w:pPr>
+        <w:tabs>
+          <w:tab w:val="left" w:pos="916"/>
+          <w:tab w:val="left" w:pos="1832"/>
+          <w:tab w:val="left" w:pos="2748"/>
+          <w:tab w:val="left" w:pos="3664"/>
+          <w:tab w:val="left" w:pos="4580"/>
+          <w:tab w:val="left" w:pos="5496"/>
+          <w:tab w:val="left" w:pos="6412"/>
+          <w:tab w:val="left" w:pos="7328"/>
+          <w:tab w:val="left" w:pos="8244"/>
+          <w:tab w:val="left" w:pos="9160"/>
+          <w:tab w:val="left" w:pos="10076"/>
+          <w:tab w:val="left" w:pos="10992"/>
+          <w:tab w:val="left" w:pos="11908"/>
+          <w:tab w:val="left" w:pos="12824"/>
+          <w:tab w:val="left" w:pos="13740"/>
+          <w:tab w:val="left" w:pos="14656"/>
+        </w:tabs>
+        <w:spacing w:after="0" w:line="240" w:lineRule="auto"/>
+        <w:rPr>
+          <w:rFonts w:ascii="Courier New" w:eastAsia="Times New Roman" w:hAnsi="Courier New" w:cs="Courier New"/>
+          <w:kern w:val="0"/>
+          <w:sz w:val="20"/>
+          <w:szCs w:val="20"/>
+          <w:lang w:eastAsia="it-IT"/>
+          <w14:ligatures w14:val="none"/>
+        </w:rPr>
+      </w:pPr>
+      <w:r>
+        <w:rPr>
+          <w:rFonts w:ascii="Courier New" w:eastAsia="Times New Roman" w:hAnsi="Courier New" w:cs="Courier New"/>
+          <w:kern w:val="0"/>
+          <w:sz w:val="20"/>
+          <w:szCs w:val="20"/>
+          <w:lang w:eastAsia="it-IT"/>
+          <w14:ligatures w14:val="none"/>
+        </w:rPr>
+        <w:t>Agent1Status</w:t>
+      </w:r>
+      <w:r>
+        <w:rPr>
+          <w:rFonts w:ascii="Courier New" w:eastAsia="Times New Roman" w:hAnsi="Courier New" w:cs="Courier New"/>
+          <w:kern w:val="0"/>
+          <w:sz w:val="20"/>
+          <w:szCs w:val="20"/>
+          <w:lang w:eastAsia="it-IT"/>
+          <w14:ligatures w14:val="none"/>
+        </w:rPr>
+        <w:br/>
+        <w:t>Agent2Status</w:t>
+      </w:r>
+      <w:r>
+        <w:rPr>
+          <w:rFonts w:ascii="Courier New" w:eastAsia="Times New Roman" w:hAnsi="Courier New" w:cs="Courier New"/>
+          <w:kern w:val="0"/>
+          <w:sz w:val="20"/>
+          <w:szCs w:val="20"/>
+          <w:lang w:eastAsia="it-IT"/>
+          <w14:ligatures w14:val="none"/>
+        </w:rPr>
+        <w:br/>
+        <w:t>JudgeStatus</w:t>
+      </w:r>
+      <w:r>
+        <w:rPr>
+          <w:rFonts w:ascii="Courier New" w:eastAsia="Times New Roman" w:hAnsi="Courier New" w:cs="Courier New"/>
+          <w:kern w:val="0"/>
+          <w:sz w:val="20"/>
+          <w:szCs w:val="20"/>
+          <w:lang w:eastAsia="it-IT"/>
+          <w14:ligatures w14:val="none"/>
+        </w:rPr>
+        <w:br/>
+        <w:t>FinalStatus</w:t>
+      </w:r>
+    </w:p>
+    <w:p>
+      <w:pPr>
+        <w:spacing w:after="0" w:line="240" w:lineRule="auto"/>
+        <w:rPr>
+          <w:rFonts w:ascii="Times New Roman" w:eastAsia="Times New Roman" w:hAnsi="Times New Roman" w:cs="Times New Roman"/>
+          <w:kern w:val="0"/>
+          <w:sz w:val="24"/>
+          <w:szCs w:val="24"/>
+          <w:lang w:eastAsia="it-IT"/>
+          <w14:ligatures w14:val="none"/>
+        </w:rPr>
+      </w:pPr>
+      <w:r>
+        <w:rPr>
+          <w:rFonts w:ascii="Times New Roman" w:eastAsia="Times New Roman" w:hAnsi="Times New Roman" w:cs="Times New Roman"/>
+          <w:kern w:val="0"/>
+          <w:sz w:val="24"/>
+          <w:szCs w:val="24"/>
+          <w:lang w:eastAsia="it-IT"/>
+          <w14:ligatures w14:val="none"/>
+        </w:rPr>
+        <w:pict w14:anchorId="48E7598C">
+          <v:rect id="_x0000_i1039" style="width:0;height:1.5pt" o:hralign="center" o:hrstd="t" o:hr="t" fillcolor="#a0a0a0" stroked="f"/>
+        </w:pict>
+      </w:r>
+    </w:p>
+    <w:p>
+      <w:pPr>
+        <w:spacing w:before="100" w:beforeAutospacing="1" w:after="100" w:afterAutospacing="1" w:line="240" w:lineRule="auto"/>
+        <w:outlineLvl w:val="2"/>
+        <w:rPr>
+          <w:rFonts w:ascii="Times New Roman" w:eastAsia="Times New Roman" w:hAnsi="Times New Roman" w:cs="Times New Roman"/>
+          <w:b/>
+          <w:bCs/>
+          <w:kern w:val="0"/>
+          <w:sz w:val="27"/>
+          <w:szCs w:val="27"/>
+          <w:lang w:eastAsia="it-IT"/>
+          <w14:ligatures w14:val="none"/>
+        </w:rPr>
+      </w:pPr>
+      <w:r>
+        <w:rPr>
+          <w:rFonts w:ascii="Times New Roman" w:eastAsia="Times New Roman" w:hAnsi="Times New Roman" w:cs="Times New Roman"/>
+          <w:b/>
+          <w:bCs/>
+          <w:kern w:val="0"/>
+          <w:sz w:val="27"/>
+          <w:szCs w:val="27"/>
+          <w:lang w:eastAsia="it-IT"/>
+          <w14:ligatures w14:val="none"/>
+        </w:rPr>
+        <w:t>Decisioni agenti</w:t>
+      </w:r>
+    </w:p>
+    <w:p>
+      <w:pPr>
+        <w:tabs>
+          <w:tab w:val="left" w:pos="916"/>
+          <w:tab w:val="left" w:pos="1832"/>
+          <w:tab w:val="left" w:pos="2748"/>
+          <w:tab w:val="left" w:pos="3664"/>
+          <w:tab w:val="left" w:pos="4580"/>
+          <w:tab w:val="left" w:pos="5496"/>
+          <w:tab w:val="left" w:pos="6412"/>
+          <w:tab w:val="left" w:pos="7328"/>
+          <w:tab w:val="left" w:pos="8244"/>
+          <w:tab w:val="left" w:pos="9160"/>
+          <w:tab w:val="left" w:pos="10076"/>
+          <w:tab w:val="left" w:pos="10992"/>
+          <w:tab w:val="left" w:pos="11908"/>
+          <w:tab w:val="left" w:pos="12824"/>
+          <w:tab w:val="left" w:pos="13740"/>
+          <w:tab w:val="left" w:pos="14656"/>
+        </w:tabs>
+        <w:spacing w:after="0" w:line="240" w:lineRule="auto"/>
+        <w:rPr>
+          <w:rFonts w:ascii="Courier New" w:eastAsia="Times New Roman" w:hAnsi="Courier New" w:cs="Courier New"/>
+          <w:kern w:val="0"/>
+          <w:sz w:val="20"/>
+          <w:szCs w:val="20"/>
+          <w:lang w:eastAsia="it-IT"/>
+          <w14:ligatures w14:val="none"/>
+        </w:rPr>
+      </w:pPr>
+      <w:r>
+        <w:rPr>
+          <w:rFonts w:ascii="Courier New" w:eastAsia="Times New Roman" w:hAnsi="Courier New" w:cs="Courier New"/>
+          <w:kern w:val="0"/>
+          <w:sz w:val="20"/>
+          <w:szCs w:val="20"/>
+          <w:lang w:eastAsia="it-IT"/>
+          <w14:ligatures w14:val="none"/>
+        </w:rPr>
+        <w:t>MdrReconciliationAgentDecisions</w:t>
+      </w:r>
+    </w:p>
+    <w:p>
+      <w:pPr>
+        <w:spacing w:before="100" w:beforeAutospacing="1" w:after="100" w:afterAutospacing="1" w:line="240" w:lineRule="auto"/>
+        <w:rPr>
+          <w:rFonts w:ascii="Times New Roman" w:eastAsia="Times New Roman" w:hAnsi="Times New Roman" w:cs="Times New Roman"/>
+          <w:kern w:val="0"/>
+          <w:sz w:val="24"/>
+          <w:szCs w:val="24"/>
+          <w:lang w:eastAsia="it-IT"/>
+          <w14:ligatures w14:val="none"/>
+        </w:rPr>
+      </w:pPr>
+      <w:r>
+        <w:rPr>
+          <w:rFonts w:ascii="Times New Roman" w:eastAsia="Times New Roman" w:hAnsi="Times New Roman" w:cs="Times New Roman"/>
+          <w:kern w:val="0"/>
+          <w:sz w:val="24"/>
+          <w:szCs w:val="24"/>
+          <w:lang w:eastAsia="it-IT"/>
+          <w14:ligatures w14:val="none"/>
+        </w:rPr>
+        <w:t>Contiene le decisioni di:</w:t>
+      </w:r>
+    </w:p>
+    <w:p>
+      <w:pPr>
+        <w:numPr>
+          <w:ilvl w:val="0"/>
+          <w:numId w:val="11"/>
+        </w:numPr>
+        <w:spacing w:before="100" w:beforeAutospacing="1" w:after="100" w:afterAutospacing="1" w:line="240" w:lineRule="auto"/>
+        <w:rPr>
+          <w:rFonts w:ascii="Times New Roman" w:eastAsia="Times New Roman" w:hAnsi="Times New Roman" w:cs="Times New Roman"/>
+          <w:kern w:val="0"/>
+          <w:sz w:val="24"/>
+          <w:szCs w:val="24"/>
+          <w:lang w:eastAsia="it-IT"/>
+          <w14:ligatures w14:val="none"/>
+        </w:rPr>
+      </w:pPr>
+      <w:r>
+        <w:rPr>
+          <w:rFonts w:ascii="Times New Roman" w:eastAsia="Times New Roman" w:hAnsi="Times New Roman" w:cs="Times New Roman"/>
+          <w:kern w:val="0"/>
+          <w:sz w:val="24"/>
+          <w:szCs w:val="24"/>
+          <w:lang w:eastAsia="it-IT"/>
+          <w14:ligatures w14:val="none"/>
+        </w:rPr>
+        <w:t>GPT</w:t>
+      </w:r>
+    </w:p>
+    <w:p>
+      <w:pPr>
+        <w:numPr>
+          <w:ilvl w:val="0"/>
+          <w:numId w:val="11"/>
+        </w:numPr>
+        <w:spacing w:before="100" w:beforeAutospacing="1" w:after="100" w:afterAutospacing="1" w:line="240" w:lineRule="auto"/>
+        <w:rPr>
+          <w:rFonts w:ascii="Times New Roman" w:eastAsia="Times New Roman" w:hAnsi="Times New Roman" w:cs="Times New Roman"/>
+          <w:kern w:val="0"/>
+          <w:sz w:val="24"/>
+          <w:szCs w:val="24"/>
+          <w:lang w:eastAsia="it-IT"/>
+          <w14:ligatures w14:val="none"/>
+        </w:rPr>
+      </w:pPr>
+      <w:r>
+        <w:rPr>
+          <w:rFonts w:ascii="Times New Roman" w:eastAsia="Times New Roman" w:hAnsi="Times New Roman" w:cs="Times New Roman"/>
+          <w:kern w:val="0"/>
+          <w:sz w:val="24"/>
+          <w:szCs w:val="24"/>
+          <w:lang w:eastAsia="it-IT"/>
+          <w14:ligatures w14:val="none"/>
+        </w:rPr>
+        <w:t>Claude</w:t>
+      </w:r>
+    </w:p>
+    <w:p>
+      <w:pPr>
+        <w:numPr>
+          <w:ilvl w:val="0"/>
+          <w:numId w:val="11"/>
+        </w:numPr>
+        <w:spacing w:before="100" w:beforeAutospacing="1" w:after="100" w:afterAutospacing="1" w:line="240" w:lineRule="auto"/>
+        <w:rPr>
+          <w:rFonts w:ascii="Times New Roman" w:eastAsia="Times New Roman" w:hAnsi="Times New Roman" w:cs="Times New Roman"/>
+          <w:kern w:val="0"/>
+          <w:sz w:val="24"/>
+          <w:szCs w:val="24"/>
+          <w:lang w:eastAsia="it-IT"/>
+          <w14:ligatures w14:val="none"/>
+        </w:rPr>
+      </w:pPr>
+      <w:r>
+        <w:rPr>
+          <w:rFonts w:ascii="Times New Roman" w:eastAsia="Times New Roman" w:hAnsi="Times New Roman" w:cs="Times New Roman"/>
+          <w:kern w:val="0"/>
+          <w:sz w:val="24"/>
+          <w:szCs w:val="24"/>
+          <w:lang w:eastAsia="it-IT"/>
+          <w14:ligatures w14:val="none"/>
+        </w:rPr>
+        <w:t>Judge</w:t>
+      </w:r>
+    </w:p>
+    <w:p>
+      <w:pPr>
+        <w:spacing w:after="0" w:line="240" w:lineRule="auto"/>
+        <w:rPr>
+          <w:rFonts w:ascii="Times New Roman" w:eastAsia="Times New Roman" w:hAnsi="Times New Roman" w:cs="Times New Roman"/>
+          <w:kern w:val="0"/>
+          <w:sz w:val="24"/>
+          <w:szCs w:val="24"/>
+          <w:lang w:eastAsia="it-IT"/>
+          <w14:ligatures w14:val="none"/>
+        </w:rPr>
+      </w:pPr>
+      <w:r>
+        <w:rPr>
+          <w:rFonts w:ascii="Times New Roman" w:eastAsia="Times New Roman" w:hAnsi="Times New Roman" w:cs="Times New Roman"/>
+          <w:kern w:val="0"/>
+          <w:sz w:val="24"/>
+          <w:szCs w:val="24"/>
+          <w:lang w:eastAsia="it-IT"/>
+          <w14:ligatures w14:val="none"/>
+        </w:rPr>
+        <w:pict w14:anchorId="6E632D71">
+          <v:rect id="_x0000_i1040" style="width:0;height:1.5pt" o:hralign="center" o:hrstd="t" o:hr="t" fillcolor="#a0a0a0" stroked="f"/>
+        </w:pict>
+      </w:r>
+    </w:p>
+    <w:p>
+      <w:pPr>
+        <w:spacing w:before="100" w:beforeAutospacing="1" w:after="100" w:afterAutospacing="1" w:line="240" w:lineRule="auto"/>
+        <w:outlineLvl w:val="2"/>
+        <w:rPr>
+          <w:rFonts w:ascii="Times New Roman" w:eastAsia="Times New Roman" w:hAnsi="Times New Roman" w:cs="Times New Roman"/>
+          <w:b/>
+          <w:bCs/>
+          <w:kern w:val="0"/>
+          <w:sz w:val="27"/>
+          <w:szCs w:val="27"/>
+          <w:lang w:eastAsia="it-IT"/>
+          <w14:ligatures w14:val="none"/>
+        </w:rPr>
+      </w:pPr>
+      <w:r>
+        <w:rPr>
+          <w:rFonts w:ascii="Times New Roman" w:eastAsia="Times New Roman" w:hAnsi="Times New Roman" w:cs="Times New Roman"/>
+          <w:b/>
+          <w:bCs/>
+          <w:kern w:val="0"/>
+          <w:sz w:val="27"/>
+          <w:szCs w:val="27"/>
+          <w:lang w:eastAsia="it-IT"/>
+          <w14:ligatures w14:val="none"/>
+        </w:rPr>
+        <w:t>Risultato finale</w:t>
+      </w:r>
+    </w:p>
+    <w:p>
+      <w:pPr>
+        <w:tabs>
+          <w:tab w:val="left" w:pos="916"/>
+          <w:tab w:val="left" w:pos="1832"/>
+          <w:tab w:val="left" w:pos="2748"/>
+          <w:tab w:val="left" w:pos="3664"/>
+          <w:tab w:val="left" w:pos="4580"/>
+          <w:tab w:val="left" w:pos="5496"/>
+          <w:tab w:val="left" w:pos="6412"/>
+          <w:tab w:val="left" w:pos="7328"/>
+          <w:tab w:val="left" w:pos="8244"/>
+          <w:tab w:val="left" w:pos="9160"/>
+          <w:tab w:val="left" w:pos="10076"/>
+          <w:tab w:val="left" w:pos="10992"/>
+          <w:tab w:val="left" w:pos="11908"/>
+          <w:tab w:val="left" w:pos="12824"/>
+          <w:tab w:val="left" w:pos="13740"/>
+          <w:tab w:val="left" w:pos="14656"/>
+        </w:tabs>
+        <w:spacing w:after="0" w:line="240" w:lineRule="auto"/>
+        <w:rPr>
+          <w:rFonts w:ascii="Courier New" w:eastAsia="Times New Roman" w:hAnsi="Courier New" w:cs="Courier New"/>
+          <w:kern w:val="0"/>
+          <w:sz w:val="20"/>
+          <w:szCs w:val="20"/>
+          <w:lang w:eastAsia="it-IT"/>
+          <w14:ligatures w14:val="none"/>
+        </w:rPr>
+      </w:pPr>
+      <w:r>
+        <w:rPr>
+          <w:rFonts w:ascii="Courier New" w:eastAsia="Times New Roman" w:hAnsi="Courier New" w:cs="Courier New"/>
+          <w:kern w:val="0"/>
+          <w:sz w:val="20"/>
+          <w:szCs w:val="20"/>
+          <w:lang w:eastAsia="it-IT"/>
+          <w14:ligatures w14:val="none"/>
+        </w:rPr>
+        <w:t>MdrReconciliationResults</w:t>
+      </w:r>
+    </w:p>
+    <w:p>
+      <w:pPr>
+        <w:spacing w:before="100" w:beforeAutospacing="1" w:after="100" w:afterAutospacing="1" w:line="240" w:lineRule="auto"/>
+        <w:rPr>
+          <w:rFonts w:ascii="Times New Roman" w:eastAsia="Times New Roman" w:hAnsi="Times New Roman" w:cs="Times New Roman"/>
+          <w:kern w:val="0"/>
+          <w:sz w:val="24"/>
+          <w:szCs w:val="24"/>
+          <w:lang w:eastAsia="it-IT"/>
+          <w14:ligatures w14:val="none"/>
+        </w:rPr>
+      </w:pPr>
+      <w:r>
+        <w:rPr>
+          <w:rFonts w:ascii="Times New Roman" w:eastAsia="Times New Roman" w:hAnsi="Times New Roman" w:cs="Times New Roman"/>
+          <w:kern w:val="0"/>
+          <w:sz w:val="24"/>
+          <w:szCs w:val="24"/>
+          <w:lang w:eastAsia="it-IT"/>
+          <w14:ligatures w14:val="none"/>
+        </w:rPr>
+        <w:t>Contiene:</w:t>
+      </w:r>
+    </w:p>
+    <w:p>
+      <w:pPr>
+        <w:tabs>
+          <w:tab w:val="left" w:pos="916"/>
+          <w:tab w:val="left" w:pos="1832"/>
+          <w:tab w:val="left" w:pos="2748"/>
+          <w:tab w:val="left" w:pos="3664"/>
+          <w:tab w:val="left" w:pos="4580"/>
+          <w:tab w:val="left" w:pos="5496"/>
+          <w:tab w:val="left" w:pos="6412"/>
+          <w:tab w:val="left" w:pos="7328"/>
+          <w:tab w:val="left" w:pos="8244"/>
+          <w:tab w:val="left" w:pos="9160"/>
+          <w:tab w:val="left" w:pos="10076"/>
+          <w:tab w:val="left" w:pos="10992"/>
+          <w:tab w:val="left" w:pos="11908"/>
+          <w:tab w:val="left" w:pos="12824"/>
+          <w:tab w:val="left" w:pos="13740"/>
+          <w:tab w:val="left" w:pos="14656"/>
+        </w:tabs>
+        <w:spacing w:after="0" w:line="240" w:lineRule="auto"/>
+        <w:rPr>
+          <w:rFonts w:ascii="Courier New" w:eastAsia="Times New Roman" w:hAnsi="Courier New" w:cs="Courier New"/>
+          <w:kern w:val="0"/>
+          <w:sz w:val="20"/>
+          <w:szCs w:val="20"/>
+          <w:lang w:eastAsia="it-IT"/>
+          <w14:ligatures w14:val="none"/>
+        </w:rPr>
+      </w:pPr>
+      <w:r>
+        <w:rPr>
+          <w:rFonts w:ascii="Courier New" w:eastAsia="Times New Roman" w:hAnsi="Courier New" w:cs="Courier New"/>
+          <w:kern w:val="0"/>
+          <w:sz w:val="20"/>
+          <w:szCs w:val="20"/>
+          <w:lang w:eastAsia="it-IT"/>
+          <w14:ligatures w14:val="none"/>
+        </w:rPr>
+        <w:t>FinalTitleKey</w:t>
+      </w:r>
+      <w:r>
+        <w:rPr>
+          <w:rFonts w:ascii="Courier New" w:eastAsia="Times New Roman" w:hAnsi="Courier New" w:cs="Courier New"/>
+          <w:kern w:val="0"/>
+          <w:sz w:val="20"/>
+          <w:szCs w:val="20"/>
+          <w:lang w:eastAsia="it-IT"/>
+          <w14:ligatures w14:val="none"/>
+        </w:rPr>
+        <w:br/>
+        <w:t>FinalDecisionType</w:t>
+      </w:r>
+      <w:r>
+        <w:rPr>
+          <w:rFonts w:ascii="Courier New" w:eastAsia="Times New Roman" w:hAnsi="Courier New" w:cs="Courier New"/>
+          <w:kern w:val="0"/>
+          <w:sz w:val="20"/>
+          <w:szCs w:val="20"/>
+          <w:lang w:eastAsia="it-IT"/>
+          <w14:ligatures w14:val="none"/>
+        </w:rPr>
+        <w:br/>
+        <w:t>ResolutionMode</w:t>
+      </w:r>
+      <w:r>
+        <w:rPr>
+          <w:rFonts w:ascii="Courier New" w:eastAsia="Times New Roman" w:hAnsi="Courier New" w:cs="Courier New"/>
+          <w:kern w:val="0"/>
+          <w:sz w:val="20"/>
+          <w:szCs w:val="20"/>
+          <w:lang w:eastAsia="it-IT"/>
+          <w14:ligatures w14:val="none"/>
+        </w:rPr>
+        <w:br/>
+        <w:t>Confidence</w:t>
+      </w:r>
+    </w:p>
+    <w:p>
+      <w:pPr>
+        <w:spacing w:after="0" w:line="240" w:lineRule="auto"/>
+        <w:rPr>
+          <w:rFonts w:ascii="Times New Roman" w:eastAsia="Times New Roman" w:hAnsi="Times New Roman" w:cs="Times New Roman"/>
+          <w:kern w:val="0"/>
+          <w:sz w:val="24"/>
+          <w:szCs w:val="24"/>
+          <w:lang w:eastAsia="it-IT"/>
+          <w14:ligatures w14:val="none"/>
+        </w:rPr>
+      </w:pPr>
+      <w:r>
+        <w:rPr>
+          <w:rFonts w:ascii="Times New Roman" w:eastAsia="Times New Roman" w:hAnsi="Times New Roman" w:cs="Times New Roman"/>
+          <w:kern w:val="0"/>
+          <w:sz w:val="24"/>
+          <w:szCs w:val="24"/>
+          <w:lang w:eastAsia="it-IT"/>
+          <w14:ligatures w14:val="none"/>
+        </w:rPr>
+        <w:pict w14:anchorId="6DD3433B">
+          <v:rect id="_x0000_i1041" style="width:0;height:1.5pt" o:hralign="center" o:hrstd="t" o:hr="t" fillcolor="#a0a0a0" stroked="f"/>
+        </w:pict>
+      </w:r>
+    </w:p>
+    <w:p>
+      <w:pPr>
+        <w:spacing w:before="100" w:beforeAutospacing="1" w:after="100" w:afterAutospacing="1" w:line="240" w:lineRule="auto"/>
+        <w:outlineLvl w:val="0"/>
+        <w:rPr>
+          <w:rFonts w:ascii="Times New Roman" w:eastAsia="Times New Roman" w:hAnsi="Times New Roman" w:cs="Times New Roman"/>
+          <w:b/>
+          <w:bCs/>
+          <w:kern w:val="36"/>
+          <w:sz w:val="48"/>
+          <w:szCs w:val="48"/>
+          <w:lang w:eastAsia="it-IT"/>
+          <w14:ligatures w14:val="none"/>
+        </w:rPr>
+      </w:pPr>
+      <w:r>
+        <w:rPr>
+          <w:rFonts w:ascii="Times New Roman" w:eastAsia="Times New Roman" w:hAnsi="Times New Roman" w:cs="Times New Roman"/>
+          <w:b/>
+          <w:bCs/>
+          <w:kern w:val="36"/>
+          <w:sz w:val="48"/>
+          <w:szCs w:val="48"/>
+          <w:lang w:eastAsia="it-IT"/>
+          <w14:ligatures w14:val="none"/>
+        </w:rPr>
+        <w:t>8. Perché questa architettura è robusta</w:t>
+      </w:r>
+    </w:p>
+    <w:p>
+      <w:pPr>
+        <w:spacing w:before="100" w:beforeAutospacing="1" w:after="100" w:afterAutospacing="1" w:line="240" w:lineRule="auto"/>
+        <w:rPr>
+          <w:rFonts w:ascii="Times New Roman" w:eastAsia="Times New Roman" w:hAnsi="Times New Roman" w:cs="Times New Roman"/>
+          <w:kern w:val="0"/>
+          <w:sz w:val="24"/>
+          <w:szCs w:val="24"/>
+          <w:lang w:eastAsia="it-IT"/>
+          <w14:ligatures w14:val="none"/>
+        </w:rPr>
+      </w:pPr>
+      <w:r>
+        <w:rPr>
+          <w:rFonts w:ascii="Times New Roman" w:eastAsia="Times New Roman" w:hAnsi="Times New Roman" w:cs="Times New Roman"/>
+          <w:kern w:val="0"/>
+          <w:sz w:val="24"/>
+          <w:szCs w:val="24"/>
+          <w:lang w:eastAsia="it-IT"/>
+          <w14:ligatures w14:val="none"/>
+        </w:rPr>
+        <w:lastRenderedPageBreak/>
+        <w:t xml:space="preserve">Il sistema usa </w:t>
+      </w:r>
+      <w:r>
+        <w:rPr>
+          <w:rFonts w:ascii="Times New Roman" w:eastAsia="Times New Roman" w:hAnsi="Times New Roman" w:cs="Times New Roman"/>
+          <w:b/>
+          <w:bCs/>
+          <w:kern w:val="0"/>
+          <w:sz w:val="24"/>
+          <w:szCs w:val="24"/>
+          <w:lang w:eastAsia="it-IT"/>
+          <w14:ligatures w14:val="none"/>
+        </w:rPr>
+        <w:t>tre livelli di validazione</w:t>
+      </w:r>
+      <w:r>
+        <w:rPr>
+          <w:rFonts w:ascii="Times New Roman" w:eastAsia="Times New Roman" w:hAnsi="Times New Roman" w:cs="Times New Roman"/>
+          <w:kern w:val="0"/>
+          <w:sz w:val="24"/>
+          <w:szCs w:val="24"/>
+          <w:lang w:eastAsia="it-IT"/>
+          <w14:ligatures w14:val="none"/>
+        </w:rPr>
+        <w:t>.</w:t>
+      </w:r>
+    </w:p>
+    <w:p>
+      <w:pPr>
+        <w:spacing w:before="100" w:beforeAutospacing="1" w:after="100" w:afterAutospacing="1" w:line="240" w:lineRule="auto"/>
+        <w:outlineLvl w:val="2"/>
+        <w:rPr>
+          <w:rFonts w:ascii="Times New Roman" w:eastAsia="Times New Roman" w:hAnsi="Times New Roman" w:cs="Times New Roman"/>
+          <w:b/>
+          <w:bCs/>
+          <w:kern w:val="0"/>
+          <w:sz w:val="27"/>
+          <w:szCs w:val="27"/>
+          <w:lang w:eastAsia="it-IT"/>
+          <w14:ligatures w14:val="none"/>
+        </w:rPr>
+      </w:pPr>
+      <w:r>
+        <w:rPr>
+          <w:rFonts w:ascii="Times New Roman" w:eastAsia="Times New Roman" w:hAnsi="Times New Roman" w:cs="Times New Roman"/>
+          <w:b/>
+          <w:bCs/>
+          <w:kern w:val="0"/>
+          <w:sz w:val="27"/>
+          <w:szCs w:val="27"/>
+          <w:lang w:eastAsia="it-IT"/>
+          <w14:ligatures w14:val="none"/>
+        </w:rPr>
+        <w:t>1️</w:t>
+      </w:r>
+      <w:r>
+        <w:rPr>
+          <w:rFonts w:ascii="Segoe UI Symbol" w:eastAsia="Times New Roman" w:hAnsi="Segoe UI Symbol" w:cs="Segoe UI Symbol"/>
+          <w:b/>
+          <w:bCs/>
+          <w:kern w:val="0"/>
+          <w:sz w:val="27"/>
+          <w:szCs w:val="27"/>
+          <w:lang w:eastAsia="it-IT"/>
+          <w14:ligatures w14:val="none"/>
+        </w:rPr>
+        <w:t>⃣</w:t>
+      </w:r>
+      <w:r>
+        <w:rPr>
+          <w:rFonts w:ascii="Times New Roman" w:eastAsia="Times New Roman" w:hAnsi="Times New Roman" w:cs="Times New Roman"/>
+          <w:b/>
+          <w:bCs/>
+          <w:kern w:val="0"/>
+          <w:sz w:val="27"/>
+          <w:szCs w:val="27"/>
+          <w:lang w:eastAsia="it-IT"/>
+          <w14:ligatures w14:val="none"/>
+        </w:rPr>
+        <w:t xml:space="preserve"> Embedding</w:t>
+      </w:r>
+    </w:p>
+    <w:p>
+      <w:pPr>
+        <w:spacing w:before="100" w:beforeAutospacing="1" w:after="100" w:afterAutospacing="1" w:line="240" w:lineRule="auto"/>
+        <w:rPr>
+          <w:rFonts w:ascii="Times New Roman" w:eastAsia="Times New Roman" w:hAnsi="Times New Roman" w:cs="Times New Roman"/>
+          <w:kern w:val="0"/>
+          <w:sz w:val="24"/>
+          <w:szCs w:val="24"/>
+          <w:lang w:eastAsia="it-IT"/>
+          <w14:ligatures w14:val="none"/>
+        </w:rPr>
+      </w:pPr>
+      <w:r>
+        <w:rPr>
+          <w:rFonts w:ascii="Times New Roman" w:eastAsia="Times New Roman" w:hAnsi="Times New Roman" w:cs="Times New Roman"/>
+          <w:kern w:val="0"/>
+          <w:sz w:val="24"/>
+          <w:szCs w:val="24"/>
+          <w:lang w:eastAsia="it-IT"/>
+          <w14:ligatures w14:val="none"/>
+        </w:rPr>
+        <w:t>Riduce lo spazio di ricerca ai candidati più plausibili.</w:t>
+      </w:r>
+    </w:p>
+    <w:p>
+      <w:pPr>
+        <w:spacing w:after="0" w:line="240" w:lineRule="auto"/>
+        <w:rPr>
+          <w:rFonts w:ascii="Times New Roman" w:eastAsia="Times New Roman" w:hAnsi="Times New Roman" w:cs="Times New Roman"/>
+          <w:kern w:val="0"/>
+          <w:sz w:val="24"/>
+          <w:szCs w:val="24"/>
+          <w:lang w:eastAsia="it-IT"/>
+          <w14:ligatures w14:val="none"/>
+        </w:rPr>
+      </w:pPr>
+      <w:r>
+        <w:rPr>
+          <w:rFonts w:ascii="Times New Roman" w:eastAsia="Times New Roman" w:hAnsi="Times New Roman" w:cs="Times New Roman"/>
+          <w:kern w:val="0"/>
+          <w:sz w:val="24"/>
+          <w:szCs w:val="24"/>
+          <w:lang w:eastAsia="it-IT"/>
+          <w14:ligatures w14:val="none"/>
+        </w:rPr>
+        <w:pict w14:anchorId="5CC71FF3">
+          <v:rect id="_x0000_i1042" style="width:0;height:1.5pt" o:hralign="center" o:hrstd="t" o:hr="t" fillcolor="#a0a0a0" stroked="f"/>
+        </w:pict>
+      </w:r>
+    </w:p>
+    <w:p>
+      <w:pPr>
+        <w:spacing w:before="100" w:beforeAutospacing="1" w:after="100" w:afterAutospacing="1" w:line="240" w:lineRule="auto"/>
+        <w:outlineLvl w:val="2"/>
+        <w:rPr>
+          <w:rFonts w:ascii="Times New Roman" w:eastAsia="Times New Roman" w:hAnsi="Times New Roman" w:cs="Times New Roman"/>
+          <w:b/>
+          <w:bCs/>
+          <w:kern w:val="0"/>
+          <w:sz w:val="27"/>
+          <w:szCs w:val="27"/>
+          <w:lang w:eastAsia="it-IT"/>
+          <w14:ligatures w14:val="none"/>
+        </w:rPr>
+      </w:pPr>
+      <w:r>
+        <w:rPr>
+          <w:rFonts w:ascii="Times New Roman" w:eastAsia="Times New Roman" w:hAnsi="Times New Roman" w:cs="Times New Roman"/>
+          <w:b/>
+          <w:bCs/>
+          <w:kern w:val="0"/>
+          <w:sz w:val="27"/>
+          <w:szCs w:val="27"/>
+          <w:lang w:eastAsia="it-IT"/>
+          <w14:ligatures w14:val="none"/>
+        </w:rPr>
+        <w:t>2️</w:t>
+      </w:r>
+      <w:r>
+        <w:rPr>
+          <w:rFonts w:ascii="Segoe UI Symbol" w:eastAsia="Times New Roman" w:hAnsi="Segoe UI Symbol" w:cs="Segoe UI Symbol"/>
+          <w:b/>
+          <w:bCs/>
+          <w:kern w:val="0"/>
+          <w:sz w:val="27"/>
+          <w:szCs w:val="27"/>
+          <w:lang w:eastAsia="it-IT"/>
+          <w14:ligatures w14:val="none"/>
+        </w:rPr>
+        <w:t>⃣</w:t>
+      </w:r>
+      <w:r>
+        <w:rPr>
+          <w:rFonts w:ascii="Times New Roman" w:eastAsia="Times New Roman" w:hAnsi="Times New Roman" w:cs="Times New Roman"/>
+          <w:b/>
+          <w:bCs/>
+          <w:kern w:val="0"/>
+          <w:sz w:val="27"/>
+          <w:szCs w:val="27"/>
+          <w:lang w:eastAsia="it-IT"/>
+          <w14:ligatures w14:val="none"/>
+        </w:rPr>
+        <w:t xml:space="preserve"> Due agenti indipendenti</w:t>
+      </w:r>
+    </w:p>
+    <w:p>
+      <w:pPr>
+        <w:spacing w:before="100" w:beforeAutospacing="1" w:after="100" w:afterAutospacing="1" w:line="240" w:lineRule="auto"/>
+        <w:rPr>
+          <w:rFonts w:ascii="Times New Roman" w:eastAsia="Times New Roman" w:hAnsi="Times New Roman" w:cs="Times New Roman"/>
+          <w:kern w:val="0"/>
+          <w:sz w:val="24"/>
+          <w:szCs w:val="24"/>
+          <w:lang w:eastAsia="it-IT"/>
+          <w14:ligatures w14:val="none"/>
+        </w:rPr>
+      </w:pPr>
+      <w:r>
+        <w:rPr>
+          <w:rFonts w:ascii="Times New Roman" w:eastAsia="Times New Roman" w:hAnsi="Times New Roman" w:cs="Times New Roman"/>
+          <w:kern w:val="0"/>
+          <w:sz w:val="24"/>
+          <w:szCs w:val="24"/>
+          <w:lang w:eastAsia="it-IT"/>
+          <w14:ligatures w14:val="none"/>
+        </w:rPr>
+        <w:t>Riduce bias del modello.</w:t>
+      </w:r>
+    </w:p>
+    <w:p>
+      <w:pPr>
+        <w:spacing w:before="100" w:beforeAutospacing="1" w:after="100" w:afterAutospacing="1" w:line="240" w:lineRule="auto"/>
+        <w:rPr>
+          <w:rFonts w:ascii="Times New Roman" w:eastAsia="Times New Roman" w:hAnsi="Times New Roman" w:cs="Times New Roman"/>
+          <w:kern w:val="0"/>
+          <w:sz w:val="24"/>
+          <w:szCs w:val="24"/>
+          <w:lang w:eastAsia="it-IT"/>
+          <w14:ligatures w14:val="none"/>
+        </w:rPr>
+      </w:pPr>
+      <w:r>
+        <w:rPr>
+          <w:rFonts w:ascii="Times New Roman" w:eastAsia="Times New Roman" w:hAnsi="Times New Roman" w:cs="Times New Roman"/>
+          <w:kern w:val="0"/>
+          <w:sz w:val="24"/>
+          <w:szCs w:val="24"/>
+          <w:lang w:eastAsia="it-IT"/>
+          <w14:ligatures w14:val="none"/>
+        </w:rPr>
+        <w:t xml:space="preserve">GPT e Claude spesso hanno </w:t>
+      </w:r>
+      <w:r>
+        <w:rPr>
+          <w:rFonts w:ascii="Times New Roman" w:eastAsia="Times New Roman" w:hAnsi="Times New Roman" w:cs="Times New Roman"/>
+          <w:b/>
+          <w:bCs/>
+          <w:kern w:val="0"/>
+          <w:sz w:val="24"/>
+          <w:szCs w:val="24"/>
+          <w:lang w:eastAsia="it-IT"/>
+          <w14:ligatures w14:val="none"/>
+        </w:rPr>
+        <w:t>errori diversi</w:t>
+      </w:r>
+      <w:r>
+        <w:rPr>
+          <w:rFonts w:ascii="Times New Roman" w:eastAsia="Times New Roman" w:hAnsi="Times New Roman" w:cs="Times New Roman"/>
+          <w:kern w:val="0"/>
+          <w:sz w:val="24"/>
+          <w:szCs w:val="24"/>
+          <w:lang w:eastAsia="it-IT"/>
+          <w14:ligatures w14:val="none"/>
+        </w:rPr>
+        <w:t>.</w:t>
+      </w:r>
+    </w:p>
+    <w:p>
+      <w:pPr>
+        <w:spacing w:after="0" w:line="240" w:lineRule="auto"/>
+        <w:rPr>
+          <w:rFonts w:ascii="Times New Roman" w:eastAsia="Times New Roman" w:hAnsi="Times New Roman" w:cs="Times New Roman"/>
+          <w:kern w:val="0"/>
+          <w:sz w:val="24"/>
+          <w:szCs w:val="24"/>
+          <w:lang w:eastAsia="it-IT"/>
+          <w14:ligatures w14:val="none"/>
+        </w:rPr>
+      </w:pPr>
+      <w:r>
+        <w:rPr>
+          <w:rFonts w:ascii="Times New Roman" w:eastAsia="Times New Roman" w:hAnsi="Times New Roman" w:cs="Times New Roman"/>
+          <w:kern w:val="0"/>
+          <w:sz w:val="24"/>
+          <w:szCs w:val="24"/>
+          <w:lang w:eastAsia="it-IT"/>
+          <w14:ligatures w14:val="none"/>
+        </w:rPr>
+        <w:pict w14:anchorId="5E218E4F">
+          <v:rect id="_x0000_i1043" style="width:0;height:1.5pt" o:hralign="center" o:hrstd="t" o:hr="t" fillcolor="#a0a0a0" stroked="f"/>
+        </w:pict>
+      </w:r>
+    </w:p>
+    <w:p>
+      <w:pPr>
+        <w:spacing w:before="100" w:beforeAutospacing="1" w:after="100" w:afterAutospacing="1" w:line="240" w:lineRule="auto"/>
+        <w:outlineLvl w:val="2"/>
+        <w:rPr>
+          <w:rFonts w:ascii="Times New Roman" w:eastAsia="Times New Roman" w:hAnsi="Times New Roman" w:cs="Times New Roman"/>
+          <w:b/>
+          <w:bCs/>
+          <w:kern w:val="0"/>
+          <w:sz w:val="27"/>
+          <w:szCs w:val="27"/>
+          <w:lang w:eastAsia="it-IT"/>
+          <w14:ligatures w14:val="none"/>
+        </w:rPr>
+      </w:pPr>
+      <w:r>
+        <w:rPr>
+          <w:rFonts w:ascii="Times New Roman" w:eastAsia="Times New Roman" w:hAnsi="Times New Roman" w:cs="Times New Roman"/>
+          <w:b/>
+          <w:bCs/>
+          <w:kern w:val="0"/>
+          <w:sz w:val="27"/>
+          <w:szCs w:val="27"/>
+          <w:lang w:eastAsia="it-IT"/>
+          <w14:ligatures w14:val="none"/>
+        </w:rPr>
+        <w:t>3️</w:t>
+      </w:r>
+      <w:r>
+        <w:rPr>
+          <w:rFonts w:ascii="Segoe UI Symbol" w:eastAsia="Times New Roman" w:hAnsi="Segoe UI Symbol" w:cs="Segoe UI Symbol"/>
+          <w:b/>
+          <w:bCs/>
+          <w:kern w:val="0"/>
+          <w:sz w:val="27"/>
+          <w:szCs w:val="27"/>
+          <w:lang w:eastAsia="it-IT"/>
+          <w14:ligatures w14:val="none"/>
+        </w:rPr>
+        <w:t>⃣</w:t>
+      </w:r>
+      <w:r>
+        <w:rPr>
+          <w:rFonts w:ascii="Times New Roman" w:eastAsia="Times New Roman" w:hAnsi="Times New Roman" w:cs="Times New Roman"/>
+          <w:b/>
+          <w:bCs/>
+          <w:kern w:val="0"/>
+          <w:sz w:val="27"/>
+          <w:szCs w:val="27"/>
+          <w:lang w:eastAsia="it-IT"/>
+          <w14:ligatures w14:val="none"/>
+        </w:rPr>
+        <w:t xml:space="preserve"> Giudice finale</w:t>
+      </w:r>
+    </w:p>
+    <w:p>
+      <w:pPr>
+        <w:spacing w:before="100" w:beforeAutospacing="1" w:after="100" w:afterAutospacing="1" w:line="240" w:lineRule="auto"/>
+        <w:rPr>
+          <w:rFonts w:ascii="Times New Roman" w:eastAsia="Times New Roman" w:hAnsi="Times New Roman" w:cs="Times New Roman"/>
+          <w:kern w:val="0"/>
+          <w:sz w:val="24"/>
+          <w:szCs w:val="24"/>
+          <w:lang w:eastAsia="it-IT"/>
+          <w14:ligatures w14:val="none"/>
+        </w:rPr>
+      </w:pPr>
+      <w:r>
+        <w:rPr>
+          <w:rFonts w:ascii="Times New Roman" w:eastAsia="Times New Roman" w:hAnsi="Times New Roman" w:cs="Times New Roman"/>
+          <w:kern w:val="0"/>
+          <w:sz w:val="24"/>
+          <w:szCs w:val="24"/>
+          <w:lang w:eastAsia="it-IT"/>
+          <w14:ligatures w14:val="none"/>
+        </w:rPr>
+        <w:t>Il giudice:</w:t>
+      </w:r>
+    </w:p>
+    <w:p>
+      <w:pPr>
+        <w:numPr>
+          <w:ilvl w:val="0"/>
+          <w:numId w:val="12"/>
+        </w:numPr>
+        <w:spacing w:before="100" w:beforeAutospacing="1" w:after="100" w:afterAutospacing="1" w:line="240" w:lineRule="auto"/>
+        <w:rPr>
+          <w:rFonts w:ascii="Times New Roman" w:eastAsia="Times New Roman" w:hAnsi="Times New Roman" w:cs="Times New Roman"/>
+          <w:kern w:val="0"/>
+          <w:sz w:val="24"/>
+          <w:szCs w:val="24"/>
+          <w:lang w:eastAsia="it-IT"/>
+          <w14:ligatures w14:val="none"/>
+        </w:rPr>
+      </w:pPr>
+      <w:r>
+        <w:rPr>
+          <w:rFonts w:ascii="Times New Roman" w:eastAsia="Times New Roman" w:hAnsi="Times New Roman" w:cs="Times New Roman"/>
+          <w:kern w:val="0"/>
+          <w:sz w:val="24"/>
+          <w:szCs w:val="24"/>
+          <w:lang w:eastAsia="it-IT"/>
+          <w14:ligatures w14:val="none"/>
+        </w:rPr>
+        <w:t>confronta le decisioni</w:t>
+      </w:r>
+    </w:p>
+    <w:p>
+      <w:pPr>
+        <w:numPr>
+          <w:ilvl w:val="0"/>
+          <w:numId w:val="12"/>
+        </w:numPr>
+        <w:spacing w:before="100" w:beforeAutospacing="1" w:after="100" w:afterAutospacing="1" w:line="240" w:lineRule="auto"/>
+        <w:rPr>
+          <w:rFonts w:ascii="Times New Roman" w:eastAsia="Times New Roman" w:hAnsi="Times New Roman" w:cs="Times New Roman"/>
+          <w:kern w:val="0"/>
+          <w:sz w:val="24"/>
+          <w:szCs w:val="24"/>
+          <w:lang w:eastAsia="it-IT"/>
+          <w14:ligatures w14:val="none"/>
+        </w:rPr>
+      </w:pPr>
+      <w:r>
+        <w:rPr>
+          <w:rFonts w:ascii="Times New Roman" w:eastAsia="Times New Roman" w:hAnsi="Times New Roman" w:cs="Times New Roman"/>
+          <w:kern w:val="0"/>
+          <w:sz w:val="24"/>
+          <w:szCs w:val="24"/>
+          <w:lang w:eastAsia="it-IT"/>
+          <w14:ligatures w14:val="none"/>
+        </w:rPr>
+        <w:t>valuta i candidati</w:t>
+      </w:r>
+    </w:p>
+    <w:p>
+      <w:pPr>
+        <w:numPr>
+          <w:ilvl w:val="0"/>
+          <w:numId w:val="12"/>
+        </w:numPr>
+        <w:spacing w:before="100" w:beforeAutospacing="1" w:after="100" w:afterAutospacing="1" w:line="240" w:lineRule="auto"/>
+        <w:rPr>
+          <w:rFonts w:ascii="Times New Roman" w:eastAsia="Times New Roman" w:hAnsi="Times New Roman" w:cs="Times New Roman"/>
+          <w:kern w:val="0"/>
+          <w:sz w:val="24"/>
+          <w:szCs w:val="24"/>
+          <w:lang w:eastAsia="it-IT"/>
+          <w14:ligatures w14:val="none"/>
+        </w:rPr>
+      </w:pPr>
+      <w:r>
+        <w:rPr>
+          <w:rFonts w:ascii="Times New Roman" w:eastAsia="Times New Roman" w:hAnsi="Times New Roman" w:cs="Times New Roman"/>
+          <w:kern w:val="0"/>
+          <w:sz w:val="24"/>
+          <w:szCs w:val="24"/>
+          <w:lang w:eastAsia="it-IT"/>
+          <w14:ligatures w14:val="none"/>
+        </w:rPr>
+        <w:t>prende decisione finale</w:t>
       </w:r>
     </w:p>
     <w:p>
@@ -1912,6 +6650,304 @@
 <file path=word/numbering.xml><?xml version="1.0" encoding="utf-8"?>
 <w:numbering xmlns:wpc="http://schemas.microsoft.com/office/word/2010/wordprocessingCanvas" xmlns:cx="http://schemas.microsoft.com/office/drawing/2014/chartex" xmlns:cx1="http://schemas.microsoft.com/office/drawing/2015/9/8/chartex" xmlns:cx2="http://schemas.microsoft.com/office/drawing/2015/10/21/chartex" xmlns:cx3="http://schemas.microsoft.com/office/drawing/2016/5/9/chartex" xmlns:cx4="http://schemas.microsoft.com/office/drawing/2016/5/10/chartex" xmlns:cx5="http://schemas.microsoft.com/office/drawing/2016/5/11/chartex" xmlns:cx6="http://schemas.microsoft.com/office/drawing/2016/5/12/chartex" xmlns:cx7="http://schemas.microsoft.com/office/drawing/2016/5/13/chartex" xmlns:cx8="http://schemas.microsoft.com/office/drawing/2016/5/14/chartex" xmlns:mc="http://schemas.openxmlformats.org/markup-compatibility/2006" xmlns:aink="http://schemas.microsoft.com/office/drawing/2016/ink" xmlns:am3d="http://schemas.microsoft.com/office/drawing/2017/model3d" xmlns:o="urn:schemas-microsoft-com:office:office" xmlns:oel="http://schemas.microsoft.com/office/2019/extlst" xmlns:r="http://schemas.openxmlformats.org/officeDocument/2006/relationships" xmlns:m="http://schemas.openxmlformats.org/officeDocument/2006/math" xmlns:v="urn:schemas-microsoft-com:vml" xmlns:wp14="http://schemas.microsoft.com/office/word/2010/wordprocessingDrawing" xmlns:wp="http://schemas.openxmlformats.org/drawingml/2006/wordprocessingDrawing" xmlns:w10="urn:schemas-microsoft-com:office:word" xmlns:w="http://schemas.openxmlformats.org/wordprocessingml/2006/main" xmlns:w14="http://schemas.microsoft.com/office/word/2010/wordml" xmlns:w15="http://schemas.microsoft.com/office/word/2012/wordml" xmlns:w16cex="http://schemas.microsoft.com/office/word/2018/wordml/cex" xmlns:w16cid="http://schemas.microsoft.com/office/word/2016/wordml/cid" xmlns:w16="http://schemas.microsoft.com/office/word/2018/wordml" xmlns:w16du="http://schemas.microsoft.com/office/word/2023/wordml/word16du" xmlns:w16sdtdh="http://schemas.microsoft.com/office/word/2020/wordml/sdtdatahash" xmlns:w16sdtfl="http://schemas.microsoft.com/office/word/2024/wordml/sdtformatlock" xmlns:w16se="http://schemas.microsoft.com/office/word/2015/wordml/symex" xmlns:wpg="http://schemas.microsoft.com/office/word/2010/wordprocessingGroup" xmlns:wpi="http://schemas.microsoft.com/office/word/2010/wordprocessingInk" xmlns:wne="http://schemas.microsoft.com/office/word/2006/wordml" xmlns:wps="http://schemas.microsoft.com/office/word/2010/wordprocessingShape" mc:Ignorable="w14 w15 w16se w16cid w16 w16cex w16sdtdh w16sdtfl w16du wp14">
   <w:abstractNum w:abstractNumId="0" w15:restartNumberingAfterBreak="0">
+    <w:nsid w:val="160027B1"/>
+    <w:multiLevelType w:val="multilevel"/>
+    <w:tmpl w:val="DAD23466"/>
+    <w:lvl w:ilvl="0">
+      <w:start w:val="1"/>
+      <w:numFmt w:val="bullet"/>
+      <w:lvlText w:val=""/>
+      <w:lvlJc w:val="left"/>
+      <w:pPr>
+        <w:tabs>
+          <w:tab w:val="num" w:pos="720"/>
+        </w:tabs>
+        <w:ind w:left="720" w:hanging="360"/>
+      </w:pPr>
+      <w:rPr>
+        <w:rFonts w:ascii="Symbol" w:hAnsi="Symbol" w:hint="default"/>
+        <w:sz w:val="20"/>
+      </w:rPr>
+    </w:lvl>
+    <w:lvl w:ilvl="1" w:tentative="1">
+      <w:start w:val="1"/>
+      <w:numFmt w:val="bullet"/>
+      <w:lvlText w:val="o"/>
+      <w:lvlJc w:val="left"/>
+      <w:pPr>
+        <w:tabs>
+          <w:tab w:val="num" w:pos="1440"/>
+        </w:tabs>
+        <w:ind w:left="1440" w:hanging="360"/>
+      </w:pPr>
+      <w:rPr>
+        <w:rFonts w:ascii="Courier New" w:hAnsi="Courier New" w:hint="default"/>
+        <w:sz w:val="20"/>
+      </w:rPr>
+    </w:lvl>
+    <w:lvl w:ilvl="2" w:tentative="1">
+      <w:start w:val="1"/>
+      <w:numFmt w:val="bullet"/>
+      <w:lvlText w:val=""/>
+      <w:lvlJc w:val="left"/>
+      <w:pPr>
+        <w:tabs>
+          <w:tab w:val="num" w:pos="2160"/>
+        </w:tabs>
+        <w:ind w:left="2160" w:hanging="360"/>
+      </w:pPr>
+      <w:rPr>
+        <w:rFonts w:ascii="Wingdings" w:hAnsi="Wingdings" w:hint="default"/>
+        <w:sz w:val="20"/>
+      </w:rPr>
+    </w:lvl>
+    <w:lvl w:ilvl="3" w:tentative="1">
+      <w:start w:val="1"/>
+      <w:numFmt w:val="bullet"/>
+      <w:lvlText w:val=""/>
+      <w:lvlJc w:val="left"/>
+      <w:pPr>
+        <w:tabs>
+          <w:tab w:val="num" w:pos="2880"/>
+        </w:tabs>
+        <w:ind w:left="2880" w:hanging="360"/>
+      </w:pPr>
+      <w:rPr>
+        <w:rFonts w:ascii="Wingdings" w:hAnsi="Wingdings" w:hint="default"/>
+        <w:sz w:val="20"/>
+      </w:rPr>
+    </w:lvl>
+    <w:lvl w:ilvl="4" w:tentative="1">
+      <w:start w:val="1"/>
+      <w:numFmt w:val="bullet"/>
+      <w:lvlText w:val=""/>
+      <w:lvlJc w:val="left"/>
+      <w:pPr>
+        <w:tabs>
+          <w:tab w:val="num" w:pos="3600"/>
+        </w:tabs>
+        <w:ind w:left="3600" w:hanging="360"/>
+      </w:pPr>
+      <w:rPr>
+        <w:rFonts w:ascii="Wingdings" w:hAnsi="Wingdings" w:hint="default"/>
+        <w:sz w:val="20"/>
+      </w:rPr>
+    </w:lvl>
+    <w:lvl w:ilvl="5" w:tentative="1">
+      <w:start w:val="1"/>
+      <w:numFmt w:val="bullet"/>
+      <w:lvlText w:val=""/>
+      <w:lvlJc w:val="left"/>
+      <w:pPr>
+        <w:tabs>
+          <w:tab w:val="num" w:pos="4320"/>
+        </w:tabs>
+        <w:ind w:left="4320" w:hanging="360"/>
+      </w:pPr>
+      <w:rPr>
+        <w:rFonts w:ascii="Wingdings" w:hAnsi="Wingdings" w:hint="default"/>
+        <w:sz w:val="20"/>
+      </w:rPr>
+    </w:lvl>
+    <w:lvl w:ilvl="6" w:tentative="1">
+      <w:start w:val="1"/>
+      <w:numFmt w:val="bullet"/>
+      <w:lvlText w:val=""/>
+      <w:lvlJc w:val="left"/>
+      <w:pPr>
+        <w:tabs>
+          <w:tab w:val="num" w:pos="5040"/>
+        </w:tabs>
+        <w:ind w:left="5040" w:hanging="360"/>
+      </w:pPr>
+      <w:rPr>
+        <w:rFonts w:ascii="Wingdings" w:hAnsi="Wingdings" w:hint="default"/>
+        <w:sz w:val="20"/>
+      </w:rPr>
+    </w:lvl>
+    <w:lvl w:ilvl="7" w:tentative="1">
+      <w:start w:val="1"/>
+      <w:numFmt w:val="bullet"/>
+      <w:lvlText w:val=""/>
+      <w:lvlJc w:val="left"/>
+      <w:pPr>
+        <w:tabs>
+          <w:tab w:val="num" w:pos="5760"/>
+        </w:tabs>
+        <w:ind w:left="5760" w:hanging="360"/>
+      </w:pPr>
+      <w:rPr>
+        <w:rFonts w:ascii="Wingdings" w:hAnsi="Wingdings" w:hint="default"/>
+        <w:sz w:val="20"/>
+      </w:rPr>
+    </w:lvl>
+    <w:lvl w:ilvl="8" w:tentative="1">
+      <w:start w:val="1"/>
+      <w:numFmt w:val="bullet"/>
+      <w:lvlText w:val=""/>
+      <w:lvlJc w:val="left"/>
+      <w:pPr>
+        <w:tabs>
+          <w:tab w:val="num" w:pos="6480"/>
+        </w:tabs>
+        <w:ind w:left="6480" w:hanging="360"/>
+      </w:pPr>
+      <w:rPr>
+        <w:rFonts w:ascii="Wingdings" w:hAnsi="Wingdings" w:hint="default"/>
+        <w:sz w:val="20"/>
+      </w:rPr>
+    </w:lvl>
+  </w:abstractNum>
+  <w:abstractNum w:abstractNumId="1" w15:restartNumberingAfterBreak="0">
+    <w:nsid w:val="174C745F"/>
+    <w:multiLevelType w:val="multilevel"/>
+    <w:tmpl w:val="6B46F3E0"/>
+    <w:lvl w:ilvl="0">
+      <w:start w:val="1"/>
+      <w:numFmt w:val="bullet"/>
+      <w:lvlText w:val=""/>
+      <w:lvlJc w:val="left"/>
+      <w:pPr>
+        <w:tabs>
+          <w:tab w:val="num" w:pos="720"/>
+        </w:tabs>
+        <w:ind w:left="720" w:hanging="360"/>
+      </w:pPr>
+      <w:rPr>
+        <w:rFonts w:ascii="Symbol" w:hAnsi="Symbol" w:hint="default"/>
+        <w:sz w:val="20"/>
+      </w:rPr>
+    </w:lvl>
+    <w:lvl w:ilvl="1" w:tentative="1">
+      <w:start w:val="1"/>
+      <w:numFmt w:val="bullet"/>
+      <w:lvlText w:val="o"/>
+      <w:lvlJc w:val="left"/>
+      <w:pPr>
+        <w:tabs>
+          <w:tab w:val="num" w:pos="1440"/>
+        </w:tabs>
+        <w:ind w:left="1440" w:hanging="360"/>
+      </w:pPr>
+      <w:rPr>
+        <w:rFonts w:ascii="Courier New" w:hAnsi="Courier New" w:hint="default"/>
+        <w:sz w:val="20"/>
+      </w:rPr>
+    </w:lvl>
+    <w:lvl w:ilvl="2" w:tentative="1">
+      <w:start w:val="1"/>
+      <w:numFmt w:val="bullet"/>
+      <w:lvlText w:val=""/>
+      <w:lvlJc w:val="left"/>
+      <w:pPr>
+        <w:tabs>
+          <w:tab w:val="num" w:pos="2160"/>
+        </w:tabs>
+        <w:ind w:left="2160" w:hanging="360"/>
+      </w:pPr>
+      <w:rPr>
+        <w:rFonts w:ascii="Wingdings" w:hAnsi="Wingdings" w:hint="default"/>
+        <w:sz w:val="20"/>
+      </w:rPr>
+    </w:lvl>
+    <w:lvl w:ilvl="3" w:tentative="1">
+      <w:start w:val="1"/>
+      <w:numFmt w:val="bullet"/>
+      <w:lvlText w:val=""/>
+      <w:lvlJc w:val="left"/>
+      <w:pPr>
+        <w:tabs>
+          <w:tab w:val="num" w:pos="2880"/>
+        </w:tabs>
+        <w:ind w:left="2880" w:hanging="360"/>
+      </w:pPr>
+      <w:rPr>
+        <w:rFonts w:ascii="Wingdings" w:hAnsi="Wingdings" w:hint="default"/>
+        <w:sz w:val="20"/>
+      </w:rPr>
+    </w:lvl>
+    <w:lvl w:ilvl="4" w:tentative="1">
+      <w:start w:val="1"/>
+      <w:numFmt w:val="bullet"/>
+      <w:lvlText w:val=""/>
+      <w:lvlJc w:val="left"/>
+      <w:pPr>
+        <w:tabs>
+          <w:tab w:val="num" w:pos="3600"/>
+        </w:tabs>
+        <w:ind w:left="3600" w:hanging="360"/>
+      </w:pPr>
+      <w:rPr>
+        <w:rFonts w:ascii="Wingdings" w:hAnsi="Wingdings" w:hint="default"/>
+        <w:sz w:val="20"/>
+      </w:rPr>
+    </w:lvl>
+    <w:lvl w:ilvl="5" w:tentative="1">
+      <w:start w:val="1"/>
+      <w:numFmt w:val="bullet"/>
+      <w:lvlText w:val=""/>
+      <w:lvlJc w:val="left"/>
+      <w:pPr>
+        <w:tabs>
+          <w:tab w:val="num" w:pos="4320"/>
+        </w:tabs>
+        <w:ind w:left="4320" w:hanging="360"/>
+      </w:pPr>
+      <w:rPr>
+        <w:rFonts w:ascii="Wingdings" w:hAnsi="Wingdings" w:hint="default"/>
+        <w:sz w:val="20"/>
+      </w:rPr>
+    </w:lvl>
+    <w:lvl w:ilvl="6" w:tentative="1">
+      <w:start w:val="1"/>
+      <w:numFmt w:val="bullet"/>
+      <w:lvlText w:val=""/>
+      <w:lvlJc w:val="left"/>
+      <w:pPr>
+        <w:tabs>
+          <w:tab w:val="num" w:pos="5040"/>
+        </w:tabs>
+        <w:ind w:left="5040" w:hanging="360"/>
+      </w:pPr>
+      <w:rPr>
+        <w:rFonts w:ascii="Wingdings" w:hAnsi="Wingdings" w:hint="default"/>
+        <w:sz w:val="20"/>
+      </w:rPr>
+    </w:lvl>
+    <w:lvl w:ilvl="7" w:tentative="1">
+      <w:start w:val="1"/>
+      <w:numFmt w:val="bullet"/>
+      <w:lvlText w:val=""/>
+      <w:lvlJc w:val="left"/>
+      <w:pPr>
+        <w:tabs>
+          <w:tab w:val="num" w:pos="5760"/>
+        </w:tabs>
+        <w:ind w:left="5760" w:hanging="360"/>
+      </w:pPr>
+      <w:rPr>
+        <w:rFonts w:ascii="Wingdings" w:hAnsi="Wingdings" w:hint="default"/>
+        <w:sz w:val="20"/>
+      </w:rPr>
+    </w:lvl>
+    <w:lvl w:ilvl="8" w:tentative="1">
+      <w:start w:val="1"/>
+      <w:numFmt w:val="bullet"/>
+      <w:lvlText w:val=""/>
+      <w:lvlJc w:val="left"/>
+      <w:pPr>
+        <w:tabs>
+          <w:tab w:val="num" w:pos="6480"/>
+        </w:tabs>
+        <w:ind w:left="6480" w:hanging="360"/>
+      </w:pPr>
+      <w:rPr>
+        <w:rFonts w:ascii="Wingdings" w:hAnsi="Wingdings" w:hint="default"/>
+        <w:sz w:val="20"/>
+      </w:rPr>
+    </w:lvl>
+  </w:abstractNum>
+  <w:abstractNum w:abstractNumId="2" w15:restartNumberingAfterBreak="0">
     <w:nsid w:val="2ACC7FC2"/>
     <w:multiLevelType w:val="hybridMultilevel"/>
     <w:tmpl w:val="94AE621C"/>
@@ -2024,7 +7060,7 @@
       </w:rPr>
     </w:lvl>
   </w:abstractNum>
-  <w:abstractNum w:abstractNumId="1" w15:restartNumberingAfterBreak="0">
+  <w:abstractNum w:abstractNumId="3" w15:restartNumberingAfterBreak="0">
     <w:nsid w:val="2E825D0E"/>
     <w:multiLevelType w:val="multilevel"/>
     <w:tmpl w:val="566A8270"/>
@@ -2145,7 +7181,156 @@
       </w:pPr>
     </w:lvl>
   </w:abstractNum>
-  <w:abstractNum w:abstractNumId="2" w15:restartNumberingAfterBreak="0">
+  <w:abstractNum w:abstractNumId="4" w15:restartNumberingAfterBreak="0">
+    <w:nsid w:val="3BC1111B"/>
+    <w:multiLevelType w:val="multilevel"/>
+    <w:tmpl w:val="CEDA2410"/>
+    <w:lvl w:ilvl="0">
+      <w:start w:val="1"/>
+      <w:numFmt w:val="bullet"/>
+      <w:lvlText w:val=""/>
+      <w:lvlJc w:val="left"/>
+      <w:pPr>
+        <w:tabs>
+          <w:tab w:val="num" w:pos="720"/>
+        </w:tabs>
+        <w:ind w:left="720" w:hanging="360"/>
+      </w:pPr>
+      <w:rPr>
+        <w:rFonts w:ascii="Symbol" w:hAnsi="Symbol" w:hint="default"/>
+        <w:sz w:val="20"/>
+      </w:rPr>
+    </w:lvl>
+    <w:lvl w:ilvl="1" w:tentative="1">
+      <w:start w:val="1"/>
+      <w:numFmt w:val="bullet"/>
+      <w:lvlText w:val="o"/>
+      <w:lvlJc w:val="left"/>
+      <w:pPr>
+        <w:tabs>
+          <w:tab w:val="num" w:pos="1440"/>
+        </w:tabs>
+        <w:ind w:left="1440" w:hanging="360"/>
+      </w:pPr>
+      <w:rPr>
+        <w:rFonts w:ascii="Courier New" w:hAnsi="Courier New" w:hint="default"/>
+        <w:sz w:val="20"/>
+      </w:rPr>
+    </w:lvl>
+    <w:lvl w:ilvl="2" w:tentative="1">
+      <w:start w:val="1"/>
+      <w:numFmt w:val="bullet"/>
+      <w:lvlText w:val=""/>
+      <w:lvlJc w:val="left"/>
+      <w:pPr>
+        <w:tabs>
+          <w:tab w:val="num" w:pos="2160"/>
+        </w:tabs>
+        <w:ind w:left="2160" w:hanging="360"/>
+      </w:pPr>
+      <w:rPr>
+        <w:rFonts w:ascii="Wingdings" w:hAnsi="Wingdings" w:hint="default"/>
+        <w:sz w:val="20"/>
+      </w:rPr>
+    </w:lvl>
+    <w:lvl w:ilvl="3" w:tentative="1">
+      <w:start w:val="1"/>
+      <w:numFmt w:val="bullet"/>
+      <w:lvlText w:val=""/>
+      <w:lvlJc w:val="left"/>
+      <w:pPr>
+        <w:tabs>
+          <w:tab w:val="num" w:pos="2880"/>
+        </w:tabs>
+        <w:ind w:left="2880" w:hanging="360"/>
+      </w:pPr>
+      <w:rPr>
+        <w:rFonts w:ascii="Wingdings" w:hAnsi="Wingdings" w:hint="default"/>
+        <w:sz w:val="20"/>
+      </w:rPr>
+    </w:lvl>
+    <w:lvl w:ilvl="4" w:tentative="1">
+      <w:start w:val="1"/>
+      <w:numFmt w:val="bullet"/>
+      <w:lvlText w:val=""/>
+      <w:lvlJc w:val="left"/>
+      <w:pPr>
+        <w:tabs>
+          <w:tab w:val="num" w:pos="3600"/>
+        </w:tabs>
+        <w:ind w:left="3600" w:hanging="360"/>
+      </w:pPr>
+      <w:rPr>
+        <w:rFonts w:ascii="Wingdings" w:hAnsi="Wingdings" w:hint="default"/>
+        <w:sz w:val="20"/>
+      </w:rPr>
+    </w:lvl>
+    <w:lvl w:ilvl="5" w:tentative="1">
+      <w:start w:val="1"/>
+      <w:numFmt w:val="bullet"/>
+      <w:lvlText w:val=""/>
+      <w:lvlJc w:val="left"/>
+      <w:pPr>
+        <w:tabs>
+          <w:tab w:val="num" w:pos="4320"/>
+        </w:tabs>
+        <w:ind w:left="4320" w:hanging="360"/>
+      </w:pPr>
+      <w:rPr>
+        <w:rFonts w:ascii="Wingdings" w:hAnsi="Wingdings" w:hint="default"/>
+        <w:sz w:val="20"/>
+      </w:rPr>
+    </w:lvl>
+    <w:lvl w:ilvl="6" w:tentative="1">
+      <w:start w:val="1"/>
+      <w:numFmt w:val="bullet"/>
+      <w:lvlText w:val=""/>
+      <w:lvlJc w:val="left"/>
+      <w:pPr>
+        <w:tabs>
+          <w:tab w:val="num" w:pos="5040"/>
+        </w:tabs>
+        <w:ind w:left="5040" w:hanging="360"/>
+      </w:pPr>
+      <w:rPr>
+        <w:rFonts w:ascii="Wingdings" w:hAnsi="Wingdings" w:hint="default"/>
+        <w:sz w:val="20"/>
+      </w:rPr>
+    </w:lvl>
+    <w:lvl w:ilvl="7" w:tentative="1">
+      <w:start w:val="1"/>
+      <w:numFmt w:val="bullet"/>
+      <w:lvlText w:val=""/>
+      <w:lvlJc w:val="left"/>
+      <w:pPr>
+        <w:tabs>
+          <w:tab w:val="num" w:pos="5760"/>
+        </w:tabs>
+        <w:ind w:left="5760" w:hanging="360"/>
+      </w:pPr>
+      <w:rPr>
+        <w:rFonts w:ascii="Wingdings" w:hAnsi="Wingdings" w:hint="default"/>
+        <w:sz w:val="20"/>
+      </w:rPr>
+    </w:lvl>
+    <w:lvl w:ilvl="8" w:tentative="1">
+      <w:start w:val="1"/>
+      <w:numFmt w:val="bullet"/>
+      <w:lvlText w:val=""/>
+      <w:lvlJc w:val="left"/>
+      <w:pPr>
+        <w:tabs>
+          <w:tab w:val="num" w:pos="6480"/>
+        </w:tabs>
+        <w:ind w:left="6480" w:hanging="360"/>
+      </w:pPr>
+      <w:rPr>
+        <w:rFonts w:ascii="Wingdings" w:hAnsi="Wingdings" w:hint="default"/>
+        <w:sz w:val="20"/>
+      </w:rPr>
+    </w:lvl>
+  </w:abstractNum>
+  <w:abstractNum w:abstractNumId="5" w15:restartNumberingAfterBreak="0">
     <w:nsid w:val="4BCA529A"/>
     <w:multiLevelType w:val="multilevel"/>
     <w:tmpl w:val="3F8C482A"/>
@@ -2294,7 +7479,454 @@
       </w:rPr>
     </w:lvl>
   </w:abstractNum>
-  <w:abstractNum w:abstractNumId="3" w15:restartNumberingAfterBreak="0">
+  <w:abstractNum w:abstractNumId="6" w15:restartNumberingAfterBreak="0">
+    <w:nsid w:val="4BD57D15"/>
+    <w:multiLevelType w:val="multilevel"/>
+    <w:tmpl w:val="CBE8413A"/>
+    <w:lvl w:ilvl="0">
+      <w:start w:val="1"/>
+      <w:numFmt w:val="bullet"/>
+      <w:lvlText w:val=""/>
+      <w:lvlJc w:val="left"/>
+      <w:pPr>
+        <w:tabs>
+          <w:tab w:val="num" w:pos="720"/>
+        </w:tabs>
+        <w:ind w:left="720" w:hanging="360"/>
+      </w:pPr>
+      <w:rPr>
+        <w:rFonts w:ascii="Symbol" w:hAnsi="Symbol" w:hint="default"/>
+        <w:sz w:val="20"/>
+      </w:rPr>
+    </w:lvl>
+    <w:lvl w:ilvl="1" w:tentative="1">
+      <w:start w:val="1"/>
+      <w:numFmt w:val="bullet"/>
+      <w:lvlText w:val="o"/>
+      <w:lvlJc w:val="left"/>
+      <w:pPr>
+        <w:tabs>
+          <w:tab w:val="num" w:pos="1440"/>
+        </w:tabs>
+        <w:ind w:left="1440" w:hanging="360"/>
+      </w:pPr>
+      <w:rPr>
+        <w:rFonts w:ascii="Courier New" w:hAnsi="Courier New" w:hint="default"/>
+        <w:sz w:val="20"/>
+      </w:rPr>
+    </w:lvl>
+    <w:lvl w:ilvl="2" w:tentative="1">
+      <w:start w:val="1"/>
+      <w:numFmt w:val="bullet"/>
+      <w:lvlText w:val=""/>
+      <w:lvlJc w:val="left"/>
+      <w:pPr>
+        <w:tabs>
+          <w:tab w:val="num" w:pos="2160"/>
+        </w:tabs>
+        <w:ind w:left="2160" w:hanging="360"/>
+      </w:pPr>
+      <w:rPr>
+        <w:rFonts w:ascii="Wingdings" w:hAnsi="Wingdings" w:hint="default"/>
+        <w:sz w:val="20"/>
+      </w:rPr>
+    </w:lvl>
+    <w:lvl w:ilvl="3" w:tentative="1">
+      <w:start w:val="1"/>
+      <w:numFmt w:val="bullet"/>
+      <w:lvlText w:val=""/>
+      <w:lvlJc w:val="left"/>
+      <w:pPr>
+        <w:tabs>
+          <w:tab w:val="num" w:pos="2880"/>
+        </w:tabs>
+        <w:ind w:left="2880" w:hanging="360"/>
+      </w:pPr>
+      <w:rPr>
+        <w:rFonts w:ascii="Wingdings" w:hAnsi="Wingdings" w:hint="default"/>
+        <w:sz w:val="20"/>
+      </w:rPr>
+    </w:lvl>
+    <w:lvl w:ilvl="4" w:tentative="1">
+      <w:start w:val="1"/>
+      <w:numFmt w:val="bullet"/>
+      <w:lvlText w:val=""/>
+      <w:lvlJc w:val="left"/>
+      <w:pPr>
+        <w:tabs>
+          <w:tab w:val="num" w:pos="3600"/>
+        </w:tabs>
+        <w:ind w:left="3600" w:hanging="360"/>
+      </w:pPr>
+      <w:rPr>
+        <w:rFonts w:ascii="Wingdings" w:hAnsi="Wingdings" w:hint="default"/>
+        <w:sz w:val="20"/>
+      </w:rPr>
+    </w:lvl>
+    <w:lvl w:ilvl="5" w:tentative="1">
+      <w:start w:val="1"/>
+      <w:numFmt w:val="bullet"/>
+      <w:lvlText w:val=""/>
+      <w:lvlJc w:val="left"/>
+      <w:pPr>
+        <w:tabs>
+          <w:tab w:val="num" w:pos="4320"/>
+        </w:tabs>
+        <w:ind w:left="4320" w:hanging="360"/>
+      </w:pPr>
+      <w:rPr>
+        <w:rFonts w:ascii="Wingdings" w:hAnsi="Wingdings" w:hint="default"/>
+        <w:sz w:val="20"/>
+      </w:rPr>
+    </w:lvl>
+    <w:lvl w:ilvl="6" w:tentative="1">
+      <w:start w:val="1"/>
+      <w:numFmt w:val="bullet"/>
+      <w:lvlText w:val=""/>
+      <w:lvlJc w:val="left"/>
+      <w:pPr>
+        <w:tabs>
+          <w:tab w:val="num" w:pos="5040"/>
+        </w:tabs>
+        <w:ind w:left="5040" w:hanging="360"/>
+      </w:pPr>
+      <w:rPr>
+        <w:rFonts w:ascii="Wingdings" w:hAnsi="Wingdings" w:hint="default"/>
+        <w:sz w:val="20"/>
+      </w:rPr>
+    </w:lvl>
+    <w:lvl w:ilvl="7" w:tentative="1">
+      <w:start w:val="1"/>
+      <w:numFmt w:val="bullet"/>
+      <w:lvlText w:val=""/>
+      <w:lvlJc w:val="left"/>
+      <w:pPr>
+        <w:tabs>
+          <w:tab w:val="num" w:pos="5760"/>
+        </w:tabs>
+        <w:ind w:left="5760" w:hanging="360"/>
+      </w:pPr>
+      <w:rPr>
+        <w:rFonts w:ascii="Wingdings" w:hAnsi="Wingdings" w:hint="default"/>
+        <w:sz w:val="20"/>
+      </w:rPr>
+    </w:lvl>
+    <w:lvl w:ilvl="8" w:tentative="1">
+      <w:start w:val="1"/>
+      <w:numFmt w:val="bullet"/>
+      <w:lvlText w:val=""/>
+      <w:lvlJc w:val="left"/>
+      <w:pPr>
+        <w:tabs>
+          <w:tab w:val="num" w:pos="6480"/>
+        </w:tabs>
+        <w:ind w:left="6480" w:hanging="360"/>
+      </w:pPr>
+      <w:rPr>
+        <w:rFonts w:ascii="Wingdings" w:hAnsi="Wingdings" w:hint="default"/>
+        <w:sz w:val="20"/>
+      </w:rPr>
+    </w:lvl>
+  </w:abstractNum>
+  <w:abstractNum w:abstractNumId="7" w15:restartNumberingAfterBreak="0">
+    <w:nsid w:val="4F054BA9"/>
+    <w:multiLevelType w:val="multilevel"/>
+    <w:tmpl w:val="C3368450"/>
+    <w:lvl w:ilvl="0">
+      <w:start w:val="1"/>
+      <w:numFmt w:val="bullet"/>
+      <w:lvlText w:val=""/>
+      <w:lvlJc w:val="left"/>
+      <w:pPr>
+        <w:tabs>
+          <w:tab w:val="num" w:pos="720"/>
+        </w:tabs>
+        <w:ind w:left="720" w:hanging="360"/>
+      </w:pPr>
+      <w:rPr>
+        <w:rFonts w:ascii="Symbol" w:hAnsi="Symbol" w:hint="default"/>
+        <w:sz w:val="20"/>
+      </w:rPr>
+    </w:lvl>
+    <w:lvl w:ilvl="1" w:tentative="1">
+      <w:start w:val="1"/>
+      <w:numFmt w:val="bullet"/>
+      <w:lvlText w:val="o"/>
+      <w:lvlJc w:val="left"/>
+      <w:pPr>
+        <w:tabs>
+          <w:tab w:val="num" w:pos="1440"/>
+        </w:tabs>
+        <w:ind w:left="1440" w:hanging="360"/>
+      </w:pPr>
+      <w:rPr>
+        <w:rFonts w:ascii="Courier New" w:hAnsi="Courier New" w:hint="default"/>
+        <w:sz w:val="20"/>
+      </w:rPr>
+    </w:lvl>
+    <w:lvl w:ilvl="2" w:tentative="1">
+      <w:start w:val="1"/>
+      <w:numFmt w:val="bullet"/>
+      <w:lvlText w:val=""/>
+      <w:lvlJc w:val="left"/>
+      <w:pPr>
+        <w:tabs>
+          <w:tab w:val="num" w:pos="2160"/>
+        </w:tabs>
+        <w:ind w:left="2160" w:hanging="360"/>
+      </w:pPr>
+      <w:rPr>
+        <w:rFonts w:ascii="Wingdings" w:hAnsi="Wingdings" w:hint="default"/>
+        <w:sz w:val="20"/>
+      </w:rPr>
+    </w:lvl>
+    <w:lvl w:ilvl="3" w:tentative="1">
+      <w:start w:val="1"/>
+      <w:numFmt w:val="bullet"/>
+      <w:lvlText w:val=""/>
+      <w:lvlJc w:val="left"/>
+      <w:pPr>
+        <w:tabs>
+          <w:tab w:val="num" w:pos="2880"/>
+        </w:tabs>
+        <w:ind w:left="2880" w:hanging="360"/>
+      </w:pPr>
+      <w:rPr>
+        <w:rFonts w:ascii="Wingdings" w:hAnsi="Wingdings" w:hint="default"/>
+        <w:sz w:val="20"/>
+      </w:rPr>
+    </w:lvl>
+    <w:lvl w:ilvl="4" w:tentative="1">
+      <w:start w:val="1"/>
+      <w:numFmt w:val="bullet"/>
+      <w:lvlText w:val=""/>
+      <w:lvlJc w:val="left"/>
+      <w:pPr>
+        <w:tabs>
+          <w:tab w:val="num" w:pos="3600"/>
+        </w:tabs>
+        <w:ind w:left="3600" w:hanging="360"/>
+      </w:pPr>
+      <w:rPr>
+        <w:rFonts w:ascii="Wingdings" w:hAnsi="Wingdings" w:hint="default"/>
+        <w:sz w:val="20"/>
+      </w:rPr>
+    </w:lvl>
+    <w:lvl w:ilvl="5" w:tentative="1">
+      <w:start w:val="1"/>
+      <w:numFmt w:val="bullet"/>
+      <w:lvlText w:val=""/>
+      <w:lvlJc w:val="left"/>
+      <w:pPr>
+        <w:tabs>
+          <w:tab w:val="num" w:pos="4320"/>
+        </w:tabs>
+        <w:ind w:left="4320" w:hanging="360"/>
+      </w:pPr>
+      <w:rPr>
+        <w:rFonts w:ascii="Wingdings" w:hAnsi="Wingdings" w:hint="default"/>
+        <w:sz w:val="20"/>
+      </w:rPr>
+    </w:lvl>
+    <w:lvl w:ilvl="6" w:tentative="1">
+      <w:start w:val="1"/>
+      <w:numFmt w:val="bullet"/>
+      <w:lvlText w:val=""/>
+      <w:lvlJc w:val="left"/>
+      <w:pPr>
+        <w:tabs>
+          <w:tab w:val="num" w:pos="5040"/>
+        </w:tabs>
+        <w:ind w:left="5040" w:hanging="360"/>
+      </w:pPr>
+      <w:rPr>
+        <w:rFonts w:ascii="Wingdings" w:hAnsi="Wingdings" w:hint="default"/>
+        <w:sz w:val="20"/>
+      </w:rPr>
+    </w:lvl>
+    <w:lvl w:ilvl="7" w:tentative="1">
+      <w:start w:val="1"/>
+      <w:numFmt w:val="bullet"/>
+      <w:lvlText w:val=""/>
+      <w:lvlJc w:val="left"/>
+      <w:pPr>
+        <w:tabs>
+          <w:tab w:val="num" w:pos="5760"/>
+        </w:tabs>
+        <w:ind w:left="5760" w:hanging="360"/>
+      </w:pPr>
+      <w:rPr>
+        <w:rFonts w:ascii="Wingdings" w:hAnsi="Wingdings" w:hint="default"/>
+        <w:sz w:val="20"/>
+      </w:rPr>
+    </w:lvl>
+    <w:lvl w:ilvl="8" w:tentative="1">
+      <w:start w:val="1"/>
+      <w:numFmt w:val="bullet"/>
+      <w:lvlText w:val=""/>
+      <w:lvlJc w:val="left"/>
+      <w:pPr>
+        <w:tabs>
+          <w:tab w:val="num" w:pos="6480"/>
+        </w:tabs>
+        <w:ind w:left="6480" w:hanging="360"/>
+      </w:pPr>
+      <w:rPr>
+        <w:rFonts w:ascii="Wingdings" w:hAnsi="Wingdings" w:hint="default"/>
+        <w:sz w:val="20"/>
+      </w:rPr>
+    </w:lvl>
+  </w:abstractNum>
+  <w:abstractNum w:abstractNumId="8" w15:restartNumberingAfterBreak="0">
+    <w:nsid w:val="5DF00ABD"/>
+    <w:multiLevelType w:val="multilevel"/>
+    <w:tmpl w:val="3CCCE882"/>
+    <w:lvl w:ilvl="0">
+      <w:start w:val="1"/>
+      <w:numFmt w:val="bullet"/>
+      <w:lvlText w:val=""/>
+      <w:lvlJc w:val="left"/>
+      <w:pPr>
+        <w:tabs>
+          <w:tab w:val="num" w:pos="720"/>
+        </w:tabs>
+        <w:ind w:left="720" w:hanging="360"/>
+      </w:pPr>
+      <w:rPr>
+        <w:rFonts w:ascii="Symbol" w:hAnsi="Symbol" w:hint="default"/>
+        <w:sz w:val="20"/>
+      </w:rPr>
+    </w:lvl>
+    <w:lvl w:ilvl="1" w:tentative="1">
+      <w:start w:val="1"/>
+      <w:numFmt w:val="bullet"/>
+      <w:lvlText w:val="o"/>
+      <w:lvlJc w:val="left"/>
+      <w:pPr>
+        <w:tabs>
+          <w:tab w:val="num" w:pos="1440"/>
+        </w:tabs>
+        <w:ind w:left="1440" w:hanging="360"/>
+      </w:pPr>
+      <w:rPr>
+        <w:rFonts w:ascii="Courier New" w:hAnsi="Courier New" w:hint="default"/>
+        <w:sz w:val="20"/>
+      </w:rPr>
+    </w:lvl>
+    <w:lvl w:ilvl="2" w:tentative="1">
+      <w:start w:val="1"/>
+      <w:numFmt w:val="bullet"/>
+      <w:lvlText w:val=""/>
+      <w:lvlJc w:val="left"/>
+      <w:pPr>
+        <w:tabs>
+          <w:tab w:val="num" w:pos="2160"/>
+        </w:tabs>
+        <w:ind w:left="2160" w:hanging="360"/>
+      </w:pPr>
+      <w:rPr>
+        <w:rFonts w:ascii="Wingdings" w:hAnsi="Wingdings" w:hint="default"/>
+        <w:sz w:val="20"/>
+      </w:rPr>
+    </w:lvl>
+    <w:lvl w:ilvl="3" w:tentative="1">
+      <w:start w:val="1"/>
+      <w:numFmt w:val="bullet"/>
+      <w:lvlText w:val=""/>
+      <w:lvlJc w:val="left"/>
+      <w:pPr>
+        <w:tabs>
+          <w:tab w:val="num" w:pos="2880"/>
+        </w:tabs>
+        <w:ind w:left="2880" w:hanging="360"/>
+      </w:pPr>
+      <w:rPr>
+        <w:rFonts w:ascii="Wingdings" w:hAnsi="Wingdings" w:hint="default"/>
+        <w:sz w:val="20"/>
+      </w:rPr>
+    </w:lvl>
+    <w:lvl w:ilvl="4" w:tentative="1">
+      <w:start w:val="1"/>
+      <w:numFmt w:val="bullet"/>
+      <w:lvlText w:val=""/>
+      <w:lvlJc w:val="left"/>
+      <w:pPr>
+        <w:tabs>
+          <w:tab w:val="num" w:pos="3600"/>
+        </w:tabs>
+        <w:ind w:left="3600" w:hanging="360"/>
+      </w:pPr>
+      <w:rPr>
+        <w:rFonts w:ascii="Wingdings" w:hAnsi="Wingdings" w:hint="default"/>
+        <w:sz w:val="20"/>
+      </w:rPr>
+    </w:lvl>
+    <w:lvl w:ilvl="5" w:tentative="1">
+      <w:start w:val="1"/>
+      <w:numFmt w:val="bullet"/>
+      <w:lvlText w:val=""/>
+      <w:lvlJc w:val="left"/>
+      <w:pPr>
+        <w:tabs>
+          <w:tab w:val="num" w:pos="4320"/>
+        </w:tabs>
+        <w:ind w:left="4320" w:hanging="360"/>
+      </w:pPr>
+      <w:rPr>
+        <w:rFonts w:ascii="Wingdings" w:hAnsi="Wingdings" w:hint="default"/>
+        <w:sz w:val="20"/>
+      </w:rPr>
+    </w:lvl>
+    <w:lvl w:ilvl="6" w:tentative="1">
+      <w:start w:val="1"/>
+      <w:numFmt w:val="bullet"/>
+      <w:lvlText w:val=""/>
+      <w:lvlJc w:val="left"/>
+      <w:pPr>
+        <w:tabs>
+          <w:tab w:val="num" w:pos="5040"/>
+        </w:tabs>
+        <w:ind w:left="5040" w:hanging="360"/>
+      </w:pPr>
+      <w:rPr>
+        <w:rFonts w:ascii="Wingdings" w:hAnsi="Wingdings" w:hint="default"/>
+        <w:sz w:val="20"/>
+      </w:rPr>
+    </w:lvl>
+    <w:lvl w:ilvl="7" w:tentative="1">
+      <w:start w:val="1"/>
+      <w:numFmt w:val="bullet"/>
+      <w:lvlText w:val=""/>
+      <w:lvlJc w:val="left"/>
+      <w:pPr>
+        <w:tabs>
+          <w:tab w:val="num" w:pos="5760"/>
+        </w:tabs>
+        <w:ind w:left="5760" w:hanging="360"/>
+      </w:pPr>
+      <w:rPr>
+        <w:rFonts w:ascii="Wingdings" w:hAnsi="Wingdings" w:hint="default"/>
+        <w:sz w:val="20"/>
+      </w:rPr>
+    </w:lvl>
+    <w:lvl w:ilvl="8" w:tentative="1">
+      <w:start w:val="1"/>
+      <w:numFmt w:val="bullet"/>
+      <w:lvlText w:val=""/>
+      <w:lvlJc w:val="left"/>
+      <w:pPr>
+        <w:tabs>
+          <w:tab w:val="num" w:pos="6480"/>
+        </w:tabs>
+        <w:ind w:left="6480" w:hanging="360"/>
+      </w:pPr>
+      <w:rPr>
+        <w:rFonts w:ascii="Wingdings" w:hAnsi="Wingdings" w:hint="default"/>
+        <w:sz w:val="20"/>
+      </w:rPr>
+    </w:lvl>
+  </w:abstractNum>
+  <w:abstractNum w:abstractNumId="9" w15:restartNumberingAfterBreak="0">
     <w:nsid w:val="613447F8"/>
     <w:multiLevelType w:val="hybridMultilevel"/>
     <w:tmpl w:val="4C5E116C"/>
@@ -2407,17 +8039,339 @@
       </w:rPr>
     </w:lvl>
   </w:abstractNum>
+  <w:abstractNum w:abstractNumId="10" w15:restartNumberingAfterBreak="0">
+    <w:nsid w:val="754400FD"/>
+    <w:multiLevelType w:val="multilevel"/>
+    <w:tmpl w:val="0C2EB468"/>
+    <w:lvl w:ilvl="0">
+      <w:start w:val="1"/>
+      <w:numFmt w:val="bullet"/>
+      <w:lvlText w:val=""/>
+      <w:lvlJc w:val="left"/>
+      <w:pPr>
+        <w:tabs>
+          <w:tab w:val="num" w:pos="720"/>
+        </w:tabs>
+        <w:ind w:left="720" w:hanging="360"/>
+      </w:pPr>
+      <w:rPr>
+        <w:rFonts w:ascii="Symbol" w:hAnsi="Symbol" w:hint="default"/>
+        <w:sz w:val="20"/>
+      </w:rPr>
+    </w:lvl>
+    <w:lvl w:ilvl="1" w:tentative="1">
+      <w:start w:val="1"/>
+      <w:numFmt w:val="bullet"/>
+      <w:lvlText w:val="o"/>
+      <w:lvlJc w:val="left"/>
+      <w:pPr>
+        <w:tabs>
+          <w:tab w:val="num" w:pos="1440"/>
+        </w:tabs>
+        <w:ind w:left="1440" w:hanging="360"/>
+      </w:pPr>
+      <w:rPr>
+        <w:rFonts w:ascii="Courier New" w:hAnsi="Courier New" w:hint="default"/>
+        <w:sz w:val="20"/>
+      </w:rPr>
+    </w:lvl>
+    <w:lvl w:ilvl="2" w:tentative="1">
+      <w:start w:val="1"/>
+      <w:numFmt w:val="bullet"/>
+      <w:lvlText w:val=""/>
+      <w:lvlJc w:val="left"/>
+      <w:pPr>
+        <w:tabs>
+          <w:tab w:val="num" w:pos="2160"/>
+        </w:tabs>
+        <w:ind w:left="2160" w:hanging="360"/>
+      </w:pPr>
+      <w:rPr>
+        <w:rFonts w:ascii="Wingdings" w:hAnsi="Wingdings" w:hint="default"/>
+        <w:sz w:val="20"/>
+      </w:rPr>
+    </w:lvl>
+    <w:lvl w:ilvl="3" w:tentative="1">
+      <w:start w:val="1"/>
+      <w:numFmt w:val="bullet"/>
+      <w:lvlText w:val=""/>
+      <w:lvlJc w:val="left"/>
+      <w:pPr>
+        <w:tabs>
+          <w:tab w:val="num" w:pos="2880"/>
+        </w:tabs>
+        <w:ind w:left="2880" w:hanging="360"/>
+      </w:pPr>
+      <w:rPr>
+        <w:rFonts w:ascii="Wingdings" w:hAnsi="Wingdings" w:hint="default"/>
+        <w:sz w:val="20"/>
+      </w:rPr>
+    </w:lvl>
+    <w:lvl w:ilvl="4" w:tentative="1">
+      <w:start w:val="1"/>
+      <w:numFmt w:val="bullet"/>
+      <w:lvlText w:val=""/>
+      <w:lvlJc w:val="left"/>
+      <w:pPr>
+        <w:tabs>
+          <w:tab w:val="num" w:pos="3600"/>
+        </w:tabs>
+        <w:ind w:left="3600" w:hanging="360"/>
+      </w:pPr>
+      <w:rPr>
+        <w:rFonts w:ascii="Wingdings" w:hAnsi="Wingdings" w:hint="default"/>
+        <w:sz w:val="20"/>
+      </w:rPr>
+    </w:lvl>
+    <w:lvl w:ilvl="5" w:tentative="1">
+      <w:start w:val="1"/>
+      <w:numFmt w:val="bullet"/>
+      <w:lvlText w:val=""/>
+      <w:lvlJc w:val="left"/>
+      <w:pPr>
+        <w:tabs>
+          <w:tab w:val="num" w:pos="4320"/>
+        </w:tabs>
+        <w:ind w:left="4320" w:hanging="360"/>
+      </w:pPr>
+      <w:rPr>
+        <w:rFonts w:ascii="Wingdings" w:hAnsi="Wingdings" w:hint="default"/>
+        <w:sz w:val="20"/>
+      </w:rPr>
+    </w:lvl>
+    <w:lvl w:ilvl="6" w:tentative="1">
+      <w:start w:val="1"/>
+      <w:numFmt w:val="bullet"/>
+      <w:lvlText w:val=""/>
+      <w:lvlJc w:val="left"/>
+      <w:pPr>
+        <w:tabs>
+          <w:tab w:val="num" w:pos="5040"/>
+        </w:tabs>
+        <w:ind w:left="5040" w:hanging="360"/>
+      </w:pPr>
+      <w:rPr>
+        <w:rFonts w:ascii="Wingdings" w:hAnsi="Wingdings" w:hint="default"/>
+        <w:sz w:val="20"/>
+      </w:rPr>
+    </w:lvl>
+    <w:lvl w:ilvl="7" w:tentative="1">
+      <w:start w:val="1"/>
+      <w:numFmt w:val="bullet"/>
+      <w:lvlText w:val=""/>
+      <w:lvlJc w:val="left"/>
+      <w:pPr>
+        <w:tabs>
+          <w:tab w:val="num" w:pos="5760"/>
+        </w:tabs>
+        <w:ind w:left="5760" w:hanging="360"/>
+      </w:pPr>
+      <w:rPr>
+        <w:rFonts w:ascii="Wingdings" w:hAnsi="Wingdings" w:hint="default"/>
+        <w:sz w:val="20"/>
+      </w:rPr>
+    </w:lvl>
+    <w:lvl w:ilvl="8" w:tentative="1">
+      <w:start w:val="1"/>
+      <w:numFmt w:val="bullet"/>
+      <w:lvlText w:val=""/>
+      <w:lvlJc w:val="left"/>
+      <w:pPr>
+        <w:tabs>
+          <w:tab w:val="num" w:pos="6480"/>
+        </w:tabs>
+        <w:ind w:left="6480" w:hanging="360"/>
+      </w:pPr>
+      <w:rPr>
+        <w:rFonts w:ascii="Wingdings" w:hAnsi="Wingdings" w:hint="default"/>
+        <w:sz w:val="20"/>
+      </w:rPr>
+    </w:lvl>
+  </w:abstractNum>
+  <w:abstractNum w:abstractNumId="11" w15:restartNumberingAfterBreak="0">
+    <w:nsid w:val="7FB40098"/>
+    <w:multiLevelType w:val="multilevel"/>
+    <w:tmpl w:val="F78695C8"/>
+    <w:lvl w:ilvl="0">
+      <w:start w:val="1"/>
+      <w:numFmt w:val="bullet"/>
+      <w:lvlText w:val=""/>
+      <w:lvlJc w:val="left"/>
+      <w:pPr>
+        <w:tabs>
+          <w:tab w:val="num" w:pos="720"/>
+        </w:tabs>
+        <w:ind w:left="720" w:hanging="360"/>
+      </w:pPr>
+      <w:rPr>
+        <w:rFonts w:ascii="Symbol" w:hAnsi="Symbol" w:hint="default"/>
+        <w:sz w:val="20"/>
+      </w:rPr>
+    </w:lvl>
+    <w:lvl w:ilvl="1" w:tentative="1">
+      <w:start w:val="1"/>
+      <w:numFmt w:val="bullet"/>
+      <w:lvlText w:val="o"/>
+      <w:lvlJc w:val="left"/>
+      <w:pPr>
+        <w:tabs>
+          <w:tab w:val="num" w:pos="1440"/>
+        </w:tabs>
+        <w:ind w:left="1440" w:hanging="360"/>
+      </w:pPr>
+      <w:rPr>
+        <w:rFonts w:ascii="Courier New" w:hAnsi="Courier New" w:hint="default"/>
+        <w:sz w:val="20"/>
+      </w:rPr>
+    </w:lvl>
+    <w:lvl w:ilvl="2" w:tentative="1">
+      <w:start w:val="1"/>
+      <w:numFmt w:val="bullet"/>
+      <w:lvlText w:val=""/>
+      <w:lvlJc w:val="left"/>
+      <w:pPr>
+        <w:tabs>
+          <w:tab w:val="num" w:pos="2160"/>
+        </w:tabs>
+        <w:ind w:left="2160" w:hanging="360"/>
+      </w:pPr>
+      <w:rPr>
+        <w:rFonts w:ascii="Wingdings" w:hAnsi="Wingdings" w:hint="default"/>
+        <w:sz w:val="20"/>
+      </w:rPr>
+    </w:lvl>
+    <w:lvl w:ilvl="3" w:tentative="1">
+      <w:start w:val="1"/>
+      <w:numFmt w:val="bullet"/>
+      <w:lvlText w:val=""/>
+      <w:lvlJc w:val="left"/>
+      <w:pPr>
+        <w:tabs>
+          <w:tab w:val="num" w:pos="2880"/>
+        </w:tabs>
+        <w:ind w:left="2880" w:hanging="360"/>
+      </w:pPr>
+      <w:rPr>
+        <w:rFonts w:ascii="Wingdings" w:hAnsi="Wingdings" w:hint="default"/>
+        <w:sz w:val="20"/>
+      </w:rPr>
+    </w:lvl>
+    <w:lvl w:ilvl="4" w:tentative="1">
+      <w:start w:val="1"/>
+      <w:numFmt w:val="bullet"/>
+      <w:lvlText w:val=""/>
+      <w:lvlJc w:val="left"/>
+      <w:pPr>
+        <w:tabs>
+          <w:tab w:val="num" w:pos="3600"/>
+        </w:tabs>
+        <w:ind w:left="3600" w:hanging="360"/>
+      </w:pPr>
+      <w:rPr>
+        <w:rFonts w:ascii="Wingdings" w:hAnsi="Wingdings" w:hint="default"/>
+        <w:sz w:val="20"/>
+      </w:rPr>
+    </w:lvl>
+    <w:lvl w:ilvl="5" w:tentative="1">
+      <w:start w:val="1"/>
+      <w:numFmt w:val="bullet"/>
+      <w:lvlText w:val=""/>
+      <w:lvlJc w:val="left"/>
+      <w:pPr>
+        <w:tabs>
+          <w:tab w:val="num" w:pos="4320"/>
+        </w:tabs>
+        <w:ind w:left="4320" w:hanging="360"/>
+      </w:pPr>
+      <w:rPr>
+        <w:rFonts w:ascii="Wingdings" w:hAnsi="Wingdings" w:hint="default"/>
+        <w:sz w:val="20"/>
+      </w:rPr>
+    </w:lvl>
+    <w:lvl w:ilvl="6" w:tentative="1">
+      <w:start w:val="1"/>
+      <w:numFmt w:val="bullet"/>
+      <w:lvlText w:val=""/>
+      <w:lvlJc w:val="left"/>
+      <w:pPr>
+        <w:tabs>
+          <w:tab w:val="num" w:pos="5040"/>
+        </w:tabs>
+        <w:ind w:left="5040" w:hanging="360"/>
+      </w:pPr>
+      <w:rPr>
+        <w:rFonts w:ascii="Wingdings" w:hAnsi="Wingdings" w:hint="default"/>
+        <w:sz w:val="20"/>
+      </w:rPr>
+    </w:lvl>
+    <w:lvl w:ilvl="7" w:tentative="1">
+      <w:start w:val="1"/>
+      <w:numFmt w:val="bullet"/>
+      <w:lvlText w:val=""/>
+      <w:lvlJc w:val="left"/>
+      <w:pPr>
+        <w:tabs>
+          <w:tab w:val="num" w:pos="5760"/>
+        </w:tabs>
+        <w:ind w:left="5760" w:hanging="360"/>
+      </w:pPr>
+      <w:rPr>
+        <w:rFonts w:ascii="Wingdings" w:hAnsi="Wingdings" w:hint="default"/>
+        <w:sz w:val="20"/>
+      </w:rPr>
+    </w:lvl>
+    <w:lvl w:ilvl="8" w:tentative="1">
+      <w:start w:val="1"/>
+      <w:numFmt w:val="bullet"/>
+      <w:lvlText w:val=""/>
+      <w:lvlJc w:val="left"/>
+      <w:pPr>
+        <w:tabs>
+          <w:tab w:val="num" w:pos="6480"/>
+        </w:tabs>
+        <w:ind w:left="6480" w:hanging="360"/>
+      </w:pPr>
+      <w:rPr>
+        <w:rFonts w:ascii="Wingdings" w:hAnsi="Wingdings" w:hint="default"/>
+        <w:sz w:val="20"/>
+      </w:rPr>
+    </w:lvl>
+  </w:abstractNum>
   <w:num w:numId="1" w16cid:durableId="1868637855">
+    <w:abstractNumId w:val="9"/>
+  </w:num>
+  <w:num w:numId="2" w16cid:durableId="2090081486">
+    <w:abstractNumId w:val="2"/>
+  </w:num>
+  <w:num w:numId="3" w16cid:durableId="66658210">
+    <w:abstractNumId w:val="5"/>
+  </w:num>
+  <w:num w:numId="4" w16cid:durableId="1434011562">
     <w:abstractNumId w:val="3"/>
   </w:num>
-  <w:num w:numId="2" w16cid:durableId="2090081486">
+  <w:num w:numId="5" w16cid:durableId="992416836">
     <w:abstractNumId w:val="0"/>
   </w:num>
-  <w:num w:numId="3" w16cid:durableId="66658210">
-    <w:abstractNumId w:val="2"/>
+  <w:num w:numId="6" w16cid:durableId="1280408372">
+    <w:abstractNumId w:val="1"/>
   </w:num>
-  <w:num w:numId="4" w16cid:durableId="1434011562">
-    <w:abstractNumId w:val="1"/>
+  <w:num w:numId="7" w16cid:durableId="1211382940">
+    <w:abstractNumId w:val="7"/>
+  </w:num>
+  <w:num w:numId="8" w16cid:durableId="1652365995">
+    <w:abstractNumId w:val="11"/>
+  </w:num>
+  <w:num w:numId="9" w16cid:durableId="1897475116">
+    <w:abstractNumId w:val="4"/>
+  </w:num>
+  <w:num w:numId="10" w16cid:durableId="1558860667">
+    <w:abstractNumId w:val="6"/>
+  </w:num>
+  <w:num w:numId="11" w16cid:durableId="1133983403">
+    <w:abstractNumId w:val="8"/>
+  </w:num>
+  <w:num w:numId="12" w16cid:durableId="1151099050">
+    <w:abstractNumId w:val="10"/>
   </w:num>
 </w:numbering>
 </file>

--- a/Documentazione/Piano di riconciliazione.docx
+++ b/Documentazione/Piano di riconciliazione.docx
@@ -799,9 +799,22 @@
           <w:lang w:eastAsia="it-IT"/>
           <w14:ligatures w14:val="none"/>
         </w:rPr>
-        <w:t>raci_matrix.Documents</w:t>
-      </w:r>
-      <w:proofErr w:type="spellEnd"/>
+        <w:t>raci_</w:t>
+      </w:r>
+      <w:proofErr w:type="gramStart"/>
+      <w:r>
+        <w:rPr>
+          <w:rFonts w:ascii="Courier New" w:eastAsia="Times New Roman" w:hAnsi="Courier New" w:cs="Courier New"/>
+          <w:kern w:val="0"/>
+          <w:sz w:val="20"/>
+          <w:szCs w:val="20"/>
+          <w:lang w:eastAsia="it-IT"/>
+          <w14:ligatures w14:val="none"/>
+        </w:rPr>
+        <w:t>matrix.Documents</w:t>
+      </w:r>
+      <w:proofErr w:type="spellEnd"/>
+      <w:proofErr w:type="gramEnd"/>
     </w:p>
     <w:p>
       <w:pPr>
@@ -1229,7 +1242,31 @@
           <w14:ligatures w14:val="none"/>
         </w:rPr>
         <w:lastRenderedPageBreak/>
-        <w:t>historical_mdr_normalization.v_MdrPreviousRecords_Normalized_All</w:t>
+        <w:t>historical_mdr_</w:t>
+      </w:r>
+      <w:proofErr w:type="gramStart"/>
+      <w:r>
+        <w:rPr>
+          <w:rFonts w:ascii="Courier New" w:eastAsia="Times New Roman" w:hAnsi="Courier New" w:cs="Courier New"/>
+          <w:kern w:val="0"/>
+          <w:sz w:val="20"/>
+          <w:szCs w:val="20"/>
+          <w:lang w:val="en-US" w:eastAsia="it-IT"/>
+          <w14:ligatures w14:val="none"/>
+        </w:rPr>
+        <w:t>normalization.v</w:t>
+      </w:r>
+      <w:proofErr w:type="gramEnd"/>
+      <w:r>
+        <w:rPr>
+          <w:rFonts w:ascii="Courier New" w:eastAsia="Times New Roman" w:hAnsi="Courier New" w:cs="Courier New"/>
+          <w:kern w:val="0"/>
+          <w:sz w:val="20"/>
+          <w:szCs w:val="20"/>
+          <w:lang w:val="en-US" w:eastAsia="it-IT"/>
+          <w14:ligatures w14:val="none"/>
+        </w:rPr>
+        <w:t>_MdrPreviousRecords_Normalized_All</w:t>
       </w:r>
     </w:p>
     <w:p>
@@ -2841,9 +2878,22 @@
           <w:lang w:eastAsia="it-IT"/>
           <w14:ligatures w14:val="none"/>
         </w:rPr>
-        <w:t>my_db.mdr_reconciliation.MdrReconciliationResults</w:t>
-      </w:r>
-      <w:proofErr w:type="spellEnd"/>
+        <w:t>my_db.mdr_</w:t>
+      </w:r>
+      <w:proofErr w:type="gramStart"/>
+      <w:r>
+        <w:rPr>
+          <w:rFonts w:ascii="Times New Roman" w:eastAsia="Times New Roman" w:hAnsi="Times New Roman" w:cs="Times New Roman"/>
+          <w:kern w:val="0"/>
+          <w:sz w:val="24"/>
+          <w:szCs w:val="24"/>
+          <w:lang w:eastAsia="it-IT"/>
+          <w14:ligatures w14:val="none"/>
+        </w:rPr>
+        <w:t>reconciliation.MdrReconciliationResults</w:t>
+      </w:r>
+      <w:proofErr w:type="spellEnd"/>
+      <w:proofErr w:type="gramEnd"/>
     </w:p>
     <w:p>
       <w:pPr>
@@ -3157,9 +3207,22 @@
           <w:lang w:eastAsia="it-IT"/>
           <w14:ligatures w14:val="none"/>
         </w:rPr>
-        <w:t>my_db.mdr_reconciliation.MdrReconciliationAgentDecisions</w:t>
-      </w:r>
-      <w:proofErr w:type="spellEnd"/>
+        <w:t>my_db.mdr_</w:t>
+      </w:r>
+      <w:proofErr w:type="gramStart"/>
+      <w:r>
+        <w:rPr>
+          <w:rFonts w:ascii="Times New Roman" w:eastAsia="Times New Roman" w:hAnsi="Times New Roman" w:cs="Times New Roman"/>
+          <w:kern w:val="0"/>
+          <w:sz w:val="24"/>
+          <w:szCs w:val="24"/>
+          <w:lang w:eastAsia="it-IT"/>
+          <w14:ligatures w14:val="none"/>
+        </w:rPr>
+        <w:t>reconciliation.MdrReconciliationAgentDecisions</w:t>
+      </w:r>
+      <w:proofErr w:type="spellEnd"/>
+      <w:proofErr w:type="gramEnd"/>
     </w:p>
     <w:p>
       <w:pPr>
@@ -3218,9 +3281,22 @@
           <w:lang w:eastAsia="it-IT"/>
           <w14:ligatures w14:val="none"/>
         </w:rPr>
-        <w:t>my_db.mdr_reconciliation.MdrReconciliationAgentTopCandidates</w:t>
-      </w:r>
-      <w:proofErr w:type="spellEnd"/>
+        <w:t>my_db.mdr_</w:t>
+      </w:r>
+      <w:proofErr w:type="gramStart"/>
+      <w:r>
+        <w:rPr>
+          <w:rFonts w:ascii="Times New Roman" w:eastAsia="Times New Roman" w:hAnsi="Times New Roman" w:cs="Times New Roman"/>
+          <w:kern w:val="0"/>
+          <w:sz w:val="24"/>
+          <w:szCs w:val="24"/>
+          <w:lang w:eastAsia="it-IT"/>
+          <w14:ligatures w14:val="none"/>
+        </w:rPr>
+        <w:t>reconciliation.MdrReconciliationAgentTopCandidates</w:t>
+      </w:r>
+      <w:proofErr w:type="spellEnd"/>
+      <w:proofErr w:type="gramEnd"/>
     </w:p>
     <w:p>
       <w:pPr>
@@ -3508,9 +3584,22 @@
           <w:lang w:eastAsia="it-IT"/>
           <w14:ligatures w14:val="none"/>
         </w:rPr>
-        <w:t>my_db.mdr_reconciliation.MdrToRaciCandidates</w:t>
-      </w:r>
-      <w:proofErr w:type="spellEnd"/>
+        <w:t>my_db.mdr_</w:t>
+      </w:r>
+      <w:proofErr w:type="gramStart"/>
+      <w:r>
+        <w:rPr>
+          <w:rFonts w:ascii="Times New Roman" w:eastAsia="Times New Roman" w:hAnsi="Times New Roman" w:cs="Times New Roman"/>
+          <w:kern w:val="0"/>
+          <w:sz w:val="24"/>
+          <w:szCs w:val="24"/>
+          <w:lang w:eastAsia="it-IT"/>
+          <w14:ligatures w14:val="none"/>
+        </w:rPr>
+        <w:t>reconciliation.MdrToRaciCandidates</w:t>
+      </w:r>
+      <w:proofErr w:type="spellEnd"/>
+      <w:proofErr w:type="gramEnd"/>
     </w:p>
     <w:p>
       <w:pPr>
@@ -3647,16 +3736,29 @@
           <w14:ligatures w14:val="none"/>
         </w:rPr>
       </w:pPr>
-      <w:r>
-        <w:rPr>
-          <w:rFonts w:ascii="Times New Roman" w:eastAsia="Times New Roman" w:hAnsi="Times New Roman" w:cs="Times New Roman"/>
-          <w:kern w:val="0"/>
-          <w:sz w:val="24"/>
-          <w:szCs w:val="24"/>
-          <w:lang w:val="en-US" w:eastAsia="it-IT"/>
-          <w14:ligatures w14:val="none"/>
-        </w:rPr>
-        <w:t>Se:</w:t>
+      <w:proofErr w:type="gramStart"/>
+      <w:r>
+        <w:rPr>
+          <w:rFonts w:ascii="Times New Roman" w:eastAsia="Times New Roman" w:hAnsi="Times New Roman" w:cs="Times New Roman"/>
+          <w:kern w:val="0"/>
+          <w:sz w:val="24"/>
+          <w:szCs w:val="24"/>
+          <w:lang w:val="en-US" w:eastAsia="it-IT"/>
+          <w14:ligatures w14:val="none"/>
+        </w:rPr>
+        <w:t>Se</w:t>
+      </w:r>
+      <w:proofErr w:type="gramEnd"/>
+      <w:r>
+        <w:rPr>
+          <w:rFonts w:ascii="Times New Roman" w:eastAsia="Times New Roman" w:hAnsi="Times New Roman" w:cs="Times New Roman"/>
+          <w:kern w:val="0"/>
+          <w:sz w:val="24"/>
+          <w:szCs w:val="24"/>
+          <w:lang w:val="en-US" w:eastAsia="it-IT"/>
+          <w14:ligatures w14:val="none"/>
+        </w:rPr>
+        <w:t>:</w:t>
       </w:r>
     </w:p>
     <w:p>
@@ -4386,16 +4488,29 @@
           <w14:ligatures w14:val="none"/>
         </w:rPr>
       </w:pPr>
-      <w:r>
-        <w:rPr>
-          <w:rFonts w:ascii="Times New Roman" w:eastAsia="Times New Roman" w:hAnsi="Times New Roman" w:cs="Times New Roman"/>
-          <w:kern w:val="0"/>
-          <w:sz w:val="24"/>
-          <w:szCs w:val="24"/>
-          <w:lang w:val="en-US" w:eastAsia="it-IT"/>
-          <w14:ligatures w14:val="none"/>
-        </w:rPr>
-        <w:t>Se:</w:t>
+      <w:proofErr w:type="gramStart"/>
+      <w:r>
+        <w:rPr>
+          <w:rFonts w:ascii="Times New Roman" w:eastAsia="Times New Roman" w:hAnsi="Times New Roman" w:cs="Times New Roman"/>
+          <w:kern w:val="0"/>
+          <w:sz w:val="24"/>
+          <w:szCs w:val="24"/>
+          <w:lang w:val="en-US" w:eastAsia="it-IT"/>
+          <w14:ligatures w14:val="none"/>
+        </w:rPr>
+        <w:t>Se</w:t>
+      </w:r>
+      <w:proofErr w:type="gramEnd"/>
+      <w:r>
+        <w:rPr>
+          <w:rFonts w:ascii="Times New Roman" w:eastAsia="Times New Roman" w:hAnsi="Times New Roman" w:cs="Times New Roman"/>
+          <w:kern w:val="0"/>
+          <w:sz w:val="24"/>
+          <w:szCs w:val="24"/>
+          <w:lang w:val="en-US" w:eastAsia="it-IT"/>
+          <w14:ligatures w14:val="none"/>
+        </w:rPr>
+        <w:t>:</w:t>
       </w:r>
     </w:p>
     <w:p>
@@ -4977,16 +5092,29 @@
           <w14:ligatures w14:val="none"/>
         </w:rPr>
       </w:pPr>
-      <w:r>
-        <w:rPr>
-          <w:rFonts w:ascii="Times New Roman" w:eastAsia="Times New Roman" w:hAnsi="Times New Roman" w:cs="Times New Roman"/>
-          <w:kern w:val="0"/>
-          <w:sz w:val="24"/>
-          <w:szCs w:val="24"/>
-          <w:lang w:val="en-US" w:eastAsia="it-IT"/>
-          <w14:ligatures w14:val="none"/>
-        </w:rPr>
-        <w:t>Se:</w:t>
+      <w:proofErr w:type="gramStart"/>
+      <w:r>
+        <w:rPr>
+          <w:rFonts w:ascii="Times New Roman" w:eastAsia="Times New Roman" w:hAnsi="Times New Roman" w:cs="Times New Roman"/>
+          <w:kern w:val="0"/>
+          <w:sz w:val="24"/>
+          <w:szCs w:val="24"/>
+          <w:lang w:val="en-US" w:eastAsia="it-IT"/>
+          <w14:ligatures w14:val="none"/>
+        </w:rPr>
+        <w:t>Se</w:t>
+      </w:r>
+      <w:proofErr w:type="gramEnd"/>
+      <w:r>
+        <w:rPr>
+          <w:rFonts w:ascii="Times New Roman" w:eastAsia="Times New Roman" w:hAnsi="Times New Roman" w:cs="Times New Roman"/>
+          <w:kern w:val="0"/>
+          <w:sz w:val="24"/>
+          <w:szCs w:val="24"/>
+          <w:lang w:val="en-US" w:eastAsia="it-IT"/>
+          <w14:ligatures w14:val="none"/>
+        </w:rPr>
+        <w:t>:</w:t>
       </w:r>
     </w:p>
     <w:p>
@@ -5058,7 +5186,31 @@
           <w:lang w:eastAsia="it-IT"/>
           <w14:ligatures w14:val="none"/>
         </w:rPr>
-        <w:t>- X != Y</w:t>
+        <w:t xml:space="preserve">- </w:t>
+      </w:r>
+      <w:proofErr w:type="gramStart"/>
+      <w:r>
+        <w:rPr>
+          <w:rFonts w:ascii="Times New Roman" w:eastAsia="Times New Roman" w:hAnsi="Times New Roman" w:cs="Times New Roman"/>
+          <w:kern w:val="0"/>
+          <w:sz w:val="24"/>
+          <w:szCs w:val="24"/>
+          <w:lang w:eastAsia="it-IT"/>
+          <w14:ligatures w14:val="none"/>
+        </w:rPr>
+        <w:t>X !</w:t>
+      </w:r>
+      <w:proofErr w:type="gramEnd"/>
+      <w:r>
+        <w:rPr>
+          <w:rFonts w:ascii="Times New Roman" w:eastAsia="Times New Roman" w:hAnsi="Times New Roman" w:cs="Times New Roman"/>
+          <w:kern w:val="0"/>
+          <w:sz w:val="24"/>
+          <w:szCs w:val="24"/>
+          <w:lang w:eastAsia="it-IT"/>
+          <w14:ligatures w14:val="none"/>
+        </w:rPr>
+        <w:t>= Y</w:t>
       </w:r>
     </w:p>
     <w:p>
@@ -6312,7 +6464,31 @@
           <w:lang w:val="en-US" w:eastAsia="it-IT"/>
           <w14:ligatures w14:val="none"/>
         </w:rPr>
-        <w:t>judge_llm_match_no_match_conflict</w:t>
+        <w:t>judge_llm_match_</w:t>
+      </w:r>
+      <w:proofErr w:type="gramStart"/>
+      <w:r>
+        <w:rPr>
+          <w:rFonts w:ascii="Times New Roman" w:eastAsia="Times New Roman" w:hAnsi="Times New Roman" w:cs="Times New Roman"/>
+          <w:kern w:val="0"/>
+          <w:sz w:val="24"/>
+          <w:szCs w:val="24"/>
+          <w:lang w:val="en-US" w:eastAsia="it-IT"/>
+          <w14:ligatures w14:val="none"/>
+        </w:rPr>
+        <w:t>no</w:t>
+      </w:r>
+      <w:proofErr w:type="gramEnd"/>
+      <w:r>
+        <w:rPr>
+          <w:rFonts w:ascii="Times New Roman" w:eastAsia="Times New Roman" w:hAnsi="Times New Roman" w:cs="Times New Roman"/>
+          <w:kern w:val="0"/>
+          <w:sz w:val="24"/>
+          <w:szCs w:val="24"/>
+          <w:lang w:val="en-US" w:eastAsia="it-IT"/>
+          <w14:ligatures w14:val="none"/>
+        </w:rPr>
+        <w:t>_match_conflict</w:t>
       </w:r>
       <w:proofErr w:type="spellEnd"/>
       <w:r>
@@ -6580,9 +6756,22 @@
           <w:lang w:eastAsia="it-IT"/>
           <w14:ligatures w14:val="none"/>
         </w:rPr>
-        <w:t>my_db.mdr_reconciliation.MdrReconciliationAgentDecisions</w:t>
-      </w:r>
-      <w:proofErr w:type="spellEnd"/>
+        <w:t>my_db.mdr_</w:t>
+      </w:r>
+      <w:proofErr w:type="gramStart"/>
+      <w:r>
+        <w:rPr>
+          <w:rFonts w:ascii="Times New Roman" w:eastAsia="Times New Roman" w:hAnsi="Times New Roman" w:cs="Times New Roman"/>
+          <w:kern w:val="0"/>
+          <w:sz w:val="24"/>
+          <w:szCs w:val="24"/>
+          <w:lang w:eastAsia="it-IT"/>
+          <w14:ligatures w14:val="none"/>
+        </w:rPr>
+        <w:t>reconciliation.MdrReconciliationAgentDecisions</w:t>
+      </w:r>
+      <w:proofErr w:type="spellEnd"/>
+      <w:proofErr w:type="gramEnd"/>
     </w:p>
     <w:p>
       <w:pPr>
@@ -7123,45 +7312,82 @@
           <w:lang w:eastAsia="it-IT"/>
           <w14:ligatures w14:val="none"/>
         </w:rPr>
-        <w:t>my_db.mdr_reconciliation.MdrReconciliationAgentTopCandidates</w:t>
-      </w:r>
-      <w:proofErr w:type="spellEnd"/>
-    </w:p>
-    <w:p>
-      <w:pPr>
-        <w:pStyle w:val="Paragrafoelenco"/>
-        <w:rPr>
-          <w:rFonts w:ascii="Times New Roman" w:eastAsia="Times New Roman" w:hAnsi="Times New Roman" w:cs="Times New Roman"/>
-          <w:kern w:val="0"/>
-          <w:sz w:val="24"/>
-          <w:szCs w:val="24"/>
-          <w:lang w:eastAsia="it-IT"/>
-          <w14:ligatures w14:val="none"/>
-        </w:rPr>
-      </w:pPr>
-    </w:p>
-    <w:p>
-      <w:pPr>
-        <w:pStyle w:val="Paragrafoelenco"/>
-        <w:rPr>
-          <w:rFonts w:ascii="Times New Roman" w:eastAsia="Times New Roman" w:hAnsi="Times New Roman" w:cs="Times New Roman"/>
-          <w:kern w:val="0"/>
-          <w:sz w:val="24"/>
-          <w:szCs w:val="24"/>
-          <w:lang w:eastAsia="it-IT"/>
-          <w14:ligatures w14:val="none"/>
-        </w:rPr>
-      </w:pPr>
-      <w:r>
-        <w:rPr>
-          <w:rFonts w:ascii="Times New Roman" w:eastAsia="Times New Roman" w:hAnsi="Times New Roman" w:cs="Times New Roman"/>
-          <w:kern w:val="0"/>
-          <w:sz w:val="24"/>
-          <w:szCs w:val="24"/>
-          <w:lang w:eastAsia="it-IT"/>
-          <w14:ligatures w14:val="none"/>
-        </w:rPr>
-        <w:t>Contiene i top 3 candidati per agente.</w:t>
+        <w:t>my_db.mdr_</w:t>
+      </w:r>
+      <w:proofErr w:type="gramStart"/>
+      <w:r>
+        <w:rPr>
+          <w:rFonts w:ascii="Times New Roman" w:eastAsia="Times New Roman" w:hAnsi="Times New Roman" w:cs="Times New Roman"/>
+          <w:kern w:val="0"/>
+          <w:sz w:val="24"/>
+          <w:szCs w:val="24"/>
+          <w:lang w:eastAsia="it-IT"/>
+          <w14:ligatures w14:val="none"/>
+        </w:rPr>
+        <w:t>reconciliation.MdrReconciliationAgentTopCandidates</w:t>
+      </w:r>
+      <w:proofErr w:type="spellEnd"/>
+      <w:proofErr w:type="gramEnd"/>
+    </w:p>
+    <w:p>
+      <w:pPr>
+        <w:pStyle w:val="Paragrafoelenco"/>
+        <w:rPr>
+          <w:rFonts w:ascii="Times New Roman" w:eastAsia="Times New Roman" w:hAnsi="Times New Roman" w:cs="Times New Roman"/>
+          <w:kern w:val="0"/>
+          <w:sz w:val="24"/>
+          <w:szCs w:val="24"/>
+          <w:lang w:eastAsia="it-IT"/>
+          <w14:ligatures w14:val="none"/>
+        </w:rPr>
+      </w:pPr>
+    </w:p>
+    <w:p>
+      <w:pPr>
+        <w:pStyle w:val="Paragrafoelenco"/>
+        <w:rPr>
+          <w:rFonts w:ascii="Times New Roman" w:eastAsia="Times New Roman" w:hAnsi="Times New Roman" w:cs="Times New Roman"/>
+          <w:kern w:val="0"/>
+          <w:sz w:val="24"/>
+          <w:szCs w:val="24"/>
+          <w:lang w:eastAsia="it-IT"/>
+          <w14:ligatures w14:val="none"/>
+        </w:rPr>
+      </w:pPr>
+      <w:r>
+        <w:rPr>
+          <w:rFonts w:ascii="Times New Roman" w:eastAsia="Times New Roman" w:hAnsi="Times New Roman" w:cs="Times New Roman"/>
+          <w:kern w:val="0"/>
+          <w:sz w:val="24"/>
+          <w:szCs w:val="24"/>
+          <w:lang w:eastAsia="it-IT"/>
+          <w14:ligatures w14:val="none"/>
+        </w:rPr>
+        <w:t xml:space="preserve">Contiene i top </w:t>
+      </w:r>
+      <w:proofErr w:type="gramStart"/>
+      <w:r>
+        <w:rPr>
+          <w:rFonts w:ascii="Times New Roman" w:eastAsia="Times New Roman" w:hAnsi="Times New Roman" w:cs="Times New Roman"/>
+          <w:kern w:val="0"/>
+          <w:sz w:val="24"/>
+          <w:szCs w:val="24"/>
+          <w:lang w:eastAsia="it-IT"/>
+          <w14:ligatures w14:val="none"/>
+        </w:rPr>
+        <w:t>3</w:t>
+      </w:r>
+      <w:proofErr w:type="gramEnd"/>
+      <w:r>
+        <w:rPr>
+          <w:rFonts w:ascii="Times New Roman" w:eastAsia="Times New Roman" w:hAnsi="Times New Roman" w:cs="Times New Roman"/>
+          <w:kern w:val="0"/>
+          <w:sz w:val="24"/>
+          <w:szCs w:val="24"/>
+          <w:lang w:eastAsia="it-IT"/>
+          <w14:ligatures w14:val="none"/>
+        </w:rPr>
+        <w:t xml:space="preserve"> candidati per agente.</w:t>
       </w:r>
     </w:p>
     <w:p>
@@ -7641,9 +7867,22 @@
           <w:lang w:val="en-US" w:eastAsia="it-IT"/>
           <w14:ligatures w14:val="none"/>
         </w:rPr>
-        <w:t>my_db.mdr_reconciliation.MdrReconciliationResults</w:t>
-      </w:r>
-      <w:proofErr w:type="spellEnd"/>
+        <w:t>my_db.mdr_</w:t>
+      </w:r>
+      <w:proofErr w:type="gramStart"/>
+      <w:r>
+        <w:rPr>
+          <w:rFonts w:ascii="Times New Roman" w:eastAsia="Times New Roman" w:hAnsi="Times New Roman" w:cs="Times New Roman"/>
+          <w:kern w:val="0"/>
+          <w:sz w:val="24"/>
+          <w:szCs w:val="24"/>
+          <w:lang w:val="en-US" w:eastAsia="it-IT"/>
+          <w14:ligatures w14:val="none"/>
+        </w:rPr>
+        <w:t>reconciliation.MdrReconciliationResults</w:t>
+      </w:r>
+      <w:proofErr w:type="spellEnd"/>
+      <w:proofErr w:type="gramEnd"/>
     </w:p>
     <w:p>
       <w:pPr>
@@ -8344,9 +8583,22 @@
           <w:lang w:val="en-US" w:eastAsia="it-IT"/>
           <w14:ligatures w14:val="none"/>
         </w:rPr>
-        <w:t>my_db.mdr_reconciliation.MdrToRaciCandidates</w:t>
-      </w:r>
-      <w:proofErr w:type="spellEnd"/>
+        <w:t>my_db.mdr_</w:t>
+      </w:r>
+      <w:proofErr w:type="gramStart"/>
+      <w:r>
+        <w:rPr>
+          <w:rFonts w:ascii="Times New Roman" w:eastAsia="Times New Roman" w:hAnsi="Times New Roman" w:cs="Times New Roman"/>
+          <w:kern w:val="0"/>
+          <w:sz w:val="24"/>
+          <w:szCs w:val="24"/>
+          <w:lang w:val="en-US" w:eastAsia="it-IT"/>
+          <w14:ligatures w14:val="none"/>
+        </w:rPr>
+        <w:t>reconciliation.MdrToRaciCandidates</w:t>
+      </w:r>
+      <w:proofErr w:type="spellEnd"/>
+      <w:proofErr w:type="gramEnd"/>
     </w:p>
     <w:p>
       <w:pPr>
@@ -10004,7 +10256,19 @@
           <w:lang w:val="en-US" w:eastAsia="it-IT"/>
           <w14:ligatures w14:val="none"/>
         </w:rPr>
-        <w:t>load_agent_decision</w:t>
+        <w:t>load_agent_</w:t>
+      </w:r>
+      <w:proofErr w:type="gramStart"/>
+      <w:r>
+        <w:rPr>
+          <w:rFonts w:ascii="Times New Roman" w:eastAsia="Times New Roman" w:hAnsi="Times New Roman" w:cs="Times New Roman"/>
+          <w:kern w:val="0"/>
+          <w:sz w:val="24"/>
+          <w:szCs w:val="24"/>
+          <w:lang w:val="en-US" w:eastAsia="it-IT"/>
+          <w14:ligatures w14:val="none"/>
+        </w:rPr>
+        <w:t>decision</w:t>
       </w:r>
       <w:proofErr w:type="spellEnd"/>
       <w:r>
@@ -10019,6 +10283,7 @@
         <w:t>(</w:t>
       </w:r>
       <w:proofErr w:type="spellStart"/>
+      <w:proofErr w:type="gramEnd"/>
       <w:r>
         <w:rPr>
           <w:rFonts w:ascii="Times New Roman" w:eastAsia="Times New Roman" w:hAnsi="Times New Roman" w:cs="Times New Roman"/>
@@ -10100,7 +10365,19 @@
           <w:lang w:val="en-US" w:eastAsia="it-IT"/>
           <w14:ligatures w14:val="none"/>
         </w:rPr>
-        <w:t>load_agent_top_candidates</w:t>
+        <w:t>load_agent_top_</w:t>
+      </w:r>
+      <w:proofErr w:type="gramStart"/>
+      <w:r>
+        <w:rPr>
+          <w:rFonts w:ascii="Times New Roman" w:eastAsia="Times New Roman" w:hAnsi="Times New Roman" w:cs="Times New Roman"/>
+          <w:kern w:val="0"/>
+          <w:sz w:val="24"/>
+          <w:szCs w:val="24"/>
+          <w:lang w:val="en-US" w:eastAsia="it-IT"/>
+          <w14:ligatures w14:val="none"/>
+        </w:rPr>
+        <w:t>candidates</w:t>
       </w:r>
       <w:proofErr w:type="spellEnd"/>
       <w:r>
@@ -10115,6 +10392,7 @@
         <w:t>(</w:t>
       </w:r>
       <w:proofErr w:type="spellStart"/>
+      <w:proofErr w:type="gramEnd"/>
       <w:r>
         <w:rPr>
           <w:rFonts w:ascii="Times New Roman" w:eastAsia="Times New Roman" w:hAnsi="Times New Roman" w:cs="Times New Roman"/>
@@ -10196,7 +10474,19 @@
           <w:lang w:val="en-US" w:eastAsia="it-IT"/>
           <w14:ligatures w14:val="none"/>
         </w:rPr>
-        <w:t>load_retrieval_candidates</w:t>
+        <w:t>load_retrieval_</w:t>
+      </w:r>
+      <w:proofErr w:type="gramStart"/>
+      <w:r>
+        <w:rPr>
+          <w:rFonts w:ascii="Times New Roman" w:eastAsia="Times New Roman" w:hAnsi="Times New Roman" w:cs="Times New Roman"/>
+          <w:kern w:val="0"/>
+          <w:sz w:val="24"/>
+          <w:szCs w:val="24"/>
+          <w:lang w:val="en-US" w:eastAsia="it-IT"/>
+          <w14:ligatures w14:val="none"/>
+        </w:rPr>
+        <w:t>candidates</w:t>
       </w:r>
       <w:proofErr w:type="spellEnd"/>
       <w:r>
@@ -10211,6 +10501,7 @@
         <w:t>(</w:t>
       </w:r>
       <w:proofErr w:type="spellStart"/>
+      <w:proofErr w:type="gramEnd"/>
       <w:r>
         <w:rPr>
           <w:rFonts w:ascii="Times New Roman" w:eastAsia="Times New Roman" w:hAnsi="Times New Roman" w:cs="Times New Roman"/>
@@ -11162,6 +11453,12 @@
           <w:lang w:eastAsia="it-IT"/>
           <w14:ligatures w14:val="none"/>
         </w:rPr>
+        <w:br w:type="page"/>
+      </w:r>
+    </w:p>
+    <w:p>
+      <w:r>
+        <w:lastRenderedPageBreak/>
         <w:br w:type="page"/>
       </w:r>
     </w:p>
@@ -11406,36 +11703,60 @@
         <w:rPr>
           <w:lang w:val="en-US"/>
         </w:rPr>
-        <w:t>- decision_type</w:t>
-      </w:r>
-    </w:p>
-    <w:p>
-      <w:pPr>
-        <w:pStyle w:val="Paragrafoelenco"/>
-        <w:rPr>
-          <w:lang w:val="en-US"/>
-        </w:rPr>
-      </w:pPr>
-      <w:r>
-        <w:rPr>
-          <w:lang w:val="en-US"/>
-        </w:rPr>
-        <w:t xml:space="preserve">   - selected_titlekey</w:t>
-      </w:r>
-    </w:p>
-    <w:p>
-      <w:pPr>
-        <w:pStyle w:val="Paragrafoelenco"/>
-        <w:rPr>
-          <w:lang w:val="en-US"/>
-        </w:rPr>
-      </w:pPr>
-      <w:r>
-        <w:rPr>
-          <w:lang w:val="en-US"/>
-        </w:rPr>
-        <w:t xml:space="preserve">   - selected_raci_title</w:t>
-      </w:r>
+        <w:t xml:space="preserve">- </w:t>
+      </w:r>
+      <w:proofErr w:type="spellStart"/>
+      <w:r>
+        <w:rPr>
+          <w:lang w:val="en-US"/>
+        </w:rPr>
+        <w:t>decision_type</w:t>
+      </w:r>
+      <w:proofErr w:type="spellEnd"/>
+    </w:p>
+    <w:p>
+      <w:pPr>
+        <w:pStyle w:val="Paragrafoelenco"/>
+        <w:rPr>
+          <w:lang w:val="en-US"/>
+        </w:rPr>
+      </w:pPr>
+      <w:r>
+        <w:rPr>
+          <w:lang w:val="en-US"/>
+        </w:rPr>
+        <w:t xml:space="preserve">   - </w:t>
+      </w:r>
+      <w:proofErr w:type="spellStart"/>
+      <w:r>
+        <w:rPr>
+          <w:lang w:val="en-US"/>
+        </w:rPr>
+        <w:t>selected_titlekey</w:t>
+      </w:r>
+      <w:proofErr w:type="spellEnd"/>
+    </w:p>
+    <w:p>
+      <w:pPr>
+        <w:pStyle w:val="Paragrafoelenco"/>
+        <w:rPr>
+          <w:lang w:val="en-US"/>
+        </w:rPr>
+      </w:pPr>
+      <w:r>
+        <w:rPr>
+          <w:lang w:val="en-US"/>
+        </w:rPr>
+        <w:t xml:space="preserve">   - </w:t>
+      </w:r>
+      <w:proofErr w:type="spellStart"/>
+      <w:r>
+        <w:rPr>
+          <w:lang w:val="en-US"/>
+        </w:rPr>
+        <w:t>selected_raci_title</w:t>
+      </w:r>
+      <w:proofErr w:type="spellEnd"/>
     </w:p>
     <w:p>
       <w:pPr>
@@ -11490,7 +11811,15 @@
       </w:r>
       <w:proofErr w:type="spellEnd"/>
       <w:r>
-        <w:t xml:space="preserve">: fino a 3 candidati plausibili, ordinati per </w:t>
+        <w:t xml:space="preserve">: fino a </w:t>
+      </w:r>
+      <w:proofErr w:type="gramStart"/>
+      <w:r>
+        <w:t>3</w:t>
+      </w:r>
+      <w:proofErr w:type="gramEnd"/>
+      <w:r>
+        <w:t xml:space="preserve"> candidati plausibili, ordinati per </w:t>
       </w:r>
       <w:proofErr w:type="spellStart"/>
       <w:r>
@@ -11594,7 +11923,21 @@
         <w:rPr>
           <w:lang w:val="en-US"/>
         </w:rPr>
-        <w:t>- decisione Claude</w:t>
+        <w:t xml:space="preserve">- </w:t>
+      </w:r>
+      <w:proofErr w:type="spellStart"/>
+      <w:r>
+        <w:rPr>
+          <w:lang w:val="en-US"/>
+        </w:rPr>
+        <w:t>decisione</w:t>
+      </w:r>
+      <w:proofErr w:type="spellEnd"/>
+      <w:r>
+        <w:rPr>
+          <w:lang w:val="en-US"/>
+        </w:rPr>
+        <w:t xml:space="preserve"> Claude</w:t>
       </w:r>
     </w:p>
     <w:p>
@@ -11827,21 +12170,49 @@
         <w:rPr>
           <w:lang w:val="en-US"/>
         </w:rPr>
-        <w:t>5. se decision_type = NO_MATCH:</w:t>
-      </w:r>
-    </w:p>
-    <w:p>
-      <w:pPr>
-        <w:pStyle w:val="Paragrafoelenco"/>
-        <w:rPr>
-          <w:lang w:val="en-US"/>
-        </w:rPr>
-      </w:pPr>
-      <w:r>
-        <w:rPr>
-          <w:lang w:val="en-US"/>
-        </w:rPr>
-        <w:t xml:space="preserve">   - selected_titlekey = null</w:t>
+        <w:t xml:space="preserve">5. se </w:t>
+      </w:r>
+      <w:proofErr w:type="spellStart"/>
+      <w:r>
+        <w:rPr>
+          <w:lang w:val="en-US"/>
+        </w:rPr>
+        <w:t>decision_type</w:t>
+      </w:r>
+      <w:proofErr w:type="spellEnd"/>
+      <w:r>
+        <w:rPr>
+          <w:lang w:val="en-US"/>
+        </w:rPr>
+        <w:t xml:space="preserve"> = NO_MATCH:</w:t>
+      </w:r>
+    </w:p>
+    <w:p>
+      <w:pPr>
+        <w:pStyle w:val="Paragrafoelenco"/>
+        <w:rPr>
+          <w:lang w:val="en-US"/>
+        </w:rPr>
+      </w:pPr>
+      <w:r>
+        <w:rPr>
+          <w:lang w:val="en-US"/>
+        </w:rPr>
+        <w:t xml:space="preserve">   - </w:t>
+      </w:r>
+      <w:proofErr w:type="spellStart"/>
+      <w:r>
+        <w:rPr>
+          <w:lang w:val="en-US"/>
+        </w:rPr>
+        <w:t>selected_titlekey</w:t>
+      </w:r>
+      <w:proofErr w:type="spellEnd"/>
+      <w:r>
+        <w:rPr>
+          <w:lang w:val="en-US"/>
+        </w:rPr>
+        <w:t xml:space="preserve"> = null</w:t>
       </w:r>
     </w:p>
     <w:p>
@@ -11884,7 +12255,15 @@
       </w:r>
       <w:proofErr w:type="spellEnd"/>
       <w:r>
-        <w:t xml:space="preserve"> può essere vuoto oppure contenere fino a 3 candidati “</w:t>
+        <w:t xml:space="preserve"> può essere vuoto oppure contenere fino a </w:t>
+      </w:r>
+      <w:proofErr w:type="gramStart"/>
+      <w:r>
+        <w:t>3</w:t>
+      </w:r>
+      <w:proofErr w:type="gramEnd"/>
+      <w:r>
+        <w:t xml:space="preserve"> candidati “</w:t>
       </w:r>
       <w:proofErr w:type="spellStart"/>
       <w:r>
@@ -12059,35 +12438,129 @@
         <w:rPr>
           <w:lang w:val="en-US"/>
         </w:rPr>
-        <w:t xml:space="preserve">  "decision_type": "MATCH | NO_MATCH",</w:t>
-      </w:r>
-    </w:p>
-    <w:p>
-      <w:pPr>
-        <w:pStyle w:val="Paragrafoelenco"/>
-        <w:rPr>
-          <w:lang w:val="en-US"/>
-        </w:rPr>
-      </w:pPr>
-      <w:r>
-        <w:rPr>
-          <w:lang w:val="en-US"/>
-        </w:rPr>
-        <w:t xml:space="preserve">  "selected_titlekey": "string|null",</w:t>
-      </w:r>
-    </w:p>
-    <w:p>
-      <w:pPr>
-        <w:pStyle w:val="Paragrafoelenco"/>
-        <w:rPr>
-          <w:lang w:val="en-US"/>
-        </w:rPr>
-      </w:pPr>
-      <w:r>
-        <w:rPr>
-          <w:lang w:val="en-US"/>
-        </w:rPr>
-        <w:t xml:space="preserve">  "selected_raci_title": "string|null",</w:t>
+        <w:t xml:space="preserve">  "</w:t>
+      </w:r>
+      <w:proofErr w:type="spellStart"/>
+      <w:proofErr w:type="gramStart"/>
+      <w:r>
+        <w:rPr>
+          <w:lang w:val="en-US"/>
+        </w:rPr>
+        <w:t>decision</w:t>
+      </w:r>
+      <w:proofErr w:type="gramEnd"/>
+      <w:r>
+        <w:rPr>
+          <w:lang w:val="en-US"/>
+        </w:rPr>
+        <w:t>_type</w:t>
+      </w:r>
+      <w:proofErr w:type="spellEnd"/>
+      <w:r>
+        <w:rPr>
+          <w:lang w:val="en-US"/>
+        </w:rPr>
+        <w:t>": "MATCH | NO_MATCH",</w:t>
+      </w:r>
+    </w:p>
+    <w:p>
+      <w:pPr>
+        <w:pStyle w:val="Paragrafoelenco"/>
+        <w:rPr>
+          <w:lang w:val="en-US"/>
+        </w:rPr>
+      </w:pPr>
+      <w:r>
+        <w:rPr>
+          <w:lang w:val="en-US"/>
+        </w:rPr>
+        <w:t xml:space="preserve">  "</w:t>
+      </w:r>
+      <w:proofErr w:type="spellStart"/>
+      <w:proofErr w:type="gramStart"/>
+      <w:r>
+        <w:rPr>
+          <w:lang w:val="en-US"/>
+        </w:rPr>
+        <w:t>selected</w:t>
+      </w:r>
+      <w:proofErr w:type="gramEnd"/>
+      <w:r>
+        <w:rPr>
+          <w:lang w:val="en-US"/>
+        </w:rPr>
+        <w:t>_titlekey</w:t>
+      </w:r>
+      <w:proofErr w:type="spellEnd"/>
+      <w:r>
+        <w:rPr>
+          <w:lang w:val="en-US"/>
+        </w:rPr>
+        <w:t>": "</w:t>
+      </w:r>
+      <w:proofErr w:type="spellStart"/>
+      <w:r>
+        <w:rPr>
+          <w:lang w:val="en-US"/>
+        </w:rPr>
+        <w:t>string|null</w:t>
+      </w:r>
+      <w:proofErr w:type="spellEnd"/>
+      <w:r>
+        <w:rPr>
+          <w:lang w:val="en-US"/>
+        </w:rPr>
+        <w:t>",</w:t>
+      </w:r>
+    </w:p>
+    <w:p>
+      <w:pPr>
+        <w:pStyle w:val="Paragrafoelenco"/>
+        <w:rPr>
+          <w:lang w:val="en-US"/>
+        </w:rPr>
+      </w:pPr>
+      <w:r>
+        <w:rPr>
+          <w:lang w:val="en-US"/>
+        </w:rPr>
+        <w:t xml:space="preserve">  "</w:t>
+      </w:r>
+      <w:proofErr w:type="spellStart"/>
+      <w:proofErr w:type="gramStart"/>
+      <w:r>
+        <w:rPr>
+          <w:lang w:val="en-US"/>
+        </w:rPr>
+        <w:t>selected</w:t>
+      </w:r>
+      <w:proofErr w:type="gramEnd"/>
+      <w:r>
+        <w:rPr>
+          <w:lang w:val="en-US"/>
+        </w:rPr>
+        <w:t>_raci_title</w:t>
+      </w:r>
+      <w:proofErr w:type="spellEnd"/>
+      <w:r>
+        <w:rPr>
+          <w:lang w:val="en-US"/>
+        </w:rPr>
+        <w:t>": "</w:t>
+      </w:r>
+      <w:proofErr w:type="spellStart"/>
+      <w:r>
+        <w:rPr>
+          <w:lang w:val="en-US"/>
+        </w:rPr>
+        <w:t>string|null</w:t>
+      </w:r>
+      <w:proofErr w:type="spellEnd"/>
+      <w:r>
+        <w:rPr>
+          <w:lang w:val="en-US"/>
+        </w:rPr>
+        <w:t>",</w:t>
       </w:r>
     </w:p>
     <w:p>
@@ -12115,21 +12588,65 @@
         <w:rPr>
           <w:lang w:val="en-US"/>
         </w:rPr>
-        <w:t xml:space="preserve">  "reasoning_summary": "string",</w:t>
-      </w:r>
-    </w:p>
-    <w:p>
-      <w:pPr>
-        <w:pStyle w:val="Paragrafoelenco"/>
-        <w:rPr>
-          <w:lang w:val="en-US"/>
-        </w:rPr>
-      </w:pPr>
-      <w:r>
-        <w:rPr>
-          <w:lang w:val="en-US"/>
-        </w:rPr>
-        <w:t xml:space="preserve">  "top_candidates": [</w:t>
+        <w:t xml:space="preserve">  "</w:t>
+      </w:r>
+      <w:proofErr w:type="spellStart"/>
+      <w:proofErr w:type="gramStart"/>
+      <w:r>
+        <w:rPr>
+          <w:lang w:val="en-US"/>
+        </w:rPr>
+        <w:t>reasoning</w:t>
+      </w:r>
+      <w:proofErr w:type="gramEnd"/>
+      <w:r>
+        <w:rPr>
+          <w:lang w:val="en-US"/>
+        </w:rPr>
+        <w:t>_summary</w:t>
+      </w:r>
+      <w:proofErr w:type="spellEnd"/>
+      <w:r>
+        <w:rPr>
+          <w:lang w:val="en-US"/>
+        </w:rPr>
+        <w:t>": "string",</w:t>
+      </w:r>
+    </w:p>
+    <w:p>
+      <w:pPr>
+        <w:pStyle w:val="Paragrafoelenco"/>
+        <w:rPr>
+          <w:lang w:val="en-US"/>
+        </w:rPr>
+      </w:pPr>
+      <w:r>
+        <w:rPr>
+          <w:lang w:val="en-US"/>
+        </w:rPr>
+        <w:t xml:space="preserve">  "</w:t>
+      </w:r>
+      <w:proofErr w:type="spellStart"/>
+      <w:proofErr w:type="gramStart"/>
+      <w:r>
+        <w:rPr>
+          <w:lang w:val="en-US"/>
+        </w:rPr>
+        <w:t>top</w:t>
+      </w:r>
+      <w:proofErr w:type="gramEnd"/>
+      <w:r>
+        <w:rPr>
+          <w:lang w:val="en-US"/>
+        </w:rPr>
+        <w:t>_candidates</w:t>
+      </w:r>
+      <w:proofErr w:type="spellEnd"/>
+      <w:r>
+        <w:rPr>
+          <w:lang w:val="en-US"/>
+        </w:rPr>
+        <w:t>": [</w:t>
       </w:r>
     </w:p>
     <w:p>
@@ -12171,21 +12688,57 @@
         <w:rPr>
           <w:lang w:val="en-US"/>
         </w:rPr>
-        <w:t xml:space="preserve">      "titlekey": "string",</w:t>
-      </w:r>
-    </w:p>
-    <w:p>
-      <w:pPr>
-        <w:pStyle w:val="Paragrafoelenco"/>
-        <w:rPr>
-          <w:lang w:val="en-US"/>
-        </w:rPr>
-      </w:pPr>
-      <w:r>
-        <w:rPr>
-          <w:lang w:val="en-US"/>
-        </w:rPr>
-        <w:t xml:space="preserve">      "raci_title": "string",</w:t>
+        <w:t xml:space="preserve">      "</w:t>
+      </w:r>
+      <w:proofErr w:type="spellStart"/>
+      <w:r>
+        <w:rPr>
+          <w:lang w:val="en-US"/>
+        </w:rPr>
+        <w:t>titlekey</w:t>
+      </w:r>
+      <w:proofErr w:type="spellEnd"/>
+      <w:r>
+        <w:rPr>
+          <w:lang w:val="en-US"/>
+        </w:rPr>
+        <w:t>": "string",</w:t>
+      </w:r>
+    </w:p>
+    <w:p>
+      <w:pPr>
+        <w:pStyle w:val="Paragrafoelenco"/>
+        <w:rPr>
+          <w:lang w:val="en-US"/>
+        </w:rPr>
+      </w:pPr>
+      <w:r>
+        <w:rPr>
+          <w:lang w:val="en-US"/>
+        </w:rPr>
+        <w:t xml:space="preserve">      "</w:t>
+      </w:r>
+      <w:proofErr w:type="spellStart"/>
+      <w:proofErr w:type="gramStart"/>
+      <w:r>
+        <w:rPr>
+          <w:lang w:val="en-US"/>
+        </w:rPr>
+        <w:t>raci</w:t>
+      </w:r>
+      <w:proofErr w:type="gramEnd"/>
+      <w:r>
+        <w:rPr>
+          <w:lang w:val="en-US"/>
+        </w:rPr>
+        <w:t>_title</w:t>
+      </w:r>
+      <w:proofErr w:type="spellEnd"/>
+      <w:r>
+        <w:rPr>
+          <w:lang w:val="en-US"/>
+        </w:rPr>
+        <w:t>": "string",</w:t>
       </w:r>
     </w:p>
     <w:p>
@@ -12213,7 +12766,29 @@
         <w:rPr>
           <w:lang w:val="en-US"/>
         </w:rPr>
-        <w:t xml:space="preserve">      "why_plausible": "string"</w:t>
+        <w:t xml:space="preserve">      "</w:t>
+      </w:r>
+      <w:proofErr w:type="spellStart"/>
+      <w:proofErr w:type="gramStart"/>
+      <w:r>
+        <w:rPr>
+          <w:lang w:val="en-US"/>
+        </w:rPr>
+        <w:t>why</w:t>
+      </w:r>
+      <w:proofErr w:type="gramEnd"/>
+      <w:r>
+        <w:rPr>
+          <w:lang w:val="en-US"/>
+        </w:rPr>
+        <w:t>_plausible</w:t>
+      </w:r>
+      <w:proofErr w:type="spellEnd"/>
+      <w:r>
+        <w:rPr>
+          <w:lang w:val="en-US"/>
+        </w:rPr>
+        <w:t>": "string"</w:t>
       </w:r>
     </w:p>
     <w:p>
@@ -12273,11 +12848,19 @@
           <w:lang w:val="en-US"/>
         </w:rPr>
       </w:pPr>
-      <w:r>
-        <w:rPr>
-          <w:lang w:val="en-US"/>
-        </w:rPr>
-        <w:t>Regole:</w:t>
+      <w:proofErr w:type="spellStart"/>
+      <w:r>
+        <w:rPr>
+          <w:lang w:val="en-US"/>
+        </w:rPr>
+        <w:t>Regole</w:t>
+      </w:r>
+      <w:proofErr w:type="spellEnd"/>
+      <w:r>
+        <w:rPr>
+          <w:lang w:val="en-US"/>
+        </w:rPr>
+        <w:t>:</w:t>
       </w:r>
     </w:p>
     <w:p>
@@ -12293,7 +12876,15 @@
       </w:r>
       <w:proofErr w:type="spellEnd"/>
       <w:r>
-        <w:t xml:space="preserve"> massimo 3 elementi</w:t>
+        <w:t xml:space="preserve"> massimo </w:t>
+      </w:r>
+      <w:proofErr w:type="gramStart"/>
+      <w:r>
+        <w:t>3</w:t>
+      </w:r>
+      <w:proofErr w:type="gramEnd"/>
+      <w:r>
+        <w:t xml:space="preserve"> elementi</w:t>
       </w:r>
     </w:p>
     <w:p>
@@ -12309,7 +12900,15 @@
       </w:r>
       <w:proofErr w:type="spellEnd"/>
       <w:r>
-        <w:t xml:space="preserve"> deve essere 1..N senza buchi</w:t>
+        <w:t xml:space="preserve"> deve essere </w:t>
+      </w:r>
+      <w:proofErr w:type="gramStart"/>
+      <w:r>
+        <w:t>1..</w:t>
+      </w:r>
+      <w:proofErr w:type="gramEnd"/>
+      <w:r>
+        <w:t>N senza buchi</w:t>
       </w:r>
     </w:p>
     <w:p>
@@ -12491,8 +13090,58 @@
         <w:rPr>
           <w:lang w:val="en-US"/>
         </w:rPr>
-        <w:t>- se MATCH, rank 1 deve coincidere con selected_titlekey</w:t>
-      </w:r>
+        <w:t xml:space="preserve">- </w:t>
+      </w:r>
+      <w:proofErr w:type="spellStart"/>
+      <w:r>
+        <w:rPr>
+          <w:lang w:val="en-US"/>
+        </w:rPr>
+        <w:t>se</w:t>
+      </w:r>
+      <w:proofErr w:type="spellEnd"/>
+      <w:r>
+        <w:rPr>
+          <w:lang w:val="en-US"/>
+        </w:rPr>
+        <w:t xml:space="preserve"> MATCH, rank 1 </w:t>
+      </w:r>
+      <w:proofErr w:type="spellStart"/>
+      <w:r>
+        <w:rPr>
+          <w:lang w:val="en-US"/>
+        </w:rPr>
+        <w:t>deve</w:t>
+      </w:r>
+      <w:proofErr w:type="spellEnd"/>
+      <w:r>
+        <w:rPr>
+          <w:lang w:val="en-US"/>
+        </w:rPr>
+        <w:t xml:space="preserve"> </w:t>
+      </w:r>
+      <w:proofErr w:type="spellStart"/>
+      <w:r>
+        <w:rPr>
+          <w:lang w:val="en-US"/>
+        </w:rPr>
+        <w:t>coincidere</w:t>
+      </w:r>
+      <w:proofErr w:type="spellEnd"/>
+      <w:r>
+        <w:rPr>
+          <w:lang w:val="en-US"/>
+        </w:rPr>
+        <w:t xml:space="preserve"> con </w:t>
+      </w:r>
+      <w:proofErr w:type="spellStart"/>
+      <w:r>
+        <w:rPr>
+          <w:lang w:val="en-US"/>
+        </w:rPr>
+        <w:t>selected_titlekey</w:t>
+      </w:r>
+      <w:proofErr w:type="spellEnd"/>
     </w:p>
     <w:p>
       <w:pPr>
@@ -12513,59 +13162,9 @@
     <w:p>
       <w:pPr>
         <w:pStyle w:val="Paragrafoelenco"/>
-      </w:pPr>
-    </w:p>
-    <w:p>
-      <w:pPr>
-        <w:pStyle w:val="Paragrafoelenco"/>
-      </w:pPr>
-      <w:r>
-        <w:t>Aggiorna anche i user prompt builder per includere:</w:t>
-      </w:r>
-    </w:p>
-    <w:p>
-      <w:pPr>
-        <w:pStyle w:val="Paragrafoelenco"/>
-      </w:pPr>
-      <w:r>
-        <w:t>- Type_L2</w:t>
-      </w:r>
-    </w:p>
-    <w:p>
-      <w:pPr>
-        <w:pStyle w:val="Paragrafoelenco"/>
-      </w:pPr>
-      <w:r>
-        <w:t>- Type_L2_Status</w:t>
-      </w:r>
-    </w:p>
-    <w:p>
-      <w:pPr>
-        <w:pStyle w:val="Paragrafoelenco"/>
-      </w:pPr>
-      <w:r>
-        <w:t>- Type_L3</w:t>
-      </w:r>
-    </w:p>
-    <w:p>
-      <w:pPr>
-        <w:pStyle w:val="Paragrafoelenco"/>
-      </w:pPr>
-      <w:r>
-        <w:t>- Type_L3_Status</w:t>
-      </w:r>
-    </w:p>
-    <w:p>
-      <w:pPr>
-        <w:pStyle w:val="Paragrafoelenco"/>
-      </w:pPr>
-      <w:r>
-        <w:t>se disponibili nel contesto MDR</w:t>
-      </w:r>
-    </w:p>
-    <w:p>
-      <w:pPr>
-        <w:pStyle w:val="Paragrafoelenco"/>
+        <w:rPr>
+          <w:u w:val="single"/>
+        </w:rPr>
       </w:pPr>
     </w:p>
     <w:p>
@@ -12759,22 +13358,38 @@
         <w:rPr>
           <w:lang w:val="en-US"/>
         </w:rPr>
-        <w:t>- GPT = MATCH(X), Claude = MATCH(Y), X != Y</w:t>
-      </w:r>
-    </w:p>
-    <w:p>
-      <w:pPr>
-        <w:pStyle w:val="Paragrafoelenco"/>
-        <w:rPr>
-          <w:lang w:val="en-US"/>
-        </w:rPr>
-      </w:pPr>
+        <w:t xml:space="preserve">- GPT = MATCH(X), Claude = MATCH(Y), </w:t>
+      </w:r>
+      <w:proofErr w:type="gramStart"/>
+      <w:r>
+        <w:rPr>
+          <w:lang w:val="en-US"/>
+        </w:rPr>
+        <w:t>X !</w:t>
+      </w:r>
+      <w:proofErr w:type="gramEnd"/>
+      <w:r>
+        <w:rPr>
+          <w:lang w:val="en-US"/>
+        </w:rPr>
+        <w:t>= Y</w:t>
+      </w:r>
+    </w:p>
+    <w:p>
+      <w:pPr>
+        <w:pStyle w:val="Paragrafoelenco"/>
+        <w:rPr>
+          <w:lang w:val="en-US"/>
+        </w:rPr>
+      </w:pPr>
+      <w:proofErr w:type="spellStart"/>
       <w:r>
         <w:rPr>
           <w:lang w:val="en-US"/>
         </w:rPr>
         <w:t>oppure</w:t>
       </w:r>
+      <w:proofErr w:type="spellEnd"/>
     </w:p>
     <w:p>
       <w:pPr>
@@ -12797,12 +13412,14 @@
           <w:lang w:val="en-US"/>
         </w:rPr>
       </w:pPr>
+      <w:proofErr w:type="spellStart"/>
       <w:r>
         <w:rPr>
           <w:lang w:val="en-US"/>
         </w:rPr>
         <w:t>oppure</w:t>
       </w:r>
+      <w:proofErr w:type="spellEnd"/>
     </w:p>
     <w:p>
       <w:pPr>
@@ -12831,8 +13448,768 @@
         <w:pStyle w:val="Paragrafoelenco"/>
       </w:pPr>
       <w:r>
+        <w:t xml:space="preserve">Il prompt del </w:t>
+      </w:r>
+      <w:proofErr w:type="spellStart"/>
+      <w:r>
+        <w:t>judge</w:t>
+      </w:r>
+      <w:proofErr w:type="spellEnd"/>
+      <w:r>
+        <w:t xml:space="preserve"> deve chiarire:</w:t>
+      </w:r>
+    </w:p>
+    <w:p>
+      <w:pPr>
+        <w:pStyle w:val="Paragrafoelenco"/>
+      </w:pPr>
+      <w:r>
+        <w:t>- focus primario = top3 dei due agenti</w:t>
+      </w:r>
+    </w:p>
+    <w:p>
+      <w:pPr>
+        <w:pStyle w:val="Paragrafoelenco"/>
+      </w:pPr>
+      <w:r>
+        <w:t>- contesto completo di verifica = top50 candidati</w:t>
+      </w:r>
+    </w:p>
+    <w:p>
+      <w:pPr>
+        <w:pStyle w:val="Paragrafoelenco"/>
+      </w:pPr>
+      <w:r>
+        <w:t>- può scegliere solo tra i candidati del top50</w:t>
+      </w:r>
+    </w:p>
+    <w:p>
+      <w:pPr>
+        <w:pStyle w:val="Paragrafoelenco"/>
+      </w:pPr>
+      <w:r>
+        <w:t xml:space="preserve">- </w:t>
+      </w:r>
+      <w:proofErr w:type="spellStart"/>
+      <w:r>
+        <w:t>similarity</w:t>
+      </w:r>
+      <w:proofErr w:type="spellEnd"/>
+      <w:r>
+        <w:t xml:space="preserve"> è solo </w:t>
+      </w:r>
+      <w:proofErr w:type="spellStart"/>
+      <w:r>
+        <w:t>retrieval</w:t>
+      </w:r>
+      <w:proofErr w:type="spellEnd"/>
+      <w:r>
+        <w:t xml:space="preserve"> </w:t>
+      </w:r>
+      <w:proofErr w:type="spellStart"/>
+      <w:r>
+        <w:t>evidence</w:t>
+      </w:r>
+      <w:proofErr w:type="spellEnd"/>
+    </w:p>
+    <w:p>
+      <w:pPr>
+        <w:pStyle w:val="Paragrafoelenco"/>
+      </w:pPr>
+      <w:r>
+        <w:t>- metadata e semantica contano più del lessico puro</w:t>
+      </w:r>
+    </w:p>
+    <w:p>
+      <w:pPr>
+        <w:pStyle w:val="Paragrafoelenco"/>
+        <w:rPr>
+          <w:lang w:val="en-US"/>
+        </w:rPr>
+      </w:pPr>
+      <w:r>
+        <w:rPr>
+          <w:lang w:val="en-US"/>
+        </w:rPr>
+        <w:t xml:space="preserve">- </w:t>
+      </w:r>
+      <w:proofErr w:type="spellStart"/>
+      <w:r>
+        <w:rPr>
+          <w:lang w:val="en-US"/>
+        </w:rPr>
+        <w:t>può</w:t>
+      </w:r>
+      <w:proofErr w:type="spellEnd"/>
+      <w:r>
+        <w:rPr>
+          <w:lang w:val="en-US"/>
+        </w:rPr>
+        <w:t xml:space="preserve"> </w:t>
+      </w:r>
+      <w:proofErr w:type="spellStart"/>
+      <w:r>
+        <w:rPr>
+          <w:lang w:val="en-US"/>
+        </w:rPr>
+        <w:t>restituire</w:t>
+      </w:r>
+      <w:proofErr w:type="spellEnd"/>
+      <w:r>
+        <w:rPr>
+          <w:lang w:val="en-US"/>
+        </w:rPr>
+        <w:t>:</w:t>
+      </w:r>
+    </w:p>
+    <w:p>
+      <w:pPr>
+        <w:pStyle w:val="Paragrafoelenco"/>
+        <w:rPr>
+          <w:lang w:val="en-US"/>
+        </w:rPr>
+      </w:pPr>
+      <w:r>
+        <w:rPr>
+          <w:lang w:val="en-US"/>
+        </w:rPr>
         <w:lastRenderedPageBreak/>
-        <w:t xml:space="preserve">Il prompt del </w:t>
+        <w:t xml:space="preserve">  - MATCH</w:t>
+      </w:r>
+    </w:p>
+    <w:p>
+      <w:pPr>
+        <w:pStyle w:val="Paragrafoelenco"/>
+        <w:rPr>
+          <w:lang w:val="en-US"/>
+        </w:rPr>
+      </w:pPr>
+      <w:r>
+        <w:rPr>
+          <w:lang w:val="en-US"/>
+        </w:rPr>
+        <w:t xml:space="preserve">  - NO_MATCH</w:t>
+      </w:r>
+    </w:p>
+    <w:p>
+      <w:pPr>
+        <w:pStyle w:val="Paragrafoelenco"/>
+        <w:rPr>
+          <w:lang w:val="en-US"/>
+        </w:rPr>
+      </w:pPr>
+      <w:r>
+        <w:rPr>
+          <w:lang w:val="en-US"/>
+        </w:rPr>
+        <w:t xml:space="preserve">  - MANUAL_REVIEW</w:t>
+      </w:r>
+    </w:p>
+    <w:p>
+      <w:pPr>
+        <w:pStyle w:val="Paragrafoelenco"/>
+        <w:rPr>
+          <w:lang w:val="en-US"/>
+        </w:rPr>
+      </w:pPr>
+    </w:p>
+    <w:p>
+      <w:pPr>
+        <w:pStyle w:val="Paragrafoelenco"/>
+      </w:pPr>
+      <w:r>
+        <w:t>==================================================</w:t>
+      </w:r>
+    </w:p>
+    <w:p>
+      <w:pPr>
+        <w:pStyle w:val="Paragrafoelenco"/>
+      </w:pPr>
+      <w:r>
+        <w:t>NUOVO OUTPUT JSON RICHIESTO PER GEMINI</w:t>
+      </w:r>
+    </w:p>
+    <w:p>
+      <w:pPr>
+        <w:pStyle w:val="Paragrafoelenco"/>
+      </w:pPr>
+      <w:r>
+        <w:t>==================================================</w:t>
+      </w:r>
+    </w:p>
+    <w:p>
+      <w:pPr>
+        <w:pStyle w:val="Paragrafoelenco"/>
+      </w:pPr>
+    </w:p>
+    <w:p>
+      <w:pPr>
+        <w:pStyle w:val="Paragrafoelenco"/>
+      </w:pPr>
+      <w:r>
+        <w:t>Il formato target deve essere questo:</w:t>
+      </w:r>
+    </w:p>
+    <w:p>
+      <w:pPr>
+        <w:pStyle w:val="Paragrafoelenco"/>
+      </w:pPr>
+    </w:p>
+    <w:p>
+      <w:pPr>
+        <w:pStyle w:val="Paragrafoelenco"/>
+        <w:rPr>
+          <w:lang w:val="en-US"/>
+        </w:rPr>
+      </w:pPr>
+      <w:r>
+        <w:rPr>
+          <w:lang w:val="en-US"/>
+        </w:rPr>
+        <w:t>{</w:t>
+      </w:r>
+    </w:p>
+    <w:p>
+      <w:pPr>
+        <w:pStyle w:val="Paragrafoelenco"/>
+        <w:rPr>
+          <w:lang w:val="en-US"/>
+        </w:rPr>
+      </w:pPr>
+      <w:r>
+        <w:rPr>
+          <w:lang w:val="en-US"/>
+        </w:rPr>
+        <w:t xml:space="preserve">  "</w:t>
+      </w:r>
+      <w:proofErr w:type="spellStart"/>
+      <w:proofErr w:type="gramStart"/>
+      <w:r>
+        <w:rPr>
+          <w:lang w:val="en-US"/>
+        </w:rPr>
+        <w:t>decision</w:t>
+      </w:r>
+      <w:proofErr w:type="gramEnd"/>
+      <w:r>
+        <w:rPr>
+          <w:lang w:val="en-US"/>
+        </w:rPr>
+        <w:t>_type</w:t>
+      </w:r>
+      <w:proofErr w:type="spellEnd"/>
+      <w:r>
+        <w:rPr>
+          <w:lang w:val="en-US"/>
+        </w:rPr>
+        <w:t>": "MATCH | NO_MATCH | MANUAL_REVIEW",</w:t>
+      </w:r>
+    </w:p>
+    <w:p>
+      <w:pPr>
+        <w:pStyle w:val="Paragrafoelenco"/>
+        <w:rPr>
+          <w:lang w:val="en-US"/>
+        </w:rPr>
+      </w:pPr>
+      <w:r>
+        <w:rPr>
+          <w:lang w:val="en-US"/>
+        </w:rPr>
+        <w:t xml:space="preserve">  "</w:t>
+      </w:r>
+      <w:proofErr w:type="spellStart"/>
+      <w:proofErr w:type="gramStart"/>
+      <w:r>
+        <w:rPr>
+          <w:lang w:val="en-US"/>
+        </w:rPr>
+        <w:t>selected</w:t>
+      </w:r>
+      <w:proofErr w:type="gramEnd"/>
+      <w:r>
+        <w:rPr>
+          <w:lang w:val="en-US"/>
+        </w:rPr>
+        <w:t>_titlekey</w:t>
+      </w:r>
+      <w:proofErr w:type="spellEnd"/>
+      <w:r>
+        <w:rPr>
+          <w:lang w:val="en-US"/>
+        </w:rPr>
+        <w:t>": "</w:t>
+      </w:r>
+      <w:proofErr w:type="spellStart"/>
+      <w:r>
+        <w:rPr>
+          <w:lang w:val="en-US"/>
+        </w:rPr>
+        <w:t>string|null</w:t>
+      </w:r>
+      <w:proofErr w:type="spellEnd"/>
+      <w:r>
+        <w:rPr>
+          <w:lang w:val="en-US"/>
+        </w:rPr>
+        <w:t>",</w:t>
+      </w:r>
+    </w:p>
+    <w:p>
+      <w:pPr>
+        <w:pStyle w:val="Paragrafoelenco"/>
+        <w:rPr>
+          <w:lang w:val="en-US"/>
+        </w:rPr>
+      </w:pPr>
+      <w:r>
+        <w:rPr>
+          <w:lang w:val="en-US"/>
+        </w:rPr>
+        <w:t xml:space="preserve">  "</w:t>
+      </w:r>
+      <w:proofErr w:type="spellStart"/>
+      <w:proofErr w:type="gramStart"/>
+      <w:r>
+        <w:rPr>
+          <w:lang w:val="en-US"/>
+        </w:rPr>
+        <w:t>selected</w:t>
+      </w:r>
+      <w:proofErr w:type="gramEnd"/>
+      <w:r>
+        <w:rPr>
+          <w:lang w:val="en-US"/>
+        </w:rPr>
+        <w:t>_raci_title</w:t>
+      </w:r>
+      <w:proofErr w:type="spellEnd"/>
+      <w:r>
+        <w:rPr>
+          <w:lang w:val="en-US"/>
+        </w:rPr>
+        <w:t>": "</w:t>
+      </w:r>
+      <w:proofErr w:type="spellStart"/>
+      <w:r>
+        <w:rPr>
+          <w:lang w:val="en-US"/>
+        </w:rPr>
+        <w:t>string|null</w:t>
+      </w:r>
+      <w:proofErr w:type="spellEnd"/>
+      <w:r>
+        <w:rPr>
+          <w:lang w:val="en-US"/>
+        </w:rPr>
+        <w:t>",</w:t>
+      </w:r>
+    </w:p>
+    <w:p>
+      <w:pPr>
+        <w:pStyle w:val="Paragrafoelenco"/>
+        <w:rPr>
+          <w:lang w:val="en-US"/>
+        </w:rPr>
+      </w:pPr>
+      <w:r>
+        <w:rPr>
+          <w:lang w:val="en-US"/>
+        </w:rPr>
+        <w:t xml:space="preserve">  "confidence": 0.0,</w:t>
+      </w:r>
+    </w:p>
+    <w:p>
+      <w:pPr>
+        <w:pStyle w:val="Paragrafoelenco"/>
+        <w:rPr>
+          <w:lang w:val="en-US"/>
+        </w:rPr>
+      </w:pPr>
+      <w:r>
+        <w:rPr>
+          <w:lang w:val="en-US"/>
+        </w:rPr>
+        <w:t xml:space="preserve">  "</w:t>
+      </w:r>
+      <w:proofErr w:type="spellStart"/>
+      <w:proofErr w:type="gramStart"/>
+      <w:r>
+        <w:rPr>
+          <w:lang w:val="en-US"/>
+        </w:rPr>
+        <w:t>resolution</w:t>
+      </w:r>
+      <w:proofErr w:type="gramEnd"/>
+      <w:r>
+        <w:rPr>
+          <w:lang w:val="en-US"/>
+        </w:rPr>
+        <w:t>_mode</w:t>
+      </w:r>
+      <w:proofErr w:type="spellEnd"/>
+      <w:r>
+        <w:rPr>
+          <w:lang w:val="en-US"/>
+        </w:rPr>
+        <w:t>": "string",</w:t>
+      </w:r>
+    </w:p>
+    <w:p>
+      <w:pPr>
+        <w:pStyle w:val="Paragrafoelenco"/>
+        <w:rPr>
+          <w:lang w:val="en-US"/>
+        </w:rPr>
+      </w:pPr>
+      <w:r>
+        <w:rPr>
+          <w:lang w:val="en-US"/>
+        </w:rPr>
+        <w:t xml:space="preserve">  "</w:t>
+      </w:r>
+      <w:proofErr w:type="spellStart"/>
+      <w:proofErr w:type="gramStart"/>
+      <w:r>
+        <w:rPr>
+          <w:lang w:val="en-US"/>
+        </w:rPr>
+        <w:t>reasoning</w:t>
+      </w:r>
+      <w:proofErr w:type="gramEnd"/>
+      <w:r>
+        <w:rPr>
+          <w:lang w:val="en-US"/>
+        </w:rPr>
+        <w:t>_summary</w:t>
+      </w:r>
+      <w:proofErr w:type="spellEnd"/>
+      <w:r>
+        <w:rPr>
+          <w:lang w:val="en-US"/>
+        </w:rPr>
+        <w:t>": "string"</w:t>
+      </w:r>
+    </w:p>
+    <w:p>
+      <w:pPr>
+        <w:pStyle w:val="Paragrafoelenco"/>
+        <w:rPr>
+          <w:lang w:val="en-US"/>
+        </w:rPr>
+      </w:pPr>
+      <w:r>
+        <w:rPr>
+          <w:lang w:val="en-US"/>
+        </w:rPr>
+        <w:t>}</w:t>
+      </w:r>
+    </w:p>
+    <w:p>
+      <w:pPr>
+        <w:pStyle w:val="Paragrafoelenco"/>
+        <w:rPr>
+          <w:lang w:val="en-US"/>
+        </w:rPr>
+      </w:pPr>
+    </w:p>
+    <w:p>
+      <w:pPr>
+        <w:pStyle w:val="Paragrafoelenco"/>
+        <w:rPr>
+          <w:lang w:val="en-US"/>
+        </w:rPr>
+      </w:pPr>
+      <w:proofErr w:type="spellStart"/>
+      <w:r>
+        <w:rPr>
+          <w:lang w:val="en-US"/>
+        </w:rPr>
+        <w:t>Regole</w:t>
+      </w:r>
+      <w:proofErr w:type="spellEnd"/>
+      <w:r>
+        <w:rPr>
+          <w:lang w:val="en-US"/>
+        </w:rPr>
+        <w:t>:</w:t>
+      </w:r>
+    </w:p>
+    <w:p>
+      <w:pPr>
+        <w:pStyle w:val="Paragrafoelenco"/>
+        <w:rPr>
+          <w:lang w:val="en-US"/>
+        </w:rPr>
+      </w:pPr>
+      <w:r>
+        <w:rPr>
+          <w:lang w:val="en-US"/>
+        </w:rPr>
+        <w:t xml:space="preserve">- </w:t>
+      </w:r>
+      <w:proofErr w:type="spellStart"/>
+      <w:r>
+        <w:rPr>
+          <w:lang w:val="en-US"/>
+        </w:rPr>
+        <w:t>selected_titlekey</w:t>
+      </w:r>
+      <w:proofErr w:type="spellEnd"/>
+      <w:r>
+        <w:rPr>
+          <w:lang w:val="en-US"/>
+        </w:rPr>
+        <w:t xml:space="preserve"> e </w:t>
+      </w:r>
+      <w:proofErr w:type="spellStart"/>
+      <w:r>
+        <w:rPr>
+          <w:lang w:val="en-US"/>
+        </w:rPr>
+        <w:t>selected_raci_title</w:t>
+      </w:r>
+      <w:proofErr w:type="spellEnd"/>
+      <w:r>
+        <w:rPr>
+          <w:lang w:val="en-US"/>
+        </w:rPr>
+        <w:t xml:space="preserve"> </w:t>
+      </w:r>
+      <w:proofErr w:type="spellStart"/>
+      <w:r>
+        <w:rPr>
+          <w:lang w:val="en-US"/>
+        </w:rPr>
+        <w:t>devono</w:t>
+      </w:r>
+      <w:proofErr w:type="spellEnd"/>
+      <w:r>
+        <w:rPr>
+          <w:lang w:val="en-US"/>
+        </w:rPr>
+        <w:t xml:space="preserve"> </w:t>
+      </w:r>
+      <w:proofErr w:type="spellStart"/>
+      <w:r>
+        <w:rPr>
+          <w:lang w:val="en-US"/>
+        </w:rPr>
+        <w:t>essere</w:t>
+      </w:r>
+      <w:proofErr w:type="spellEnd"/>
+      <w:r>
+        <w:rPr>
+          <w:lang w:val="en-US"/>
+        </w:rPr>
+        <w:t xml:space="preserve"> null se </w:t>
+      </w:r>
+      <w:proofErr w:type="spellStart"/>
+      <w:r>
+        <w:rPr>
+          <w:lang w:val="en-US"/>
+        </w:rPr>
+        <w:t>decision_type</w:t>
+      </w:r>
+      <w:proofErr w:type="spellEnd"/>
+      <w:r>
+        <w:rPr>
+          <w:lang w:val="en-US"/>
+        </w:rPr>
+        <w:t xml:space="preserve"> è NO_MATCH o MANUAL_REVIEW</w:t>
+      </w:r>
+    </w:p>
+    <w:p>
+      <w:pPr>
+        <w:pStyle w:val="Paragrafoelenco"/>
+        <w:rPr>
+          <w:lang w:val="en-US"/>
+        </w:rPr>
+      </w:pPr>
+      <w:r>
+        <w:rPr>
+          <w:lang w:val="en-US"/>
+        </w:rPr>
+        <w:t xml:space="preserve">- confidence </w:t>
+      </w:r>
+      <w:proofErr w:type="spellStart"/>
+      <w:r>
+        <w:rPr>
+          <w:lang w:val="en-US"/>
+        </w:rPr>
+        <w:t>tra</w:t>
+      </w:r>
+      <w:proofErr w:type="spellEnd"/>
+      <w:r>
+        <w:rPr>
+          <w:lang w:val="en-US"/>
+        </w:rPr>
+        <w:t xml:space="preserve"> 0 e 1</w:t>
+      </w:r>
+    </w:p>
+    <w:p>
+      <w:pPr>
+        <w:pStyle w:val="Paragrafoelenco"/>
+      </w:pPr>
+      <w:r>
+        <w:t xml:space="preserve">- </w:t>
+      </w:r>
+      <w:proofErr w:type="spellStart"/>
+      <w:r>
+        <w:t>reasoning_summary</w:t>
+      </w:r>
+      <w:proofErr w:type="spellEnd"/>
+      <w:r>
+        <w:t xml:space="preserve"> breve e fattuale</w:t>
+      </w:r>
+    </w:p>
+    <w:p>
+      <w:pPr>
+        <w:pStyle w:val="Paragrafoelenco"/>
+      </w:pPr>
+      <w:r>
+        <w:t xml:space="preserve">- </w:t>
+      </w:r>
+      <w:proofErr w:type="spellStart"/>
+      <w:r>
+        <w:t>resolution_mode</w:t>
+      </w:r>
+      <w:proofErr w:type="spellEnd"/>
+      <w:r>
+        <w:t xml:space="preserve"> deve essere coerente con il conflitto risolto</w:t>
+      </w:r>
+    </w:p>
+    <w:p>
+      <w:pPr>
+        <w:pStyle w:val="Paragrafoelenco"/>
+      </w:pPr>
+    </w:p>
+    <w:p>
+      <w:pPr>
+        <w:pStyle w:val="Paragrafoelenco"/>
+      </w:pPr>
+      <w:r>
+        <w:t xml:space="preserve">Valori attesi di </w:t>
+      </w:r>
+      <w:proofErr w:type="spellStart"/>
+      <w:r>
+        <w:t>resolution_mode</w:t>
+      </w:r>
+      <w:proofErr w:type="spellEnd"/>
+      <w:r>
+        <w:t xml:space="preserve"> lato output Gemini:</w:t>
+      </w:r>
+    </w:p>
+    <w:p>
+      <w:pPr>
+        <w:pStyle w:val="Paragrafoelenco"/>
+        <w:rPr>
+          <w:lang w:val="en-US"/>
+        </w:rPr>
+      </w:pPr>
+      <w:r>
+        <w:rPr>
+          <w:lang w:val="en-US"/>
+        </w:rPr>
+        <w:t xml:space="preserve">- </w:t>
+      </w:r>
+      <w:proofErr w:type="spellStart"/>
+      <w:r>
+        <w:rPr>
+          <w:lang w:val="en-US"/>
+        </w:rPr>
+        <w:t>match_match_conflict_resolved</w:t>
+      </w:r>
+      <w:proofErr w:type="spellEnd"/>
+    </w:p>
+    <w:p>
+      <w:pPr>
+        <w:pStyle w:val="Paragrafoelenco"/>
+        <w:rPr>
+          <w:lang w:val="en-US"/>
+        </w:rPr>
+      </w:pPr>
+      <w:r>
+        <w:rPr>
+          <w:lang w:val="en-US"/>
+        </w:rPr>
+        <w:t xml:space="preserve">- </w:t>
+      </w:r>
+      <w:proofErr w:type="spellStart"/>
+      <w:r>
+        <w:rPr>
+          <w:lang w:val="en-US"/>
+        </w:rPr>
+        <w:t>match_no_match_conflict_resolved</w:t>
+      </w:r>
+      <w:proofErr w:type="spellEnd"/>
+    </w:p>
+    <w:p>
+      <w:pPr>
+        <w:pStyle w:val="Paragrafoelenco"/>
+      </w:pPr>
+      <w:r>
+        <w:t xml:space="preserve">- </w:t>
+      </w:r>
+      <w:proofErr w:type="spellStart"/>
+      <w:r>
+        <w:t>no_credible_candidate</w:t>
+      </w:r>
+      <w:proofErr w:type="spellEnd"/>
+    </w:p>
+    <w:p>
+      <w:pPr>
+        <w:pStyle w:val="Paragrafoelenco"/>
+      </w:pPr>
+      <w:r>
+        <w:t xml:space="preserve">- </w:t>
+      </w:r>
+      <w:proofErr w:type="spellStart"/>
+      <w:r>
+        <w:t>ambiguous_candidates</w:t>
+      </w:r>
+      <w:proofErr w:type="spellEnd"/>
+    </w:p>
+    <w:p>
+      <w:pPr>
+        <w:pStyle w:val="Paragrafoelenco"/>
+      </w:pPr>
+    </w:p>
+    <w:p>
+      <w:pPr>
+        <w:pStyle w:val="Paragrafoelenco"/>
+      </w:pPr>
+      <w:r>
+        <w:t>==================================================</w:t>
+      </w:r>
+    </w:p>
+    <w:p>
+      <w:pPr>
+        <w:pStyle w:val="Paragrafoelenco"/>
+      </w:pPr>
+      <w:r>
+        <w:t>INPUT ATTESO DAL JUDGE GEMINI</w:t>
+      </w:r>
+    </w:p>
+    <w:p>
+      <w:pPr>
+        <w:pStyle w:val="Paragrafoelenco"/>
+      </w:pPr>
+      <w:r>
+        <w:t>==================================================</w:t>
+      </w:r>
+    </w:p>
+    <w:p>
+      <w:pPr>
+        <w:pStyle w:val="Paragrafoelenco"/>
+      </w:pPr>
+    </w:p>
+    <w:p>
+      <w:pPr>
+        <w:pStyle w:val="Paragrafoelenco"/>
+      </w:pPr>
+      <w:r>
+        <w:t xml:space="preserve">Aggiorna il prompt builder del </w:t>
       </w:r>
       <w:proofErr w:type="spellStart"/>
       <w:r>
@@ -12840,124 +14217,971 @@
       </w:r>
       <w:proofErr w:type="spellEnd"/>
       <w:r>
-        <w:t xml:space="preserve"> deve chiarire:</w:t>
-      </w:r>
-    </w:p>
-    <w:p>
-      <w:pPr>
-        <w:pStyle w:val="Paragrafoelenco"/>
-      </w:pPr>
-      <w:r>
-        <w:t>- focus primario = top3 dei due agenti</w:t>
-      </w:r>
-    </w:p>
-    <w:p>
-      <w:pPr>
-        <w:pStyle w:val="Paragrafoelenco"/>
-      </w:pPr>
-      <w:r>
-        <w:t>- contesto completo di verifica = top50 candidati</w:t>
-      </w:r>
-    </w:p>
-    <w:p>
-      <w:pPr>
-        <w:pStyle w:val="Paragrafoelenco"/>
-      </w:pPr>
-      <w:r>
-        <w:t>- può scegliere solo tra i candidati del top50</w:t>
-      </w:r>
-    </w:p>
-    <w:p>
-      <w:pPr>
-        <w:pStyle w:val="Paragrafoelenco"/>
-      </w:pPr>
-      <w:r>
-        <w:t xml:space="preserve">- </w:t>
-      </w:r>
-      <w:proofErr w:type="spellStart"/>
-      <w:r>
-        <w:t>similarity</w:t>
-      </w:r>
-      <w:proofErr w:type="spellEnd"/>
-      <w:r>
-        <w:t xml:space="preserve"> è solo </w:t>
-      </w:r>
-      <w:proofErr w:type="spellStart"/>
-      <w:r>
-        <w:t>retrieval</w:t>
-      </w:r>
-      <w:proofErr w:type="spellEnd"/>
-      <w:r>
+        <w:t xml:space="preserve"> in modo che Gemini riceva queste sezioni:</w:t>
+      </w:r>
+    </w:p>
+    <w:p>
+      <w:pPr>
+        <w:pStyle w:val="Paragrafoelenco"/>
+      </w:pPr>
+    </w:p>
+    <w:p>
+      <w:pPr>
+        <w:pStyle w:val="Paragrafoelenco"/>
+      </w:pPr>
+      <w:r>
+        <w:t>1. HISTORICAL MDR RECORD</w:t>
+      </w:r>
+    </w:p>
+    <w:p>
+      <w:pPr>
+        <w:pStyle w:val="Paragrafoelenco"/>
+      </w:pPr>
+      <w:r>
+        <w:t xml:space="preserve">   - </w:t>
+      </w:r>
+      <w:proofErr w:type="spellStart"/>
+      <w:r>
+        <w:t>Document_title</w:t>
+      </w:r>
+      <w:proofErr w:type="spellEnd"/>
+    </w:p>
+    <w:p>
+      <w:pPr>
+        <w:pStyle w:val="Paragrafoelenco"/>
+      </w:pPr>
+      <w:r>
+        <w:t xml:space="preserve">   - </w:t>
+      </w:r>
+      <w:proofErr w:type="spellStart"/>
+      <w:r>
+        <w:t>Discipline_Normalized</w:t>
+      </w:r>
+      <w:proofErr w:type="spellEnd"/>
+    </w:p>
+    <w:p>
+      <w:pPr>
+        <w:pStyle w:val="Paragrafoelenco"/>
+      </w:pPr>
+      <w:r>
+        <w:t xml:space="preserve">   - </w:t>
+      </w:r>
+      <w:proofErr w:type="spellStart"/>
+      <w:r>
+        <w:t>Discipline_Status</w:t>
+      </w:r>
+      <w:proofErr w:type="spellEnd"/>
+    </w:p>
+    <w:p>
+      <w:pPr>
+        <w:pStyle w:val="Paragrafoelenco"/>
+      </w:pPr>
+      <w:r>
+        <w:t xml:space="preserve">   - Type_L1</w:t>
+      </w:r>
+    </w:p>
+    <w:p>
+      <w:pPr>
+        <w:pStyle w:val="Paragrafoelenco"/>
+        <w:rPr>
+          <w:lang w:val="en-US"/>
+        </w:rPr>
+      </w:pPr>
+      <w:r>
+        <w:t xml:space="preserve">   - Type_L1_Status</w:t>
+      </w:r>
+    </w:p>
+    <w:p>
+      <w:pPr>
+        <w:pStyle w:val="Paragrafoelenco"/>
+        <w:rPr>
+          <w:lang w:val="en-US"/>
+        </w:rPr>
+      </w:pPr>
+    </w:p>
+    <w:p>
+      <w:pPr>
+        <w:pStyle w:val="Paragrafoelenco"/>
+        <w:rPr>
+          <w:lang w:val="en-US"/>
+        </w:rPr>
+      </w:pPr>
+      <w:r>
+        <w:rPr>
+          <w:lang w:val="en-US"/>
+        </w:rPr>
+        <w:t>2. DISAGREEMENT TYPE</w:t>
+      </w:r>
+    </w:p>
+    <w:p>
+      <w:pPr>
+        <w:pStyle w:val="Paragrafoelenco"/>
+        <w:rPr>
+          <w:lang w:val="en-US"/>
+        </w:rPr>
+      </w:pPr>
+      <w:r>
+        <w:rPr>
+          <w:lang w:val="en-US"/>
+        </w:rPr>
+        <w:t xml:space="preserve">   - </w:t>
+      </w:r>
+      <w:proofErr w:type="spellStart"/>
+      <w:r>
+        <w:rPr>
+          <w:lang w:val="en-US"/>
+        </w:rPr>
+        <w:t>match_match_conflict</w:t>
+      </w:r>
+      <w:proofErr w:type="spellEnd"/>
+    </w:p>
+    <w:p>
+      <w:pPr>
+        <w:pStyle w:val="Paragrafoelenco"/>
+        <w:rPr>
+          <w:lang w:val="en-US"/>
+        </w:rPr>
+      </w:pPr>
+      <w:r>
+        <w:rPr>
+          <w:lang w:val="en-US"/>
+        </w:rPr>
+        <w:t xml:space="preserve">   - </w:t>
+      </w:r>
+      <w:proofErr w:type="spellStart"/>
+      <w:r>
+        <w:rPr>
+          <w:lang w:val="en-US"/>
+        </w:rPr>
+        <w:t>match_no_match_conflict</w:t>
+      </w:r>
+      <w:proofErr w:type="spellEnd"/>
+    </w:p>
+    <w:p>
+      <w:pPr>
+        <w:pStyle w:val="Paragrafoelenco"/>
+        <w:rPr>
+          <w:lang w:val="en-US"/>
+        </w:rPr>
+      </w:pPr>
+    </w:p>
+    <w:p>
+      <w:pPr>
+        <w:pStyle w:val="Paragrafoelenco"/>
+        <w:rPr>
+          <w:lang w:val="en-US"/>
+        </w:rPr>
+      </w:pPr>
+      <w:r>
+        <w:rPr>
+          <w:lang w:val="en-US"/>
+        </w:rPr>
+        <w:lastRenderedPageBreak/>
+        <w:t>3. AGENT DECISIONS</w:t>
+      </w:r>
+    </w:p>
+    <w:p>
+      <w:pPr>
+        <w:pStyle w:val="Paragrafoelenco"/>
+        <w:rPr>
+          <w:lang w:val="en-US"/>
+        </w:rPr>
+      </w:pPr>
+      <w:r>
+        <w:rPr>
+          <w:lang w:val="en-US"/>
+        </w:rPr>
+        <w:t xml:space="preserve">   - GPT decision</w:t>
+      </w:r>
+    </w:p>
+    <w:p>
+      <w:pPr>
+        <w:pStyle w:val="Paragrafoelenco"/>
+        <w:rPr>
+          <w:lang w:val="en-US"/>
+        </w:rPr>
+      </w:pPr>
+      <w:r>
+        <w:rPr>
+          <w:lang w:val="en-US"/>
+        </w:rPr>
+        <w:t xml:space="preserve">   - Claude decision</w:t>
+      </w:r>
+    </w:p>
+    <w:p>
+      <w:pPr>
+        <w:pStyle w:val="Paragrafoelenco"/>
+        <w:rPr>
+          <w:lang w:val="en-US"/>
+        </w:rPr>
+      </w:pPr>
+    </w:p>
+    <w:p>
+      <w:pPr>
+        <w:pStyle w:val="Paragrafoelenco"/>
+        <w:rPr>
+          <w:lang w:val="en-US"/>
+        </w:rPr>
+      </w:pPr>
+      <w:r>
+        <w:rPr>
+          <w:lang w:val="en-US"/>
+        </w:rPr>
+        <w:t>4. AGENT TOP CANDIDATES</w:t>
+      </w:r>
+    </w:p>
+    <w:p>
+      <w:pPr>
+        <w:pStyle w:val="Paragrafoelenco"/>
+        <w:rPr>
+          <w:lang w:val="en-US"/>
+        </w:rPr>
+      </w:pPr>
+      <w:r>
+        <w:rPr>
+          <w:lang w:val="en-US"/>
+        </w:rPr>
+        <w:t xml:space="preserve">   - top3 GPT</w:t>
+      </w:r>
+    </w:p>
+    <w:p>
+      <w:pPr>
+        <w:pStyle w:val="Paragrafoelenco"/>
+      </w:pPr>
+      <w:r>
+        <w:rPr>
+          <w:lang w:val="en-US"/>
+        </w:rPr>
+        <w:t xml:space="preserve">   </w:t>
+      </w:r>
+      <w:r>
+        <w:t>- top3 Claude</w:t>
+      </w:r>
+    </w:p>
+    <w:p>
+      <w:pPr>
+        <w:pStyle w:val="Paragrafoelenco"/>
+      </w:pPr>
+    </w:p>
+    <w:p>
+      <w:pPr>
+        <w:pStyle w:val="Paragrafoelenco"/>
+      </w:pPr>
+      <w:r>
+        <w:t>5. FULL TOP50 CANDIDATES</w:t>
+      </w:r>
+    </w:p>
+    <w:p>
+      <w:pPr>
+        <w:pStyle w:val="Paragrafoelenco"/>
+      </w:pPr>
+      <w:r>
+        <w:t xml:space="preserve">   - lista completa dei 50 candidati</w:t>
+      </w:r>
+    </w:p>
+    <w:p>
+      <w:pPr>
+        <w:pStyle w:val="Paragrafoelenco"/>
+      </w:pPr>
+    </w:p>
+    <w:p>
+      <w:pPr>
+        <w:pStyle w:val="Paragrafoelenco"/>
+      </w:pPr>
+      <w:r>
+        <w:t>Il prompt deve rendere esplicito che:</w:t>
+      </w:r>
+    </w:p>
+    <w:p>
+      <w:pPr>
+        <w:pStyle w:val="Paragrafoelenco"/>
+      </w:pPr>
+      <w:r>
+        <w:t>- i top3 agenti sono il focus principale</w:t>
+      </w:r>
+    </w:p>
+    <w:p>
+      <w:pPr>
+        <w:pStyle w:val="Paragrafoelenco"/>
+      </w:pPr>
+      <w:r>
+        <w:t>- i top50 servono per verificare se esiste un candidato migliore sfuggito ai due agenti</w:t>
+      </w:r>
+    </w:p>
+    <w:p>
+      <w:pPr>
+        <w:pStyle w:val="Paragrafoelenco"/>
+      </w:pPr>
+    </w:p>
+    <w:p>
+      <w:pPr>
+        <w:pStyle w:val="Paragrafoelenco"/>
+      </w:pPr>
+      <w:r>
+        <w:t>==================================================</w:t>
+      </w:r>
+    </w:p>
+    <w:p>
+      <w:pPr>
+        <w:pStyle w:val="Paragrafoelenco"/>
+      </w:pPr>
+      <w:r>
+        <w:t>RICHIESTE SUL REFACTOR</w:t>
+      </w:r>
+    </w:p>
+    <w:p>
+      <w:pPr>
+        <w:pStyle w:val="Paragrafoelenco"/>
+      </w:pPr>
+      <w:r>
+        <w:t>==================================================</w:t>
+      </w:r>
+    </w:p>
+    <w:p>
+      <w:pPr>
+        <w:pStyle w:val="Paragrafoelenco"/>
+      </w:pPr>
+    </w:p>
+    <w:p>
+      <w:pPr>
+        <w:pStyle w:val="Paragrafoelenco"/>
+      </w:pPr>
+      <w:r>
+        <w:t>Voglio che tu:</w:t>
+      </w:r>
+    </w:p>
+    <w:p>
+      <w:pPr>
+        <w:pStyle w:val="Paragrafoelenco"/>
+      </w:pPr>
+    </w:p>
+    <w:p>
+      <w:pPr>
+        <w:pStyle w:val="Paragrafoelenco"/>
+      </w:pPr>
+      <w:r>
+        <w:t>1. individui i file che definiscono:</w:t>
+      </w:r>
+    </w:p>
+    <w:p>
+      <w:pPr>
+        <w:pStyle w:val="Paragrafoelenco"/>
+        <w:rPr>
+          <w:lang w:val="en-US"/>
+        </w:rPr>
+      </w:pPr>
+      <w:r>
+        <w:t xml:space="preserve">   </w:t>
+      </w:r>
+      <w:r>
+        <w:rPr>
+          <w:lang w:val="en-US"/>
+        </w:rPr>
+        <w:t>- system prompt GPT</w:t>
+      </w:r>
+    </w:p>
+    <w:p>
+      <w:pPr>
+        <w:pStyle w:val="Paragrafoelenco"/>
+        <w:rPr>
+          <w:lang w:val="en-US"/>
+        </w:rPr>
+      </w:pPr>
+      <w:r>
+        <w:rPr>
+          <w:lang w:val="en-US"/>
+        </w:rPr>
+        <w:t xml:space="preserve">   - system prompt Claude</w:t>
+      </w:r>
+    </w:p>
+    <w:p>
+      <w:pPr>
+        <w:pStyle w:val="Paragrafoelenco"/>
+      </w:pPr>
+      <w:r>
+        <w:rPr>
+          <w:lang w:val="en-US"/>
+        </w:rPr>
+        <w:t xml:space="preserve">   </w:t>
+      </w:r>
+      <w:r>
+        <w:t>- system prompt Gemini</w:t>
+      </w:r>
+    </w:p>
+    <w:p>
+      <w:pPr>
+        <w:pStyle w:val="Paragrafoelenco"/>
+      </w:pPr>
+      <w:r>
+        <w:t xml:space="preserve">   - </w:t>
+      </w:r>
+      <w:proofErr w:type="spellStart"/>
+      <w:r>
+        <w:t>build_user_</w:t>
+      </w:r>
+      <w:proofErr w:type="gramStart"/>
+      <w:r>
+        <w:t>prompt</w:t>
+      </w:r>
+      <w:proofErr w:type="spellEnd"/>
+      <w:r>
+        <w:t>(</w:t>
+      </w:r>
+      <w:proofErr w:type="gramEnd"/>
+      <w:r>
+        <w:t>) dei tre agenti</w:t>
+      </w:r>
+    </w:p>
+    <w:p>
+      <w:pPr>
+        <w:pStyle w:val="Paragrafoelenco"/>
+      </w:pPr>
+      <w:r>
+        <w:t xml:space="preserve">   - parser / </w:t>
+      </w:r>
+      <w:proofErr w:type="spellStart"/>
+      <w:r>
+        <w:t>validator</w:t>
+      </w:r>
+      <w:proofErr w:type="spellEnd"/>
+      <w:r>
+        <w:t xml:space="preserve"> degli output JSON</w:t>
+      </w:r>
+    </w:p>
+    <w:p>
+      <w:pPr>
+        <w:pStyle w:val="Paragrafoelenco"/>
+      </w:pPr>
+      <w:r>
+        <w:t xml:space="preserve">   - eventuali modelli </w:t>
+      </w:r>
+      <w:proofErr w:type="spellStart"/>
+      <w:r>
+        <w:t>typed</w:t>
+      </w:r>
+      <w:proofErr w:type="spellEnd"/>
+      <w:r>
+        <w:t xml:space="preserve"> / </w:t>
+      </w:r>
+      <w:proofErr w:type="spellStart"/>
+      <w:r>
+        <w:t>dataclass</w:t>
+      </w:r>
+      <w:proofErr w:type="spellEnd"/>
+      <w:r>
+        <w:t xml:space="preserve"> / </w:t>
+      </w:r>
+      <w:proofErr w:type="spellStart"/>
+      <w:r>
+        <w:t>pydantic</w:t>
+      </w:r>
+      <w:proofErr w:type="spellEnd"/>
+    </w:p>
+    <w:p>
+      <w:pPr>
+        <w:pStyle w:val="Paragrafoelenco"/>
+      </w:pPr>
+    </w:p>
+    <w:p>
+      <w:pPr>
+        <w:pStyle w:val="Paragrafoelenco"/>
+      </w:pPr>
+      <w:r>
+        <w:t>2. aggiorni i prompt senza cambiare altre parti fuori scope</w:t>
+      </w:r>
+    </w:p>
+    <w:p>
+      <w:pPr>
+        <w:pStyle w:val="Paragrafoelenco"/>
+      </w:pPr>
+    </w:p>
+    <w:p>
+      <w:pPr>
+        <w:pStyle w:val="Paragrafoelenco"/>
+      </w:pPr>
+      <w:r>
+        <w:t>3. aggiorni i modelli dati in modo che supportino:</w:t>
+      </w:r>
+    </w:p>
+    <w:p>
+      <w:pPr>
+        <w:pStyle w:val="Paragrafoelenco"/>
+      </w:pPr>
+      <w:r>
+        <w:t xml:space="preserve">   - </w:t>
+      </w:r>
+      <w:proofErr w:type="spellStart"/>
+      <w:r>
+        <w:t>top_candidates</w:t>
+      </w:r>
+      <w:proofErr w:type="spellEnd"/>
+      <w:r>
+        <w:t xml:space="preserve"> per GPT e Claude</w:t>
+      </w:r>
+    </w:p>
+    <w:p>
+      <w:pPr>
+        <w:pStyle w:val="Paragrafoelenco"/>
+      </w:pPr>
+      <w:r>
+        <w:t xml:space="preserve">   - </w:t>
+      </w:r>
+      <w:proofErr w:type="spellStart"/>
+      <w:r>
+        <w:t>resolution_mode</w:t>
+      </w:r>
+      <w:proofErr w:type="spellEnd"/>
+      <w:r>
+        <w:t xml:space="preserve"> per Gemini</w:t>
+      </w:r>
+    </w:p>
+    <w:p>
+      <w:pPr>
+        <w:pStyle w:val="Paragrafoelenco"/>
+      </w:pPr>
+    </w:p>
+    <w:p>
+      <w:pPr>
+        <w:pStyle w:val="Paragrafoelenco"/>
+      </w:pPr>
+      <w:r>
+        <w:t xml:space="preserve">4. aggiorni eventuali parser JSON o </w:t>
+      </w:r>
+      <w:proofErr w:type="spellStart"/>
+      <w:r>
+        <w:t>validator</w:t>
+      </w:r>
+      <w:proofErr w:type="spellEnd"/>
+    </w:p>
+    <w:p>
+      <w:pPr>
+        <w:pStyle w:val="Paragrafoelenco"/>
+      </w:pPr>
+    </w:p>
+    <w:p>
+      <w:pPr>
+        <w:pStyle w:val="Paragrafoelenco"/>
+      </w:pPr>
+      <w:r>
+        <w:t>5. aggiorni eventuali test esistenti</w:t>
+      </w:r>
+    </w:p>
+    <w:p>
+      <w:pPr>
+        <w:pStyle w:val="Paragrafoelenco"/>
+      </w:pPr>
+    </w:p>
+    <w:p>
+      <w:pPr>
+        <w:pStyle w:val="Paragrafoelenco"/>
+      </w:pPr>
+      <w:r>
+        <w:t>==================================================</w:t>
+      </w:r>
+    </w:p>
+    <w:p>
+      <w:pPr>
+        <w:pStyle w:val="Paragrafoelenco"/>
+      </w:pPr>
+      <w:r>
+        <w:t>RICHIESTE IMPORTANTI</w:t>
+      </w:r>
+    </w:p>
+    <w:p>
+      <w:pPr>
+        <w:pStyle w:val="Paragrafoelenco"/>
+      </w:pPr>
+      <w:r>
+        <w:t>==================================================</w:t>
+      </w:r>
+    </w:p>
+    <w:p>
+      <w:pPr>
+        <w:pStyle w:val="Paragrafoelenco"/>
+      </w:pPr>
+    </w:p>
+    <w:p>
+      <w:pPr>
+        <w:pStyle w:val="Paragrafoelenco"/>
+      </w:pPr>
+      <w:r>
+        <w:t xml:space="preserve">- non cambiare la logica DB o lo script </w:t>
+      </w:r>
+      <w:proofErr w:type="spellStart"/>
+      <w:r>
+        <w:t>judge</w:t>
+      </w:r>
+      <w:proofErr w:type="spellEnd"/>
+      <w:r>
+        <w:t xml:space="preserve"> qui, salvo il minimo necessario per supportare i nuovi schema output</w:t>
+      </w:r>
+    </w:p>
+    <w:p>
+      <w:pPr>
+        <w:pStyle w:val="Paragrafoelenco"/>
+      </w:pPr>
+      <w:r>
+        <w:t>- non introdurre campi non richiesti</w:t>
+      </w:r>
+    </w:p>
+    <w:p>
+      <w:pPr>
+        <w:pStyle w:val="Paragrafoelenco"/>
+      </w:pPr>
+      <w:r>
+        <w:t>- non cambiare nomi di file o funzioni inutilmente</w:t>
+      </w:r>
+    </w:p>
+    <w:p>
+      <w:pPr>
+        <w:pStyle w:val="Paragrafoelenco"/>
+      </w:pPr>
+      <w:r>
+        <w:t>- mantieni il codice coerente con l’architettura attuale</w:t>
+      </w:r>
+    </w:p>
+    <w:p>
+      <w:pPr>
+        <w:pStyle w:val="Paragrafoelenco"/>
+      </w:pPr>
+      <w:r>
+        <w:t xml:space="preserve">- se esistono output schema </w:t>
+      </w:r>
+      <w:proofErr w:type="spellStart"/>
+      <w:r>
+        <w:t>hardcoded</w:t>
+      </w:r>
+      <w:proofErr w:type="spellEnd"/>
+      <w:r>
+        <w:t>, aggiornali</w:t>
+      </w:r>
+    </w:p>
+    <w:p>
+      <w:pPr>
+        <w:pStyle w:val="Paragrafoelenco"/>
+      </w:pPr>
+      <w:r>
+        <w:lastRenderedPageBreak/>
+        <w:t>- se ci sono prompt duplicati o molto simili tra GPT e Claude, riusa il più possibile senza rompere il codice</w:t>
+      </w:r>
+    </w:p>
+    <w:p>
+      <w:pPr>
+        <w:pStyle w:val="Paragrafoelenco"/>
+      </w:pPr>
+      <w:r>
+        <w:t xml:space="preserve">- se serve, estrai </w:t>
+      </w:r>
+      <w:proofErr w:type="spellStart"/>
+      <w:r>
+        <w:t>helper</w:t>
+      </w:r>
+      <w:proofErr w:type="spellEnd"/>
+      <w:r>
+        <w:t xml:space="preserve"> comuni per il rendering di </w:t>
+      </w:r>
+      <w:proofErr w:type="spellStart"/>
+      <w:r>
+        <w:t>top_candidates</w:t>
+      </w:r>
+      <w:proofErr w:type="spellEnd"/>
+    </w:p>
+    <w:p>
+      <w:pPr>
+        <w:pStyle w:val="Paragrafoelenco"/>
+      </w:pPr>
+    </w:p>
+    <w:p>
+      <w:pPr>
+        <w:pStyle w:val="Paragrafoelenco"/>
+      </w:pPr>
+      <w:r>
+        <w:t>==================================================</w:t>
+      </w:r>
+    </w:p>
+    <w:p>
+      <w:pPr>
+        <w:pStyle w:val="Paragrafoelenco"/>
+      </w:pPr>
+      <w:r>
+        <w:t>CASI DI TEST DA COPRIRE</w:t>
+      </w:r>
+    </w:p>
+    <w:p>
+      <w:pPr>
+        <w:pStyle w:val="Paragrafoelenco"/>
+      </w:pPr>
+      <w:r>
+        <w:t>==================================================</w:t>
+      </w:r>
+    </w:p>
+    <w:p>
+      <w:pPr>
+        <w:pStyle w:val="Paragrafoelenco"/>
+      </w:pPr>
+    </w:p>
+    <w:p>
+      <w:pPr>
+        <w:pStyle w:val="Paragrafoelenco"/>
+      </w:pPr>
+      <w:r>
+        <w:t>Voglio almeno questi casi:</w:t>
+      </w:r>
+    </w:p>
+    <w:p>
+      <w:pPr>
+        <w:pStyle w:val="Paragrafoelenco"/>
+      </w:pPr>
+    </w:p>
+    <w:p>
+      <w:pPr>
+        <w:pStyle w:val="Paragrafoelenco"/>
+      </w:pPr>
+      <w:r>
+        <w:t>AGENT GPT/CLAUDE</w:t>
+      </w:r>
+    </w:p>
+    <w:p>
+      <w:pPr>
+        <w:pStyle w:val="Paragrafoelenco"/>
+        <w:rPr>
+          <w:lang w:val="en-US"/>
+        </w:rPr>
+      </w:pPr>
+      <w:r>
+        <w:rPr>
+          <w:lang w:val="en-US"/>
+        </w:rPr>
+        <w:t xml:space="preserve">1. MATCH con </w:t>
+      </w:r>
+      <w:proofErr w:type="spellStart"/>
+      <w:r>
+        <w:rPr>
+          <w:lang w:val="en-US"/>
+        </w:rPr>
+        <w:t>top_</w:t>
+      </w:r>
+      <w:proofErr w:type="gramStart"/>
+      <w:r>
+        <w:rPr>
+          <w:lang w:val="en-US"/>
+        </w:rPr>
+        <w:t>candidates</w:t>
+      </w:r>
+      <w:proofErr w:type="spellEnd"/>
+      <w:r>
+        <w:rPr>
+          <w:lang w:val="en-US"/>
+        </w:rPr>
+        <w:t>[</w:t>
+      </w:r>
+      <w:proofErr w:type="gramEnd"/>
+      <w:r>
+        <w:rPr>
+          <w:lang w:val="en-US"/>
+        </w:rPr>
+        <w:t xml:space="preserve">0] </w:t>
+      </w:r>
+      <w:proofErr w:type="spellStart"/>
+      <w:r>
+        <w:rPr>
+          <w:lang w:val="en-US"/>
+        </w:rPr>
+        <w:t>uguale</w:t>
+      </w:r>
+      <w:proofErr w:type="spellEnd"/>
+      <w:r>
+        <w:rPr>
+          <w:lang w:val="en-US"/>
+        </w:rPr>
+        <w:t xml:space="preserve"> a </w:t>
+      </w:r>
+      <w:proofErr w:type="spellStart"/>
+      <w:r>
+        <w:rPr>
+          <w:lang w:val="en-US"/>
+        </w:rPr>
+        <w:t>selected_titlekey</w:t>
+      </w:r>
+      <w:proofErr w:type="spellEnd"/>
+    </w:p>
+    <w:p>
+      <w:pPr>
+        <w:pStyle w:val="Paragrafoelenco"/>
+        <w:rPr>
+          <w:lang w:val="en-US"/>
+        </w:rPr>
+      </w:pPr>
+      <w:r>
+        <w:rPr>
+          <w:lang w:val="en-US"/>
+        </w:rPr>
+        <w:t xml:space="preserve">2. NO_MATCH con </w:t>
+      </w:r>
+      <w:proofErr w:type="spellStart"/>
+      <w:r>
+        <w:rPr>
+          <w:lang w:val="en-US"/>
+        </w:rPr>
+        <w:t>top_candidates</w:t>
+      </w:r>
+      <w:proofErr w:type="spellEnd"/>
+      <w:r>
+        <w:rPr>
+          <w:lang w:val="en-US"/>
+        </w:rPr>
         <w:t xml:space="preserve"> </w:t>
       </w:r>
       <w:proofErr w:type="spellStart"/>
       <w:r>
-        <w:t>evidence</w:t>
-      </w:r>
-      <w:proofErr w:type="spellEnd"/>
-    </w:p>
-    <w:p>
-      <w:pPr>
-        <w:pStyle w:val="Paragrafoelenco"/>
-      </w:pPr>
-      <w:r>
-        <w:t>- metadata e semantica contano più del lessico puro</w:t>
-      </w:r>
-    </w:p>
-    <w:p>
-      <w:pPr>
-        <w:pStyle w:val="Paragrafoelenco"/>
-        <w:rPr>
-          <w:lang w:val="en-US"/>
-        </w:rPr>
-      </w:pPr>
-      <w:r>
-        <w:rPr>
-          <w:lang w:val="en-US"/>
-        </w:rPr>
-        <w:t>- può restituire:</w:t>
-      </w:r>
-    </w:p>
-    <w:p>
-      <w:pPr>
-        <w:pStyle w:val="Paragrafoelenco"/>
-        <w:rPr>
-          <w:lang w:val="en-US"/>
-        </w:rPr>
-      </w:pPr>
-      <w:r>
-        <w:rPr>
-          <w:lang w:val="en-US"/>
-        </w:rPr>
-        <w:t xml:space="preserve">  - MATCH</w:t>
-      </w:r>
-    </w:p>
-    <w:p>
-      <w:pPr>
-        <w:pStyle w:val="Paragrafoelenco"/>
-        <w:rPr>
-          <w:lang w:val="en-US"/>
-        </w:rPr>
-      </w:pPr>
-      <w:r>
-        <w:rPr>
-          <w:lang w:val="en-US"/>
-        </w:rPr>
-        <w:t xml:space="preserve">  - NO_MATCH</w:t>
-      </w:r>
-    </w:p>
-    <w:p>
-      <w:pPr>
-        <w:pStyle w:val="Paragrafoelenco"/>
-        <w:rPr>
-          <w:lang w:val="en-US"/>
-        </w:rPr>
-      </w:pPr>
-      <w:r>
-        <w:rPr>
-          <w:lang w:val="en-US"/>
-        </w:rPr>
-        <w:t xml:space="preserve">  - MANUAL_REVIEW</w:t>
+        <w:rPr>
+          <w:lang w:val="en-US"/>
+        </w:rPr>
+        <w:t>vuoto</w:t>
+      </w:r>
+      <w:proofErr w:type="spellEnd"/>
+    </w:p>
+    <w:p>
+      <w:pPr>
+        <w:pStyle w:val="Paragrafoelenco"/>
+      </w:pPr>
+      <w:r>
+        <w:t xml:space="preserve">3. NO_MATCH con </w:t>
+      </w:r>
+      <w:proofErr w:type="spellStart"/>
+      <w:r>
+        <w:t>top_candidates</w:t>
+      </w:r>
+      <w:proofErr w:type="spellEnd"/>
+      <w:r>
+        <w:t xml:space="preserve"> presenti ma insufficienti</w:t>
+      </w:r>
+    </w:p>
+    <w:p>
+      <w:pPr>
+        <w:pStyle w:val="Paragrafoelenco"/>
+      </w:pPr>
+      <w:r>
+        <w:t xml:space="preserve">4. </w:t>
+      </w:r>
+      <w:proofErr w:type="spellStart"/>
+      <w:r>
+        <w:t>invalid</w:t>
+      </w:r>
+      <w:proofErr w:type="spellEnd"/>
+      <w:r>
+        <w:t xml:space="preserve"> output se </w:t>
+      </w:r>
+      <w:proofErr w:type="spellStart"/>
+      <w:r>
+        <w:t>rank</w:t>
+      </w:r>
+      <w:proofErr w:type="spellEnd"/>
+      <w:r>
+        <w:t xml:space="preserve"> non parte da 1 o se ci sono duplicati</w:t>
+      </w:r>
+    </w:p>
+    <w:p>
+      <w:pPr>
+        <w:pStyle w:val="Paragrafoelenco"/>
+      </w:pPr>
+    </w:p>
+    <w:p>
+      <w:pPr>
+        <w:pStyle w:val="Paragrafoelenco"/>
+        <w:rPr>
+          <w:lang w:val="en-US"/>
+        </w:rPr>
+      </w:pPr>
+      <w:r>
+        <w:rPr>
+          <w:lang w:val="en-US"/>
+        </w:rPr>
+        <w:t>JUDGE GEMINI</w:t>
+      </w:r>
+    </w:p>
+    <w:p>
+      <w:pPr>
+        <w:pStyle w:val="Paragrafoelenco"/>
+        <w:rPr>
+          <w:lang w:val="en-US"/>
+        </w:rPr>
+      </w:pPr>
+      <w:r>
+        <w:rPr>
+          <w:lang w:val="en-US"/>
+        </w:rPr>
+        <w:t>5. conflict MATCH vs MATCH</w:t>
+      </w:r>
+    </w:p>
+    <w:p>
+      <w:pPr>
+        <w:pStyle w:val="Paragrafoelenco"/>
+        <w:rPr>
+          <w:lang w:val="en-US"/>
+        </w:rPr>
+      </w:pPr>
+      <w:r>
+        <w:rPr>
+          <w:lang w:val="en-US"/>
+        </w:rPr>
+        <w:t>6. conflict MATCH vs NO_MATCH</w:t>
+      </w:r>
+    </w:p>
+    <w:p>
+      <w:pPr>
+        <w:pStyle w:val="Paragrafoelenco"/>
+        <w:rPr>
+          <w:lang w:val="en-US"/>
+        </w:rPr>
+      </w:pPr>
+      <w:r>
+        <w:rPr>
+          <w:lang w:val="en-US"/>
+        </w:rPr>
+        <w:t xml:space="preserve">7. valid output NO_MATCH con </w:t>
+      </w:r>
+      <w:proofErr w:type="spellStart"/>
+      <w:r>
+        <w:rPr>
+          <w:lang w:val="en-US"/>
+        </w:rPr>
+        <w:t>selected_titlekey</w:t>
+      </w:r>
+      <w:proofErr w:type="spellEnd"/>
+      <w:r>
+        <w:rPr>
+          <w:lang w:val="en-US"/>
+        </w:rPr>
+        <w:t xml:space="preserve"> = null</w:t>
+      </w:r>
+    </w:p>
+    <w:p>
+      <w:pPr>
+        <w:pStyle w:val="Paragrafoelenco"/>
+        <w:rPr>
+          <w:lang w:val="en-US"/>
+        </w:rPr>
+      </w:pPr>
+      <w:r>
+        <w:rPr>
+          <w:lang w:val="en-US"/>
+        </w:rPr>
+        <w:t xml:space="preserve">8. valid output MANUAL_REVIEW con </w:t>
+      </w:r>
+      <w:proofErr w:type="spellStart"/>
+      <w:r>
+        <w:rPr>
+          <w:lang w:val="en-US"/>
+        </w:rPr>
+        <w:t>selected_titlekey</w:t>
+      </w:r>
+      <w:proofErr w:type="spellEnd"/>
+      <w:r>
+        <w:rPr>
+          <w:lang w:val="en-US"/>
+        </w:rPr>
+        <w:t xml:space="preserve"> = null</w:t>
       </w:r>
     </w:p>
     <w:p>
@@ -12981,7 +15205,7 @@
         <w:pStyle w:val="Paragrafoelenco"/>
       </w:pPr>
       <w:r>
-        <w:t>NUOVO OUTPUT JSON RICHIESTO PER GEMINI</w:t>
+        <w:t>OUTPUT ATTESO DA TE</w:t>
       </w:r>
     </w:p>
     <w:p>
@@ -13002,344 +15226,71 @@
         <w:pStyle w:val="Paragrafoelenco"/>
       </w:pPr>
       <w:r>
-        <w:t>Il formato target deve essere questo:</w:t>
-      </w:r>
-    </w:p>
-    <w:p>
-      <w:pPr>
-        <w:pStyle w:val="Paragrafoelenco"/>
-      </w:pPr>
-    </w:p>
-    <w:p>
-      <w:pPr>
-        <w:pStyle w:val="Paragrafoelenco"/>
-        <w:rPr>
-          <w:lang w:val="en-US"/>
-        </w:rPr>
-      </w:pPr>
-      <w:r>
-        <w:rPr>
-          <w:lang w:val="en-US"/>
-        </w:rPr>
-        <w:t>{</w:t>
-      </w:r>
-    </w:p>
-    <w:p>
-      <w:pPr>
-        <w:pStyle w:val="Paragrafoelenco"/>
-        <w:rPr>
-          <w:lang w:val="en-US"/>
-        </w:rPr>
-      </w:pPr>
-      <w:r>
-        <w:rPr>
-          <w:lang w:val="en-US"/>
-        </w:rPr>
-        <w:t xml:space="preserve">  "decision_type": "MATCH | NO_MATCH | MANUAL_REVIEW",</w:t>
-      </w:r>
-    </w:p>
-    <w:p>
-      <w:pPr>
-        <w:pStyle w:val="Paragrafoelenco"/>
-        <w:rPr>
-          <w:lang w:val="en-US"/>
-        </w:rPr>
-      </w:pPr>
-      <w:r>
-        <w:rPr>
-          <w:lang w:val="en-US"/>
-        </w:rPr>
-        <w:t xml:space="preserve">  "selected_titlekey": "string|null",</w:t>
-      </w:r>
-    </w:p>
-    <w:p>
-      <w:pPr>
-        <w:pStyle w:val="Paragrafoelenco"/>
-        <w:rPr>
-          <w:lang w:val="en-US"/>
-        </w:rPr>
-      </w:pPr>
-      <w:r>
-        <w:rPr>
-          <w:lang w:val="en-US"/>
-        </w:rPr>
-        <w:t xml:space="preserve">  "selected_raci_title": "string|null",</w:t>
-      </w:r>
-    </w:p>
-    <w:p>
-      <w:pPr>
-        <w:pStyle w:val="Paragrafoelenco"/>
-        <w:rPr>
-          <w:lang w:val="en-US"/>
-        </w:rPr>
-      </w:pPr>
-      <w:r>
-        <w:rPr>
-          <w:lang w:val="en-US"/>
-        </w:rPr>
-        <w:t xml:space="preserve">  "confidence": 0.0,</w:t>
-      </w:r>
-    </w:p>
-    <w:p>
-      <w:pPr>
-        <w:pStyle w:val="Paragrafoelenco"/>
-        <w:rPr>
-          <w:lang w:val="en-US"/>
-        </w:rPr>
-      </w:pPr>
-      <w:r>
-        <w:rPr>
-          <w:lang w:val="en-US"/>
-        </w:rPr>
-        <w:t xml:space="preserve">  "resolution_mode": "string",</w:t>
-      </w:r>
-    </w:p>
-    <w:p>
-      <w:pPr>
-        <w:pStyle w:val="Paragrafoelenco"/>
-        <w:rPr>
-          <w:lang w:val="en-US"/>
-        </w:rPr>
-      </w:pPr>
-      <w:r>
-        <w:rPr>
-          <w:lang w:val="en-US"/>
-        </w:rPr>
-        <w:t xml:space="preserve">  "reasoning_summary": "string"</w:t>
-      </w:r>
-    </w:p>
-    <w:p>
-      <w:pPr>
-        <w:pStyle w:val="Paragrafoelenco"/>
-        <w:rPr>
-          <w:lang w:val="en-US"/>
-        </w:rPr>
-      </w:pPr>
-      <w:r>
-        <w:rPr>
-          <w:lang w:val="en-US"/>
-        </w:rPr>
-        <w:t>}</w:t>
-      </w:r>
-    </w:p>
-    <w:p>
-      <w:pPr>
-        <w:pStyle w:val="Paragrafoelenco"/>
-        <w:rPr>
-          <w:lang w:val="en-US"/>
-        </w:rPr>
-      </w:pPr>
-    </w:p>
-    <w:p>
-      <w:pPr>
-        <w:pStyle w:val="Paragrafoelenco"/>
-        <w:rPr>
-          <w:lang w:val="en-US"/>
-        </w:rPr>
-      </w:pPr>
-      <w:r>
-        <w:rPr>
-          <w:lang w:val="en-US"/>
-        </w:rPr>
-        <w:t>Regole:</w:t>
-      </w:r>
-    </w:p>
-    <w:p>
-      <w:pPr>
-        <w:pStyle w:val="Paragrafoelenco"/>
-        <w:rPr>
-          <w:lang w:val="en-US"/>
-        </w:rPr>
-      </w:pPr>
-      <w:r>
-        <w:rPr>
-          <w:lang w:val="en-US"/>
-        </w:rPr>
-        <w:t>- selected_titlekey e selected_raci_title devono essere null se decision_type è NO_MATCH o MANUAL_REVIEW</w:t>
-      </w:r>
-    </w:p>
-    <w:p>
-      <w:pPr>
-        <w:pStyle w:val="Paragrafoelenco"/>
-        <w:rPr>
-          <w:lang w:val="en-US"/>
-        </w:rPr>
-      </w:pPr>
-      <w:r>
-        <w:rPr>
-          <w:lang w:val="en-US"/>
-        </w:rPr>
-        <w:t>- confidence tra 0 e 1</w:t>
-      </w:r>
-    </w:p>
-    <w:p>
-      <w:pPr>
-        <w:pStyle w:val="Paragrafoelenco"/>
-      </w:pPr>
-      <w:r>
-        <w:t xml:space="preserve">- </w:t>
-      </w:r>
-      <w:proofErr w:type="spellStart"/>
-      <w:r>
-        <w:t>reasoning_summary</w:t>
-      </w:r>
-      <w:proofErr w:type="spellEnd"/>
-      <w:r>
-        <w:t xml:space="preserve"> breve e fattuale</w:t>
-      </w:r>
-    </w:p>
-    <w:p>
-      <w:pPr>
-        <w:pStyle w:val="Paragrafoelenco"/>
-      </w:pPr>
-      <w:r>
-        <w:t xml:space="preserve">- </w:t>
-      </w:r>
-      <w:proofErr w:type="spellStart"/>
-      <w:r>
-        <w:t>resolution_mode</w:t>
-      </w:r>
-      <w:proofErr w:type="spellEnd"/>
-      <w:r>
-        <w:t xml:space="preserve"> deve essere coerente con il conflitto risolto</w:t>
-      </w:r>
-    </w:p>
-    <w:p>
-      <w:pPr>
-        <w:pStyle w:val="Paragrafoelenco"/>
-      </w:pPr>
-    </w:p>
-    <w:p>
-      <w:pPr>
-        <w:pStyle w:val="Paragrafoelenco"/>
-      </w:pPr>
-      <w:r>
-        <w:t xml:space="preserve">Valori attesi di </w:t>
-      </w:r>
-      <w:proofErr w:type="spellStart"/>
-      <w:r>
-        <w:t>resolution_mode</w:t>
-      </w:r>
-      <w:proofErr w:type="spellEnd"/>
-      <w:r>
-        <w:t xml:space="preserve"> lato output Gemini:</w:t>
-      </w:r>
-    </w:p>
-    <w:p>
-      <w:pPr>
-        <w:pStyle w:val="Paragrafoelenco"/>
-        <w:rPr>
-          <w:lang w:val="en-US"/>
-        </w:rPr>
-      </w:pPr>
-      <w:r>
-        <w:rPr>
-          <w:lang w:val="en-US"/>
-        </w:rPr>
-        <w:t>- match_match_conflict_resolved</w:t>
-      </w:r>
-    </w:p>
-    <w:p>
-      <w:pPr>
-        <w:pStyle w:val="Paragrafoelenco"/>
-        <w:rPr>
-          <w:lang w:val="en-US"/>
-        </w:rPr>
-      </w:pPr>
-      <w:r>
-        <w:rPr>
-          <w:lang w:val="en-US"/>
-        </w:rPr>
-        <w:t>- match_no_match_conflict_resolved</w:t>
-      </w:r>
-    </w:p>
-    <w:p>
-      <w:pPr>
-        <w:pStyle w:val="Paragrafoelenco"/>
-      </w:pPr>
-      <w:r>
-        <w:t xml:space="preserve">- </w:t>
-      </w:r>
-      <w:proofErr w:type="spellStart"/>
-      <w:r>
-        <w:t>no_credible_candidate</w:t>
-      </w:r>
-      <w:proofErr w:type="spellEnd"/>
-    </w:p>
-    <w:p>
-      <w:pPr>
-        <w:pStyle w:val="Paragrafoelenco"/>
-      </w:pPr>
-      <w:r>
-        <w:t xml:space="preserve">- </w:t>
-      </w:r>
-      <w:proofErr w:type="spellStart"/>
-      <w:r>
-        <w:t>ambiguous_candidates</w:t>
-      </w:r>
-      <w:proofErr w:type="spellEnd"/>
-    </w:p>
-    <w:p>
-      <w:pPr>
-        <w:pStyle w:val="Paragrafoelenco"/>
-      </w:pPr>
-    </w:p>
-    <w:p>
-      <w:pPr>
-        <w:pStyle w:val="Paragrafoelenco"/>
-      </w:pPr>
-      <w:r>
-        <w:t>==================================================</w:t>
-      </w:r>
-    </w:p>
-    <w:p>
-      <w:pPr>
-        <w:pStyle w:val="Paragrafoelenco"/>
-      </w:pPr>
-      <w:r>
-        <w:t>INPUT ATTESO DAL JUDGE GEMINI</w:t>
-      </w:r>
-    </w:p>
-    <w:p>
-      <w:pPr>
-        <w:pStyle w:val="Paragrafoelenco"/>
-      </w:pPr>
-      <w:r>
-        <w:t>==================================================</w:t>
-      </w:r>
-    </w:p>
-    <w:p>
-      <w:pPr>
-        <w:pStyle w:val="Paragrafoelenco"/>
-      </w:pPr>
-    </w:p>
-    <w:p>
-      <w:pPr>
-        <w:pStyle w:val="Paragrafoelenco"/>
-      </w:pPr>
-      <w:r>
-        <w:t xml:space="preserve">Aggiorna il prompt builder del </w:t>
-      </w:r>
-      <w:proofErr w:type="spellStart"/>
-      <w:r>
-        <w:t>judge</w:t>
-      </w:r>
-      <w:proofErr w:type="spellEnd"/>
-      <w:r>
-        <w:t xml:space="preserve"> in modo che Gemini riceva queste sezioni:</w:t>
-      </w:r>
-    </w:p>
-    <w:p>
-      <w:pPr>
-        <w:pStyle w:val="Paragrafoelenco"/>
-      </w:pPr>
-    </w:p>
-    <w:p>
-      <w:pPr>
-        <w:pStyle w:val="Paragrafoelenco"/>
-      </w:pPr>
-      <w:r>
-        <w:t>1. HISTORICAL MDR RECORD</w:t>
+        <w:t>1. modifica i prompt</w:t>
+      </w:r>
+    </w:p>
+    <w:p>
+      <w:pPr>
+        <w:pStyle w:val="Paragrafoelenco"/>
+      </w:pPr>
+      <w:r>
+        <w:t>2. modifica i builder dei prompt</w:t>
+      </w:r>
+    </w:p>
+    <w:p>
+      <w:pPr>
+        <w:pStyle w:val="Paragrafoelenco"/>
+      </w:pPr>
+      <w:r>
+        <w:t xml:space="preserve">3. modifica schema / parser / </w:t>
+      </w:r>
+      <w:proofErr w:type="spellStart"/>
+      <w:r>
+        <w:t>validator</w:t>
+      </w:r>
+      <w:proofErr w:type="spellEnd"/>
+      <w:r>
+        <w:t xml:space="preserve"> output</w:t>
+      </w:r>
+    </w:p>
+    <w:p>
+      <w:pPr>
+        <w:pStyle w:val="Paragrafoelenco"/>
+      </w:pPr>
+      <w:r>
+        <w:t>4. mostrami i file cambiati</w:t>
+      </w:r>
+    </w:p>
+    <w:p>
+      <w:pPr>
+        <w:pStyle w:val="Paragrafoelenco"/>
+      </w:pPr>
+      <w:r>
+        <w:t>5. spiegami le assunzioni che hai fatto</w:t>
+      </w:r>
+    </w:p>
+    <w:p>
+      <w:pPr>
+        <w:pStyle w:val="Paragrafoelenco"/>
+      </w:pPr>
+      <w:r>
+        <w:t>6. mostrami gli esempi finali di JSON output per:</w:t>
+      </w:r>
+    </w:p>
+    <w:p>
+      <w:pPr>
+        <w:pStyle w:val="Paragrafoelenco"/>
+      </w:pPr>
+      <w:r>
+        <w:t xml:space="preserve">   - agent1_gpt</w:t>
+      </w:r>
+    </w:p>
+    <w:p>
+      <w:pPr>
+        <w:pStyle w:val="Paragrafoelenco"/>
+      </w:pPr>
+      <w:r>
+        <w:t xml:space="preserve">   - agent2_claude</w:t>
       </w:r>
     </w:p>
     <w:p>
@@ -13351,979 +15302,6 @@
       </w:r>
       <w:proofErr w:type="spellStart"/>
       <w:r>
-        <w:t>Document_title</w:t>
-      </w:r>
-      <w:proofErr w:type="spellEnd"/>
-    </w:p>
-    <w:p>
-      <w:pPr>
-        <w:pStyle w:val="Paragrafoelenco"/>
-      </w:pPr>
-      <w:r>
-        <w:t xml:space="preserve">   - </w:t>
-      </w:r>
-      <w:proofErr w:type="spellStart"/>
-      <w:r>
-        <w:t>Discipline_Normalized</w:t>
-      </w:r>
-      <w:proofErr w:type="spellEnd"/>
-    </w:p>
-    <w:p>
-      <w:pPr>
-        <w:pStyle w:val="Paragrafoelenco"/>
-      </w:pPr>
-      <w:r>
-        <w:t xml:space="preserve">   - </w:t>
-      </w:r>
-      <w:proofErr w:type="spellStart"/>
-      <w:r>
-        <w:t>Discipline_Status</w:t>
-      </w:r>
-      <w:proofErr w:type="spellEnd"/>
-    </w:p>
-    <w:p>
-      <w:pPr>
-        <w:pStyle w:val="Paragrafoelenco"/>
-      </w:pPr>
-      <w:r>
-        <w:lastRenderedPageBreak/>
-        <w:t xml:space="preserve">   - Type_L1</w:t>
-      </w:r>
-    </w:p>
-    <w:p>
-      <w:pPr>
-        <w:pStyle w:val="Paragrafoelenco"/>
-      </w:pPr>
-      <w:r>
-        <w:t xml:space="preserve">   - Type_L1_Status</w:t>
-      </w:r>
-    </w:p>
-    <w:p>
-      <w:pPr>
-        <w:pStyle w:val="Paragrafoelenco"/>
-      </w:pPr>
-      <w:r>
-        <w:t xml:space="preserve">   - Type_L2</w:t>
-      </w:r>
-    </w:p>
-    <w:p>
-      <w:pPr>
-        <w:pStyle w:val="Paragrafoelenco"/>
-      </w:pPr>
-      <w:r>
-        <w:t xml:space="preserve">   - Type_L2_Status</w:t>
-      </w:r>
-    </w:p>
-    <w:p>
-      <w:pPr>
-        <w:pStyle w:val="Paragrafoelenco"/>
-      </w:pPr>
-      <w:r>
-        <w:t xml:space="preserve">   - Type_L3</w:t>
-      </w:r>
-    </w:p>
-    <w:p>
-      <w:pPr>
-        <w:pStyle w:val="Paragrafoelenco"/>
-        <w:rPr>
-          <w:lang w:val="en-US"/>
-        </w:rPr>
-      </w:pPr>
-      <w:r>
-        <w:t xml:space="preserve">   </w:t>
-      </w:r>
-      <w:r>
-        <w:rPr>
-          <w:lang w:val="en-US"/>
-        </w:rPr>
-        <w:t>- Type_L3_Status</w:t>
-      </w:r>
-    </w:p>
-    <w:p>
-      <w:pPr>
-        <w:pStyle w:val="Paragrafoelenco"/>
-        <w:rPr>
-          <w:lang w:val="en-US"/>
-        </w:rPr>
-      </w:pPr>
-    </w:p>
-    <w:p>
-      <w:pPr>
-        <w:pStyle w:val="Paragrafoelenco"/>
-        <w:rPr>
-          <w:lang w:val="en-US"/>
-        </w:rPr>
-      </w:pPr>
-      <w:r>
-        <w:rPr>
-          <w:lang w:val="en-US"/>
-        </w:rPr>
-        <w:t>2. DISAGREEMENT TYPE</w:t>
-      </w:r>
-    </w:p>
-    <w:p>
-      <w:pPr>
-        <w:pStyle w:val="Paragrafoelenco"/>
-        <w:rPr>
-          <w:lang w:val="en-US"/>
-        </w:rPr>
-      </w:pPr>
-      <w:r>
-        <w:rPr>
-          <w:lang w:val="en-US"/>
-        </w:rPr>
-        <w:t xml:space="preserve">   - match_match_conflict</w:t>
-      </w:r>
-    </w:p>
-    <w:p>
-      <w:pPr>
-        <w:pStyle w:val="Paragrafoelenco"/>
-        <w:rPr>
-          <w:lang w:val="en-US"/>
-        </w:rPr>
-      </w:pPr>
-      <w:r>
-        <w:rPr>
-          <w:lang w:val="en-US"/>
-        </w:rPr>
-        <w:t xml:space="preserve">   - match_no_match_conflict</w:t>
-      </w:r>
-    </w:p>
-    <w:p>
-      <w:pPr>
-        <w:pStyle w:val="Paragrafoelenco"/>
-        <w:rPr>
-          <w:lang w:val="en-US"/>
-        </w:rPr>
-      </w:pPr>
-    </w:p>
-    <w:p>
-      <w:pPr>
-        <w:pStyle w:val="Paragrafoelenco"/>
-        <w:rPr>
-          <w:lang w:val="en-US"/>
-        </w:rPr>
-      </w:pPr>
-      <w:r>
-        <w:rPr>
-          <w:lang w:val="en-US"/>
-        </w:rPr>
-        <w:t>3. AGENT DECISIONS</w:t>
-      </w:r>
-    </w:p>
-    <w:p>
-      <w:pPr>
-        <w:pStyle w:val="Paragrafoelenco"/>
-        <w:rPr>
-          <w:lang w:val="en-US"/>
-        </w:rPr>
-      </w:pPr>
-      <w:r>
-        <w:rPr>
-          <w:lang w:val="en-US"/>
-        </w:rPr>
-        <w:t xml:space="preserve">   - GPT decision</w:t>
-      </w:r>
-    </w:p>
-    <w:p>
-      <w:pPr>
-        <w:pStyle w:val="Paragrafoelenco"/>
-        <w:rPr>
-          <w:lang w:val="en-US"/>
-        </w:rPr>
-      </w:pPr>
-      <w:r>
-        <w:rPr>
-          <w:lang w:val="en-US"/>
-        </w:rPr>
-        <w:t xml:space="preserve">   - Claude decision</w:t>
-      </w:r>
-    </w:p>
-    <w:p>
-      <w:pPr>
-        <w:pStyle w:val="Paragrafoelenco"/>
-        <w:rPr>
-          <w:lang w:val="en-US"/>
-        </w:rPr>
-      </w:pPr>
-    </w:p>
-    <w:p>
-      <w:pPr>
-        <w:pStyle w:val="Paragrafoelenco"/>
-        <w:rPr>
-          <w:lang w:val="en-US"/>
-        </w:rPr>
-      </w:pPr>
-      <w:r>
-        <w:rPr>
-          <w:lang w:val="en-US"/>
-        </w:rPr>
-        <w:t>4. AGENT TOP CANDIDATES</w:t>
-      </w:r>
-    </w:p>
-    <w:p>
-      <w:pPr>
-        <w:pStyle w:val="Paragrafoelenco"/>
-        <w:rPr>
-          <w:lang w:val="en-US"/>
-        </w:rPr>
-      </w:pPr>
-      <w:r>
-        <w:rPr>
-          <w:lang w:val="en-US"/>
-        </w:rPr>
-        <w:t xml:space="preserve">   - top3 GPT</w:t>
-      </w:r>
-    </w:p>
-    <w:p>
-      <w:pPr>
-        <w:pStyle w:val="Paragrafoelenco"/>
-      </w:pPr>
-      <w:r>
-        <w:rPr>
-          <w:lang w:val="en-US"/>
-        </w:rPr>
-        <w:t xml:space="preserve">   </w:t>
-      </w:r>
-      <w:r>
-        <w:t>- top3 Claude</w:t>
-      </w:r>
-    </w:p>
-    <w:p>
-      <w:pPr>
-        <w:pStyle w:val="Paragrafoelenco"/>
-      </w:pPr>
-    </w:p>
-    <w:p>
-      <w:pPr>
-        <w:pStyle w:val="Paragrafoelenco"/>
-      </w:pPr>
-      <w:r>
-        <w:t>5. FULL TOP50 CANDIDATES</w:t>
-      </w:r>
-    </w:p>
-    <w:p>
-      <w:pPr>
-        <w:pStyle w:val="Paragrafoelenco"/>
-      </w:pPr>
-      <w:r>
-        <w:t xml:space="preserve">   - lista completa dei 50 candidati</w:t>
-      </w:r>
-    </w:p>
-    <w:p>
-      <w:pPr>
-        <w:pStyle w:val="Paragrafoelenco"/>
-      </w:pPr>
-    </w:p>
-    <w:p>
-      <w:pPr>
-        <w:pStyle w:val="Paragrafoelenco"/>
-      </w:pPr>
-      <w:r>
-        <w:t>Il prompt deve rendere esplicito che:</w:t>
-      </w:r>
-    </w:p>
-    <w:p>
-      <w:pPr>
-        <w:pStyle w:val="Paragrafoelenco"/>
-      </w:pPr>
-      <w:r>
-        <w:t>- i top3 agenti sono il focus principale</w:t>
-      </w:r>
-    </w:p>
-    <w:p>
-      <w:pPr>
-        <w:pStyle w:val="Paragrafoelenco"/>
-      </w:pPr>
-      <w:r>
-        <w:t>- i top50 servono per verificare se esiste un candidato migliore sfuggito ai due agenti</w:t>
-      </w:r>
-    </w:p>
-    <w:p>
-      <w:pPr>
-        <w:pStyle w:val="Paragrafoelenco"/>
-      </w:pPr>
-    </w:p>
-    <w:p>
-      <w:pPr>
-        <w:pStyle w:val="Paragrafoelenco"/>
-      </w:pPr>
-      <w:r>
-        <w:t>==================================================</w:t>
-      </w:r>
-    </w:p>
-    <w:p>
-      <w:pPr>
-        <w:pStyle w:val="Paragrafoelenco"/>
-      </w:pPr>
-      <w:r>
-        <w:t>RICHIESTE SUL REFACTOR</w:t>
-      </w:r>
-    </w:p>
-    <w:p>
-      <w:pPr>
-        <w:pStyle w:val="Paragrafoelenco"/>
-      </w:pPr>
-      <w:r>
-        <w:t>==================================================</w:t>
-      </w:r>
-    </w:p>
-    <w:p>
-      <w:pPr>
-        <w:pStyle w:val="Paragrafoelenco"/>
-      </w:pPr>
-    </w:p>
-    <w:p>
-      <w:pPr>
-        <w:pStyle w:val="Paragrafoelenco"/>
-      </w:pPr>
-      <w:r>
-        <w:t>Voglio che tu:</w:t>
-      </w:r>
-    </w:p>
-    <w:p>
-      <w:pPr>
-        <w:pStyle w:val="Paragrafoelenco"/>
-      </w:pPr>
-    </w:p>
-    <w:p>
-      <w:pPr>
-        <w:pStyle w:val="Paragrafoelenco"/>
-      </w:pPr>
-      <w:r>
-        <w:t>1. individui i file che definiscono:</w:t>
-      </w:r>
-    </w:p>
-    <w:p>
-      <w:pPr>
-        <w:pStyle w:val="Paragrafoelenco"/>
-        <w:rPr>
-          <w:lang w:val="en-US"/>
-        </w:rPr>
-      </w:pPr>
-      <w:r>
-        <w:t xml:space="preserve">   </w:t>
-      </w:r>
-      <w:r>
-        <w:rPr>
-          <w:lang w:val="en-US"/>
-        </w:rPr>
-        <w:t>- system prompt GPT</w:t>
-      </w:r>
-    </w:p>
-    <w:p>
-      <w:pPr>
-        <w:pStyle w:val="Paragrafoelenco"/>
-        <w:rPr>
-          <w:lang w:val="en-US"/>
-        </w:rPr>
-      </w:pPr>
-      <w:r>
-        <w:rPr>
-          <w:lang w:val="en-US"/>
-        </w:rPr>
-        <w:t xml:space="preserve">   - system prompt Claude</w:t>
-      </w:r>
-    </w:p>
-    <w:p>
-      <w:pPr>
-        <w:pStyle w:val="Paragrafoelenco"/>
-      </w:pPr>
-      <w:r>
-        <w:rPr>
-          <w:lang w:val="en-US"/>
-        </w:rPr>
-        <w:t xml:space="preserve">   </w:t>
-      </w:r>
-      <w:r>
-        <w:t>- system prompt Gemini</w:t>
-      </w:r>
-    </w:p>
-    <w:p>
-      <w:pPr>
-        <w:pStyle w:val="Paragrafoelenco"/>
-      </w:pPr>
-      <w:r>
-        <w:t xml:space="preserve">   - </w:t>
-      </w:r>
-      <w:proofErr w:type="spellStart"/>
-      <w:r>
-        <w:t>build_user_prompt</w:t>
-      </w:r>
-      <w:proofErr w:type="spellEnd"/>
-      <w:r>
-        <w:t>() dei tre agenti</w:t>
-      </w:r>
-    </w:p>
-    <w:p>
-      <w:pPr>
-        <w:pStyle w:val="Paragrafoelenco"/>
-      </w:pPr>
-      <w:r>
-        <w:t xml:space="preserve">   - parser / </w:t>
-      </w:r>
-      <w:proofErr w:type="spellStart"/>
-      <w:r>
-        <w:t>validator</w:t>
-      </w:r>
-      <w:proofErr w:type="spellEnd"/>
-      <w:r>
-        <w:t xml:space="preserve"> degli output JSON</w:t>
-      </w:r>
-    </w:p>
-    <w:p>
-      <w:pPr>
-        <w:pStyle w:val="Paragrafoelenco"/>
-      </w:pPr>
-      <w:r>
-        <w:t xml:space="preserve">   - eventuali modelli </w:t>
-      </w:r>
-      <w:proofErr w:type="spellStart"/>
-      <w:r>
-        <w:t>typed</w:t>
-      </w:r>
-      <w:proofErr w:type="spellEnd"/>
-      <w:r>
-        <w:t xml:space="preserve"> / </w:t>
-      </w:r>
-      <w:proofErr w:type="spellStart"/>
-      <w:r>
-        <w:t>dataclass</w:t>
-      </w:r>
-      <w:proofErr w:type="spellEnd"/>
-      <w:r>
-        <w:t xml:space="preserve"> / </w:t>
-      </w:r>
-      <w:proofErr w:type="spellStart"/>
-      <w:r>
-        <w:t>pydantic</w:t>
-      </w:r>
-      <w:proofErr w:type="spellEnd"/>
-    </w:p>
-    <w:p>
-      <w:pPr>
-        <w:pStyle w:val="Paragrafoelenco"/>
-      </w:pPr>
-    </w:p>
-    <w:p>
-      <w:pPr>
-        <w:pStyle w:val="Paragrafoelenco"/>
-      </w:pPr>
-      <w:r>
-        <w:t>2. aggiorni i prompt senza cambiare altre parti fuori scope</w:t>
-      </w:r>
-    </w:p>
-    <w:p>
-      <w:pPr>
-        <w:pStyle w:val="Paragrafoelenco"/>
-      </w:pPr>
-    </w:p>
-    <w:p>
-      <w:pPr>
-        <w:pStyle w:val="Paragrafoelenco"/>
-      </w:pPr>
-      <w:r>
-        <w:t>3. aggiorni i modelli dati in modo che supportino:</w:t>
-      </w:r>
-    </w:p>
-    <w:p>
-      <w:pPr>
-        <w:pStyle w:val="Paragrafoelenco"/>
-      </w:pPr>
-      <w:r>
-        <w:t xml:space="preserve">   - </w:t>
-      </w:r>
-      <w:proofErr w:type="spellStart"/>
-      <w:r>
-        <w:t>top_candidates</w:t>
-      </w:r>
-      <w:proofErr w:type="spellEnd"/>
-      <w:r>
-        <w:t xml:space="preserve"> per GPT e Claude</w:t>
-      </w:r>
-    </w:p>
-    <w:p>
-      <w:pPr>
-        <w:pStyle w:val="Paragrafoelenco"/>
-      </w:pPr>
-      <w:r>
-        <w:t xml:space="preserve">   - </w:t>
-      </w:r>
-      <w:proofErr w:type="spellStart"/>
-      <w:r>
-        <w:t>resolution_mode</w:t>
-      </w:r>
-      <w:proofErr w:type="spellEnd"/>
-      <w:r>
-        <w:t xml:space="preserve"> per Gemini</w:t>
-      </w:r>
-    </w:p>
-    <w:p>
-      <w:pPr>
-        <w:pStyle w:val="Paragrafoelenco"/>
-      </w:pPr>
-    </w:p>
-    <w:p>
-      <w:pPr>
-        <w:pStyle w:val="Paragrafoelenco"/>
-      </w:pPr>
-      <w:r>
-        <w:t xml:space="preserve">4. aggiorni eventuali parser JSON o </w:t>
-      </w:r>
-      <w:proofErr w:type="spellStart"/>
-      <w:r>
-        <w:t>validator</w:t>
-      </w:r>
-      <w:proofErr w:type="spellEnd"/>
-    </w:p>
-    <w:p>
-      <w:pPr>
-        <w:pStyle w:val="Paragrafoelenco"/>
-      </w:pPr>
-    </w:p>
-    <w:p>
-      <w:pPr>
-        <w:pStyle w:val="Paragrafoelenco"/>
-      </w:pPr>
-      <w:r>
-        <w:t>5. aggiorni eventuali test esistenti</w:t>
-      </w:r>
-    </w:p>
-    <w:p>
-      <w:pPr>
-        <w:pStyle w:val="Paragrafoelenco"/>
-      </w:pPr>
-    </w:p>
-    <w:p>
-      <w:pPr>
-        <w:pStyle w:val="Paragrafoelenco"/>
-      </w:pPr>
-      <w:r>
-        <w:t>==================================================</w:t>
-      </w:r>
-    </w:p>
-    <w:p>
-      <w:pPr>
-        <w:pStyle w:val="Paragrafoelenco"/>
-      </w:pPr>
-      <w:r>
-        <w:t>RICHIESTE IMPORTANTI</w:t>
-      </w:r>
-    </w:p>
-    <w:p>
-      <w:pPr>
-        <w:pStyle w:val="Paragrafoelenco"/>
-      </w:pPr>
-      <w:r>
-        <w:t>==================================================</w:t>
-      </w:r>
-    </w:p>
-    <w:p>
-      <w:pPr>
-        <w:pStyle w:val="Paragrafoelenco"/>
-      </w:pPr>
-    </w:p>
-    <w:p>
-      <w:pPr>
-        <w:pStyle w:val="Paragrafoelenco"/>
-      </w:pPr>
-      <w:r>
-        <w:t xml:space="preserve">- non cambiare la logica DB o lo script </w:t>
-      </w:r>
-      <w:proofErr w:type="spellStart"/>
-      <w:r>
-        <w:t>judge</w:t>
-      </w:r>
-      <w:proofErr w:type="spellEnd"/>
-      <w:r>
-        <w:t xml:space="preserve"> qui, salvo il minimo necessario per supportare i nuovi schema output</w:t>
-      </w:r>
-    </w:p>
-    <w:p>
-      <w:pPr>
-        <w:pStyle w:val="Paragrafoelenco"/>
-      </w:pPr>
-      <w:r>
-        <w:t>- non introdurre campi non richiesti</w:t>
-      </w:r>
-    </w:p>
-    <w:p>
-      <w:pPr>
-        <w:pStyle w:val="Paragrafoelenco"/>
-      </w:pPr>
-      <w:r>
-        <w:t>- non cambiare nomi di file o funzioni inutilmente</w:t>
-      </w:r>
-    </w:p>
-    <w:p>
-      <w:pPr>
-        <w:pStyle w:val="Paragrafoelenco"/>
-      </w:pPr>
-      <w:r>
-        <w:t>- mantieni il codice coerente con l’architettura attuale</w:t>
-      </w:r>
-    </w:p>
-    <w:p>
-      <w:pPr>
-        <w:pStyle w:val="Paragrafoelenco"/>
-      </w:pPr>
-      <w:r>
-        <w:t xml:space="preserve">- se esistono output schema </w:t>
-      </w:r>
-      <w:proofErr w:type="spellStart"/>
-      <w:r>
-        <w:t>hardcoded</w:t>
-      </w:r>
-      <w:proofErr w:type="spellEnd"/>
-      <w:r>
-        <w:t>, aggiornali</w:t>
-      </w:r>
-    </w:p>
-    <w:p>
-      <w:pPr>
-        <w:pStyle w:val="Paragrafoelenco"/>
-      </w:pPr>
-      <w:r>
-        <w:t>- se ci sono prompt duplicati o molto simili tra GPT e Claude, riusa il più possibile senza rompere il codice</w:t>
-      </w:r>
-    </w:p>
-    <w:p>
-      <w:pPr>
-        <w:pStyle w:val="Paragrafoelenco"/>
-      </w:pPr>
-      <w:r>
-        <w:t xml:space="preserve">- se serve, estrai </w:t>
-      </w:r>
-      <w:proofErr w:type="spellStart"/>
-      <w:r>
-        <w:t>helper</w:t>
-      </w:r>
-      <w:proofErr w:type="spellEnd"/>
-      <w:r>
-        <w:t xml:space="preserve"> comuni per il rendering di </w:t>
-      </w:r>
-      <w:proofErr w:type="spellStart"/>
-      <w:r>
-        <w:t>top_candidates</w:t>
-      </w:r>
-      <w:proofErr w:type="spellEnd"/>
-    </w:p>
-    <w:p>
-      <w:pPr>
-        <w:pStyle w:val="Paragrafoelenco"/>
-      </w:pPr>
-    </w:p>
-    <w:p>
-      <w:pPr>
-        <w:pStyle w:val="Paragrafoelenco"/>
-      </w:pPr>
-      <w:r>
-        <w:t>==================================================</w:t>
-      </w:r>
-    </w:p>
-    <w:p>
-      <w:pPr>
-        <w:pStyle w:val="Paragrafoelenco"/>
-      </w:pPr>
-      <w:r>
-        <w:t>CASI DI TEST DA COPRIRE</w:t>
-      </w:r>
-    </w:p>
-    <w:p>
-      <w:pPr>
-        <w:pStyle w:val="Paragrafoelenco"/>
-      </w:pPr>
-      <w:r>
-        <w:t>==================================================</w:t>
-      </w:r>
-    </w:p>
-    <w:p>
-      <w:pPr>
-        <w:pStyle w:val="Paragrafoelenco"/>
-      </w:pPr>
-    </w:p>
-    <w:p>
-      <w:pPr>
-        <w:pStyle w:val="Paragrafoelenco"/>
-      </w:pPr>
-      <w:r>
-        <w:t>Voglio almeno questi casi:</w:t>
-      </w:r>
-    </w:p>
-    <w:p>
-      <w:pPr>
-        <w:pStyle w:val="Paragrafoelenco"/>
-      </w:pPr>
-    </w:p>
-    <w:p>
-      <w:pPr>
-        <w:pStyle w:val="Paragrafoelenco"/>
-      </w:pPr>
-      <w:r>
-        <w:t>AGENT GPT/CLAUDE</w:t>
-      </w:r>
-    </w:p>
-    <w:p>
-      <w:pPr>
-        <w:pStyle w:val="Paragrafoelenco"/>
-        <w:rPr>
-          <w:lang w:val="en-US"/>
-        </w:rPr>
-      </w:pPr>
-      <w:r>
-        <w:rPr>
-          <w:lang w:val="en-US"/>
-        </w:rPr>
-        <w:t>1. MATCH con top_candidates[0] uguale a selected_titlekey</w:t>
-      </w:r>
-    </w:p>
-    <w:p>
-      <w:pPr>
-        <w:pStyle w:val="Paragrafoelenco"/>
-        <w:rPr>
-          <w:lang w:val="en-US"/>
-        </w:rPr>
-      </w:pPr>
-      <w:r>
-        <w:rPr>
-          <w:lang w:val="en-US"/>
-        </w:rPr>
-        <w:t>2. NO_MATCH con top_candidates vuoto</w:t>
-      </w:r>
-    </w:p>
-    <w:p>
-      <w:pPr>
-        <w:pStyle w:val="Paragrafoelenco"/>
-      </w:pPr>
-      <w:r>
-        <w:t xml:space="preserve">3. NO_MATCH con </w:t>
-      </w:r>
-      <w:proofErr w:type="spellStart"/>
-      <w:r>
-        <w:t>top_candidates</w:t>
-      </w:r>
-      <w:proofErr w:type="spellEnd"/>
-      <w:r>
-        <w:t xml:space="preserve"> presenti ma insufficienti</w:t>
-      </w:r>
-    </w:p>
-    <w:p>
-      <w:pPr>
-        <w:pStyle w:val="Paragrafoelenco"/>
-      </w:pPr>
-      <w:r>
-        <w:t xml:space="preserve">4. </w:t>
-      </w:r>
-      <w:proofErr w:type="spellStart"/>
-      <w:r>
-        <w:t>invalid</w:t>
-      </w:r>
-      <w:proofErr w:type="spellEnd"/>
-      <w:r>
-        <w:t xml:space="preserve"> output se </w:t>
-      </w:r>
-      <w:proofErr w:type="spellStart"/>
-      <w:r>
-        <w:t>rank</w:t>
-      </w:r>
-      <w:proofErr w:type="spellEnd"/>
-      <w:r>
-        <w:t xml:space="preserve"> non parte da 1 o se ci sono duplicati</w:t>
-      </w:r>
-    </w:p>
-    <w:p>
-      <w:pPr>
-        <w:pStyle w:val="Paragrafoelenco"/>
-      </w:pPr>
-    </w:p>
-    <w:p>
-      <w:pPr>
-        <w:pStyle w:val="Paragrafoelenco"/>
-        <w:rPr>
-          <w:lang w:val="en-US"/>
-        </w:rPr>
-      </w:pPr>
-      <w:r>
-        <w:rPr>
-          <w:lang w:val="en-US"/>
-        </w:rPr>
-        <w:t>JUDGE GEMINI</w:t>
-      </w:r>
-    </w:p>
-    <w:p>
-      <w:pPr>
-        <w:pStyle w:val="Paragrafoelenco"/>
-        <w:rPr>
-          <w:lang w:val="en-US"/>
-        </w:rPr>
-      </w:pPr>
-      <w:r>
-        <w:rPr>
-          <w:lang w:val="en-US"/>
-        </w:rPr>
-        <w:t>5. conflict MATCH vs MATCH</w:t>
-      </w:r>
-    </w:p>
-    <w:p>
-      <w:pPr>
-        <w:pStyle w:val="Paragrafoelenco"/>
-        <w:rPr>
-          <w:lang w:val="en-US"/>
-        </w:rPr>
-      </w:pPr>
-      <w:r>
-        <w:rPr>
-          <w:lang w:val="en-US"/>
-        </w:rPr>
-        <w:t>6. conflict MATCH vs NO_MATCH</w:t>
-      </w:r>
-    </w:p>
-    <w:p>
-      <w:pPr>
-        <w:pStyle w:val="Paragrafoelenco"/>
-        <w:rPr>
-          <w:lang w:val="en-US"/>
-        </w:rPr>
-      </w:pPr>
-      <w:r>
-        <w:rPr>
-          <w:lang w:val="en-US"/>
-        </w:rPr>
-        <w:t>7. valid output NO_MATCH con selected_titlekey = null</w:t>
-      </w:r>
-    </w:p>
-    <w:p>
-      <w:pPr>
-        <w:pStyle w:val="Paragrafoelenco"/>
-        <w:rPr>
-          <w:lang w:val="en-US"/>
-        </w:rPr>
-      </w:pPr>
-      <w:r>
-        <w:rPr>
-          <w:lang w:val="en-US"/>
-        </w:rPr>
-        <w:t>8. valid output MANUAL_REVIEW con selected_titlekey = null</w:t>
-      </w:r>
-    </w:p>
-    <w:p>
-      <w:pPr>
-        <w:pStyle w:val="Paragrafoelenco"/>
-        <w:rPr>
-          <w:lang w:val="en-US"/>
-        </w:rPr>
-      </w:pPr>
-    </w:p>
-    <w:p>
-      <w:pPr>
-        <w:pStyle w:val="Paragrafoelenco"/>
-      </w:pPr>
-      <w:r>
-        <w:t>==================================================</w:t>
-      </w:r>
-    </w:p>
-    <w:p>
-      <w:pPr>
-        <w:pStyle w:val="Paragrafoelenco"/>
-      </w:pPr>
-      <w:r>
-        <w:t>OUTPUT ATTESO DA TE</w:t>
-      </w:r>
-    </w:p>
-    <w:p>
-      <w:pPr>
-        <w:pStyle w:val="Paragrafoelenco"/>
-      </w:pPr>
-      <w:r>
-        <w:t>==================================================</w:t>
-      </w:r>
-    </w:p>
-    <w:p>
-      <w:pPr>
-        <w:pStyle w:val="Paragrafoelenco"/>
-      </w:pPr>
-    </w:p>
-    <w:p>
-      <w:pPr>
-        <w:pStyle w:val="Paragrafoelenco"/>
-      </w:pPr>
-      <w:r>
-        <w:t>1. modifica i prompt</w:t>
-      </w:r>
-    </w:p>
-    <w:p>
-      <w:pPr>
-        <w:pStyle w:val="Paragrafoelenco"/>
-      </w:pPr>
-      <w:r>
-        <w:t>2. modifica i builder dei prompt</w:t>
-      </w:r>
-    </w:p>
-    <w:p>
-      <w:pPr>
-        <w:pStyle w:val="Paragrafoelenco"/>
-      </w:pPr>
-      <w:r>
-        <w:t xml:space="preserve">3. modifica schema / parser / </w:t>
-      </w:r>
-      <w:proofErr w:type="spellStart"/>
-      <w:r>
-        <w:t>validator</w:t>
-      </w:r>
-      <w:proofErr w:type="spellEnd"/>
-      <w:r>
-        <w:t xml:space="preserve"> output</w:t>
-      </w:r>
-    </w:p>
-    <w:p>
-      <w:pPr>
-        <w:pStyle w:val="Paragrafoelenco"/>
-      </w:pPr>
-      <w:r>
-        <w:t>4. mostrami i file cambiati</w:t>
-      </w:r>
-    </w:p>
-    <w:p>
-      <w:pPr>
-        <w:pStyle w:val="Paragrafoelenco"/>
-      </w:pPr>
-      <w:r>
-        <w:t>5. spiegami le assunzioni che hai fatto</w:t>
-      </w:r>
-    </w:p>
-    <w:p>
-      <w:pPr>
-        <w:pStyle w:val="Paragrafoelenco"/>
-      </w:pPr>
-      <w:r>
-        <w:t>6. mostrami gli esempi finali di JSON output per:</w:t>
-      </w:r>
-    </w:p>
-    <w:p>
-      <w:pPr>
-        <w:pStyle w:val="Paragrafoelenco"/>
-      </w:pPr>
-      <w:r>
-        <w:t xml:space="preserve">   - agent1_gpt</w:t>
-      </w:r>
-    </w:p>
-    <w:p>
-      <w:pPr>
-        <w:pStyle w:val="Paragrafoelenco"/>
-      </w:pPr>
-      <w:r>
-        <w:t xml:space="preserve">   - agent2_claude</w:t>
-      </w:r>
-    </w:p>
-    <w:p>
-      <w:pPr>
-        <w:pStyle w:val="Paragrafoelenco"/>
-      </w:pPr>
-      <w:r>
-        <w:t xml:space="preserve">   - </w:t>
-      </w:r>
-      <w:proofErr w:type="spellStart"/>
-      <w:r>
         <w:t>judge_gemini</w:t>
       </w:r>
       <w:proofErr w:type="spellEnd"/>
@@ -14336,6 +15314,7 @@
     <w:p>
       <w:pPr>
         <w:pStyle w:val="Paragrafoelenco"/>
+        <w:jc w:val="both"/>
       </w:pPr>
       <w:r>
         <w:t>Prima analizza i file esistenti e poi applica modifiche mirate.</w:t>
@@ -17293,4 +18272,16 @@
     </a:ext>
   </a:extLst>
 </a:theme>
+</file>
+
+<file path=customXml/item1.xml><?xml version="1.0" encoding="utf-8"?>
+<b:Sources xmlns:b="http://schemas.openxmlformats.org/officeDocument/2006/bibliography" xmlns="http://schemas.openxmlformats.org/officeDocument/2006/bibliography" SelectedStyle="\APASixthEditionOfficeOnline.xsl" StyleName="APA" Version="6"/>
+</file>
+
+<file path=customXml/itemProps1.xml><?xml version="1.0" encoding="utf-8"?>
+<ds:datastoreItem xmlns:ds="http://schemas.openxmlformats.org/officeDocument/2006/customXml" ds:itemID="{CC8B3586-1B32-4033-8F74-8F33D139A213}">
+  <ds:schemaRefs>
+    <ds:schemaRef ds:uri="http://schemas.openxmlformats.org/officeDocument/2006/bibliography"/>
+  </ds:schemaRefs>
+</ds:datastoreItem>
 </file>